--- a/02 - Documentação/Documento Principal.docx
+++ b/02 - Documentação/Documento Principal.docx
@@ -2,230 +2,6402 @@
 <file path=word/document.xml><?xml version="1.0" encoding="utf-8"?>
 <w:document xmlns:wpc="http://schemas.microsoft.com/office/word/2010/wordprocessingCanvas" xmlns:cx="http://schemas.microsoft.com/office/drawing/2014/chartex" xmlns:cx1="http://schemas.microsoft.com/office/drawing/2015/9/8/chartex" xmlns:cx2="http://schemas.microsoft.com/office/drawing/2015/10/21/chartex" xmlns:cx3="http://schemas.microsoft.com/office/drawing/2016/5/9/chartex" xmlns:cx4="http://schemas.microsoft.com/office/drawing/2016/5/10/chartex" xmlns:cx5="http://schemas.microsoft.com/office/drawing/2016/5/11/chartex" xmlns:cx6="http://schemas.microsoft.com/office/drawing/2016/5/12/chartex" xmlns:cx7="http://schemas.microsoft.com/office/drawing/2016/5/13/chartex" xmlns:cx8="http://schemas.microsoft.com/office/drawing/2016/5/14/chartex" xmlns:mc="http://schemas.openxmlformats.org/markup-compatibility/2006" xmlns:aink="http://schemas.microsoft.com/office/drawing/2016/ink" xmlns:am3d="http://schemas.microsoft.com/office/drawing/2017/model3d" xmlns:o="urn:schemas-microsoft-com:office:office" xmlns:oel="http://schemas.microsoft.com/office/2019/extlst" xmlns:r="http://schemas.openxmlformats.org/officeDocument/2006/relationships" xmlns:m="http://schemas.openxmlformats.org/officeDocument/2006/math" xmlns:v="urn:schemas-microsoft-com:vml" xmlns:wp14="http://schemas.microsoft.com/office/word/2010/wordprocessingDrawing" xmlns:wp="http://schemas.openxmlformats.org/drawingml/2006/wordprocessingDrawing" xmlns:w10="urn:schemas-microsoft-com:office:word" xmlns:w="http://schemas.openxmlformats.org/wordprocessingml/2006/main" xmlns:w14="http://schemas.microsoft.com/office/word/2010/wordml" xmlns:w15="http://schemas.microsoft.com/office/word/2012/wordml" xmlns:w16cex="http://schemas.microsoft.com/office/word/2018/wordml/cex" xmlns:w16cid="http://schemas.microsoft.com/office/word/2016/wordml/cid" xmlns:w16="http://schemas.microsoft.com/office/word/2018/wordml" xmlns:w16du="http://schemas.microsoft.com/office/word/2023/wordml/word16du" xmlns:w16sdtdh="http://schemas.microsoft.com/office/word/2020/wordml/sdtdatahash" xmlns:w16sdtfl="http://schemas.microsoft.com/office/word/2024/wordml/sdtformatlock" xmlns:w16se="http://schemas.microsoft.com/office/word/2015/wordml/symex" xmlns:wpg="http://schemas.microsoft.com/office/word/2010/wordprocessingGroup" xmlns:wpi="http://schemas.microsoft.com/office/word/2010/wordprocessingInk" xmlns:wne="http://schemas.microsoft.com/office/word/2006/wordml" xmlns:wps="http://schemas.microsoft.com/office/word/2010/wordprocessingShape" mc:Ignorable="w14 w15 w16se w16cid w16 w16cex w16sdtdh w16sdtfl w16du wp14">
   <w:body>
-    <w:p>
-      <w:pPr>
-        <w:rPr>
-          <w:b/>
-          <w:bCs/>
-        </w:rPr>
-      </w:pPr>
-      <w:r>
-        <w:rPr>
-          <w:b/>
-          <w:bCs/>
-        </w:rPr>
-        <w:t>Fluxo Principal do Usuário</w:t>
-      </w:r>
-    </w:p>
-    <w:p>
-      <w:r>
-        <w:t>O fluxo principal do Raízes App representa a jornada do cliente desde o acesso à aplicação até a confirmação da realização do pedido. O processo foi estruturado de forma a proporcionar uma sequência simples e intuitiva, permitindo que o cliente escolha a unidade, consulte o cardápio, selecione os produtos desejados e finalize seu pedido.</w:t>
-      </w:r>
-    </w:p>
-    <w:p>
-      <w:r>
-        <w:t>O fluxo principal é composto pelas seguintes etapas:</w:t>
-      </w:r>
+    <w:tbl>
+      <w:tblPr>
+        <w:tblW w:w="9506" w:type="dxa"/>
+        <w:tblBorders>
+          <w:top w:val="none" w:sz="0" w:space="0" w:color="FFFFFF"/>
+          <w:left w:val="none" w:sz="0" w:space="0" w:color="FFFFFF"/>
+          <w:bottom w:val="none" w:sz="0" w:space="0" w:color="FFFFFF"/>
+          <w:right w:val="none" w:sz="0" w:space="0" w:color="FFFFFF"/>
+          <w:insideH w:val="none" w:sz="0" w:space="0" w:color="FFFFFF"/>
+          <w:insideV w:val="none" w:sz="0" w:space="0" w:color="FFFFFF"/>
+        </w:tblBorders>
+        <w:tblCellMar>
+          <w:left w:w="10" w:type="dxa"/>
+          <w:right w:w="10" w:type="dxa"/>
+        </w:tblCellMar>
+        <w:tblLook w:val="0000" w:firstRow="0" w:lastRow="0" w:firstColumn="0" w:lastColumn="0" w:noHBand="0" w:noVBand="0"/>
+      </w:tblPr>
+      <w:tblGrid>
+        <w:gridCol w:w="7906"/>
+        <w:gridCol w:w="1600"/>
+      </w:tblGrid>
+      <w:tr>
+        <w:tc>
+          <w:tcPr>
+            <w:tcW w:w="7906" w:type="dxa"/>
+            <w:tcBorders>
+              <w:top w:val="none" w:sz="0" w:space="0" w:color="FFFFFF"/>
+              <w:left w:val="none" w:sz="0" w:space="0" w:color="FFFFFF"/>
+              <w:bottom w:val="none" w:sz="0" w:space="0" w:color="FFFFFF"/>
+              <w:right w:val="none" w:sz="0" w:space="0" w:color="FFFFFF"/>
+            </w:tcBorders>
+          </w:tcPr>
+          <w:p/>
+        </w:tc>
+        <w:tc>
+          <w:tcPr>
+            <w:tcW w:w="1600" w:type="dxa"/>
+            <w:tcBorders>
+              <w:top w:val="none" w:sz="0" w:space="0" w:color="FFFFFF"/>
+              <w:left w:val="none" w:sz="0" w:space="0" w:color="FFFFFF"/>
+              <w:bottom w:val="none" w:sz="0" w:space="0" w:color="FFFFFF"/>
+              <w:right w:val="none" w:sz="0" w:space="0" w:color="FFFFFF"/>
+            </w:tcBorders>
+            <w:shd w:val="clear" w:color="auto" w:fill="FBDCA0"/>
+            <w:tcMar>
+              <w:top w:w="100" w:type="dxa"/>
+              <w:bottom w:w="100" w:type="dxa"/>
+            </w:tcMar>
+          </w:tcPr>
+          <w:p>
+            <w:pPr>
+              <w:spacing w:after="0" w:line="240" w:lineRule="auto"/>
+              <w:jc w:val="center"/>
+            </w:pPr>
+            <w:r>
+              <w:rPr>
+                <w:rFonts w:ascii="Arial" w:eastAsia="Arial" w:hAnsi="Arial" w:cs="Arial"/>
+                <w:b/>
+                <w:bCs/>
+                <w:sz w:val="32"/>
+                <w:szCs w:val="32"/>
+              </w:rPr>
+              <w:t>ANO</w:t>
+            </w:r>
+          </w:p>
+          <w:p>
+            <w:pPr>
+              <w:spacing w:before="120" w:after="0" w:line="240" w:lineRule="auto"/>
+              <w:jc w:val="center"/>
+            </w:pPr>
+            <w:r>
+              <w:rPr>
+                <w:rFonts w:ascii="Arial" w:eastAsia="Arial" w:hAnsi="Arial" w:cs="Arial"/>
+                <w:b/>
+                <w:bCs/>
+                <w:sz w:val="32"/>
+                <w:szCs w:val="32"/>
+              </w:rPr>
+              <w:t>2026</w:t>
+            </w:r>
+          </w:p>
+        </w:tc>
+      </w:tr>
+    </w:tbl>
+    <w:p>
+      <w:pPr>
+        <w:spacing w:before="1700" w:after="500" w:line="240" w:lineRule="auto"/>
+        <w:jc w:val="center"/>
+      </w:pPr>
+      <w:r>
+        <w:rPr>
+          <w:noProof/>
+        </w:rPr>
+        <w:drawing>
+          <wp:inline distT="0" distB="0" distL="0" distR="0" wp14:anchorId="1A70A10E" wp14:editId="6DDF61B0">
+            <wp:extent cx="4000500" cy="2219325"/>
+            <wp:effectExtent l="0" t="0" r="0" b="0"/>
+            <wp:docPr id="9001" name="logo" descr="Logo UNINTER" title="Logo"/>
+            <wp:cNvGraphicFramePr>
+              <a:graphicFrameLocks xmlns:a="http://schemas.openxmlformats.org/drawingml/2006/main" noChangeAspect="1"/>
+            </wp:cNvGraphicFramePr>
+            <a:graphic xmlns:a="http://schemas.openxmlformats.org/drawingml/2006/main">
+              <a:graphicData uri="http://schemas.openxmlformats.org/drawingml/2006/picture">
+                <pic:pic xmlns:pic="http://schemas.openxmlformats.org/drawingml/2006/picture">
+                  <pic:nvPicPr>
+                    <pic:cNvPr id="0" name=""/>
+                    <pic:cNvPicPr>
+                      <a:picLocks noChangeAspect="1" noChangeArrowheads="1"/>
+                    </pic:cNvPicPr>
+                  </pic:nvPicPr>
+                  <pic:blipFill>
+                    <a:blip r:embed="rId7"/>
+                    <a:srcRect/>
+                    <a:stretch>
+                      <a:fillRect/>
+                    </a:stretch>
+                  </pic:blipFill>
+                  <pic:spPr bwMode="auto">
+                    <a:xfrm>
+                      <a:off x="0" y="0"/>
+                      <a:ext cx="4000500" cy="2219325"/>
+                    </a:xfrm>
+                    <a:prstGeom prst="rect">
+                      <a:avLst/>
+                    </a:prstGeom>
+                  </pic:spPr>
+                </pic:pic>
+              </a:graphicData>
+            </a:graphic>
+          </wp:inline>
+        </w:drawing>
+      </w:r>
+    </w:p>
+    <w:p>
+      <w:pPr>
+        <w:spacing w:before="200" w:after="700" w:line="240" w:lineRule="auto"/>
+        <w:jc w:val="center"/>
+      </w:pPr>
+      <w:r>
+        <w:rPr>
+          <w:rFonts w:ascii="Arial" w:eastAsia="Arial" w:hAnsi="Arial" w:cs="Arial"/>
+          <w:b/>
+          <w:bCs/>
+          <w:color w:val="13305F"/>
+          <w:sz w:val="56"/>
+          <w:szCs w:val="56"/>
+        </w:rPr>
+        <w:t>PROJETO MULTIDISCIPLINAR</w:t>
+      </w:r>
+    </w:p>
+    <w:p>
+      <w:pPr>
+        <w:spacing w:before="120" w:after="120" w:line="240" w:lineRule="auto"/>
+        <w:jc w:val="center"/>
+      </w:pPr>
+      <w:r>
+        <w:rPr>
+          <w:rFonts w:ascii="Arial" w:eastAsia="Arial" w:hAnsi="Arial" w:cs="Arial"/>
+          <w:b/>
+          <w:bCs/>
+          <w:color w:val="13305F"/>
+          <w:sz w:val="28"/>
+          <w:szCs w:val="28"/>
+        </w:rPr>
+        <w:t xml:space="preserve">Nome: </w:t>
+      </w:r>
+      <w:r>
+        <w:rPr>
+          <w:rFonts w:ascii="Arial" w:eastAsia="Arial" w:hAnsi="Arial" w:cs="Arial"/>
+          <w:color w:val="000000"/>
+          <w:sz w:val="28"/>
+          <w:szCs w:val="28"/>
+        </w:rPr>
+        <w:t>Gabriela Diniz Lopes</w:t>
+      </w:r>
+    </w:p>
+    <w:p>
+      <w:pPr>
+        <w:spacing w:before="120" w:after="120" w:line="240" w:lineRule="auto"/>
+        <w:jc w:val="center"/>
+      </w:pPr>
+      <w:r>
+        <w:rPr>
+          <w:rFonts w:ascii="Arial" w:eastAsia="Arial" w:hAnsi="Arial" w:cs="Arial"/>
+          <w:b/>
+          <w:bCs/>
+          <w:color w:val="13305F"/>
+          <w:sz w:val="28"/>
+          <w:szCs w:val="28"/>
+        </w:rPr>
+        <w:t xml:space="preserve">RU: </w:t>
+      </w:r>
+      <w:r>
+        <w:rPr>
+          <w:rFonts w:ascii="Arial" w:eastAsia="Arial" w:hAnsi="Arial" w:cs="Arial"/>
+          <w:color w:val="000000"/>
+          <w:sz w:val="28"/>
+          <w:szCs w:val="28"/>
+        </w:rPr>
+        <w:t>4027159</w:t>
+      </w:r>
+    </w:p>
+    <w:p>
+      <w:pPr>
+        <w:spacing w:before="120" w:after="120" w:line="240" w:lineRule="auto"/>
+        <w:jc w:val="center"/>
+      </w:pPr>
+      <w:r>
+        <w:rPr>
+          <w:rFonts w:ascii="Arial" w:eastAsia="Arial" w:hAnsi="Arial" w:cs="Arial"/>
+          <w:b/>
+          <w:bCs/>
+          <w:color w:val="13305F"/>
+          <w:sz w:val="28"/>
+          <w:szCs w:val="28"/>
+        </w:rPr>
+        <w:t xml:space="preserve">Polo: </w:t>
+      </w:r>
+      <w:r>
+        <w:rPr>
+          <w:rFonts w:ascii="Arial" w:eastAsia="Arial" w:hAnsi="Arial" w:cs="Arial"/>
+          <w:color w:val="000000"/>
+          <w:sz w:val="28"/>
+          <w:szCs w:val="28"/>
+        </w:rPr>
+        <w:t>Itaúna - MG</w:t>
+      </w:r>
+    </w:p>
+    <w:p>
+      <w:pPr>
+        <w:spacing w:before="1500" w:after="0" w:line="240" w:lineRule="auto"/>
+      </w:pPr>
+    </w:p>
+    <w:p>
+      <w:pPr>
+        <w:shd w:val="clear" w:color="auto" w:fill="13305F"/>
+        <w:spacing w:after="0" w:line="300" w:lineRule="auto"/>
+        <w:ind w:right="200"/>
+        <w:jc w:val="right"/>
+      </w:pPr>
+      <w:r>
+        <w:rPr>
+          <w:noProof/>
+        </w:rPr>
+        <w:drawing>
+          <wp:inline distT="0" distB="0" distL="0" distR="0" wp14:anchorId="58F6612C" wp14:editId="7EFABC75">
+            <wp:extent cx="5933746" cy="467961"/>
+            <wp:effectExtent l="0" t="0" r="0" b="8890"/>
+            <wp:docPr id="9002" name="wave" descr="Detalhe decorativo" title="Onda"/>
+            <wp:cNvGraphicFramePr>
+              <a:graphicFrameLocks xmlns:a="http://schemas.openxmlformats.org/drawingml/2006/main" noChangeAspect="1"/>
+            </wp:cNvGraphicFramePr>
+            <a:graphic xmlns:a="http://schemas.openxmlformats.org/drawingml/2006/main">
+              <a:graphicData uri="http://schemas.openxmlformats.org/drawingml/2006/picture">
+                <pic:pic xmlns:pic="http://schemas.openxmlformats.org/drawingml/2006/picture">
+                  <pic:nvPicPr>
+                    <pic:cNvPr id="0" name=""/>
+                    <pic:cNvPicPr>
+                      <a:picLocks noChangeAspect="1" noChangeArrowheads="1"/>
+                    </pic:cNvPicPr>
+                  </pic:nvPicPr>
+                  <pic:blipFill>
+                    <a:blip r:embed="rId8"/>
+                    <a:srcRect/>
+                    <a:stretch>
+                      <a:fillRect/>
+                    </a:stretch>
+                  </pic:blipFill>
+                  <pic:spPr bwMode="auto">
+                    <a:xfrm>
+                      <a:off x="0" y="0"/>
+                      <a:ext cx="6010787" cy="474037"/>
+                    </a:xfrm>
+                    <a:prstGeom prst="rect">
+                      <a:avLst/>
+                    </a:prstGeom>
+                  </pic:spPr>
+                </pic:pic>
+              </a:graphicData>
+            </a:graphic>
+          </wp:inline>
+        </w:drawing>
+      </w:r>
+      <w:r>
+        <w:rPr>
+          <w:rFonts w:ascii="Arial" w:eastAsia="Arial" w:hAnsi="Arial" w:cs="Arial"/>
+          <w:color w:val="FFFFFF"/>
+          <w:sz w:val="22"/>
+          <w:szCs w:val="22"/>
+        </w:rPr>
+        <w:t xml:space="preserve">Prof. Giuliano </w:t>
+      </w:r>
+      <w:proofErr w:type="spellStart"/>
+      <w:r>
+        <w:rPr>
+          <w:rFonts w:ascii="Arial" w:eastAsia="Arial" w:hAnsi="Arial" w:cs="Arial"/>
+          <w:color w:val="FFFFFF"/>
+          <w:sz w:val="22"/>
+          <w:szCs w:val="22"/>
+        </w:rPr>
+        <w:t>Lanes</w:t>
+      </w:r>
+      <w:proofErr w:type="spellEnd"/>
+      <w:r>
+        <w:rPr>
+          <w:rFonts w:ascii="Arial" w:eastAsia="Arial" w:hAnsi="Arial" w:cs="Arial"/>
+          <w:color w:val="FFFFFF"/>
+          <w:sz w:val="22"/>
+          <w:szCs w:val="22"/>
+        </w:rPr>
+        <w:t xml:space="preserve"> de Almeida, Esp.</w:t>
+      </w:r>
+    </w:p>
+    <w:p>
+      <w:pPr>
+        <w:shd w:val="clear" w:color="auto" w:fill="13305F"/>
+        <w:spacing w:after="0" w:line="300" w:lineRule="auto"/>
+        <w:ind w:right="200"/>
+        <w:jc w:val="right"/>
+      </w:pPr>
+      <w:r>
+        <w:rPr>
+          <w:rFonts w:ascii="Arial" w:eastAsia="Arial" w:hAnsi="Arial" w:cs="Arial"/>
+          <w:color w:val="FFFFFF"/>
+          <w:sz w:val="22"/>
+          <w:szCs w:val="22"/>
+        </w:rPr>
+        <w:t xml:space="preserve">Profa. Luciane </w:t>
+      </w:r>
+      <w:proofErr w:type="spellStart"/>
+      <w:r>
+        <w:rPr>
+          <w:rFonts w:ascii="Arial" w:eastAsia="Arial" w:hAnsi="Arial" w:cs="Arial"/>
+          <w:color w:val="FFFFFF"/>
+          <w:sz w:val="22"/>
+          <w:szCs w:val="22"/>
+        </w:rPr>
+        <w:t>Yanase</w:t>
+      </w:r>
+      <w:proofErr w:type="spellEnd"/>
+      <w:r>
+        <w:rPr>
+          <w:rFonts w:ascii="Arial" w:eastAsia="Arial" w:hAnsi="Arial" w:cs="Arial"/>
+          <w:color w:val="FFFFFF"/>
+          <w:sz w:val="22"/>
+          <w:szCs w:val="22"/>
+        </w:rPr>
+        <w:t xml:space="preserve"> </w:t>
+      </w:r>
+      <w:proofErr w:type="spellStart"/>
+      <w:r>
+        <w:rPr>
+          <w:rFonts w:ascii="Arial" w:eastAsia="Arial" w:hAnsi="Arial" w:cs="Arial"/>
+          <w:color w:val="FFFFFF"/>
+          <w:sz w:val="22"/>
+          <w:szCs w:val="22"/>
+        </w:rPr>
+        <w:t>Hibara</w:t>
+      </w:r>
+      <w:proofErr w:type="spellEnd"/>
+      <w:r>
+        <w:rPr>
+          <w:rFonts w:ascii="Arial" w:eastAsia="Arial" w:hAnsi="Arial" w:cs="Arial"/>
+          <w:color w:val="FFFFFF"/>
+          <w:sz w:val="22"/>
+          <w:szCs w:val="22"/>
+        </w:rPr>
+        <w:t xml:space="preserve"> Kanashiro, Me.</w:t>
+      </w:r>
+    </w:p>
+    <w:p>
+      <w:pPr>
+        <w:shd w:val="clear" w:color="auto" w:fill="13305F"/>
+        <w:spacing w:after="0" w:line="300" w:lineRule="auto"/>
+        <w:ind w:right="200"/>
+        <w:jc w:val="right"/>
+      </w:pPr>
+      <w:r>
+        <w:rPr>
+          <w:rFonts w:ascii="Arial" w:eastAsia="Arial" w:hAnsi="Arial" w:cs="Arial"/>
+          <w:color w:val="FFFFFF"/>
+          <w:sz w:val="22"/>
+          <w:szCs w:val="22"/>
+        </w:rPr>
+        <w:t>Prof. Rodrigo da Silva do Nascimento, Me.</w:t>
+      </w:r>
+    </w:p>
+    <w:p>
+      <w:pPr>
+        <w:shd w:val="clear" w:color="auto" w:fill="13305F"/>
+        <w:spacing w:after="0" w:line="300" w:lineRule="auto"/>
+        <w:ind w:right="200"/>
+        <w:jc w:val="right"/>
+        <w:rPr>
+          <w:lang w:val="en-US"/>
+        </w:rPr>
+        <w:sectPr>
+          <w:pgSz w:w="11906" w:h="16838"/>
+          <w:pgMar w:top="900" w:right="1200" w:bottom="0" w:left="1200" w:header="708" w:footer="0" w:gutter="0"/>
+          <w:cols w:space="720"/>
+          <w:docGrid w:linePitch="360"/>
+        </w:sectPr>
+      </w:pPr>
+      <w:r>
+        <w:rPr>
+          <w:rFonts w:ascii="Arial" w:eastAsia="Arial" w:hAnsi="Arial" w:cs="Arial"/>
+          <w:color w:val="FFFFFF"/>
+          <w:sz w:val="22"/>
+          <w:szCs w:val="22"/>
+          <w:lang w:val="en-US"/>
+        </w:rPr>
+        <w:t>Prof. Winston Sen Lun Fung, Me.</w:t>
+      </w:r>
+    </w:p>
+    <w:p>
+      <w:pPr>
+        <w:keepNext/>
+        <w:spacing w:after="360"/>
+        <w:jc w:val="center"/>
+      </w:pPr>
+      <w:r>
+        <w:rPr>
+          <w:b/>
+          <w:bCs/>
+          <w:sz w:val="28"/>
+          <w:szCs w:val="28"/>
+        </w:rPr>
+        <w:lastRenderedPageBreak/>
+        <w:t>SUMÁRIO</w:t>
+      </w:r>
+    </w:p>
+    <w:p>
+      <w:pPr>
+        <w:pStyle w:val="Sumrio1"/>
+      </w:pPr>
+      <w:r>
+        <w:fldChar w:fldCharType="begin"/>
+      </w:r>
+      <w:r>
+        <w:instrText xml:space="preserve"> TOC \o "1-2" \h \z \u </w:instrText>
+      </w:r>
+      <w:r>
+        <w:fldChar w:fldCharType="separate"/>
+      </w:r>
+      <w:hyperlink w:anchor="_Toc20260001" w:history="1">
+        <w:r>
+          <w:t>1. INTRODUÇÃO</w:t>
+        </w:r>
+        <w:r>
+          <w:tab/>
+        </w:r>
+        <w:r>
+          <w:fldChar w:fldCharType="begin"/>
+        </w:r>
+        <w:r>
+          <w:instrText xml:space="preserve"> PAGEREF _Toc20260001 \h </w:instrText>
+        </w:r>
+        <w:r>
+          <w:fldChar w:fldCharType="separate"/>
+        </w:r>
+        <w:r>
+          <w:t>3</w:t>
+        </w:r>
+        <w:r>
+          <w:fldChar w:fldCharType="end"/>
+        </w:r>
+      </w:hyperlink>
+    </w:p>
+    <w:p>
+      <w:pPr>
+        <w:pStyle w:val="Sumrio1"/>
+      </w:pPr>
+      <w:hyperlink w:anchor="_Toc20260002" w:history="1">
+        <w:r>
+          <w:t>2. OBJETIVOS</w:t>
+        </w:r>
+        <w:r>
+          <w:tab/>
+        </w:r>
+        <w:r>
+          <w:fldChar w:fldCharType="begin"/>
+        </w:r>
+        <w:r>
+          <w:instrText xml:space="preserve"> PAGEREF _Toc20260002 \h </w:instrText>
+        </w:r>
+        <w:r>
+          <w:fldChar w:fldCharType="separate"/>
+        </w:r>
+        <w:r>
+          <w:t>3</w:t>
+        </w:r>
+        <w:r>
+          <w:fldChar w:fldCharType="end"/>
+        </w:r>
+      </w:hyperlink>
+    </w:p>
+    <w:p>
+      <w:pPr>
+        <w:pStyle w:val="Sumrio2"/>
+      </w:pPr>
+      <w:hyperlink w:anchor="_Toc20260003" w:history="1">
+        <w:r>
+          <w:t>2.1 Objetivo geral</w:t>
+        </w:r>
+        <w:r>
+          <w:tab/>
+        </w:r>
+        <w:r>
+          <w:fldChar w:fldCharType="begin"/>
+        </w:r>
+        <w:r>
+          <w:instrText xml:space="preserve"> PAGEREF _Toc20260003 \h </w:instrText>
+        </w:r>
+        <w:r>
+          <w:fldChar w:fldCharType="separate"/>
+        </w:r>
+        <w:r>
+          <w:t>3</w:t>
+        </w:r>
+        <w:r>
+          <w:fldChar w:fldCharType="end"/>
+        </w:r>
+      </w:hyperlink>
+    </w:p>
+    <w:p>
+      <w:pPr>
+        <w:pStyle w:val="Sumrio2"/>
+      </w:pPr>
+      <w:hyperlink w:anchor="_Toc20260004" w:history="1">
+        <w:r>
+          <w:t>2.2 Objetivos específicos</w:t>
+        </w:r>
+        <w:r>
+          <w:tab/>
+        </w:r>
+        <w:r>
+          <w:fldChar w:fldCharType="begin"/>
+        </w:r>
+        <w:r>
+          <w:instrText xml:space="preserve"> PAGEREF _Toc20260004 \h </w:instrText>
+        </w:r>
+        <w:r>
+          <w:fldChar w:fldCharType="separate"/>
+        </w:r>
+        <w:r>
+          <w:t>3</w:t>
+        </w:r>
+        <w:r>
+          <w:fldChar w:fldCharType="end"/>
+        </w:r>
+      </w:hyperlink>
+    </w:p>
+    <w:p>
+      <w:pPr>
+        <w:pStyle w:val="Sumrio1"/>
+      </w:pPr>
+      <w:hyperlink w:anchor="_Toc20260005" w:history="1">
+        <w:r>
+          <w:t>3. ANÁLISE E REQUISITOS</w:t>
+        </w:r>
+        <w:r>
+          <w:tab/>
+        </w:r>
+        <w:r>
+          <w:fldChar w:fldCharType="begin"/>
+        </w:r>
+        <w:r>
+          <w:instrText xml:space="preserve"> PAGEREF _Toc20260005 \h </w:instrText>
+        </w:r>
+        <w:r>
+          <w:fldChar w:fldCharType="separate"/>
+        </w:r>
+        <w:r>
+          <w:t>4</w:t>
+        </w:r>
+        <w:r>
+          <w:fldChar w:fldCharType="end"/>
+        </w:r>
+      </w:hyperlink>
+    </w:p>
+    <w:p>
+      <w:pPr>
+        <w:pStyle w:val="Sumrio2"/>
+      </w:pPr>
+      <w:hyperlink w:anchor="_Toc20260006" w:history="1">
+        <w:r>
+          <w:t>3.1 Análise do problema</w:t>
+        </w:r>
+        <w:r>
+          <w:tab/>
+        </w:r>
+        <w:r>
+          <w:fldChar w:fldCharType="begin"/>
+        </w:r>
+        <w:r>
+          <w:instrText xml:space="preserve"> PAGEREF _Toc20260006 \h </w:instrText>
+        </w:r>
+        <w:r>
+          <w:fldChar w:fldCharType="separate"/>
+        </w:r>
+        <w:r>
+          <w:t>4</w:t>
+        </w:r>
+        <w:r>
+          <w:fldChar w:fldCharType="end"/>
+        </w:r>
+      </w:hyperlink>
+    </w:p>
+    <w:p>
+      <w:pPr>
+        <w:pStyle w:val="Sumrio2"/>
+      </w:pPr>
+      <w:hyperlink w:anchor="_Toc20260007" w:history="1">
+        <w:r>
+          <w:t>3.2 Requisitos funcionais</w:t>
+        </w:r>
+        <w:r>
+          <w:tab/>
+        </w:r>
+        <w:r>
+          <w:fldChar w:fldCharType="begin"/>
+        </w:r>
+        <w:r>
+          <w:instrText xml:space="preserve"> PAGEREF _Toc20260007 \h </w:instrText>
+        </w:r>
+        <w:r>
+          <w:fldChar w:fldCharType="separate"/>
+        </w:r>
+        <w:r>
+          <w:t>4</w:t>
+        </w:r>
+        <w:r>
+          <w:fldChar w:fldCharType="end"/>
+        </w:r>
+      </w:hyperlink>
+    </w:p>
+    <w:p>
+      <w:pPr>
+        <w:pStyle w:val="Sumrio2"/>
+      </w:pPr>
+      <w:hyperlink w:anchor="_Toc20260008" w:history="1">
+        <w:r>
+          <w:t>3.3 Requisitos não funcionais</w:t>
+        </w:r>
+        <w:r>
+          <w:tab/>
+        </w:r>
+        <w:r>
+          <w:fldChar w:fldCharType="begin"/>
+        </w:r>
+        <w:r>
+          <w:instrText xml:space="preserve"> PAGEREF _Toc20260008 \h </w:instrText>
+        </w:r>
+        <w:r>
+          <w:fldChar w:fldCharType="separate"/>
+        </w:r>
+        <w:r>
+          <w:t>8</w:t>
+        </w:r>
+        <w:r>
+          <w:fldChar w:fldCharType="end"/>
+        </w:r>
+      </w:hyperlink>
+    </w:p>
+    <w:p>
+      <w:pPr>
+        <w:pStyle w:val="Sumrio1"/>
+      </w:pPr>
+      <w:hyperlink w:anchor="_Toc20260009" w:history="1">
+        <w:r>
+          <w:t>4. ARQUITETURA DA SOLUÇÃO</w:t>
+        </w:r>
+        <w:r>
+          <w:tab/>
+        </w:r>
+        <w:r>
+          <w:fldChar w:fldCharType="begin"/>
+        </w:r>
+        <w:r>
+          <w:instrText xml:space="preserve"> PAGEREF _Toc20260009 \h </w:instrText>
+        </w:r>
+        <w:r>
+          <w:fldChar w:fldCharType="separate"/>
+        </w:r>
+        <w:r>
+          <w:t>8</w:t>
+        </w:r>
+        <w:r>
+          <w:fldChar w:fldCharType="end"/>
+        </w:r>
+      </w:hyperlink>
+    </w:p>
+    <w:p>
+      <w:pPr>
+        <w:pStyle w:val="Sumrio2"/>
+      </w:pPr>
+      <w:hyperlink w:anchor="_Toc20260010" w:history="1">
+        <w:r>
+          <w:t>4.1 Visão geral da arquitetura</w:t>
+        </w:r>
+        <w:r>
+          <w:tab/>
+        </w:r>
+        <w:r>
+          <w:fldChar w:fldCharType="begin"/>
+        </w:r>
+        <w:r>
+          <w:instrText xml:space="preserve"> PAGEREF _Toc20260010 \h </w:instrText>
+        </w:r>
+        <w:r>
+          <w:fldChar w:fldCharType="separate"/>
+        </w:r>
+        <w:r>
+          <w:t>8</w:t>
+        </w:r>
+        <w:r>
+          <w:fldChar w:fldCharType="end"/>
+        </w:r>
+      </w:hyperlink>
+    </w:p>
+    <w:p>
+      <w:pPr>
+        <w:pStyle w:val="Sumrio2"/>
+      </w:pPr>
+      <w:hyperlink w:anchor="_Toc20260011" w:history="1">
+        <w:r>
+          <w:t>4.2 Tecnologias utilizadas</w:t>
+        </w:r>
+        <w:r>
+          <w:tab/>
+        </w:r>
+        <w:r>
+          <w:fldChar w:fldCharType="begin"/>
+        </w:r>
+        <w:r>
+          <w:instrText xml:space="preserve"> PAGEREF _Toc20260011 \h </w:instrText>
+        </w:r>
+        <w:r>
+          <w:fldChar w:fldCharType="separate"/>
+        </w:r>
+        <w:r>
+          <w:t>9</w:t>
+        </w:r>
+        <w:r>
+          <w:fldChar w:fldCharType="end"/>
+        </w:r>
+      </w:hyperlink>
+    </w:p>
+    <w:p>
+      <w:pPr>
+        <w:pStyle w:val="Sumrio2"/>
+      </w:pPr>
+      <w:hyperlink w:anchor="_Toc20260012" w:history="1">
+        <w:r>
+          <w:t>4.3 Estrutura do banco de dados</w:t>
+        </w:r>
+        <w:r>
+          <w:tab/>
+        </w:r>
+        <w:r>
+          <w:fldChar w:fldCharType="begin"/>
+        </w:r>
+        <w:r>
+          <w:instrText xml:space="preserve"> PAGEREF _Toc20260012 \h </w:instrText>
+        </w:r>
+        <w:r>
+          <w:fldChar w:fldCharType="separate"/>
+        </w:r>
+        <w:r>
+          <w:t>9</w:t>
+        </w:r>
+        <w:r>
+          <w:fldChar w:fldCharType="end"/>
+        </w:r>
+      </w:hyperlink>
+    </w:p>
+    <w:p>
+      <w:pPr>
+        <w:pStyle w:val="Sumrio2"/>
+      </w:pPr>
+      <w:hyperlink w:anchor="_Toc20260013" w:history="1">
+        <w:r>
+          <w:t>4.4 Comunicação entre os componentes</w:t>
+        </w:r>
+        <w:r>
+          <w:tab/>
+        </w:r>
+        <w:r>
+          <w:fldChar w:fldCharType="begin"/>
+        </w:r>
+        <w:r>
+          <w:instrText xml:space="preserve"> PAGEREF _Toc20260013 \h </w:instrText>
+        </w:r>
+        <w:r>
+          <w:fldChar w:fldCharType="separate"/>
+        </w:r>
+        <w:r>
+          <w:t>10</w:t>
+        </w:r>
+        <w:r>
+          <w:fldChar w:fldCharType="end"/>
+        </w:r>
+      </w:hyperlink>
+    </w:p>
+    <w:p>
+      <w:pPr>
+        <w:pStyle w:val="Sumrio1"/>
+      </w:pPr>
+      <w:hyperlink w:anchor="_Toc20260014" w:history="1">
+        <w:r>
+          <w:t>5. IMPLEMENTAÇÃO DA SOLUÇÃO</w:t>
+        </w:r>
+        <w:r>
+          <w:tab/>
+        </w:r>
+        <w:r>
+          <w:fldChar w:fldCharType="begin"/>
+        </w:r>
+        <w:r>
+          <w:instrText xml:space="preserve"> PAGEREF _Toc20260014 \h </w:instrText>
+        </w:r>
+        <w:r>
+          <w:fldChar w:fldCharType="separate"/>
+        </w:r>
+        <w:r>
+          <w:t>10</w:t>
+        </w:r>
+        <w:r>
+          <w:fldChar w:fldCharType="end"/>
+        </w:r>
+      </w:hyperlink>
+    </w:p>
+    <w:p>
+      <w:pPr>
+        <w:pStyle w:val="Sumrio2"/>
+      </w:pPr>
+      <w:hyperlink w:anchor="_Toc20260015" w:history="1">
+        <w:r>
+          <w:t>5.1 Desenvolvimento do Front-end</w:t>
+        </w:r>
+        <w:r>
+          <w:tab/>
+        </w:r>
+        <w:r>
+          <w:fldChar w:fldCharType="begin"/>
+        </w:r>
+        <w:r>
+          <w:instrText xml:space="preserve"> PAGEREF _Toc20260015 \h </w:instrText>
+        </w:r>
+        <w:r>
+          <w:fldChar w:fldCharType="separate"/>
+        </w:r>
+        <w:r>
+          <w:t>10</w:t>
+        </w:r>
+        <w:r>
+          <w:fldChar w:fldCharType="end"/>
+        </w:r>
+      </w:hyperlink>
+    </w:p>
+    <w:p>
+      <w:pPr>
+        <w:pStyle w:val="Sumrio2"/>
+      </w:pPr>
+      <w:hyperlink w:anchor="_Toc20260016" w:history="1">
+        <w:r>
+          <w:t>5.2 Desenvolvimento da API</w:t>
+        </w:r>
+        <w:r>
+          <w:tab/>
+        </w:r>
+        <w:r>
+          <w:fldChar w:fldCharType="begin"/>
+        </w:r>
+        <w:r>
+          <w:instrText xml:space="preserve"> PAGEREF _Toc20260016 \h </w:instrText>
+        </w:r>
+        <w:r>
+          <w:fldChar w:fldCharType="separate"/>
+        </w:r>
+        <w:r>
+          <w:t>10</w:t>
+        </w:r>
+        <w:r>
+          <w:fldChar w:fldCharType="end"/>
+        </w:r>
+      </w:hyperlink>
+    </w:p>
+    <w:p>
+      <w:pPr>
+        <w:pStyle w:val="Sumrio2"/>
+      </w:pPr>
+      <w:hyperlink w:anchor="_Toc20260017" w:history="1">
+        <w:r>
+          <w:t>5.3 Integração com o banco de dados</w:t>
+        </w:r>
+        <w:r>
+          <w:tab/>
+        </w:r>
+        <w:r>
+          <w:fldChar w:fldCharType="begin"/>
+        </w:r>
+        <w:r>
+          <w:instrText xml:space="preserve"> PAGEREF _Toc20260017 \h </w:instrText>
+        </w:r>
+        <w:r>
+          <w:fldChar w:fldCharType="separate"/>
+        </w:r>
+        <w:r>
+          <w:t>10</w:t>
+        </w:r>
+        <w:r>
+          <w:fldChar w:fldCharType="end"/>
+        </w:r>
+      </w:hyperlink>
+    </w:p>
+    <w:p>
+      <w:pPr>
+        <w:pStyle w:val="Sumrio2"/>
+      </w:pPr>
+      <w:hyperlink w:anchor="_Toc20260018" w:history="1">
+        <w:r>
+          <w:t>5.4 Limitações da implementação</w:t>
+        </w:r>
+        <w:r>
+          <w:tab/>
+        </w:r>
+        <w:r>
+          <w:fldChar w:fldCharType="begin"/>
+        </w:r>
+        <w:r>
+          <w:instrText xml:space="preserve"> PAGEREF _Toc20260018 \h </w:instrText>
+        </w:r>
+        <w:r>
+          <w:fldChar w:fldCharType="separate"/>
+        </w:r>
+        <w:r>
+          <w:t>11</w:t>
+        </w:r>
+        <w:r>
+          <w:fldChar w:fldCharType="end"/>
+        </w:r>
+      </w:hyperlink>
+    </w:p>
+    <w:p>
+      <w:pPr>
+        <w:pStyle w:val="Sumrio1"/>
+      </w:pPr>
+      <w:hyperlink w:anchor="_Toc20260019" w:history="1">
+        <w:r>
+          <w:t>6. TESTES DE QUALIDADE DE SOFTWARE</w:t>
+        </w:r>
+        <w:r>
+          <w:tab/>
+        </w:r>
+        <w:r>
+          <w:fldChar w:fldCharType="begin"/>
+        </w:r>
+        <w:r>
+          <w:instrText xml:space="preserve"> PAGEREF _Toc20260019 \h </w:instrText>
+        </w:r>
+        <w:r>
+          <w:fldChar w:fldCharType="separate"/>
+        </w:r>
+        <w:r>
+          <w:t>11</w:t>
+        </w:r>
+        <w:r>
+          <w:fldChar w:fldCharType="end"/>
+        </w:r>
+      </w:hyperlink>
+    </w:p>
+    <w:p>
+      <w:pPr>
+        <w:pStyle w:val="Sumrio2"/>
+      </w:pPr>
+      <w:hyperlink w:anchor="_Toc20260020" w:history="1">
+        <w:r>
+          <w:t>6.1 Objetivo dos testes</w:t>
+        </w:r>
+        <w:r>
+          <w:tab/>
+        </w:r>
+        <w:r>
+          <w:fldChar w:fldCharType="begin"/>
+        </w:r>
+        <w:r>
+          <w:instrText xml:space="preserve"> PAGEREF _Toc20260020 \h </w:instrText>
+        </w:r>
+        <w:r>
+          <w:fldChar w:fldCharType="separate"/>
+        </w:r>
+        <w:r>
+          <w:t>11</w:t>
+        </w:r>
+        <w:r>
+          <w:fldChar w:fldCharType="end"/>
+        </w:r>
+      </w:hyperlink>
+    </w:p>
+    <w:p>
+      <w:pPr>
+        <w:pStyle w:val="Sumrio2"/>
+      </w:pPr>
+      <w:hyperlink w:anchor="_Toc20260021" w:history="1">
+        <w:r>
+          <w:t>6.2 Testes funcionais</w:t>
+        </w:r>
+        <w:r>
+          <w:tab/>
+        </w:r>
+        <w:r>
+          <w:fldChar w:fldCharType="begin"/>
+        </w:r>
+        <w:r>
+          <w:instrText xml:space="preserve"> PAGEREF _Toc20260021 \h </w:instrText>
+        </w:r>
+        <w:r>
+          <w:fldChar w:fldCharType="separate"/>
+        </w:r>
+        <w:r>
+          <w:t>11</w:t>
+        </w:r>
+        <w:r>
+          <w:fldChar w:fldCharType="end"/>
+        </w:r>
+      </w:hyperlink>
+    </w:p>
+    <w:p>
+      <w:pPr>
+        <w:pStyle w:val="Sumrio2"/>
+      </w:pPr>
+      <w:hyperlink w:anchor="_Toc20260022" w:history="1">
+        <w:r>
+          <w:t>6.3 Testes de validação da API</w:t>
+        </w:r>
+        <w:r>
+          <w:tab/>
+        </w:r>
+        <w:r>
+          <w:fldChar w:fldCharType="begin"/>
+        </w:r>
+        <w:r>
+          <w:instrText xml:space="preserve"> PAGEREF _Toc20260022 \h </w:instrText>
+        </w:r>
+        <w:r>
+          <w:fldChar w:fldCharType="separate"/>
+        </w:r>
+        <w:r>
+          <w:t>12</w:t>
+        </w:r>
+        <w:r>
+          <w:fldChar w:fldCharType="end"/>
+        </w:r>
+      </w:hyperlink>
+    </w:p>
+    <w:p>
+      <w:pPr>
+        <w:pStyle w:val="Sumrio2"/>
+      </w:pPr>
+      <w:hyperlink w:anchor="_Toc20260023" w:history="1">
+        <w:r>
+          <w:t>6.4 Testes de integração com o banco de dados</w:t>
+        </w:r>
+        <w:r>
+          <w:tab/>
+        </w:r>
+        <w:r>
+          <w:fldChar w:fldCharType="begin"/>
+        </w:r>
+        <w:r>
+          <w:instrText xml:space="preserve"> PAGEREF _Toc20260023 \h </w:instrText>
+        </w:r>
+        <w:r>
+          <w:fldChar w:fldCharType="separate"/>
+        </w:r>
+        <w:r>
+          <w:t>16</w:t>
+        </w:r>
+        <w:r>
+          <w:fldChar w:fldCharType="end"/>
+        </w:r>
+      </w:hyperlink>
+    </w:p>
+    <w:p>
+      <w:pPr>
+        <w:pStyle w:val="Sumrio2"/>
+      </w:pPr>
+      <w:hyperlink w:anchor="_Toc20260024" w:history="1">
+        <w:r>
+          <w:t>6.5 Registro das evidências</w:t>
+        </w:r>
+        <w:r>
+          <w:tab/>
+        </w:r>
+        <w:r>
+          <w:fldChar w:fldCharType="begin"/>
+        </w:r>
+        <w:r>
+          <w:instrText xml:space="preserve"> PAGEREF _Toc20260024 \h </w:instrText>
+        </w:r>
+        <w:r>
+          <w:fldChar w:fldCharType="separate"/>
+        </w:r>
+        <w:r>
+          <w:t>18</w:t>
+        </w:r>
+        <w:r>
+          <w:fldChar w:fldCharType="end"/>
+        </w:r>
+      </w:hyperlink>
+    </w:p>
+    <w:p>
+      <w:pPr>
+        <w:pStyle w:val="Sumrio2"/>
+      </w:pPr>
+      <w:hyperlink w:anchor="_Toc20260025" w:history="1">
+        <w:r>
+          <w:t>6.6 Limitações dos testes</w:t>
+        </w:r>
+        <w:r>
+          <w:tab/>
+        </w:r>
+        <w:r>
+          <w:fldChar w:fldCharType="begin"/>
+        </w:r>
+        <w:r>
+          <w:instrText xml:space="preserve"> PAGEREF _Toc20260025 \h </w:instrText>
+        </w:r>
+        <w:r>
+          <w:fldChar w:fldCharType="separate"/>
+        </w:r>
+        <w:r>
+          <w:t>18</w:t>
+        </w:r>
+        <w:r>
+          <w:fldChar w:fldCharType="end"/>
+        </w:r>
+      </w:hyperlink>
+    </w:p>
+    <w:p>
+      <w:pPr>
+        <w:pStyle w:val="Sumrio1"/>
+      </w:pPr>
+      <w:hyperlink w:anchor="_Toc20260026" w:history="1">
+        <w:r>
+          <w:t>7. IMPLANTAÇÃO E ACESSO À APLICAÇÃO</w:t>
+        </w:r>
+        <w:r>
+          <w:tab/>
+        </w:r>
+        <w:r>
+          <w:fldChar w:fldCharType="begin"/>
+        </w:r>
+        <w:r>
+          <w:instrText xml:space="preserve"> PAGEREF _Toc20260026 \h </w:instrText>
+        </w:r>
+        <w:r>
+          <w:fldChar w:fldCharType="separate"/>
+        </w:r>
+        <w:r>
+          <w:t>18</w:t>
+        </w:r>
+        <w:r>
+          <w:fldChar w:fldCharType="end"/>
+        </w:r>
+      </w:hyperlink>
+    </w:p>
+    <w:p>
+      <w:pPr>
+        <w:pStyle w:val="Sumrio1"/>
+      </w:pPr>
+      <w:hyperlink w:anchor="_Toc20260027" w:history="1">
+        <w:r>
+          <w:t>8. CONCLUSÃO</w:t>
+        </w:r>
+        <w:r>
+          <w:tab/>
+        </w:r>
+        <w:r>
+          <w:fldChar w:fldCharType="begin"/>
+        </w:r>
+        <w:r>
+          <w:instrText xml:space="preserve"> PAGEREF _Toc20260027 \h </w:instrText>
+        </w:r>
+        <w:r>
+          <w:fldChar w:fldCharType="separate"/>
+        </w:r>
+        <w:r>
+          <w:t>20</w:t>
+        </w:r>
+        <w:r>
+          <w:fldChar w:fldCharType="end"/>
+        </w:r>
+      </w:hyperlink>
+    </w:p>
+    <w:p>
+      <w:pPr>
+        <w:pStyle w:val="Sumrio1"/>
+      </w:pPr>
+      <w:hyperlink w:anchor="_Toc20260028" w:history="1">
+        <w:r>
+          <w:t>9. REFERÊNCIAS</w:t>
+        </w:r>
+        <w:r>
+          <w:tab/>
+        </w:r>
+        <w:r>
+          <w:fldChar w:fldCharType="begin"/>
+        </w:r>
+        <w:r>
+          <w:instrText xml:space="preserve"> PAGEREF _Toc20260028 \h </w:instrText>
+        </w:r>
+        <w:r>
+          <w:fldChar w:fldCharType="separate"/>
+        </w:r>
+        <w:r>
+          <w:t>20</w:t>
+        </w:r>
+        <w:r>
+          <w:fldChar w:fldCharType="end"/>
+        </w:r>
+      </w:hyperlink>
+      <w:r>
+        <w:fldChar w:fldCharType="end"/>
+      </w:r>
+    </w:p>
+    <w:p>
+      <w:pPr>
+        <w:rPr>
+          <w:b/>
+          <w:bCs/>
+        </w:rPr>
+      </w:pPr>
+      <w:r>
+        <w:rPr>
+          <w:b/>
+          <w:bCs/>
+        </w:rPr>
+        <w:t>10. DECLARAÇÃO DE USO DE INTELIGÊNCIA ARTIFICIAL</w:t>
+      </w:r>
+      <w:r>
+        <w:rPr>
+          <w:b/>
+          <w:bCs/>
+        </w:rPr>
+        <w:t xml:space="preserve"> </w:t>
+      </w:r>
+      <w:r>
+        <w:rPr>
+          <w:b/>
+          <w:bCs/>
+        </w:rPr>
+        <w:t>............................. 20</w:t>
+      </w:r>
+    </w:p>
+    <w:p>
+      <w:pPr>
+        <w:rPr>
+          <w:b/>
+          <w:bCs/>
+        </w:rPr>
+      </w:pPr>
+    </w:p>
+    <w:p>
+      <w:pPr>
+        <w:pageBreakBefore/>
+        <w:outlineLvl w:val="0"/>
+        <w:rPr>
+          <w:b/>
+          <w:bCs/>
+        </w:rPr>
+      </w:pPr>
+      <w:bookmarkStart w:id="0" w:name="_Toc20260001"/>
+      <w:r>
+        <w:rPr>
+          <w:b/>
+          <w:bCs/>
+        </w:rPr>
+        <w:lastRenderedPageBreak/>
+        <w:t>1. INTRODUÇÃO</w:t>
+      </w:r>
+      <w:bookmarkEnd w:id="0"/>
+    </w:p>
+    <w:p>
+      <w:r>
+        <w:t>O presente trabalho apresenta o desenvolvimento do Raízes App, uma aplicação web proposta para a rede Raízes do Nordeste, com o objetivo de facilitar o processo de realização de pedidos pelos clientes.</w:t>
+      </w:r>
+    </w:p>
+    <w:p>
+      <w:r>
+        <w:t>A solução foi planejada considerando a necessidade de permitir que o cliente selecione uma unidade da rede, consulte o cardápio correspondente, visualize os produtos disponíveis e organize seu pedido de maneira simples e intuitiva.</w:t>
+      </w:r>
+    </w:p>
+    <w:p>
+      <w:r>
+        <w:t>O projeto contempla o desenvolvimento de uma interface web responsiva, uma API para comunicação entre a aplicação e o banco de dados, além de testes voltados à verificação do funcionamento e à validação das principais regras implementadas.</w:t>
+      </w:r>
+    </w:p>
+    <w:p>
+      <w:r>
+        <w:t xml:space="preserve">A atividade foi desenvolvida com ênfase na trilha de </w:t>
+      </w:r>
+      <w:r>
+        <w:rPr>
+          <w:b/>
+          <w:bCs/>
+        </w:rPr>
+        <w:t>Qualidade de Software</w:t>
+      </w:r>
+      <w:r>
+        <w:t>, priorizando a definição de requisitos, a elaboração de cenários de teste, a identificação de falhas, a aplicação de correções e o registro de evidências dos resultados obtidos.</w:t>
+      </w:r>
+    </w:p>
+    <w:p>
+      <w:r>
+        <w:t>O trabalho também considera aspectos importantes para uma futura evolução da solução, como segurança, privacidade dos dados, disponibilidade, desempenho e possibilidade de expansão para outras unidades da rede.</w:t>
+      </w:r>
+    </w:p>
+    <w:p>
+      <w:pPr>
+        <w:outlineLvl w:val="0"/>
+        <w:rPr>
+          <w:b/>
+          <w:bCs/>
+        </w:rPr>
+      </w:pPr>
+      <w:bookmarkStart w:id="1" w:name="_Toc20260002"/>
+      <w:r>
+        <w:rPr>
+          <w:b/>
+          <w:bCs/>
+        </w:rPr>
+        <w:t>2. OBJETIVOS</w:t>
+      </w:r>
+      <w:bookmarkEnd w:id="1"/>
+    </w:p>
+    <w:p>
+      <w:pPr>
+        <w:outlineLvl w:val="1"/>
+        <w:rPr>
+          <w:b/>
+          <w:bCs/>
+        </w:rPr>
+      </w:pPr>
+      <w:bookmarkStart w:id="2" w:name="_Toc20260003"/>
+      <w:r>
+        <w:rPr>
+          <w:b/>
+          <w:bCs/>
+        </w:rPr>
+        <w:t>2.1 Objetivo geral</w:t>
+      </w:r>
+      <w:bookmarkEnd w:id="2"/>
+    </w:p>
+    <w:p>
+      <w:r>
+        <w:t>Desenvolver e avaliar uma versão inicial do Raízes App, voltada à realização de pedidos pela web, aplicando práticas de Qualidade de Software para verificar o funcionamento das principais funcionalidades e identificar possíveis falhas.</w:t>
+      </w:r>
+    </w:p>
+    <w:p>
+      <w:pPr>
+        <w:outlineLvl w:val="1"/>
+        <w:rPr>
+          <w:b/>
+          <w:bCs/>
+        </w:rPr>
+      </w:pPr>
+      <w:bookmarkStart w:id="3" w:name="_Toc20260004"/>
+      <w:r>
+        <w:rPr>
+          <w:b/>
+          <w:bCs/>
+        </w:rPr>
+        <w:t>2.2 Objetivos específicos</w:t>
+      </w:r>
+      <w:bookmarkEnd w:id="3"/>
     </w:p>
     <w:p>
       <w:pPr>
         <w:numPr>
           <w:ilvl w:val="0"/>
-          <w:numId w:val="1"/>
+          <w:numId w:val="2"/>
         </w:numPr>
       </w:pPr>
       <w:r>
-        <w:rPr>
-          <w:b/>
-          <w:bCs/>
-        </w:rPr>
-        <w:t>Acesso à aplicação:</w:t>
-      </w:r>
-      <w:r>
-        <w:t xml:space="preserve"> o cliente acessa a aplicação web responsiva. </w:t>
+        <w:t>Permitir o acesso à aplicação web responsiva.</w:t>
       </w:r>
     </w:p>
     <w:p>
       <w:pPr>
         <w:numPr>
           <w:ilvl w:val="0"/>
-          <w:numId w:val="1"/>
+          <w:numId w:val="2"/>
         </w:numPr>
       </w:pPr>
       <w:r>
-        <w:rPr>
-          <w:b/>
-          <w:bCs/>
-        </w:rPr>
-        <w:t>Início do pedido:</w:t>
-      </w:r>
-      <w:r>
-        <w:t xml:space="preserve"> o cliente seleciona a opção “Fazer meu pedido”. </w:t>
+        <w:t>Possibilitar a seleção de uma unidade da rede Raízes do Nordeste.</w:t>
       </w:r>
     </w:p>
     <w:p>
       <w:pPr>
         <w:numPr>
           <w:ilvl w:val="0"/>
-          <w:numId w:val="1"/>
+          <w:numId w:val="2"/>
         </w:numPr>
       </w:pPr>
       <w:r>
-        <w:rPr>
-          <w:b/>
-          <w:bCs/>
-        </w:rPr>
-        <w:t>Escolha da unidade:</w:t>
-      </w:r>
-      <w:r>
-        <w:t xml:space="preserve"> o cliente seleciona a unidade da Raízes do Nordeste onde deseja realizar o pedido. </w:t>
+        <w:t>Apresentar o cardápio e os produtos correspondentes à unidade selecionada.</w:t>
       </w:r>
     </w:p>
     <w:p>
       <w:pPr>
         <w:numPr>
           <w:ilvl w:val="0"/>
-          <w:numId w:val="1"/>
+          <w:numId w:val="2"/>
         </w:numPr>
       </w:pPr>
       <w:r>
-        <w:rPr>
-          <w:b/>
-          <w:bCs/>
-        </w:rPr>
-        <w:t>Visualização do cardápio:</w:t>
-      </w:r>
-      <w:r>
-        <w:t xml:space="preserve"> o sistema apresenta o cardápio correspondente à unidade selecionada. </w:t>
+        <w:t>Permitir a adição de produtos ao pedido e o ajuste das quantidades.</w:t>
       </w:r>
     </w:p>
     <w:p>
       <w:pPr>
         <w:numPr>
           <w:ilvl w:val="0"/>
-          <w:numId w:val="1"/>
+          <w:numId w:val="2"/>
         </w:numPr>
       </w:pPr>
       <w:r>
-        <w:rPr>
-          <w:b/>
-          <w:bCs/>
-        </w:rPr>
-        <w:t>Seleção do produto:</w:t>
-      </w:r>
-      <w:r>
-        <w:t xml:space="preserve"> o cliente consulta as informações disponíveis e seleciona o produto desejado. </w:t>
+        <w:t>Calcular o valor total do pedido e realizar sua finalização.</w:t>
       </w:r>
     </w:p>
     <w:p>
       <w:pPr>
         <w:numPr>
           <w:ilvl w:val="0"/>
-          <w:numId w:val="1"/>
+          <w:numId w:val="2"/>
         </w:numPr>
       </w:pPr>
       <w:r>
-        <w:rPr>
-          <w:b/>
-          <w:bCs/>
-        </w:rPr>
-        <w:t>Adição ao pedido:</w:t>
-      </w:r>
-      <w:r>
-        <w:t xml:space="preserve"> o cliente adiciona o produto ao pedido. </w:t>
+        <w:t>Integrar a aplicação web à API e ao banco de dados SQL Server para registrar pedidos e seus itens.</w:t>
       </w:r>
     </w:p>
     <w:p>
       <w:pPr>
         <w:numPr>
           <w:ilvl w:val="0"/>
-          <w:numId w:val="1"/>
+          <w:numId w:val="2"/>
         </w:numPr>
       </w:pPr>
       <w:r>
-        <w:rPr>
-          <w:b/>
-          <w:bCs/>
-        </w:rPr>
-        <w:t>Revisão do pedido:</w:t>
-      </w:r>
-      <w:r>
-        <w:t xml:space="preserve"> o cliente visualiza os produtos selecionados e o valor total do pedido. </w:t>
+        <w:lastRenderedPageBreak/>
+        <w:t>Definir e executar testes positivos e negativos para verificar as regras implementadas.</w:t>
       </w:r>
     </w:p>
     <w:p>
       <w:pPr>
         <w:numPr>
           <w:ilvl w:val="0"/>
-          <w:numId w:val="1"/>
+          <w:numId w:val="2"/>
         </w:numPr>
       </w:pPr>
       <w:r>
-        <w:rPr>
-          <w:b/>
-          <w:bCs/>
-        </w:rPr>
-        <w:t>Finalização:</w:t>
-      </w:r>
-      <w:r>
-        <w:t xml:space="preserve"> o cliente confirma a realização do pedido. </w:t>
-      </w:r>
-    </w:p>
-    <w:p>
-      <w:pPr>
+        <w:t>Registrar evidências dos testes e documentar limitações e possibilidades de evolução da solução</w:t>
+      </w:r>
+      <w:r>
+        <w:t>.</w:t>
+      </w:r>
+    </w:p>
+    <w:p>
+      <w:pPr>
+        <w:outlineLvl w:val="0"/>
+        <w:rPr>
+          <w:b/>
+          <w:bCs/>
+        </w:rPr>
+      </w:pPr>
+      <w:bookmarkStart w:id="4" w:name="_Toc20260005"/>
+      <w:r>
+        <w:rPr>
+          <w:b/>
+          <w:bCs/>
+        </w:rPr>
+        <w:t>3. ANÁLISE E REQUISITOS</w:t>
+      </w:r>
+      <w:bookmarkEnd w:id="4"/>
+    </w:p>
+    <w:p>
+      <w:pPr>
+        <w:pStyle w:val="NormalWeb"/>
+        <w:outlineLvl w:val="1"/>
+        <w:rPr>
+          <w:rFonts w:asciiTheme="minorHAnsi" w:hAnsiTheme="minorHAnsi"/>
+          <w:b/>
+          <w:bCs/>
+        </w:rPr>
+      </w:pPr>
+      <w:bookmarkStart w:id="5" w:name="_Toc20260006"/>
+      <w:r>
+        <w:rPr>
+          <w:rFonts w:asciiTheme="minorHAnsi" w:hAnsiTheme="minorHAnsi"/>
+          <w:b/>
+          <w:bCs/>
+        </w:rPr>
+        <w:t>3.1 Análise do problema</w:t>
+      </w:r>
+      <w:bookmarkEnd w:id="5"/>
+    </w:p>
+    <w:p>
+      <w:pPr>
+        <w:pStyle w:val="NormalWeb"/>
+        <w:ind w:left="360"/>
+        <w:rPr>
+          <w:rFonts w:asciiTheme="minorHAnsi" w:hAnsiTheme="minorHAnsi"/>
+        </w:rPr>
+      </w:pPr>
+      <w:r>
+        <w:rPr>
+          <w:rFonts w:asciiTheme="minorHAnsi" w:hAnsiTheme="minorHAnsi"/>
+        </w:rPr>
+        <w:t>A rede Raízes do Nordeste necessita de uma solução tecnológica que facilite o acesso dos clientes ao cardápio e à realização de pedidos. Considerando que a rede possui diferentes unidades, é importante que o cliente consiga selecionar o estabelecimento desejado e visualizar os produtos correspondentes àquela unidade.</w:t>
+      </w:r>
+    </w:p>
+    <w:p>
+      <w:pPr>
+        <w:pStyle w:val="NormalWeb"/>
+        <w:ind w:left="360"/>
+        <w:rPr>
+          <w:rFonts w:asciiTheme="minorHAnsi" w:hAnsiTheme="minorHAnsi"/>
+        </w:rPr>
+      </w:pPr>
+      <w:r>
+        <w:rPr>
+          <w:rFonts w:asciiTheme="minorHAnsi" w:hAnsiTheme="minorHAnsi"/>
+        </w:rPr>
+        <w:t>O Raízes App foi desenvolvido como uma aplicação web responsiva, com foco na consulta de produtos e na organização e finalização de pedidos. A solução utiliza uma interface web integrada a uma API e a um banco de dados, permitindo o registro dos pedidos e de seus respectivos itens.</w:t>
+      </w:r>
+    </w:p>
+    <w:p>
+      <w:pPr>
+        <w:pStyle w:val="NormalWeb"/>
+        <w:ind w:left="360"/>
+        <w:rPr>
+          <w:rFonts w:asciiTheme="minorHAnsi" w:hAnsiTheme="minorHAnsi"/>
+        </w:rPr>
+      </w:pPr>
+      <w:r>
+        <w:rPr>
+          <w:rFonts w:asciiTheme="minorHAnsi" w:hAnsiTheme="minorHAnsi"/>
+        </w:rPr>
+        <w:t>O desenvolvimento priorizou as funcionalidades essenciais para demonstrar o fluxo de realização de pedidos. Funcionalidades adicionais, como controle de estoque, programa de fidelização e integração com serviços externos de pagamento, são consideradas possibilidades de evolução da solução.</w:t>
+      </w:r>
+    </w:p>
+    <w:p>
+      <w:pPr>
+        <w:pStyle w:val="NormalWeb"/>
+        <w:outlineLvl w:val="1"/>
+        <w:rPr>
+          <w:rFonts w:asciiTheme="minorHAnsi" w:hAnsiTheme="minorHAnsi"/>
+          <w:b/>
+          <w:bCs/>
+        </w:rPr>
+      </w:pPr>
+      <w:bookmarkStart w:id="6" w:name="_Toc20260007"/>
+      <w:r>
+        <w:rPr>
+          <w:rFonts w:asciiTheme="minorHAnsi" w:hAnsiTheme="minorHAnsi"/>
+          <w:b/>
+          <w:bCs/>
+        </w:rPr>
+        <w:t>3.2 Requisitos funcionais</w:t>
+      </w:r>
+      <w:bookmarkEnd w:id="6"/>
+    </w:p>
+    <w:p>
+      <w:pPr>
+        <w:pStyle w:val="NormalWeb"/>
         <w:numPr>
           <w:ilvl w:val="0"/>
-          <w:numId w:val="1"/>
+          <w:numId w:val="7"/>
         </w:numPr>
-      </w:pPr>
-      <w:r>
-        <w:rPr>
-          <w:b/>
-          <w:bCs/>
-        </w:rPr>
-        <w:t>Confirmação:</w:t>
-      </w:r>
-      <w:r>
-        <w:t xml:space="preserve"> o sistema apresenta a confirmação do pedido realizado.</w:t>
+        <w:rPr>
+          <w:rFonts w:asciiTheme="minorHAnsi" w:hAnsiTheme="minorHAnsi"/>
+        </w:rPr>
+      </w:pPr>
+      <w:r>
+        <w:rPr>
+          <w:rFonts w:asciiTheme="minorHAnsi" w:hAnsiTheme="minorHAnsi"/>
+          <w:b/>
+          <w:bCs/>
+        </w:rPr>
+        <w:t>RF001</w:t>
+      </w:r>
+      <w:r>
+        <w:rPr>
+          <w:rFonts w:asciiTheme="minorHAnsi" w:hAnsiTheme="minorHAnsi"/>
+        </w:rPr>
+        <w:t xml:space="preserve"> — Acesso à aplicação: O sistema deve permitir que o cliente acesse a aplicação web responsiva.</w:t>
+      </w:r>
+    </w:p>
+    <w:p>
+      <w:pPr>
+        <w:pStyle w:val="NormalWeb"/>
+        <w:ind w:left="720"/>
+        <w:rPr>
+          <w:rFonts w:asciiTheme="minorHAnsi" w:hAnsiTheme="minorHAnsi"/>
+        </w:rPr>
+      </w:pPr>
+      <w:r>
+        <w:rPr>
+          <w:noProof/>
+        </w:rPr>
+        <w:lastRenderedPageBreak/>
+        <w:drawing>
+          <wp:inline distT="0" distB="0" distL="0" distR="0" wp14:anchorId="26A8BD44" wp14:editId="679C366C">
+            <wp:extent cx="3604260" cy="4587240"/>
+            <wp:effectExtent l="0" t="0" r="0" b="3810"/>
+            <wp:docPr id="1511428347" name="Imagem 1"/>
+            <wp:cNvGraphicFramePr>
+              <a:graphicFrameLocks xmlns:a="http://schemas.openxmlformats.org/drawingml/2006/main" noChangeAspect="1"/>
+            </wp:cNvGraphicFramePr>
+            <a:graphic xmlns:a="http://schemas.openxmlformats.org/drawingml/2006/main">
+              <a:graphicData uri="http://schemas.openxmlformats.org/drawingml/2006/picture">
+                <pic:pic xmlns:pic="http://schemas.openxmlformats.org/drawingml/2006/picture">
+                  <pic:nvPicPr>
+                    <pic:cNvPr id="0" name="Picture 1"/>
+                    <pic:cNvPicPr>
+                      <a:picLocks noChangeAspect="1" noChangeArrowheads="1"/>
+                    </pic:cNvPicPr>
+                  </pic:nvPicPr>
+                  <pic:blipFill>
+                    <a:blip r:embed="rId9">
+                      <a:extLst>
+                        <a:ext uri="{28A0092B-C50C-407E-A947-70E740481C1C}">
+                          <a14:useLocalDpi xmlns:a14="http://schemas.microsoft.com/office/drawing/2010/main" val="0"/>
+                        </a:ext>
+                      </a:extLst>
+                    </a:blip>
+                    <a:srcRect/>
+                    <a:stretch>
+                      <a:fillRect/>
+                    </a:stretch>
+                  </pic:blipFill>
+                  <pic:spPr bwMode="auto">
+                    <a:xfrm>
+                      <a:off x="0" y="0"/>
+                      <a:ext cx="3604260" cy="4587240"/>
+                    </a:xfrm>
+                    <a:prstGeom prst="rect">
+                      <a:avLst/>
+                    </a:prstGeom>
+                    <a:noFill/>
+                    <a:ln>
+                      <a:noFill/>
+                    </a:ln>
+                  </pic:spPr>
+                </pic:pic>
+              </a:graphicData>
+            </a:graphic>
+          </wp:inline>
+        </w:drawing>
+      </w:r>
+      <w:r>
+        <w:rPr>
+          <w:rFonts w:asciiTheme="minorHAnsi" w:hAnsiTheme="minorHAnsi"/>
+        </w:rPr>
+        <w:br/>
+      </w:r>
+    </w:p>
+    <w:p>
+      <w:pPr>
+        <w:pStyle w:val="NormalWeb"/>
+        <w:numPr>
+          <w:ilvl w:val="0"/>
+          <w:numId w:val="7"/>
+        </w:numPr>
+        <w:rPr>
+          <w:rFonts w:asciiTheme="minorHAnsi" w:hAnsiTheme="minorHAnsi"/>
+        </w:rPr>
+      </w:pPr>
+      <w:r>
+        <w:rPr>
+          <w:rFonts w:asciiTheme="minorHAnsi" w:hAnsiTheme="minorHAnsi"/>
+          <w:b/>
+          <w:bCs/>
+        </w:rPr>
+        <w:t>RF002</w:t>
+      </w:r>
+      <w:r>
+        <w:rPr>
+          <w:rFonts w:asciiTheme="minorHAnsi" w:hAnsiTheme="minorHAnsi"/>
+        </w:rPr>
+        <w:t xml:space="preserve"> — Realizar pedido: O sistema deve permitir que o cliente inicie o processo de realização de um pedido.</w:t>
+      </w:r>
+    </w:p>
+    <w:p>
+      <w:pPr>
+        <w:pStyle w:val="NormalWeb"/>
+        <w:ind w:left="720"/>
+        <w:rPr>
+          <w:rFonts w:asciiTheme="minorHAnsi" w:hAnsiTheme="minorHAnsi"/>
+        </w:rPr>
+      </w:pPr>
+      <w:r>
+        <w:rPr>
+          <w:rFonts w:asciiTheme="minorHAnsi" w:hAnsiTheme="minorHAnsi"/>
+        </w:rPr>
+        <w:br/>
+      </w:r>
+      <w:r>
+        <w:rPr>
+          <w:rFonts w:asciiTheme="minorHAnsi" w:hAnsiTheme="minorHAnsi"/>
+          <w:noProof/>
+        </w:rPr>
+        <w:drawing>
+          <wp:inline distT="0" distB="0" distL="0" distR="0" wp14:anchorId="2B44D042" wp14:editId="09F63731">
+            <wp:extent cx="5387340" cy="2491740"/>
+            <wp:effectExtent l="0" t="0" r="3810" b="3810"/>
+            <wp:docPr id="800620852" name="Imagem 2"/>
+            <wp:cNvGraphicFramePr>
+              <a:graphicFrameLocks xmlns:a="http://schemas.openxmlformats.org/drawingml/2006/main" noChangeAspect="1"/>
+            </wp:cNvGraphicFramePr>
+            <a:graphic xmlns:a="http://schemas.openxmlformats.org/drawingml/2006/main">
+              <a:graphicData uri="http://schemas.openxmlformats.org/drawingml/2006/picture">
+                <pic:pic xmlns:pic="http://schemas.openxmlformats.org/drawingml/2006/picture">
+                  <pic:nvPicPr>
+                    <pic:cNvPr id="0" name="Picture 3"/>
+                    <pic:cNvPicPr>
+                      <a:picLocks noChangeAspect="1" noChangeArrowheads="1"/>
+                    </pic:cNvPicPr>
+                  </pic:nvPicPr>
+                  <pic:blipFill>
+                    <a:blip r:embed="rId10" cstate="print">
+                      <a:extLst>
+                        <a:ext uri="{28A0092B-C50C-407E-A947-70E740481C1C}">
+                          <a14:useLocalDpi xmlns:a14="http://schemas.microsoft.com/office/drawing/2010/main" val="0"/>
+                        </a:ext>
+                      </a:extLst>
+                    </a:blip>
+                    <a:srcRect/>
+                    <a:stretch>
+                      <a:fillRect/>
+                    </a:stretch>
+                  </pic:blipFill>
+                  <pic:spPr bwMode="auto">
+                    <a:xfrm>
+                      <a:off x="0" y="0"/>
+                      <a:ext cx="5387340" cy="2491740"/>
+                    </a:xfrm>
+                    <a:prstGeom prst="rect">
+                      <a:avLst/>
+                    </a:prstGeom>
+                    <a:noFill/>
+                    <a:ln>
+                      <a:noFill/>
+                    </a:ln>
+                  </pic:spPr>
+                </pic:pic>
+              </a:graphicData>
+            </a:graphic>
+          </wp:inline>
+        </w:drawing>
+      </w:r>
+    </w:p>
+    <w:p>
+      <w:pPr>
+        <w:pStyle w:val="NormalWeb"/>
+        <w:numPr>
+          <w:ilvl w:val="0"/>
+          <w:numId w:val="7"/>
+        </w:numPr>
+        <w:rPr>
+          <w:rFonts w:asciiTheme="minorHAnsi" w:hAnsiTheme="minorHAnsi"/>
+        </w:rPr>
+      </w:pPr>
+      <w:r>
+        <w:rPr>
+          <w:rFonts w:asciiTheme="minorHAnsi" w:hAnsiTheme="minorHAnsi"/>
+          <w:b/>
+          <w:bCs/>
+        </w:rPr>
+        <w:t>RF003</w:t>
+      </w:r>
+      <w:r>
+        <w:rPr>
+          <w:rFonts w:asciiTheme="minorHAnsi" w:hAnsiTheme="minorHAnsi"/>
+        </w:rPr>
+        <w:t xml:space="preserve"> — Selecionar unidade: O sistema deve permitir que o cliente escolha a unidade da Raízes do Nordeste onde deseja realizar o pedido.</w:t>
+      </w:r>
+    </w:p>
+    <w:p>
+      <w:pPr>
+        <w:pStyle w:val="NormalWeb"/>
+        <w:ind w:left="720"/>
+        <w:rPr>
+          <w:rFonts w:asciiTheme="minorHAnsi" w:hAnsiTheme="minorHAnsi"/>
+        </w:rPr>
+      </w:pPr>
+      <w:r>
+        <w:rPr>
+          <w:rFonts w:asciiTheme="minorHAnsi" w:hAnsiTheme="minorHAnsi"/>
+          <w:b/>
+          <w:bCs/>
+          <w:noProof/>
+        </w:rPr>
+        <w:lastRenderedPageBreak/>
+        <w:drawing>
+          <wp:inline distT="0" distB="0" distL="0" distR="0" wp14:anchorId="2FD084F6" wp14:editId="47FA6CB6">
+            <wp:extent cx="5402580" cy="1790700"/>
+            <wp:effectExtent l="0" t="0" r="7620" b="0"/>
+            <wp:docPr id="449902285" name="Imagem 5"/>
+            <wp:cNvGraphicFramePr>
+              <a:graphicFrameLocks xmlns:a="http://schemas.openxmlformats.org/drawingml/2006/main" noChangeAspect="1"/>
+            </wp:cNvGraphicFramePr>
+            <a:graphic xmlns:a="http://schemas.openxmlformats.org/drawingml/2006/main">
+              <a:graphicData uri="http://schemas.openxmlformats.org/drawingml/2006/picture">
+                <pic:pic xmlns:pic="http://schemas.openxmlformats.org/drawingml/2006/picture">
+                  <pic:nvPicPr>
+                    <pic:cNvPr id="0" name="Picture 6"/>
+                    <pic:cNvPicPr>
+                      <a:picLocks noChangeAspect="1" noChangeArrowheads="1"/>
+                    </pic:cNvPicPr>
+                  </pic:nvPicPr>
+                  <pic:blipFill>
+                    <a:blip r:embed="rId11" cstate="print">
+                      <a:extLst>
+                        <a:ext uri="{28A0092B-C50C-407E-A947-70E740481C1C}">
+                          <a14:useLocalDpi xmlns:a14="http://schemas.microsoft.com/office/drawing/2010/main" val="0"/>
+                        </a:ext>
+                      </a:extLst>
+                    </a:blip>
+                    <a:srcRect/>
+                    <a:stretch>
+                      <a:fillRect/>
+                    </a:stretch>
+                  </pic:blipFill>
+                  <pic:spPr bwMode="auto">
+                    <a:xfrm>
+                      <a:off x="0" y="0"/>
+                      <a:ext cx="5402580" cy="1790700"/>
+                    </a:xfrm>
+                    <a:prstGeom prst="rect">
+                      <a:avLst/>
+                    </a:prstGeom>
+                    <a:noFill/>
+                    <a:ln>
+                      <a:noFill/>
+                    </a:ln>
+                  </pic:spPr>
+                </pic:pic>
+              </a:graphicData>
+            </a:graphic>
+          </wp:inline>
+        </w:drawing>
+      </w:r>
+    </w:p>
+    <w:p>
+      <w:pPr>
+        <w:pStyle w:val="NormalWeb"/>
+        <w:numPr>
+          <w:ilvl w:val="0"/>
+          <w:numId w:val="7"/>
+        </w:numPr>
+        <w:rPr>
+          <w:rFonts w:asciiTheme="minorHAnsi" w:hAnsiTheme="minorHAnsi"/>
+        </w:rPr>
+      </w:pPr>
+      <w:r>
+        <w:rPr>
+          <w:rFonts w:asciiTheme="minorHAnsi" w:hAnsiTheme="minorHAnsi"/>
+          <w:b/>
+          <w:bCs/>
+        </w:rPr>
+        <w:t>RF004</w:t>
+      </w:r>
+      <w:r>
+        <w:rPr>
+          <w:rFonts w:asciiTheme="minorHAnsi" w:hAnsiTheme="minorHAnsi"/>
+        </w:rPr>
+        <w:t xml:space="preserve"> — Visualizar cardápio: O sistema deve apresentar ao cliente o cardápio correspondente à unidade selecionada.</w:t>
+      </w:r>
+    </w:p>
+    <w:p>
+      <w:pPr>
+        <w:pStyle w:val="NormalWeb"/>
+        <w:ind w:left="720"/>
+        <w:rPr>
+          <w:rFonts w:asciiTheme="minorHAnsi" w:hAnsiTheme="minorHAnsi"/>
+        </w:rPr>
+      </w:pPr>
+      <w:r>
+        <w:rPr>
+          <w:rFonts w:asciiTheme="minorHAnsi" w:hAnsiTheme="minorHAnsi"/>
+          <w:b/>
+          <w:bCs/>
+          <w:noProof/>
+        </w:rPr>
+        <w:drawing>
+          <wp:inline distT="0" distB="0" distL="0" distR="0" wp14:anchorId="20470B11" wp14:editId="64923D10">
+            <wp:extent cx="4701540" cy="4815840"/>
+            <wp:effectExtent l="0" t="0" r="3810" b="3810"/>
+            <wp:docPr id="1580974723" name="Imagem 6"/>
+            <wp:cNvGraphicFramePr>
+              <a:graphicFrameLocks xmlns:a="http://schemas.openxmlformats.org/drawingml/2006/main" noChangeAspect="1"/>
+            </wp:cNvGraphicFramePr>
+            <a:graphic xmlns:a="http://schemas.openxmlformats.org/drawingml/2006/main">
+              <a:graphicData uri="http://schemas.openxmlformats.org/drawingml/2006/picture">
+                <pic:pic xmlns:pic="http://schemas.openxmlformats.org/drawingml/2006/picture">
+                  <pic:nvPicPr>
+                    <pic:cNvPr id="0" name="Picture 7"/>
+                    <pic:cNvPicPr>
+                      <a:picLocks noChangeAspect="1" noChangeArrowheads="1"/>
+                    </pic:cNvPicPr>
+                  </pic:nvPicPr>
+                  <pic:blipFill>
+                    <a:blip r:embed="rId12">
+                      <a:extLst>
+                        <a:ext uri="{28A0092B-C50C-407E-A947-70E740481C1C}">
+                          <a14:useLocalDpi xmlns:a14="http://schemas.microsoft.com/office/drawing/2010/main" val="0"/>
+                        </a:ext>
+                      </a:extLst>
+                    </a:blip>
+                    <a:srcRect/>
+                    <a:stretch>
+                      <a:fillRect/>
+                    </a:stretch>
+                  </pic:blipFill>
+                  <pic:spPr bwMode="auto">
+                    <a:xfrm>
+                      <a:off x="0" y="0"/>
+                      <a:ext cx="4701540" cy="4815840"/>
+                    </a:xfrm>
+                    <a:prstGeom prst="rect">
+                      <a:avLst/>
+                    </a:prstGeom>
+                    <a:noFill/>
+                    <a:ln>
+                      <a:noFill/>
+                    </a:ln>
+                  </pic:spPr>
+                </pic:pic>
+              </a:graphicData>
+            </a:graphic>
+          </wp:inline>
+        </w:drawing>
+      </w:r>
+    </w:p>
+    <w:p>
+      <w:pPr>
+        <w:pStyle w:val="NormalWeb"/>
+        <w:numPr>
+          <w:ilvl w:val="0"/>
+          <w:numId w:val="7"/>
+        </w:numPr>
+        <w:rPr>
+          <w:rFonts w:asciiTheme="minorHAnsi" w:hAnsiTheme="minorHAnsi"/>
+        </w:rPr>
+      </w:pPr>
+      <w:r>
+        <w:rPr>
+          <w:rFonts w:asciiTheme="minorHAnsi" w:hAnsiTheme="minorHAnsi"/>
+          <w:b/>
+          <w:bCs/>
+        </w:rPr>
+        <w:t>RF005</w:t>
+      </w:r>
+      <w:r>
+        <w:rPr>
+          <w:rFonts w:asciiTheme="minorHAnsi" w:hAnsiTheme="minorHAnsi"/>
+        </w:rPr>
+        <w:t xml:space="preserve"> — Visualizar produtos: O sistema deve apresentar informações dos produtos disponíveis, incluindo imagem, nome, ingredientes resumidos e preço.</w:t>
+      </w:r>
+    </w:p>
+    <w:p>
+      <w:pPr>
+        <w:pStyle w:val="NormalWeb"/>
+        <w:ind w:left="720"/>
+        <w:rPr>
+          <w:rFonts w:asciiTheme="minorHAnsi" w:hAnsiTheme="minorHAnsi"/>
+        </w:rPr>
+      </w:pPr>
+      <w:r>
+        <w:rPr>
+          <w:rFonts w:asciiTheme="minorHAnsi" w:hAnsiTheme="minorHAnsi"/>
+          <w:b/>
+          <w:bCs/>
+          <w:noProof/>
+        </w:rPr>
+        <w:lastRenderedPageBreak/>
+        <w:drawing>
+          <wp:inline distT="0" distB="0" distL="0" distR="0" wp14:anchorId="1A5C6666" wp14:editId="733482FB">
+            <wp:extent cx="4655820" cy="7330440"/>
+            <wp:effectExtent l="0" t="0" r="0" b="3810"/>
+            <wp:docPr id="1089207303" name="Imagem 7"/>
+            <wp:cNvGraphicFramePr>
+              <a:graphicFrameLocks xmlns:a="http://schemas.openxmlformats.org/drawingml/2006/main" noChangeAspect="1"/>
+            </wp:cNvGraphicFramePr>
+            <a:graphic xmlns:a="http://schemas.openxmlformats.org/drawingml/2006/main">
+              <a:graphicData uri="http://schemas.openxmlformats.org/drawingml/2006/picture">
+                <pic:pic xmlns:pic="http://schemas.openxmlformats.org/drawingml/2006/picture">
+                  <pic:nvPicPr>
+                    <pic:cNvPr id="0" name="Picture 8"/>
+                    <pic:cNvPicPr>
+                      <a:picLocks noChangeAspect="1" noChangeArrowheads="1"/>
+                    </pic:cNvPicPr>
+                  </pic:nvPicPr>
+                  <pic:blipFill>
+                    <a:blip r:embed="rId13">
+                      <a:extLst>
+                        <a:ext uri="{28A0092B-C50C-407E-A947-70E740481C1C}">
+                          <a14:useLocalDpi xmlns:a14="http://schemas.microsoft.com/office/drawing/2010/main" val="0"/>
+                        </a:ext>
+                      </a:extLst>
+                    </a:blip>
+                    <a:srcRect/>
+                    <a:stretch>
+                      <a:fillRect/>
+                    </a:stretch>
+                  </pic:blipFill>
+                  <pic:spPr bwMode="auto">
+                    <a:xfrm>
+                      <a:off x="0" y="0"/>
+                      <a:ext cx="4655820" cy="7330440"/>
+                    </a:xfrm>
+                    <a:prstGeom prst="rect">
+                      <a:avLst/>
+                    </a:prstGeom>
+                    <a:noFill/>
+                    <a:ln>
+                      <a:noFill/>
+                    </a:ln>
+                  </pic:spPr>
+                </pic:pic>
+              </a:graphicData>
+            </a:graphic>
+          </wp:inline>
+        </w:drawing>
+      </w:r>
+    </w:p>
+    <w:p>
+      <w:pPr>
+        <w:pStyle w:val="NormalWeb"/>
+        <w:numPr>
+          <w:ilvl w:val="0"/>
+          <w:numId w:val="7"/>
+        </w:numPr>
+        <w:rPr>
+          <w:rFonts w:asciiTheme="minorHAnsi" w:hAnsiTheme="minorHAnsi"/>
+        </w:rPr>
+      </w:pPr>
+      <w:r>
+        <w:rPr>
+          <w:rFonts w:asciiTheme="minorHAnsi" w:hAnsiTheme="minorHAnsi"/>
+          <w:b/>
+          <w:bCs/>
+        </w:rPr>
+        <w:t>RF006</w:t>
+      </w:r>
+      <w:r>
+        <w:rPr>
+          <w:rFonts w:asciiTheme="minorHAnsi" w:hAnsiTheme="minorHAnsi"/>
+        </w:rPr>
+        <w:t xml:space="preserve"> — Adicionar produto ao pedido: O sistema deve permitir que o cliente adicione produtos ao pedido.</w:t>
+      </w:r>
+    </w:p>
+    <w:p>
+      <w:pPr>
+        <w:pStyle w:val="NormalWeb"/>
+        <w:ind w:left="720"/>
+        <w:rPr>
+          <w:rFonts w:asciiTheme="minorHAnsi" w:hAnsiTheme="minorHAnsi"/>
+        </w:rPr>
+      </w:pPr>
+      <w:r>
+        <w:rPr>
+          <w:rFonts w:asciiTheme="minorHAnsi" w:hAnsiTheme="minorHAnsi"/>
+          <w:b/>
+          <w:bCs/>
+          <w:noProof/>
+        </w:rPr>
+        <w:lastRenderedPageBreak/>
+        <w:drawing>
+          <wp:inline distT="0" distB="0" distL="0" distR="0" wp14:anchorId="61BD2789" wp14:editId="6FABD0FC">
+            <wp:extent cx="2263140" cy="3566160"/>
+            <wp:effectExtent l="0" t="0" r="3810" b="0"/>
+            <wp:docPr id="1683669270" name="Imagem 8"/>
+            <wp:cNvGraphicFramePr>
+              <a:graphicFrameLocks xmlns:a="http://schemas.openxmlformats.org/drawingml/2006/main" noChangeAspect="1"/>
+            </wp:cNvGraphicFramePr>
+            <a:graphic xmlns:a="http://schemas.openxmlformats.org/drawingml/2006/main">
+              <a:graphicData uri="http://schemas.openxmlformats.org/drawingml/2006/picture">
+                <pic:pic xmlns:pic="http://schemas.openxmlformats.org/drawingml/2006/picture">
+                  <pic:nvPicPr>
+                    <pic:cNvPr id="0" name="Picture 9"/>
+                    <pic:cNvPicPr>
+                      <a:picLocks noChangeAspect="1" noChangeArrowheads="1"/>
+                    </pic:cNvPicPr>
+                  </pic:nvPicPr>
+                  <pic:blipFill>
+                    <a:blip r:embed="rId14">
+                      <a:extLst>
+                        <a:ext uri="{28A0092B-C50C-407E-A947-70E740481C1C}">
+                          <a14:useLocalDpi xmlns:a14="http://schemas.microsoft.com/office/drawing/2010/main" val="0"/>
+                        </a:ext>
+                      </a:extLst>
+                    </a:blip>
+                    <a:srcRect/>
+                    <a:stretch>
+                      <a:fillRect/>
+                    </a:stretch>
+                  </pic:blipFill>
+                  <pic:spPr bwMode="auto">
+                    <a:xfrm>
+                      <a:off x="0" y="0"/>
+                      <a:ext cx="2263140" cy="3566160"/>
+                    </a:xfrm>
+                    <a:prstGeom prst="rect">
+                      <a:avLst/>
+                    </a:prstGeom>
+                    <a:noFill/>
+                    <a:ln>
+                      <a:noFill/>
+                    </a:ln>
+                  </pic:spPr>
+                </pic:pic>
+              </a:graphicData>
+            </a:graphic>
+          </wp:inline>
+        </w:drawing>
+      </w:r>
+    </w:p>
+    <w:p>
+      <w:pPr>
+        <w:pStyle w:val="NormalWeb"/>
+        <w:outlineLvl w:val="1"/>
+        <w:rPr>
+          <w:rFonts w:asciiTheme="minorHAnsi" w:hAnsiTheme="minorHAnsi"/>
+          <w:b/>
+          <w:bCs/>
+        </w:rPr>
+      </w:pPr>
+      <w:bookmarkStart w:id="7" w:name="_Toc20260008"/>
+      <w:r>
+        <w:rPr>
+          <w:rFonts w:asciiTheme="minorHAnsi" w:hAnsiTheme="minorHAnsi"/>
+          <w:b/>
+          <w:bCs/>
+        </w:rPr>
+        <w:t>3.3 Requisitos não funcionais</w:t>
+      </w:r>
+      <w:bookmarkEnd w:id="7"/>
+    </w:p>
+    <w:p>
+      <w:pPr>
+        <w:pStyle w:val="NormalWeb"/>
+        <w:numPr>
+          <w:ilvl w:val="0"/>
+          <w:numId w:val="8"/>
+        </w:numPr>
+        <w:rPr>
+          <w:rFonts w:asciiTheme="minorHAnsi" w:hAnsiTheme="minorHAnsi"/>
+        </w:rPr>
+      </w:pPr>
+      <w:r>
+        <w:rPr>
+          <w:rFonts w:asciiTheme="minorHAnsi" w:hAnsiTheme="minorHAnsi"/>
+          <w:b/>
+          <w:bCs/>
+        </w:rPr>
+        <w:t>RNF001</w:t>
+      </w:r>
+      <w:r>
+        <w:rPr>
+          <w:rFonts w:asciiTheme="minorHAnsi" w:hAnsiTheme="minorHAnsi"/>
+        </w:rPr>
+        <w:t xml:space="preserve"> — Responsividade: A interface deve se adaptar a diferentes tamanhos de tela, permitindo o acesso por computadores e dispositivos móveis.</w:t>
+      </w:r>
+    </w:p>
+    <w:p>
+      <w:pPr>
+        <w:pStyle w:val="NormalWeb"/>
+        <w:numPr>
+          <w:ilvl w:val="0"/>
+          <w:numId w:val="8"/>
+        </w:numPr>
+        <w:rPr>
+          <w:rFonts w:asciiTheme="minorHAnsi" w:hAnsiTheme="minorHAnsi"/>
+        </w:rPr>
+      </w:pPr>
+      <w:r>
+        <w:rPr>
+          <w:rFonts w:asciiTheme="minorHAnsi" w:hAnsiTheme="minorHAnsi"/>
+          <w:b/>
+          <w:bCs/>
+        </w:rPr>
+        <w:t>RNF002</w:t>
+      </w:r>
+      <w:r>
+        <w:rPr>
+          <w:rFonts w:asciiTheme="minorHAnsi" w:hAnsiTheme="minorHAnsi"/>
+        </w:rPr>
+        <w:t xml:space="preserve"> — Usabilidade: A aplicação deve apresentar navegação clara e intuitiva para facilitar a seleção da unidade, a consulta ao cardápio e a realização do pedido.</w:t>
+      </w:r>
+    </w:p>
+    <w:p>
+      <w:pPr>
+        <w:pStyle w:val="NormalWeb"/>
+        <w:numPr>
+          <w:ilvl w:val="0"/>
+          <w:numId w:val="8"/>
+        </w:numPr>
+        <w:rPr>
+          <w:rFonts w:asciiTheme="minorHAnsi" w:hAnsiTheme="minorHAnsi"/>
+        </w:rPr>
+      </w:pPr>
+      <w:r>
+        <w:rPr>
+          <w:rFonts w:asciiTheme="minorHAnsi" w:hAnsiTheme="minorHAnsi"/>
+          <w:b/>
+          <w:bCs/>
+        </w:rPr>
+        <w:t>RNF003</w:t>
+      </w:r>
+      <w:r>
+        <w:rPr>
+          <w:rFonts w:asciiTheme="minorHAnsi" w:hAnsiTheme="minorHAnsi"/>
+        </w:rPr>
+        <w:t xml:space="preserve"> — Integridade dos dados: Os pedidos e seus respectivos itens devem respeitar os relacionamentos definidos no banco de dados.</w:t>
+      </w:r>
+    </w:p>
+    <w:p>
+      <w:pPr>
+        <w:pStyle w:val="NormalWeb"/>
+        <w:numPr>
+          <w:ilvl w:val="0"/>
+          <w:numId w:val="8"/>
+        </w:numPr>
+        <w:rPr>
+          <w:rFonts w:asciiTheme="minorHAnsi" w:hAnsiTheme="minorHAnsi"/>
+        </w:rPr>
+      </w:pPr>
+      <w:r>
+        <w:rPr>
+          <w:rFonts w:asciiTheme="minorHAnsi" w:hAnsiTheme="minorHAnsi"/>
+          <w:b/>
+          <w:bCs/>
+        </w:rPr>
+        <w:t>RNF004</w:t>
+      </w:r>
+      <w:r>
+        <w:rPr>
+          <w:rFonts w:asciiTheme="minorHAnsi" w:hAnsiTheme="minorHAnsi"/>
+        </w:rPr>
+        <w:t xml:space="preserve"> — Validação de dados: A API deve validar os dados recebidos, verificando os campos obrigatórios e impedindo o registro de quantidades iguais ou inferiores a zero e preços inválidos.</w:t>
+      </w:r>
+    </w:p>
+    <w:p>
+      <w:pPr>
+        <w:pStyle w:val="NormalWeb"/>
+        <w:numPr>
+          <w:ilvl w:val="0"/>
+          <w:numId w:val="8"/>
+        </w:numPr>
+        <w:rPr>
+          <w:rFonts w:asciiTheme="minorHAnsi" w:hAnsiTheme="minorHAnsi"/>
+        </w:rPr>
+      </w:pPr>
+      <w:r>
+        <w:rPr>
+          <w:rFonts w:asciiTheme="minorHAnsi" w:hAnsiTheme="minorHAnsi"/>
+          <w:b/>
+          <w:bCs/>
+        </w:rPr>
+        <w:t>RNF005</w:t>
+      </w:r>
+      <w:r>
+        <w:rPr>
+          <w:rFonts w:asciiTheme="minorHAnsi" w:hAnsiTheme="minorHAnsi"/>
+        </w:rPr>
+        <w:t xml:space="preserve"> — Segurança e privacidade: Uma implantação em ambiente de produção deve considerar medidas de proteção dos dados, controle de acesso e atendimento à Lei Geral de Proteção de Dados Pessoais (LGPD).</w:t>
+      </w:r>
+    </w:p>
+    <w:p>
+      <w:pPr>
+        <w:pStyle w:val="NormalWeb"/>
+        <w:numPr>
+          <w:ilvl w:val="0"/>
+          <w:numId w:val="8"/>
+        </w:numPr>
+        <w:rPr>
+          <w:rFonts w:asciiTheme="minorHAnsi" w:hAnsiTheme="minorHAnsi"/>
+        </w:rPr>
+      </w:pPr>
+      <w:r>
+        <w:rPr>
+          <w:rFonts w:asciiTheme="minorHAnsi" w:hAnsiTheme="minorHAnsi"/>
+          <w:b/>
+          <w:bCs/>
+        </w:rPr>
+        <w:t>RNF006</w:t>
+      </w:r>
+      <w:r>
+        <w:rPr>
+          <w:rFonts w:asciiTheme="minorHAnsi" w:hAnsiTheme="minorHAnsi"/>
+        </w:rPr>
+        <w:t xml:space="preserve"> — Disponibilidade e desempenho: A solução deve considerar requisitos de disponibilidade e desempenho para suportar as solicitações dos usuários, inclusive em períodos de maior movimento.</w:t>
       </w:r>
     </w:p>
     <w:p/>
     <w:p>
       <w:pPr>
-        <w:rPr>
-          <w:b/>
-          <w:bCs/>
-        </w:rPr>
-      </w:pPr>
-      <w:r>
-        <w:rPr>
-          <w:b/>
-          <w:bCs/>
-        </w:rPr>
-        <w:t>F</w:t>
-      </w:r>
-      <w:r>
-        <w:rPr>
-          <w:b/>
-          <w:bCs/>
-        </w:rPr>
-        <w:t>igura — Fluxo principal do usuário</w:t>
-      </w:r>
-    </w:p>
-    <w:p>
-      <w:r>
-        <w:rPr>
-          <w:b/>
-          <w:bCs/>
-        </w:rPr>
-        <w:t>AÇÃO:</w:t>
-      </w:r>
-      <w:r>
-        <w:t xml:space="preserve"> aqui podemos colocar uma imagem/diagrama desse fluxo na documentação.</w:t>
-      </w:r>
+        <w:outlineLvl w:val="0"/>
+        <w:rPr>
+          <w:b/>
+          <w:bCs/>
+        </w:rPr>
+      </w:pPr>
+      <w:bookmarkStart w:id="8" w:name="_Toc20260009"/>
+      <w:r>
+        <w:rPr>
+          <w:b/>
+          <w:bCs/>
+        </w:rPr>
+        <w:t>4. ARQUITETURA DA SOLUÇÃO</w:t>
+      </w:r>
+      <w:bookmarkEnd w:id="8"/>
+    </w:p>
+    <w:p>
+      <w:pPr>
+        <w:outlineLvl w:val="1"/>
+        <w:rPr>
+          <w:b/>
+          <w:bCs/>
+        </w:rPr>
+      </w:pPr>
+      <w:bookmarkStart w:id="9" w:name="_Toc20260010"/>
+      <w:r>
+        <w:rPr>
+          <w:b/>
+          <w:bCs/>
+        </w:rPr>
+        <w:t>4.1 Visão geral da arquitetura</w:t>
+      </w:r>
+      <w:bookmarkEnd w:id="9"/>
+    </w:p>
+    <w:p>
+      <w:pPr>
+        <w:pStyle w:val="PargrafodaLista"/>
+        <w:numPr>
+          <w:ilvl w:val="0"/>
+          <w:numId w:val="12"/>
+        </w:numPr>
+      </w:pPr>
+      <w:r>
+        <w:t>O Raízes App utiliza uma arquitetura dividida em três componentes principais: Front-</w:t>
+      </w:r>
+      <w:proofErr w:type="spellStart"/>
+      <w:r>
+        <w:t>end</w:t>
+      </w:r>
+      <w:proofErr w:type="spellEnd"/>
+      <w:r>
+        <w:t xml:space="preserve">, API e banco de dados. Essa organização permite </w:t>
+      </w:r>
+      <w:r>
+        <w:lastRenderedPageBreak/>
+        <w:t>separar a interface apresentada ao usuário das regras de processamento e do armazenamento das informações.</w:t>
+      </w:r>
+    </w:p>
+    <w:p>
+      <w:pPr>
+        <w:pStyle w:val="PargrafodaLista"/>
+        <w:numPr>
+          <w:ilvl w:val="0"/>
+          <w:numId w:val="12"/>
+        </w:numPr>
+      </w:pPr>
+      <w:r>
+        <w:t xml:space="preserve">O </w:t>
+      </w:r>
+      <w:r>
+        <w:rPr>
+          <w:b/>
+          <w:bCs/>
+        </w:rPr>
+        <w:t>Front-</w:t>
+      </w:r>
+      <w:proofErr w:type="spellStart"/>
+      <w:r>
+        <w:rPr>
+          <w:b/>
+          <w:bCs/>
+        </w:rPr>
+        <w:t>end</w:t>
+      </w:r>
+      <w:proofErr w:type="spellEnd"/>
+      <w:r>
+        <w:t xml:space="preserve"> foi desenvolvido com HTML, CSS e </w:t>
+      </w:r>
+      <w:proofErr w:type="spellStart"/>
+      <w:r>
+        <w:t>JavaScript</w:t>
+      </w:r>
+      <w:proofErr w:type="spellEnd"/>
+      <w:r>
+        <w:t>, sendo responsável pela apresentação das telas e pela interação com o cliente durante o processo de realização do pedido.</w:t>
+      </w:r>
+    </w:p>
+    <w:p>
+      <w:pPr>
+        <w:pStyle w:val="PargrafodaLista"/>
+        <w:numPr>
+          <w:ilvl w:val="0"/>
+          <w:numId w:val="12"/>
+        </w:numPr>
+      </w:pPr>
+      <w:r>
+        <w:t xml:space="preserve">A </w:t>
+      </w:r>
+      <w:r>
+        <w:rPr>
+          <w:b/>
+          <w:bCs/>
+        </w:rPr>
+        <w:t>API</w:t>
+      </w:r>
+      <w:r>
+        <w:t xml:space="preserve"> foi desenvolvida em Python, utilizando o framework </w:t>
+      </w:r>
+      <w:proofErr w:type="spellStart"/>
+      <w:r>
+        <w:t>Flask</w:t>
+      </w:r>
+      <w:proofErr w:type="spellEnd"/>
+      <w:r>
+        <w:t>. Sua função é receber as requisições realizadas pela aplicação web, validar os dados e realizar as operações necessárias no banco de dados.</w:t>
+      </w:r>
+    </w:p>
+    <w:p>
+      <w:pPr>
+        <w:pStyle w:val="PargrafodaLista"/>
+        <w:numPr>
+          <w:ilvl w:val="0"/>
+          <w:numId w:val="12"/>
+        </w:numPr>
+      </w:pPr>
+      <w:r>
+        <w:t xml:space="preserve">O </w:t>
+      </w:r>
+      <w:r>
+        <w:rPr>
+          <w:b/>
+          <w:bCs/>
+        </w:rPr>
+        <w:t>banco de dados</w:t>
+      </w:r>
+      <w:r>
+        <w:t xml:space="preserve"> utiliza o Microsoft SQL Server e armazena informações relacionadas a usuários, unidades, produtos, pedidos e itens dos pedidos.</w:t>
+      </w:r>
+    </w:p>
+    <w:p>
+      <w:pPr>
+        <w:outlineLvl w:val="1"/>
+        <w:rPr>
+          <w:b/>
+          <w:bCs/>
+        </w:rPr>
+      </w:pPr>
+      <w:bookmarkStart w:id="10" w:name="_Toc20260011"/>
+      <w:r>
+        <w:rPr>
+          <w:b/>
+          <w:bCs/>
+        </w:rPr>
+        <w:t>4.2 Tecnologias utilizadas</w:t>
+      </w:r>
+      <w:bookmarkEnd w:id="10"/>
+    </w:p>
+    <w:p>
+      <w:pPr>
+        <w:numPr>
+          <w:ilvl w:val="0"/>
+          <w:numId w:val="3"/>
+        </w:numPr>
+      </w:pPr>
+      <w:r>
+        <w:rPr>
+          <w:b/>
+          <w:bCs/>
+        </w:rPr>
+        <w:t>HTML:</w:t>
+      </w:r>
+      <w:r>
+        <w:t xml:space="preserve"> estruturação das páginas da aplicação.</w:t>
+      </w:r>
+    </w:p>
+    <w:p>
+      <w:pPr>
+        <w:numPr>
+          <w:ilvl w:val="0"/>
+          <w:numId w:val="3"/>
+        </w:numPr>
+      </w:pPr>
+      <w:r>
+        <w:rPr>
+          <w:b/>
+          <w:bCs/>
+        </w:rPr>
+        <w:t>CSS:</w:t>
+      </w:r>
+      <w:r>
+        <w:t xml:space="preserve"> estilização e organização visual das telas.</w:t>
+      </w:r>
+    </w:p>
+    <w:p>
+      <w:pPr>
+        <w:numPr>
+          <w:ilvl w:val="0"/>
+          <w:numId w:val="3"/>
+        </w:numPr>
+      </w:pPr>
+      <w:proofErr w:type="spellStart"/>
+      <w:r>
+        <w:rPr>
+          <w:b/>
+          <w:bCs/>
+        </w:rPr>
+        <w:t>JavaScript</w:t>
+      </w:r>
+      <w:proofErr w:type="spellEnd"/>
+      <w:r>
+        <w:rPr>
+          <w:b/>
+          <w:bCs/>
+        </w:rPr>
+        <w:t>:</w:t>
+      </w:r>
+      <w:r>
+        <w:t xml:space="preserve"> implementação das interações e comunicação com a API.</w:t>
+      </w:r>
+    </w:p>
+    <w:p>
+      <w:pPr>
+        <w:numPr>
+          <w:ilvl w:val="0"/>
+          <w:numId w:val="3"/>
+        </w:numPr>
+      </w:pPr>
+      <w:r>
+        <w:rPr>
+          <w:b/>
+          <w:bCs/>
+        </w:rPr>
+        <w:t xml:space="preserve">Python e </w:t>
+      </w:r>
+      <w:proofErr w:type="spellStart"/>
+      <w:r>
+        <w:rPr>
+          <w:b/>
+          <w:bCs/>
+        </w:rPr>
+        <w:t>Flask</w:t>
+      </w:r>
+      <w:proofErr w:type="spellEnd"/>
+      <w:r>
+        <w:rPr>
+          <w:b/>
+          <w:bCs/>
+        </w:rPr>
+        <w:t>:</w:t>
+      </w:r>
+      <w:r>
+        <w:t xml:space="preserve"> desenvolvimento da API.</w:t>
+      </w:r>
+    </w:p>
+    <w:p>
+      <w:pPr>
+        <w:numPr>
+          <w:ilvl w:val="0"/>
+          <w:numId w:val="3"/>
+        </w:numPr>
+      </w:pPr>
+      <w:proofErr w:type="spellStart"/>
+      <w:r>
+        <w:rPr>
+          <w:b/>
+          <w:bCs/>
+        </w:rPr>
+        <w:t>Flask</w:t>
+      </w:r>
+      <w:proofErr w:type="spellEnd"/>
+      <w:r>
+        <w:rPr>
+          <w:b/>
+          <w:bCs/>
+        </w:rPr>
+        <w:t>-CORS:</w:t>
+      </w:r>
+      <w:r>
+        <w:t xml:space="preserve"> configuração do acesso entre a aplicação web e a API.</w:t>
+      </w:r>
+    </w:p>
+    <w:p>
+      <w:pPr>
+        <w:numPr>
+          <w:ilvl w:val="0"/>
+          <w:numId w:val="3"/>
+        </w:numPr>
+      </w:pPr>
+      <w:proofErr w:type="spellStart"/>
+      <w:r>
+        <w:rPr>
+          <w:b/>
+          <w:bCs/>
+        </w:rPr>
+        <w:t>PyODBC</w:t>
+      </w:r>
+      <w:proofErr w:type="spellEnd"/>
+      <w:r>
+        <w:rPr>
+          <w:b/>
+          <w:bCs/>
+        </w:rPr>
+        <w:t>:</w:t>
+      </w:r>
+      <w:r>
+        <w:t xml:space="preserve"> comunicação entre a API e o banco de dados.</w:t>
+      </w:r>
+    </w:p>
+    <w:p>
+      <w:pPr>
+        <w:numPr>
+          <w:ilvl w:val="0"/>
+          <w:numId w:val="3"/>
+        </w:numPr>
+      </w:pPr>
+      <w:r>
+        <w:rPr>
+          <w:b/>
+          <w:bCs/>
+        </w:rPr>
+        <w:t>Microsoft SQL Server:</w:t>
+      </w:r>
+      <w:r>
+        <w:t xml:space="preserve"> armazenamento das informações.</w:t>
+      </w:r>
+    </w:p>
+    <w:p>
+      <w:pPr>
+        <w:numPr>
+          <w:ilvl w:val="0"/>
+          <w:numId w:val="3"/>
+        </w:numPr>
+      </w:pPr>
+      <w:proofErr w:type="spellStart"/>
+      <w:r>
+        <w:rPr>
+          <w:b/>
+          <w:bCs/>
+        </w:rPr>
+        <w:t>Git</w:t>
+      </w:r>
+      <w:proofErr w:type="spellEnd"/>
+      <w:r>
+        <w:rPr>
+          <w:b/>
+          <w:bCs/>
+        </w:rPr>
+        <w:t xml:space="preserve"> e GitHub:</w:t>
+      </w:r>
+      <w:r>
+        <w:t xml:space="preserve"> versionamento e disponibilização do código-fonte.</w:t>
+      </w:r>
+    </w:p>
+    <w:p>
+      <w:pPr>
+        <w:numPr>
+          <w:ilvl w:val="0"/>
+          <w:numId w:val="3"/>
+        </w:numPr>
+      </w:pPr>
+      <w:r>
+        <w:rPr>
+          <w:b/>
+          <w:bCs/>
+        </w:rPr>
+        <w:t>GitHub Pages:</w:t>
+      </w:r>
+      <w:r>
+        <w:t xml:space="preserve"> publicação da interface web para acesso pela internet.</w:t>
+      </w:r>
+    </w:p>
+    <w:p>
+      <w:pPr>
+        <w:outlineLvl w:val="1"/>
+        <w:rPr>
+          <w:b/>
+          <w:bCs/>
+        </w:rPr>
+      </w:pPr>
+      <w:bookmarkStart w:id="11" w:name="_Toc20260012"/>
+      <w:r>
+        <w:rPr>
+          <w:b/>
+          <w:bCs/>
+        </w:rPr>
+        <w:t>4.3 Estrutura do banco de dados</w:t>
+      </w:r>
+      <w:bookmarkEnd w:id="11"/>
+    </w:p>
+    <w:p>
+      <w:r>
+        <w:t>O banco de dados utilizado no projeto possui cinco tabelas principais:</w:t>
+      </w:r>
+    </w:p>
+    <w:p>
+      <w:pPr>
+        <w:numPr>
+          <w:ilvl w:val="0"/>
+          <w:numId w:val="4"/>
+        </w:numPr>
+      </w:pPr>
+      <w:proofErr w:type="spellStart"/>
+      <w:r>
+        <w:rPr>
+          <w:b/>
+          <w:bCs/>
+        </w:rPr>
+        <w:t>Usu</w:t>
+      </w:r>
+      <w:r>
+        <w:rPr>
+          <w:b/>
+          <w:bCs/>
+        </w:rPr>
+        <w:t>a</w:t>
+      </w:r>
+      <w:r>
+        <w:rPr>
+          <w:b/>
+          <w:bCs/>
+        </w:rPr>
+        <w:t>rio</w:t>
+      </w:r>
+      <w:proofErr w:type="spellEnd"/>
+      <w:r>
+        <w:rPr>
+          <w:b/>
+          <w:bCs/>
+        </w:rPr>
+        <w:t>:</w:t>
+      </w:r>
+      <w:r>
+        <w:t xml:space="preserve"> armazena os dados dos usuários.</w:t>
+      </w:r>
+    </w:p>
+    <w:p>
+      <w:pPr>
+        <w:numPr>
+          <w:ilvl w:val="0"/>
+          <w:numId w:val="4"/>
+        </w:numPr>
+      </w:pPr>
+      <w:r>
+        <w:rPr>
+          <w:b/>
+          <w:bCs/>
+        </w:rPr>
+        <w:t>Unidade:</w:t>
+      </w:r>
+      <w:r>
+        <w:t xml:space="preserve"> armazena as informações das unidades da rede.</w:t>
+      </w:r>
+    </w:p>
+    <w:p>
+      <w:pPr>
+        <w:numPr>
+          <w:ilvl w:val="0"/>
+          <w:numId w:val="4"/>
+        </w:numPr>
+      </w:pPr>
+      <w:r>
+        <w:rPr>
+          <w:b/>
+          <w:bCs/>
+        </w:rPr>
+        <w:t>Produto:</w:t>
+      </w:r>
+      <w:r>
+        <w:t xml:space="preserve"> registra os produtos, seus preços, ingredientes, imagens e disponibilidade.</w:t>
+      </w:r>
+    </w:p>
+    <w:p>
+      <w:pPr>
+        <w:numPr>
+          <w:ilvl w:val="0"/>
+          <w:numId w:val="4"/>
+        </w:numPr>
+      </w:pPr>
+      <w:r>
+        <w:rPr>
+          <w:b/>
+          <w:bCs/>
+        </w:rPr>
+        <w:t>Pedido:</w:t>
+      </w:r>
+      <w:r>
+        <w:t xml:space="preserve"> armazena os pedidos realizados, incluindo usuário, unidade, data, status e valor total.</w:t>
+      </w:r>
+    </w:p>
+    <w:p>
+      <w:pPr>
+        <w:numPr>
+          <w:ilvl w:val="0"/>
+          <w:numId w:val="4"/>
+        </w:numPr>
+      </w:pPr>
+      <w:proofErr w:type="spellStart"/>
+      <w:r>
+        <w:rPr>
+          <w:b/>
+          <w:bCs/>
+        </w:rPr>
+        <w:t>ItemPedido</w:t>
+      </w:r>
+      <w:proofErr w:type="spellEnd"/>
+      <w:r>
+        <w:rPr>
+          <w:b/>
+          <w:bCs/>
+        </w:rPr>
+        <w:t>:</w:t>
+      </w:r>
+      <w:r>
+        <w:t xml:space="preserve"> registra os produtos que compõem cada pedido, suas quantidades e preços unitários.</w:t>
+      </w:r>
+    </w:p>
+    <w:p>
+      <w:r>
+        <w:t>A estrutura foi organizada para relacionar os pedidos aos usuários e às unidades, bem como os itens aos respectivos pedidos e produtos.</w:t>
+      </w:r>
+    </w:p>
+    <w:p>
+      <w:pPr>
+        <w:outlineLvl w:val="1"/>
+        <w:rPr>
+          <w:b/>
+          <w:bCs/>
+        </w:rPr>
+      </w:pPr>
+      <w:bookmarkStart w:id="12" w:name="_Toc20260013"/>
+      <w:r>
+        <w:rPr>
+          <w:b/>
+          <w:bCs/>
+        </w:rPr>
+        <w:lastRenderedPageBreak/>
+        <w:t>4.4 Comunicação entre os componentes</w:t>
+      </w:r>
+      <w:bookmarkEnd w:id="12"/>
+    </w:p>
+    <w:p>
+      <w:pPr>
+        <w:pStyle w:val="PargrafodaLista"/>
+        <w:numPr>
+          <w:ilvl w:val="0"/>
+          <w:numId w:val="13"/>
+        </w:numPr>
+      </w:pPr>
+      <w:r>
+        <w:t>Durante a execução local, o Front-</w:t>
+      </w:r>
+      <w:proofErr w:type="spellStart"/>
+      <w:r>
+        <w:t>end</w:t>
+      </w:r>
+      <w:proofErr w:type="spellEnd"/>
+      <w:r>
+        <w:t xml:space="preserve"> envia requisições à API </w:t>
+      </w:r>
+      <w:proofErr w:type="spellStart"/>
+      <w:r>
+        <w:t>Flask</w:t>
+      </w:r>
+      <w:proofErr w:type="spellEnd"/>
+      <w:r>
+        <w:t>. A API processa as solicitações, realiza as validações necessárias e acessa o banco de dados SQL Server para consultar ou registrar informações.</w:t>
+      </w:r>
+    </w:p>
+    <w:p>
+      <w:pPr>
+        <w:pStyle w:val="PargrafodaLista"/>
+        <w:numPr>
+          <w:ilvl w:val="0"/>
+          <w:numId w:val="13"/>
+        </w:numPr>
+      </w:pPr>
+      <w:r>
+        <w:t>No fluxo de realização de pedidos, a aplicação envia os dados do pedido e, em seguida, os dados de seus itens. Após o processamento, a interface apresenta uma mensagem informando o resultado da operação.</w:t>
+      </w:r>
+    </w:p>
+    <w:p>
+      <w:pPr>
+        <w:pStyle w:val="PargrafodaLista"/>
+        <w:numPr>
+          <w:ilvl w:val="0"/>
+          <w:numId w:val="13"/>
+        </w:numPr>
+      </w:pPr>
+      <w:r>
+        <w:t>A publicação do Front-</w:t>
+      </w:r>
+      <w:proofErr w:type="spellStart"/>
+      <w:r>
+        <w:t>end</w:t>
+      </w:r>
+      <w:proofErr w:type="spellEnd"/>
+      <w:r>
+        <w:t xml:space="preserve"> no GitHub Pages permite visualizar a interface pela internet. Entretanto, a API e o banco de dados permanecem configurados para execução local, de modo que a operação completa do sistema depende da execução desses componentes no ambiente de desenvolvimento.</w:t>
+      </w:r>
+      <w:r>
+        <w:t xml:space="preserve"> </w:t>
+      </w:r>
+    </w:p>
+    <w:p>
+      <w:pPr>
+        <w:outlineLvl w:val="0"/>
+        <w:rPr>
+          <w:b/>
+          <w:bCs/>
+        </w:rPr>
+      </w:pPr>
+      <w:bookmarkStart w:id="13" w:name="_Toc20260014"/>
+      <w:r>
+        <w:rPr>
+          <w:b/>
+          <w:bCs/>
+        </w:rPr>
+        <w:t>5.</w:t>
+      </w:r>
+      <w:r>
+        <w:rPr>
+          <w:b/>
+          <w:bCs/>
+        </w:rPr>
+        <w:t xml:space="preserve"> </w:t>
+      </w:r>
+      <w:r>
+        <w:rPr>
+          <w:b/>
+          <w:bCs/>
+        </w:rPr>
+        <w:t>IMPLEMENTAÇÃO DA SOLUÇÃO</w:t>
+      </w:r>
+      <w:bookmarkEnd w:id="13"/>
+    </w:p>
+    <w:p>
+      <w:pPr>
+        <w:outlineLvl w:val="1"/>
+        <w:rPr>
+          <w:b/>
+          <w:bCs/>
+        </w:rPr>
+      </w:pPr>
+      <w:bookmarkStart w:id="14" w:name="_Toc20260015"/>
+      <w:r>
+        <w:rPr>
+          <w:b/>
+          <w:bCs/>
+        </w:rPr>
+        <w:t>5.1 Desenvolvimento do Front-</w:t>
+      </w:r>
+      <w:proofErr w:type="spellStart"/>
+      <w:r>
+        <w:rPr>
+          <w:b/>
+          <w:bCs/>
+        </w:rPr>
+        <w:t>end</w:t>
+      </w:r>
+      <w:bookmarkEnd w:id="14"/>
+      <w:proofErr w:type="spellEnd"/>
+    </w:p>
+    <w:p>
+      <w:pPr>
+        <w:pStyle w:val="PargrafodaLista"/>
+        <w:numPr>
+          <w:ilvl w:val="0"/>
+          <w:numId w:val="14"/>
+        </w:numPr>
+      </w:pPr>
+      <w:r>
+        <w:t>O Front-</w:t>
+      </w:r>
+      <w:proofErr w:type="spellStart"/>
+      <w:r>
+        <w:t>end</w:t>
+      </w:r>
+      <w:proofErr w:type="spellEnd"/>
+      <w:r>
+        <w:t xml:space="preserve"> do Raízes App foi desenvolvido utilizando HTML, CSS e </w:t>
+      </w:r>
+      <w:proofErr w:type="spellStart"/>
+      <w:r>
+        <w:t>JavaScript</w:t>
+      </w:r>
+      <w:proofErr w:type="spellEnd"/>
+      <w:r>
+        <w:t>. A interface permite que o cliente acesse a página inicial, selecione uma unidade, consulte o cardápio, visualize os produtos e organize seu pedido.</w:t>
+      </w:r>
+    </w:p>
+    <w:p>
+      <w:pPr>
+        <w:pStyle w:val="PargrafodaLista"/>
+        <w:numPr>
+          <w:ilvl w:val="0"/>
+          <w:numId w:val="14"/>
+        </w:numPr>
+      </w:pPr>
+      <w:r>
+        <w:t>A aplicação foi estruturada para facilitar a navegação e permitir o acesso por diferentes tamanhos de tela.</w:t>
+      </w:r>
+    </w:p>
+    <w:p>
+      <w:pPr>
+        <w:outlineLvl w:val="1"/>
+        <w:rPr>
+          <w:b/>
+          <w:bCs/>
+        </w:rPr>
+      </w:pPr>
+      <w:bookmarkStart w:id="15" w:name="_Toc20260016"/>
+      <w:r>
+        <w:rPr>
+          <w:b/>
+          <w:bCs/>
+        </w:rPr>
+        <w:t>5.2 Desenvolvimento da API</w:t>
+      </w:r>
+      <w:bookmarkEnd w:id="15"/>
+    </w:p>
+    <w:p>
+      <w:pPr>
+        <w:pStyle w:val="PargrafodaLista"/>
+        <w:numPr>
+          <w:ilvl w:val="0"/>
+          <w:numId w:val="15"/>
+        </w:numPr>
+      </w:pPr>
+      <w:r>
+        <w:t xml:space="preserve">A API foi desenvolvida em Python, utilizando o framework </w:t>
+      </w:r>
+      <w:proofErr w:type="spellStart"/>
+      <w:r>
+        <w:t>Flask</w:t>
+      </w:r>
+      <w:proofErr w:type="spellEnd"/>
+      <w:r>
+        <w:t>, e é responsável por intermediar a comunicação entre o Front-</w:t>
+      </w:r>
+      <w:proofErr w:type="spellStart"/>
+      <w:r>
+        <w:t>end</w:t>
+      </w:r>
+      <w:proofErr w:type="spellEnd"/>
+      <w:r>
+        <w:t xml:space="preserve"> e o banco de dados.</w:t>
+      </w:r>
+    </w:p>
+    <w:p>
+      <w:pPr>
+        <w:pStyle w:val="PargrafodaLista"/>
+        <w:numPr>
+          <w:ilvl w:val="0"/>
+          <w:numId w:val="15"/>
+        </w:numPr>
+      </w:pPr>
+      <w:r>
+        <w:t>Foram implementadas rotas para consultar unidades e produtos, registrar pedidos e consultar ou registrar itens dos pedidos. A API também realiza validações para verificar campos obrigatórios, existência dos registros relacionados e consistência das quantidades e dos preços informados.</w:t>
+      </w:r>
+    </w:p>
+    <w:p>
+      <w:pPr>
+        <w:outlineLvl w:val="1"/>
+        <w:rPr>
+          <w:b/>
+          <w:bCs/>
+        </w:rPr>
+      </w:pPr>
+      <w:bookmarkStart w:id="16" w:name="_Toc20260017"/>
+      <w:r>
+        <w:rPr>
+          <w:b/>
+          <w:bCs/>
+        </w:rPr>
+        <w:t>5.3 Integração com o banco de dados</w:t>
+      </w:r>
+      <w:bookmarkEnd w:id="16"/>
+    </w:p>
+    <w:p>
+      <w:pPr>
+        <w:pStyle w:val="PargrafodaLista"/>
+        <w:numPr>
+          <w:ilvl w:val="0"/>
+          <w:numId w:val="15"/>
+        </w:numPr>
+      </w:pPr>
+      <w:r>
+        <w:t>O banco de dados Microsoft SQL Server foi utilizado para armazenar as informações do sistema. A integração com a API permite registrar os pedidos e seus respectivos itens, mantendo os relacionamentos entre as tabelas.</w:t>
+      </w:r>
+    </w:p>
+    <w:p>
+      <w:pPr>
+        <w:pStyle w:val="PargrafodaLista"/>
+        <w:numPr>
+          <w:ilvl w:val="0"/>
+          <w:numId w:val="15"/>
+        </w:numPr>
+      </w:pPr>
+      <w:r>
+        <w:t>Durante os testes locais, foi possível validar a comunicação entre os componentes e confirmar o registro das informações no banco de dados.</w:t>
+      </w:r>
+    </w:p>
+    <w:p>
+      <w:pPr>
+        <w:outlineLvl w:val="1"/>
+        <w:rPr>
+          <w:b/>
+          <w:bCs/>
+        </w:rPr>
+      </w:pPr>
+      <w:bookmarkStart w:id="17" w:name="_Toc20260018"/>
+      <w:r>
+        <w:rPr>
+          <w:b/>
+          <w:bCs/>
+        </w:rPr>
+        <w:t>5.4 Limitações da implementação</w:t>
+      </w:r>
+      <w:bookmarkEnd w:id="17"/>
+    </w:p>
+    <w:p>
+      <w:pPr>
+        <w:pStyle w:val="PargrafodaLista"/>
+        <w:numPr>
+          <w:ilvl w:val="0"/>
+          <w:numId w:val="16"/>
+        </w:numPr>
+      </w:pPr>
+      <w:r>
+        <w:lastRenderedPageBreak/>
+        <w:t>A versão desenvolvida contempla as funcionalidades principais do fluxo de realização de pedidos. Entretanto, a aplicação ainda possui limitações, como a ausência de uma estrutura de autenticação completa e a necessidade de disponibilizar a API e o banco de dados em um ambiente acessível externamente para permitir o funcionamento integrado pela internet.</w:t>
+      </w:r>
+    </w:p>
+    <w:p>
+      <w:pPr>
+        <w:pStyle w:val="PargrafodaLista"/>
+        <w:numPr>
+          <w:ilvl w:val="0"/>
+          <w:numId w:val="16"/>
+        </w:numPr>
+      </w:pPr>
+      <w:r>
+        <w:t>Essas limitações foram consideradas na avaliação da solução e poderão ser tratadas em futuras evoluções do projeto.</w:t>
+      </w:r>
+    </w:p>
+    <w:p/>
+    <w:p>
+      <w:pPr>
+        <w:numPr>
+          <w:ilvl w:val="0"/>
+          <w:numId w:val="11"/>
+        </w:numPr>
+        <w:outlineLvl w:val="0"/>
+        <w:rPr>
+          <w:b/>
+          <w:bCs/>
+        </w:rPr>
+      </w:pPr>
+      <w:bookmarkStart w:id="18" w:name="_Toc20260019"/>
+      <w:r>
+        <w:rPr>
+          <w:b/>
+          <w:bCs/>
+        </w:rPr>
+        <w:t>TESTES DE QUALIDADE DE SOFTWARE</w:t>
+      </w:r>
+      <w:bookmarkEnd w:id="18"/>
+    </w:p>
+    <w:p>
+      <w:pPr>
+        <w:outlineLvl w:val="1"/>
+        <w:rPr>
+          <w:b/>
+          <w:bCs/>
+        </w:rPr>
+      </w:pPr>
+      <w:bookmarkStart w:id="19" w:name="_Toc20260020"/>
+      <w:r>
+        <w:rPr>
+          <w:b/>
+          <w:bCs/>
+        </w:rPr>
+        <w:t>6.1 Objetivo dos testes</w:t>
+      </w:r>
+      <w:bookmarkEnd w:id="19"/>
+    </w:p>
+    <w:p>
+      <w:pPr>
+        <w:pStyle w:val="PargrafodaLista"/>
+        <w:numPr>
+          <w:ilvl w:val="0"/>
+          <w:numId w:val="17"/>
+        </w:numPr>
+      </w:pPr>
+      <w:r>
+        <w:t>Os testes foram realizados com o objetivo de verificar o funcionamento das principais funcionalidades do Raízes App, avaliar as validações implementadas na API e identificar possíveis falhas durante o processamento dos pedidos.</w:t>
+      </w:r>
+    </w:p>
+    <w:p>
+      <w:pPr>
+        <w:pStyle w:val="PargrafodaLista"/>
+        <w:numPr>
+          <w:ilvl w:val="0"/>
+          <w:numId w:val="17"/>
+        </w:numPr>
+      </w:pPr>
+      <w:r>
+        <w:t>A estratégia contemplou cenários positivos, para verificar operações válidas, e cenários negativos, para avaliar o comportamento do sistema diante de dados inválidos ou informações obrigatórias ausentes.</w:t>
+      </w:r>
+    </w:p>
+    <w:p>
+      <w:pPr>
+        <w:outlineLvl w:val="1"/>
+        <w:rPr>
+          <w:b/>
+          <w:bCs/>
+        </w:rPr>
+      </w:pPr>
+      <w:bookmarkStart w:id="20" w:name="_Toc20260021"/>
+      <w:r>
+        <w:rPr>
+          <w:b/>
+          <w:bCs/>
+        </w:rPr>
+        <w:t>6.2 Testes funcionais</w:t>
+      </w:r>
+      <w:bookmarkEnd w:id="20"/>
+    </w:p>
+    <w:p>
+      <w:pPr>
+        <w:pStyle w:val="PargrafodaLista"/>
+        <w:numPr>
+          <w:ilvl w:val="0"/>
+          <w:numId w:val="18"/>
+        </w:numPr>
+      </w:pPr>
+      <w:r>
+        <w:t>Os testes funcionais foram direcionados às principais operações da aplicação, incluindo a consulta de unidades e produtos, o registro de pedidos e a inclusão de itens.</w:t>
+      </w:r>
+    </w:p>
+    <w:p>
+      <w:pPr>
+        <w:pStyle w:val="PargrafodaLista"/>
+        <w:numPr>
+          <w:ilvl w:val="0"/>
+          <w:numId w:val="18"/>
+        </w:numPr>
+      </w:pPr>
+      <w:r>
+        <w:t>Também foram avaliadas as validações dos campos obrigatórios, a existência dos registros relacionados e as regras aplicadas às quantidades e aos preços dos produtos.</w:t>
+      </w:r>
+    </w:p>
+    <w:p>
+      <w:pPr>
+        <w:pStyle w:val="NormalWeb"/>
+        <w:numPr>
+          <w:ilvl w:val="0"/>
+          <w:numId w:val="18"/>
+        </w:numPr>
+        <w:rPr>
+          <w:rFonts w:asciiTheme="minorHAnsi" w:hAnsiTheme="minorHAnsi"/>
+        </w:rPr>
+      </w:pPr>
+      <w:r>
+        <w:rPr>
+          <w:rFonts w:asciiTheme="minorHAnsi" w:hAnsiTheme="minorHAnsi"/>
+        </w:rPr>
+        <w:t>Além dos testes funcionais realizados, foram considerados aspectos não funcionais relacionados à usabilidade, segurança, privacidade, disponibilidade e desempenho da aplicação. Entretanto, não foram concluídos testes abrangentes nesses aspectos, nem testes automatizados ou de carga. Essas verificações permanecem como atividades futuras para uma avaliação mais ampla da solução em ambiente de produção.</w:t>
+      </w:r>
+    </w:p>
+    <w:p>
+      <w:pPr>
+        <w:pStyle w:val="PargrafodaLista"/>
+      </w:pPr>
+    </w:p>
+    <w:p>
+      <w:pPr>
+        <w:outlineLvl w:val="1"/>
+        <w:rPr>
+          <w:b/>
+          <w:bCs/>
+        </w:rPr>
+      </w:pPr>
+      <w:bookmarkStart w:id="21" w:name="_Toc20260022"/>
+      <w:r>
+        <w:rPr>
+          <w:b/>
+          <w:bCs/>
+        </w:rPr>
+        <w:t>6.3 Testes de validação da API</w:t>
+      </w:r>
+      <w:bookmarkEnd w:id="21"/>
+    </w:p>
+    <w:p>
+      <w:pPr>
+        <w:pStyle w:val="PargrafodaLista"/>
+        <w:numPr>
+          <w:ilvl w:val="0"/>
+          <w:numId w:val="19"/>
+        </w:numPr>
+      </w:pPr>
+      <w:r>
+        <w:lastRenderedPageBreak/>
+        <w:t>Durante os testes da API, foram verificadas situações como ausência de campos obrigatórios, utilização de usuário, pedido ou produto inexistente, quantidade igual a zero e preço negativo.</w:t>
+      </w:r>
+    </w:p>
+    <w:p>
+      <w:pPr>
+        <w:pStyle w:val="PargrafodaLista"/>
+        <w:numPr>
+          <w:ilvl w:val="0"/>
+          <w:numId w:val="19"/>
+        </w:numPr>
+      </w:pPr>
+      <w:r>
+        <w:t>As validações implementadas permitem rejeitar solicitações que não atendem às regras definidas, contribuindo para a consistência das informações armazenadas no banco de dados.</w:t>
+      </w:r>
+    </w:p>
+    <w:p>
+      <w:pPr>
+        <w:pStyle w:val="PargrafodaLista"/>
+      </w:pPr>
+    </w:p>
+    <w:p>
+      <w:pPr>
+        <w:pStyle w:val="PargrafodaLista"/>
+      </w:pPr>
+      <w:r>
+        <w:rPr>
+          <w:noProof/>
+        </w:rPr>
+        <w:drawing>
+          <wp:inline distT="0" distB="0" distL="0" distR="0" wp14:anchorId="60F306F8" wp14:editId="56C59A84">
+            <wp:extent cx="5394960" cy="1447800"/>
+            <wp:effectExtent l="0" t="0" r="0" b="0"/>
+            <wp:docPr id="121863190" name="Imagem 13"/>
+            <wp:cNvGraphicFramePr>
+              <a:graphicFrameLocks xmlns:a="http://schemas.openxmlformats.org/drawingml/2006/main" noChangeAspect="1"/>
+            </wp:cNvGraphicFramePr>
+            <a:graphic xmlns:a="http://schemas.openxmlformats.org/drawingml/2006/main">
+              <a:graphicData uri="http://schemas.openxmlformats.org/drawingml/2006/picture">
+                <pic:pic xmlns:pic="http://schemas.openxmlformats.org/drawingml/2006/picture">
+                  <pic:nvPicPr>
+                    <pic:cNvPr id="0" name="Picture 14"/>
+                    <pic:cNvPicPr>
+                      <a:picLocks noChangeAspect="1" noChangeArrowheads="1"/>
+                    </pic:cNvPicPr>
+                  </pic:nvPicPr>
+                  <pic:blipFill>
+                    <a:blip r:embed="rId15">
+                      <a:extLst>
+                        <a:ext uri="{28A0092B-C50C-407E-A947-70E740481C1C}">
+                          <a14:useLocalDpi xmlns:a14="http://schemas.microsoft.com/office/drawing/2010/main" val="0"/>
+                        </a:ext>
+                      </a:extLst>
+                    </a:blip>
+                    <a:srcRect/>
+                    <a:stretch>
+                      <a:fillRect/>
+                    </a:stretch>
+                  </pic:blipFill>
+                  <pic:spPr bwMode="auto">
+                    <a:xfrm>
+                      <a:off x="0" y="0"/>
+                      <a:ext cx="5394960" cy="1447800"/>
+                    </a:xfrm>
+                    <a:prstGeom prst="rect">
+                      <a:avLst/>
+                    </a:prstGeom>
+                    <a:noFill/>
+                    <a:ln>
+                      <a:noFill/>
+                    </a:ln>
+                  </pic:spPr>
+                </pic:pic>
+              </a:graphicData>
+            </a:graphic>
+          </wp:inline>
+        </w:drawing>
+      </w:r>
+      <w:r>
+        <w:br/>
+      </w:r>
+      <w:r>
+        <w:rPr>
+          <w:i/>
+          <w:iCs/>
+          <w:sz w:val="22"/>
+          <w:szCs w:val="22"/>
+        </w:rPr>
+        <w:t>CT002 – Dado Obrigatório</w:t>
+      </w:r>
+      <w:r>
+        <w:t>.</w:t>
+      </w:r>
+    </w:p>
+    <w:p>
+      <w:pPr>
+        <w:pStyle w:val="PargrafodaLista"/>
+      </w:pPr>
+      <w:r>
+        <w:rPr>
+          <w:noProof/>
+        </w:rPr>
+        <w:drawing>
+          <wp:inline distT="0" distB="0" distL="0" distR="0" wp14:anchorId="344E761A" wp14:editId="0721D74E">
+            <wp:extent cx="5394960" cy="1318260"/>
+            <wp:effectExtent l="0" t="0" r="0" b="0"/>
+            <wp:docPr id="1243483080" name="Imagem 24"/>
+            <wp:cNvGraphicFramePr>
+              <a:graphicFrameLocks xmlns:a="http://schemas.openxmlformats.org/drawingml/2006/main" noChangeAspect="1"/>
+            </wp:cNvGraphicFramePr>
+            <a:graphic xmlns:a="http://schemas.openxmlformats.org/drawingml/2006/main">
+              <a:graphicData uri="http://schemas.openxmlformats.org/drawingml/2006/picture">
+                <pic:pic xmlns:pic="http://schemas.openxmlformats.org/drawingml/2006/picture">
+                  <pic:nvPicPr>
+                    <pic:cNvPr id="0" name="Picture 25"/>
+                    <pic:cNvPicPr>
+                      <a:picLocks noChangeAspect="1" noChangeArrowheads="1"/>
+                    </pic:cNvPicPr>
+                  </pic:nvPicPr>
+                  <pic:blipFill>
+                    <a:blip r:embed="rId16">
+                      <a:extLst>
+                        <a:ext uri="{28A0092B-C50C-407E-A947-70E740481C1C}">
+                          <a14:useLocalDpi xmlns:a14="http://schemas.microsoft.com/office/drawing/2010/main" val="0"/>
+                        </a:ext>
+                      </a:extLst>
+                    </a:blip>
+                    <a:srcRect/>
+                    <a:stretch>
+                      <a:fillRect/>
+                    </a:stretch>
+                  </pic:blipFill>
+                  <pic:spPr bwMode="auto">
+                    <a:xfrm>
+                      <a:off x="0" y="0"/>
+                      <a:ext cx="5394960" cy="1318260"/>
+                    </a:xfrm>
+                    <a:prstGeom prst="rect">
+                      <a:avLst/>
+                    </a:prstGeom>
+                    <a:noFill/>
+                    <a:ln>
+                      <a:noFill/>
+                    </a:ln>
+                  </pic:spPr>
+                </pic:pic>
+              </a:graphicData>
+            </a:graphic>
+          </wp:inline>
+        </w:drawing>
+      </w:r>
+    </w:p>
+    <w:p>
+      <w:pPr>
+        <w:pStyle w:val="PargrafodaLista"/>
+        <w:rPr>
+          <w:i/>
+          <w:iCs/>
+          <w:sz w:val="22"/>
+          <w:szCs w:val="22"/>
+        </w:rPr>
+      </w:pPr>
+      <w:r>
+        <w:rPr>
+          <w:i/>
+          <w:iCs/>
+          <w:sz w:val="22"/>
+          <w:szCs w:val="22"/>
+        </w:rPr>
+        <w:t xml:space="preserve">CT002 </w:t>
+      </w:r>
+      <w:proofErr w:type="gramStart"/>
+      <w:r>
+        <w:rPr>
+          <w:i/>
+          <w:iCs/>
+          <w:sz w:val="22"/>
+          <w:szCs w:val="22"/>
+        </w:rPr>
+        <w:t xml:space="preserve">–  </w:t>
+      </w:r>
+      <w:proofErr w:type="spellStart"/>
+      <w:r>
+        <w:rPr>
+          <w:i/>
+          <w:iCs/>
+          <w:sz w:val="22"/>
+          <w:szCs w:val="22"/>
+        </w:rPr>
+        <w:t>IdUnidade</w:t>
+      </w:r>
+      <w:proofErr w:type="spellEnd"/>
+      <w:proofErr w:type="gramEnd"/>
+      <w:r>
+        <w:rPr>
+          <w:i/>
+          <w:iCs/>
+          <w:sz w:val="22"/>
+          <w:szCs w:val="22"/>
+        </w:rPr>
+        <w:t xml:space="preserve"> Obrigatório</w:t>
+      </w:r>
+      <w:r>
+        <w:rPr>
+          <w:i/>
+          <w:iCs/>
+          <w:sz w:val="22"/>
+          <w:szCs w:val="22"/>
+        </w:rPr>
+        <w:t>.</w:t>
+      </w:r>
+    </w:p>
+    <w:p>
+      <w:pPr>
+        <w:pStyle w:val="PargrafodaLista"/>
+        <w:rPr>
+          <w:i/>
+          <w:iCs/>
+          <w:sz w:val="22"/>
+          <w:szCs w:val="22"/>
+        </w:rPr>
+      </w:pPr>
+      <w:r>
+        <w:rPr>
+          <w:i/>
+          <w:iCs/>
+          <w:noProof/>
+          <w:sz w:val="22"/>
+          <w:szCs w:val="22"/>
+        </w:rPr>
+        <w:drawing>
+          <wp:inline distT="0" distB="0" distL="0" distR="0" wp14:anchorId="657E56BC" wp14:editId="213E4ED9">
+            <wp:extent cx="5394960" cy="1447800"/>
+            <wp:effectExtent l="0" t="0" r="0" b="0"/>
+            <wp:docPr id="413978898" name="Imagem 25"/>
+            <wp:cNvGraphicFramePr>
+              <a:graphicFrameLocks xmlns:a="http://schemas.openxmlformats.org/drawingml/2006/main" noChangeAspect="1"/>
+            </wp:cNvGraphicFramePr>
+            <a:graphic xmlns:a="http://schemas.openxmlformats.org/drawingml/2006/main">
+              <a:graphicData uri="http://schemas.openxmlformats.org/drawingml/2006/picture">
+                <pic:pic xmlns:pic="http://schemas.openxmlformats.org/drawingml/2006/picture">
+                  <pic:nvPicPr>
+                    <pic:cNvPr id="0" name="Picture 26"/>
+                    <pic:cNvPicPr>
+                      <a:picLocks noChangeAspect="1" noChangeArrowheads="1"/>
+                    </pic:cNvPicPr>
+                  </pic:nvPicPr>
+                  <pic:blipFill>
+                    <a:blip r:embed="rId17">
+                      <a:extLst>
+                        <a:ext uri="{28A0092B-C50C-407E-A947-70E740481C1C}">
+                          <a14:useLocalDpi xmlns:a14="http://schemas.microsoft.com/office/drawing/2010/main" val="0"/>
+                        </a:ext>
+                      </a:extLst>
+                    </a:blip>
+                    <a:srcRect/>
+                    <a:stretch>
+                      <a:fillRect/>
+                    </a:stretch>
+                  </pic:blipFill>
+                  <pic:spPr bwMode="auto">
+                    <a:xfrm>
+                      <a:off x="0" y="0"/>
+                      <a:ext cx="5394960" cy="1447800"/>
+                    </a:xfrm>
+                    <a:prstGeom prst="rect">
+                      <a:avLst/>
+                    </a:prstGeom>
+                    <a:noFill/>
+                    <a:ln>
+                      <a:noFill/>
+                    </a:ln>
+                  </pic:spPr>
+                </pic:pic>
+              </a:graphicData>
+            </a:graphic>
+          </wp:inline>
+        </w:drawing>
+      </w:r>
+    </w:p>
+    <w:p>
+      <w:pPr>
+        <w:pStyle w:val="PargrafodaLista"/>
+        <w:rPr>
+          <w:i/>
+          <w:iCs/>
+          <w:sz w:val="22"/>
+          <w:szCs w:val="22"/>
+        </w:rPr>
+      </w:pPr>
+      <w:r>
+        <w:rPr>
+          <w:i/>
+          <w:iCs/>
+          <w:sz w:val="22"/>
+          <w:szCs w:val="22"/>
+        </w:rPr>
+        <w:t>CT002 - Status Obrigatório</w:t>
+      </w:r>
+      <w:r>
+        <w:rPr>
+          <w:i/>
+          <w:iCs/>
+          <w:sz w:val="22"/>
+          <w:szCs w:val="22"/>
+        </w:rPr>
+        <w:t>.</w:t>
+      </w:r>
+    </w:p>
+    <w:p>
+      <w:pPr>
+        <w:pStyle w:val="PargrafodaLista"/>
+        <w:rPr>
+          <w:i/>
+          <w:iCs/>
+          <w:sz w:val="22"/>
+          <w:szCs w:val="22"/>
+        </w:rPr>
+      </w:pPr>
+      <w:r>
+        <w:rPr>
+          <w:i/>
+          <w:iCs/>
+          <w:noProof/>
+          <w:sz w:val="22"/>
+          <w:szCs w:val="22"/>
+        </w:rPr>
+        <w:drawing>
+          <wp:inline distT="0" distB="0" distL="0" distR="0" wp14:anchorId="4022555C" wp14:editId="313706CD">
+            <wp:extent cx="5394960" cy="1417320"/>
+            <wp:effectExtent l="0" t="0" r="0" b="0"/>
+            <wp:docPr id="1707445903" name="Imagem 26"/>
+            <wp:cNvGraphicFramePr>
+              <a:graphicFrameLocks xmlns:a="http://schemas.openxmlformats.org/drawingml/2006/main" noChangeAspect="1"/>
+            </wp:cNvGraphicFramePr>
+            <a:graphic xmlns:a="http://schemas.openxmlformats.org/drawingml/2006/main">
+              <a:graphicData uri="http://schemas.openxmlformats.org/drawingml/2006/picture">
+                <pic:pic xmlns:pic="http://schemas.openxmlformats.org/drawingml/2006/picture">
+                  <pic:nvPicPr>
+                    <pic:cNvPr id="0" name="Picture 27"/>
+                    <pic:cNvPicPr>
+                      <a:picLocks noChangeAspect="1" noChangeArrowheads="1"/>
+                    </pic:cNvPicPr>
+                  </pic:nvPicPr>
+                  <pic:blipFill>
+                    <a:blip r:embed="rId18">
+                      <a:extLst>
+                        <a:ext uri="{28A0092B-C50C-407E-A947-70E740481C1C}">
+                          <a14:useLocalDpi xmlns:a14="http://schemas.microsoft.com/office/drawing/2010/main" val="0"/>
+                        </a:ext>
+                      </a:extLst>
+                    </a:blip>
+                    <a:srcRect/>
+                    <a:stretch>
+                      <a:fillRect/>
+                    </a:stretch>
+                  </pic:blipFill>
+                  <pic:spPr bwMode="auto">
+                    <a:xfrm>
+                      <a:off x="0" y="0"/>
+                      <a:ext cx="5394960" cy="1417320"/>
+                    </a:xfrm>
+                    <a:prstGeom prst="rect">
+                      <a:avLst/>
+                    </a:prstGeom>
+                    <a:noFill/>
+                    <a:ln>
+                      <a:noFill/>
+                    </a:ln>
+                  </pic:spPr>
+                </pic:pic>
+              </a:graphicData>
+            </a:graphic>
+          </wp:inline>
+        </w:drawing>
+      </w:r>
+    </w:p>
+    <w:p>
+      <w:pPr>
+        <w:pStyle w:val="PargrafodaLista"/>
+        <w:rPr>
+          <w:i/>
+          <w:iCs/>
+          <w:sz w:val="22"/>
+          <w:szCs w:val="22"/>
+        </w:rPr>
+      </w:pPr>
+      <w:r>
+        <w:rPr>
+          <w:i/>
+          <w:iCs/>
+          <w:sz w:val="22"/>
+          <w:szCs w:val="22"/>
+        </w:rPr>
+        <w:t>CT002 – Valor</w:t>
+      </w:r>
+      <w:r>
+        <w:rPr>
+          <w:i/>
+          <w:iCs/>
+          <w:sz w:val="22"/>
+          <w:szCs w:val="22"/>
+        </w:rPr>
+        <w:t xml:space="preserve"> </w:t>
+      </w:r>
+      <w:r>
+        <w:rPr>
+          <w:i/>
+          <w:iCs/>
+          <w:sz w:val="22"/>
+          <w:szCs w:val="22"/>
+        </w:rPr>
+        <w:t>Total Obrigatório</w:t>
+      </w:r>
+      <w:r>
+        <w:rPr>
+          <w:i/>
+          <w:iCs/>
+          <w:sz w:val="22"/>
+          <w:szCs w:val="22"/>
+        </w:rPr>
+        <w:t>.</w:t>
+      </w:r>
+    </w:p>
+    <w:p>
+      <w:pPr>
+        <w:pStyle w:val="PargrafodaLista"/>
+        <w:rPr>
+          <w:i/>
+          <w:iCs/>
+          <w:sz w:val="22"/>
+          <w:szCs w:val="22"/>
+        </w:rPr>
+      </w:pPr>
+    </w:p>
+    <w:p>
+      <w:pPr>
+        <w:pStyle w:val="PargrafodaLista"/>
+        <w:rPr>
+          <w:i/>
+          <w:iCs/>
+          <w:sz w:val="22"/>
+          <w:szCs w:val="22"/>
+        </w:rPr>
+      </w:pPr>
+      <w:r>
+        <w:rPr>
+          <w:i/>
+          <w:iCs/>
+          <w:noProof/>
+          <w:sz w:val="22"/>
+          <w:szCs w:val="22"/>
+        </w:rPr>
+        <w:lastRenderedPageBreak/>
+        <w:drawing>
+          <wp:inline distT="0" distB="0" distL="0" distR="0" wp14:anchorId="63C237DA" wp14:editId="7BA66B9B">
+            <wp:extent cx="5394960" cy="1920240"/>
+            <wp:effectExtent l="0" t="0" r="0" b="3810"/>
+            <wp:docPr id="433571184" name="Imagem 27"/>
+            <wp:cNvGraphicFramePr>
+              <a:graphicFrameLocks xmlns:a="http://schemas.openxmlformats.org/drawingml/2006/main" noChangeAspect="1"/>
+            </wp:cNvGraphicFramePr>
+            <a:graphic xmlns:a="http://schemas.openxmlformats.org/drawingml/2006/main">
+              <a:graphicData uri="http://schemas.openxmlformats.org/drawingml/2006/picture">
+                <pic:pic xmlns:pic="http://schemas.openxmlformats.org/drawingml/2006/picture">
+                  <pic:nvPicPr>
+                    <pic:cNvPr id="0" name="Picture 28"/>
+                    <pic:cNvPicPr>
+                      <a:picLocks noChangeAspect="1" noChangeArrowheads="1"/>
+                    </pic:cNvPicPr>
+                  </pic:nvPicPr>
+                  <pic:blipFill>
+                    <a:blip r:embed="rId19">
+                      <a:extLst>
+                        <a:ext uri="{28A0092B-C50C-407E-A947-70E740481C1C}">
+                          <a14:useLocalDpi xmlns:a14="http://schemas.microsoft.com/office/drawing/2010/main" val="0"/>
+                        </a:ext>
+                      </a:extLst>
+                    </a:blip>
+                    <a:srcRect/>
+                    <a:stretch>
+                      <a:fillRect/>
+                    </a:stretch>
+                  </pic:blipFill>
+                  <pic:spPr bwMode="auto">
+                    <a:xfrm>
+                      <a:off x="0" y="0"/>
+                      <a:ext cx="5394960" cy="1920240"/>
+                    </a:xfrm>
+                    <a:prstGeom prst="rect">
+                      <a:avLst/>
+                    </a:prstGeom>
+                    <a:noFill/>
+                    <a:ln>
+                      <a:noFill/>
+                    </a:ln>
+                  </pic:spPr>
+                </pic:pic>
+              </a:graphicData>
+            </a:graphic>
+          </wp:inline>
+        </w:drawing>
+      </w:r>
+    </w:p>
+    <w:p>
+      <w:pPr>
+        <w:pStyle w:val="PargrafodaLista"/>
+        <w:rPr>
+          <w:i/>
+          <w:iCs/>
+          <w:sz w:val="22"/>
+          <w:szCs w:val="22"/>
+        </w:rPr>
+      </w:pPr>
+      <w:r>
+        <w:rPr>
+          <w:i/>
+          <w:iCs/>
+          <w:sz w:val="22"/>
+          <w:szCs w:val="22"/>
+        </w:rPr>
+        <w:t>CT005</w:t>
+      </w:r>
+      <w:r>
+        <w:rPr>
+          <w:i/>
+          <w:iCs/>
+          <w:sz w:val="22"/>
+          <w:szCs w:val="22"/>
+        </w:rPr>
+        <w:t xml:space="preserve"> – </w:t>
+      </w:r>
+      <w:r>
+        <w:rPr>
+          <w:i/>
+          <w:iCs/>
+          <w:sz w:val="22"/>
+          <w:szCs w:val="22"/>
+        </w:rPr>
+        <w:t>Quantidade zero antes da correção: inclusão indevida de item.</w:t>
+      </w:r>
+    </w:p>
+    <w:p>
+      <w:pPr>
+        <w:pStyle w:val="PargrafodaLista"/>
+        <w:rPr>
+          <w:i/>
+          <w:iCs/>
+          <w:sz w:val="22"/>
+          <w:szCs w:val="22"/>
+        </w:rPr>
+      </w:pPr>
+      <w:r>
+        <w:rPr>
+          <w:i/>
+          <w:iCs/>
+          <w:noProof/>
+          <w:sz w:val="22"/>
+          <w:szCs w:val="22"/>
+        </w:rPr>
+        <w:drawing>
+          <wp:inline distT="0" distB="0" distL="0" distR="0" wp14:anchorId="4F94B8EC" wp14:editId="14D9D972">
+            <wp:extent cx="5394960" cy="2339340"/>
+            <wp:effectExtent l="0" t="0" r="0" b="3810"/>
+            <wp:docPr id="1022902344" name="Imagem 28"/>
+            <wp:cNvGraphicFramePr>
+              <a:graphicFrameLocks xmlns:a="http://schemas.openxmlformats.org/drawingml/2006/main" noChangeAspect="1"/>
+            </wp:cNvGraphicFramePr>
+            <a:graphic xmlns:a="http://schemas.openxmlformats.org/drawingml/2006/main">
+              <a:graphicData uri="http://schemas.openxmlformats.org/drawingml/2006/picture">
+                <pic:pic xmlns:pic="http://schemas.openxmlformats.org/drawingml/2006/picture">
+                  <pic:nvPicPr>
+                    <pic:cNvPr id="0" name="Picture 29"/>
+                    <pic:cNvPicPr>
+                      <a:picLocks noChangeAspect="1" noChangeArrowheads="1"/>
+                    </pic:cNvPicPr>
+                  </pic:nvPicPr>
+                  <pic:blipFill>
+                    <a:blip r:embed="rId20">
+                      <a:extLst>
+                        <a:ext uri="{28A0092B-C50C-407E-A947-70E740481C1C}">
+                          <a14:useLocalDpi xmlns:a14="http://schemas.microsoft.com/office/drawing/2010/main" val="0"/>
+                        </a:ext>
+                      </a:extLst>
+                    </a:blip>
+                    <a:srcRect/>
+                    <a:stretch>
+                      <a:fillRect/>
+                    </a:stretch>
+                  </pic:blipFill>
+                  <pic:spPr bwMode="auto">
+                    <a:xfrm>
+                      <a:off x="0" y="0"/>
+                      <a:ext cx="5394960" cy="2339340"/>
+                    </a:xfrm>
+                    <a:prstGeom prst="rect">
+                      <a:avLst/>
+                    </a:prstGeom>
+                    <a:noFill/>
+                    <a:ln>
+                      <a:noFill/>
+                    </a:ln>
+                  </pic:spPr>
+                </pic:pic>
+              </a:graphicData>
+            </a:graphic>
+          </wp:inline>
+        </w:drawing>
+      </w:r>
+    </w:p>
+    <w:p>
+      <w:pPr>
+        <w:pStyle w:val="PargrafodaLista"/>
+        <w:rPr>
+          <w:i/>
+          <w:iCs/>
+          <w:sz w:val="22"/>
+          <w:szCs w:val="22"/>
+        </w:rPr>
+      </w:pPr>
+      <w:r>
+        <w:rPr>
+          <w:i/>
+          <w:iCs/>
+          <w:sz w:val="22"/>
+          <w:szCs w:val="22"/>
+        </w:rPr>
+        <w:t>CT005</w:t>
+      </w:r>
+      <w:r>
+        <w:rPr>
+          <w:i/>
+          <w:iCs/>
+          <w:sz w:val="22"/>
+          <w:szCs w:val="22"/>
+        </w:rPr>
+        <w:t xml:space="preserve"> - </w:t>
+      </w:r>
+      <w:r>
+        <w:rPr>
+          <w:i/>
+          <w:iCs/>
+          <w:sz w:val="22"/>
+          <w:szCs w:val="22"/>
+        </w:rPr>
+        <w:t>Validação de quantidade</w:t>
+      </w:r>
+      <w:r>
+        <w:rPr>
+          <w:i/>
+          <w:iCs/>
+          <w:sz w:val="22"/>
+          <w:szCs w:val="22"/>
+        </w:rPr>
+        <w:t xml:space="preserve"> </w:t>
+      </w:r>
+      <w:r>
+        <w:rPr>
+          <w:i/>
+          <w:iCs/>
+          <w:sz w:val="22"/>
+          <w:szCs w:val="22"/>
+        </w:rPr>
+        <w:t>-</w:t>
+      </w:r>
+      <w:r>
+        <w:rPr>
+          <w:i/>
+          <w:iCs/>
+          <w:sz w:val="22"/>
+          <w:szCs w:val="22"/>
+        </w:rPr>
+        <w:t xml:space="preserve"> </w:t>
+      </w:r>
+      <w:r>
+        <w:rPr>
+          <w:i/>
+          <w:iCs/>
+          <w:sz w:val="22"/>
+          <w:szCs w:val="22"/>
+        </w:rPr>
+        <w:t>Teste</w:t>
+      </w:r>
+      <w:r>
+        <w:rPr>
+          <w:i/>
+          <w:iCs/>
+          <w:sz w:val="22"/>
+          <w:szCs w:val="22"/>
+        </w:rPr>
+        <w:t xml:space="preserve"> </w:t>
+      </w:r>
+      <w:r>
+        <w:rPr>
+          <w:i/>
+          <w:iCs/>
+          <w:sz w:val="22"/>
+          <w:szCs w:val="22"/>
+        </w:rPr>
+        <w:t>Positivo</w:t>
+      </w:r>
+      <w:r>
+        <w:rPr>
+          <w:i/>
+          <w:iCs/>
+          <w:sz w:val="22"/>
+          <w:szCs w:val="22"/>
+        </w:rPr>
+        <w:t>.</w:t>
+      </w:r>
+    </w:p>
+    <w:p>
+      <w:pPr>
+        <w:pStyle w:val="PargrafodaLista"/>
+        <w:rPr>
+          <w:i/>
+          <w:iCs/>
+          <w:sz w:val="22"/>
+          <w:szCs w:val="22"/>
+        </w:rPr>
+      </w:pPr>
+      <w:r>
+        <w:rPr>
+          <w:i/>
+          <w:iCs/>
+          <w:noProof/>
+          <w:sz w:val="22"/>
+          <w:szCs w:val="22"/>
+        </w:rPr>
+        <w:lastRenderedPageBreak/>
+        <w:drawing>
+          <wp:inline distT="0" distB="0" distL="0" distR="0" wp14:anchorId="39B20720" wp14:editId="77F99741">
+            <wp:extent cx="3070860" cy="5690952"/>
+            <wp:effectExtent l="0" t="0" r="0" b="5080"/>
+            <wp:docPr id="788437142" name="Imagem 29"/>
+            <wp:cNvGraphicFramePr>
+              <a:graphicFrameLocks xmlns:a="http://schemas.openxmlformats.org/drawingml/2006/main" noChangeAspect="1"/>
+            </wp:cNvGraphicFramePr>
+            <a:graphic xmlns:a="http://schemas.openxmlformats.org/drawingml/2006/main">
+              <a:graphicData uri="http://schemas.openxmlformats.org/drawingml/2006/picture">
+                <pic:pic xmlns:pic="http://schemas.openxmlformats.org/drawingml/2006/picture">
+                  <pic:nvPicPr>
+                    <pic:cNvPr id="0" name="Picture 30"/>
+                    <pic:cNvPicPr>
+                      <a:picLocks noChangeAspect="1" noChangeArrowheads="1"/>
+                    </pic:cNvPicPr>
+                  </pic:nvPicPr>
+                  <pic:blipFill>
+                    <a:blip r:embed="rId21">
+                      <a:extLst>
+                        <a:ext uri="{28A0092B-C50C-407E-A947-70E740481C1C}">
+                          <a14:useLocalDpi xmlns:a14="http://schemas.microsoft.com/office/drawing/2010/main" val="0"/>
+                        </a:ext>
+                      </a:extLst>
+                    </a:blip>
+                    <a:srcRect/>
+                    <a:stretch>
+                      <a:fillRect/>
+                    </a:stretch>
+                  </pic:blipFill>
+                  <pic:spPr bwMode="auto">
+                    <a:xfrm>
+                      <a:off x="0" y="0"/>
+                      <a:ext cx="3073505" cy="5695854"/>
+                    </a:xfrm>
+                    <a:prstGeom prst="rect">
+                      <a:avLst/>
+                    </a:prstGeom>
+                    <a:noFill/>
+                    <a:ln>
+                      <a:noFill/>
+                    </a:ln>
+                  </pic:spPr>
+                </pic:pic>
+              </a:graphicData>
+            </a:graphic>
+          </wp:inline>
+        </w:drawing>
+      </w:r>
+    </w:p>
+    <w:p>
+      <w:pPr>
+        <w:pStyle w:val="PargrafodaLista"/>
+        <w:rPr>
+          <w:i/>
+          <w:iCs/>
+          <w:sz w:val="22"/>
+          <w:szCs w:val="22"/>
+        </w:rPr>
+      </w:pPr>
+      <w:r>
+        <w:rPr>
+          <w:i/>
+          <w:iCs/>
+          <w:sz w:val="22"/>
+          <w:szCs w:val="22"/>
+        </w:rPr>
+        <w:t>CT005</w:t>
+      </w:r>
+      <w:r>
+        <w:rPr>
+          <w:i/>
+          <w:iCs/>
+          <w:sz w:val="22"/>
+          <w:szCs w:val="22"/>
+        </w:rPr>
+        <w:t xml:space="preserve"> - </w:t>
+      </w:r>
+      <w:r>
+        <w:rPr>
+          <w:i/>
+          <w:iCs/>
+          <w:sz w:val="22"/>
+          <w:szCs w:val="22"/>
+        </w:rPr>
+        <w:t>Quantid</w:t>
+      </w:r>
+      <w:r>
+        <w:rPr>
+          <w:i/>
+          <w:iCs/>
+          <w:sz w:val="22"/>
+          <w:szCs w:val="22"/>
+        </w:rPr>
+        <w:t>a</w:t>
+      </w:r>
+      <w:r>
+        <w:rPr>
+          <w:i/>
+          <w:iCs/>
+          <w:sz w:val="22"/>
+          <w:szCs w:val="22"/>
+        </w:rPr>
+        <w:t>de</w:t>
+      </w:r>
+      <w:r>
+        <w:rPr>
+          <w:i/>
+          <w:iCs/>
+          <w:sz w:val="22"/>
+          <w:szCs w:val="22"/>
+        </w:rPr>
+        <w:t xml:space="preserve"> </w:t>
+      </w:r>
+      <w:r>
+        <w:rPr>
+          <w:i/>
+          <w:iCs/>
+          <w:sz w:val="22"/>
+          <w:szCs w:val="22"/>
+        </w:rPr>
+        <w:t>Zero</w:t>
+      </w:r>
+      <w:r>
+        <w:rPr>
+          <w:i/>
+          <w:iCs/>
+          <w:sz w:val="22"/>
+          <w:szCs w:val="22"/>
+        </w:rPr>
+        <w:t xml:space="preserve"> </w:t>
+      </w:r>
+      <w:r>
+        <w:rPr>
+          <w:i/>
+          <w:iCs/>
+          <w:sz w:val="22"/>
+          <w:szCs w:val="22"/>
+        </w:rPr>
+        <w:t>Antes</w:t>
+      </w:r>
+      <w:r>
+        <w:rPr>
+          <w:i/>
+          <w:iCs/>
+          <w:sz w:val="22"/>
+          <w:szCs w:val="22"/>
+        </w:rPr>
+        <w:t xml:space="preserve"> </w:t>
+      </w:r>
+      <w:r>
+        <w:rPr>
+          <w:i/>
+          <w:iCs/>
+          <w:sz w:val="22"/>
+          <w:szCs w:val="22"/>
+        </w:rPr>
+        <w:t>Correção</w:t>
+      </w:r>
+      <w:r>
+        <w:rPr>
+          <w:i/>
+          <w:iCs/>
+          <w:sz w:val="22"/>
+          <w:szCs w:val="22"/>
+        </w:rPr>
+        <w:t>.</w:t>
+      </w:r>
+    </w:p>
+    <w:p>
+      <w:pPr>
+        <w:pStyle w:val="PargrafodaLista"/>
+        <w:rPr>
+          <w:i/>
+          <w:iCs/>
+          <w:sz w:val="22"/>
+          <w:szCs w:val="22"/>
+        </w:rPr>
+      </w:pPr>
+      <w:r>
+        <w:rPr>
+          <w:i/>
+          <w:iCs/>
+          <w:noProof/>
+          <w:sz w:val="22"/>
+          <w:szCs w:val="22"/>
+        </w:rPr>
+        <w:drawing>
+          <wp:inline distT="0" distB="0" distL="0" distR="0" wp14:anchorId="01E669BC" wp14:editId="11BE304E">
+            <wp:extent cx="5394960" cy="1996440"/>
+            <wp:effectExtent l="0" t="0" r="0" b="3810"/>
+            <wp:docPr id="826953624" name="Imagem 30"/>
+            <wp:cNvGraphicFramePr>
+              <a:graphicFrameLocks xmlns:a="http://schemas.openxmlformats.org/drawingml/2006/main" noChangeAspect="1"/>
+            </wp:cNvGraphicFramePr>
+            <a:graphic xmlns:a="http://schemas.openxmlformats.org/drawingml/2006/main">
+              <a:graphicData uri="http://schemas.openxmlformats.org/drawingml/2006/picture">
+                <pic:pic xmlns:pic="http://schemas.openxmlformats.org/drawingml/2006/picture">
+                  <pic:nvPicPr>
+                    <pic:cNvPr id="0" name="Picture 31"/>
+                    <pic:cNvPicPr>
+                      <a:picLocks noChangeAspect="1" noChangeArrowheads="1"/>
+                    </pic:cNvPicPr>
+                  </pic:nvPicPr>
+                  <pic:blipFill>
+                    <a:blip r:embed="rId22">
+                      <a:extLst>
+                        <a:ext uri="{28A0092B-C50C-407E-A947-70E740481C1C}">
+                          <a14:useLocalDpi xmlns:a14="http://schemas.microsoft.com/office/drawing/2010/main" val="0"/>
+                        </a:ext>
+                      </a:extLst>
+                    </a:blip>
+                    <a:srcRect/>
+                    <a:stretch>
+                      <a:fillRect/>
+                    </a:stretch>
+                  </pic:blipFill>
+                  <pic:spPr bwMode="auto">
+                    <a:xfrm>
+                      <a:off x="0" y="0"/>
+                      <a:ext cx="5394960" cy="1996440"/>
+                    </a:xfrm>
+                    <a:prstGeom prst="rect">
+                      <a:avLst/>
+                    </a:prstGeom>
+                    <a:noFill/>
+                    <a:ln>
+                      <a:noFill/>
+                    </a:ln>
+                  </pic:spPr>
+                </pic:pic>
+              </a:graphicData>
+            </a:graphic>
+          </wp:inline>
+        </w:drawing>
+      </w:r>
+      <w:r>
+        <w:rPr>
+          <w:i/>
+          <w:iCs/>
+          <w:sz w:val="22"/>
+          <w:szCs w:val="22"/>
+        </w:rPr>
+        <w:br/>
+      </w:r>
+      <w:r>
+        <w:rPr>
+          <w:i/>
+          <w:iCs/>
+          <w:sz w:val="22"/>
+          <w:szCs w:val="22"/>
+        </w:rPr>
+        <w:t>CT005</w:t>
+      </w:r>
+      <w:r>
+        <w:rPr>
+          <w:i/>
+          <w:iCs/>
+          <w:sz w:val="22"/>
+          <w:szCs w:val="22"/>
+        </w:rPr>
+        <w:t xml:space="preserve"> - </w:t>
+      </w:r>
+      <w:r>
+        <w:rPr>
+          <w:i/>
+          <w:iCs/>
+          <w:sz w:val="22"/>
+          <w:szCs w:val="22"/>
+        </w:rPr>
+        <w:t>Quantidade</w:t>
+      </w:r>
+      <w:r>
+        <w:rPr>
+          <w:i/>
+          <w:iCs/>
+          <w:sz w:val="22"/>
+          <w:szCs w:val="22"/>
+        </w:rPr>
+        <w:t xml:space="preserve"> </w:t>
+      </w:r>
+      <w:r>
+        <w:rPr>
+          <w:i/>
+          <w:iCs/>
+          <w:sz w:val="22"/>
+          <w:szCs w:val="22"/>
+        </w:rPr>
+        <w:t>Zero</w:t>
+      </w:r>
+      <w:r>
+        <w:rPr>
+          <w:i/>
+          <w:iCs/>
+          <w:sz w:val="22"/>
+          <w:szCs w:val="22"/>
+        </w:rPr>
+        <w:t xml:space="preserve"> </w:t>
+      </w:r>
+      <w:r>
+        <w:rPr>
+          <w:i/>
+          <w:iCs/>
+          <w:sz w:val="22"/>
+          <w:szCs w:val="22"/>
+        </w:rPr>
+        <w:t>Após</w:t>
+      </w:r>
+      <w:r>
+        <w:rPr>
+          <w:i/>
+          <w:iCs/>
+          <w:sz w:val="22"/>
+          <w:szCs w:val="22"/>
+        </w:rPr>
+        <w:t xml:space="preserve"> </w:t>
+      </w:r>
+      <w:r>
+        <w:rPr>
+          <w:i/>
+          <w:iCs/>
+          <w:sz w:val="22"/>
+          <w:szCs w:val="22"/>
+        </w:rPr>
+        <w:t>Correção.</w:t>
+      </w:r>
+      <w:r>
+        <w:rPr>
+          <w:i/>
+          <w:iCs/>
+          <w:sz w:val="22"/>
+          <w:szCs w:val="22"/>
+        </w:rPr>
+        <w:t xml:space="preserve"> Erro</w:t>
+      </w:r>
+    </w:p>
+    <w:p>
+      <w:pPr>
+        <w:pStyle w:val="PargrafodaLista"/>
+        <w:rPr>
+          <w:i/>
+          <w:iCs/>
+          <w:sz w:val="22"/>
+          <w:szCs w:val="22"/>
+        </w:rPr>
+      </w:pPr>
+    </w:p>
+    <w:p>
+      <w:pPr>
+        <w:pStyle w:val="PargrafodaLista"/>
+        <w:rPr>
+          <w:i/>
+          <w:iCs/>
+          <w:sz w:val="22"/>
+          <w:szCs w:val="22"/>
+        </w:rPr>
+      </w:pPr>
+      <w:r>
+        <w:rPr>
+          <w:i/>
+          <w:iCs/>
+          <w:noProof/>
+          <w:sz w:val="22"/>
+          <w:szCs w:val="22"/>
+        </w:rPr>
+        <w:lastRenderedPageBreak/>
+        <w:drawing>
+          <wp:inline distT="0" distB="0" distL="0" distR="0" wp14:anchorId="28EAB434" wp14:editId="56588DCB">
+            <wp:extent cx="5394960" cy="1645920"/>
+            <wp:effectExtent l="0" t="0" r="0" b="0"/>
+            <wp:docPr id="1181578540" name="Imagem 31"/>
+            <wp:cNvGraphicFramePr>
+              <a:graphicFrameLocks xmlns:a="http://schemas.openxmlformats.org/drawingml/2006/main" noChangeAspect="1"/>
+            </wp:cNvGraphicFramePr>
+            <a:graphic xmlns:a="http://schemas.openxmlformats.org/drawingml/2006/main">
+              <a:graphicData uri="http://schemas.openxmlformats.org/drawingml/2006/picture">
+                <pic:pic xmlns:pic="http://schemas.openxmlformats.org/drawingml/2006/picture">
+                  <pic:nvPicPr>
+                    <pic:cNvPr id="0" name="Picture 32"/>
+                    <pic:cNvPicPr>
+                      <a:picLocks noChangeAspect="1" noChangeArrowheads="1"/>
+                    </pic:cNvPicPr>
+                  </pic:nvPicPr>
+                  <pic:blipFill>
+                    <a:blip r:embed="rId23">
+                      <a:extLst>
+                        <a:ext uri="{28A0092B-C50C-407E-A947-70E740481C1C}">
+                          <a14:useLocalDpi xmlns:a14="http://schemas.microsoft.com/office/drawing/2010/main" val="0"/>
+                        </a:ext>
+                      </a:extLst>
+                    </a:blip>
+                    <a:srcRect/>
+                    <a:stretch>
+                      <a:fillRect/>
+                    </a:stretch>
+                  </pic:blipFill>
+                  <pic:spPr bwMode="auto">
+                    <a:xfrm>
+                      <a:off x="0" y="0"/>
+                      <a:ext cx="5394960" cy="1645920"/>
+                    </a:xfrm>
+                    <a:prstGeom prst="rect">
+                      <a:avLst/>
+                    </a:prstGeom>
+                    <a:noFill/>
+                    <a:ln>
+                      <a:noFill/>
+                    </a:ln>
+                  </pic:spPr>
+                </pic:pic>
+              </a:graphicData>
+            </a:graphic>
+          </wp:inline>
+        </w:drawing>
+      </w:r>
+      <w:r>
+        <w:rPr>
+          <w:i/>
+          <w:iCs/>
+          <w:sz w:val="22"/>
+          <w:szCs w:val="22"/>
+        </w:rPr>
+        <w:br/>
+      </w:r>
+      <w:r>
+        <w:rPr>
+          <w:i/>
+          <w:iCs/>
+          <w:sz w:val="22"/>
+          <w:szCs w:val="22"/>
+        </w:rPr>
+        <w:t>CT006</w:t>
+      </w:r>
+      <w:r>
+        <w:rPr>
+          <w:i/>
+          <w:iCs/>
+          <w:sz w:val="22"/>
+          <w:szCs w:val="22"/>
+        </w:rPr>
+        <w:t xml:space="preserve"> - </w:t>
+      </w:r>
+      <w:r>
+        <w:rPr>
+          <w:i/>
+          <w:iCs/>
+          <w:sz w:val="22"/>
+          <w:szCs w:val="22"/>
+        </w:rPr>
+        <w:t>Pre</w:t>
+      </w:r>
+      <w:r>
+        <w:rPr>
+          <w:i/>
+          <w:iCs/>
+          <w:sz w:val="22"/>
+          <w:szCs w:val="22"/>
+        </w:rPr>
+        <w:t>ç</w:t>
+      </w:r>
+      <w:r>
+        <w:rPr>
+          <w:i/>
+          <w:iCs/>
+          <w:sz w:val="22"/>
+          <w:szCs w:val="22"/>
+        </w:rPr>
+        <w:t>o</w:t>
+      </w:r>
+      <w:r>
+        <w:rPr>
+          <w:i/>
+          <w:iCs/>
+          <w:sz w:val="22"/>
+          <w:szCs w:val="22"/>
+        </w:rPr>
+        <w:t xml:space="preserve"> </w:t>
+      </w:r>
+      <w:r>
+        <w:rPr>
+          <w:i/>
+          <w:iCs/>
+          <w:sz w:val="22"/>
+          <w:szCs w:val="22"/>
+        </w:rPr>
+        <w:t>Negativo</w:t>
+      </w:r>
+      <w:r>
+        <w:rPr>
+          <w:i/>
+          <w:iCs/>
+          <w:sz w:val="22"/>
+          <w:szCs w:val="22"/>
+        </w:rPr>
+        <w:t xml:space="preserve"> </w:t>
+      </w:r>
+      <w:r>
+        <w:rPr>
+          <w:i/>
+          <w:iCs/>
+          <w:sz w:val="22"/>
+          <w:szCs w:val="22"/>
+        </w:rPr>
+        <w:t>Antes</w:t>
+      </w:r>
+      <w:r>
+        <w:rPr>
+          <w:i/>
+          <w:iCs/>
+          <w:sz w:val="22"/>
+          <w:szCs w:val="22"/>
+        </w:rPr>
+        <w:t xml:space="preserve"> </w:t>
+      </w:r>
+      <w:r>
+        <w:rPr>
+          <w:i/>
+          <w:iCs/>
+          <w:sz w:val="22"/>
+          <w:szCs w:val="22"/>
+        </w:rPr>
+        <w:t>Correção</w:t>
+      </w:r>
+      <w:r>
+        <w:rPr>
+          <w:i/>
+          <w:iCs/>
+          <w:sz w:val="22"/>
+          <w:szCs w:val="22"/>
+        </w:rPr>
+        <w:t>.</w:t>
+      </w:r>
+    </w:p>
+    <w:p>
+      <w:pPr>
+        <w:pStyle w:val="PargrafodaLista"/>
+        <w:rPr>
+          <w:i/>
+          <w:iCs/>
+          <w:sz w:val="22"/>
+          <w:szCs w:val="22"/>
+        </w:rPr>
+      </w:pPr>
+      <w:r>
+        <w:rPr>
+          <w:i/>
+          <w:iCs/>
+          <w:noProof/>
+          <w:sz w:val="22"/>
+          <w:szCs w:val="22"/>
+        </w:rPr>
+        <w:drawing>
+          <wp:inline distT="0" distB="0" distL="0" distR="0" wp14:anchorId="76CF9EB7" wp14:editId="2520DC48">
+            <wp:extent cx="3985260" cy="1691640"/>
+            <wp:effectExtent l="0" t="0" r="0" b="3810"/>
+            <wp:docPr id="1555576292" name="Imagem 32"/>
+            <wp:cNvGraphicFramePr>
+              <a:graphicFrameLocks xmlns:a="http://schemas.openxmlformats.org/drawingml/2006/main" noChangeAspect="1"/>
+            </wp:cNvGraphicFramePr>
+            <a:graphic xmlns:a="http://schemas.openxmlformats.org/drawingml/2006/main">
+              <a:graphicData uri="http://schemas.openxmlformats.org/drawingml/2006/picture">
+                <pic:pic xmlns:pic="http://schemas.openxmlformats.org/drawingml/2006/picture">
+                  <pic:nvPicPr>
+                    <pic:cNvPr id="0" name="Picture 33"/>
+                    <pic:cNvPicPr>
+                      <a:picLocks noChangeAspect="1" noChangeArrowheads="1"/>
+                    </pic:cNvPicPr>
+                  </pic:nvPicPr>
+                  <pic:blipFill>
+                    <a:blip r:embed="rId24">
+                      <a:extLst>
+                        <a:ext uri="{28A0092B-C50C-407E-A947-70E740481C1C}">
+                          <a14:useLocalDpi xmlns:a14="http://schemas.microsoft.com/office/drawing/2010/main" val="0"/>
+                        </a:ext>
+                      </a:extLst>
+                    </a:blip>
+                    <a:srcRect/>
+                    <a:stretch>
+                      <a:fillRect/>
+                    </a:stretch>
+                  </pic:blipFill>
+                  <pic:spPr bwMode="auto">
+                    <a:xfrm>
+                      <a:off x="0" y="0"/>
+                      <a:ext cx="3985260" cy="1691640"/>
+                    </a:xfrm>
+                    <a:prstGeom prst="rect">
+                      <a:avLst/>
+                    </a:prstGeom>
+                    <a:noFill/>
+                    <a:ln>
+                      <a:noFill/>
+                    </a:ln>
+                  </pic:spPr>
+                </pic:pic>
+              </a:graphicData>
+            </a:graphic>
+          </wp:inline>
+        </w:drawing>
+      </w:r>
+      <w:r>
+        <w:rPr>
+          <w:i/>
+          <w:iCs/>
+          <w:sz w:val="22"/>
+          <w:szCs w:val="22"/>
+        </w:rPr>
+        <w:br/>
+      </w:r>
+      <w:r>
+        <w:rPr>
+          <w:i/>
+          <w:iCs/>
+          <w:sz w:val="22"/>
+          <w:szCs w:val="22"/>
+        </w:rPr>
+        <w:t>CT006</w:t>
+      </w:r>
+      <w:r>
+        <w:rPr>
+          <w:i/>
+          <w:iCs/>
+          <w:sz w:val="22"/>
+          <w:szCs w:val="22"/>
+        </w:rPr>
+        <w:t xml:space="preserve"> - </w:t>
+      </w:r>
+      <w:r>
+        <w:rPr>
+          <w:i/>
+          <w:iCs/>
+          <w:sz w:val="22"/>
+          <w:szCs w:val="22"/>
+        </w:rPr>
+        <w:t>Pre</w:t>
+      </w:r>
+      <w:r>
+        <w:rPr>
+          <w:i/>
+          <w:iCs/>
+          <w:sz w:val="22"/>
+          <w:szCs w:val="22"/>
+        </w:rPr>
+        <w:t>ç</w:t>
+      </w:r>
+      <w:r>
+        <w:rPr>
+          <w:i/>
+          <w:iCs/>
+          <w:sz w:val="22"/>
+          <w:szCs w:val="22"/>
+        </w:rPr>
+        <w:t>o</w:t>
+      </w:r>
+      <w:r>
+        <w:rPr>
+          <w:i/>
+          <w:iCs/>
+          <w:sz w:val="22"/>
+          <w:szCs w:val="22"/>
+        </w:rPr>
+        <w:t xml:space="preserve"> </w:t>
+      </w:r>
+      <w:r>
+        <w:rPr>
+          <w:i/>
+          <w:iCs/>
+          <w:sz w:val="22"/>
+          <w:szCs w:val="22"/>
+        </w:rPr>
+        <w:t>Negativo</w:t>
+      </w:r>
+      <w:r>
+        <w:rPr>
+          <w:i/>
+          <w:iCs/>
+          <w:sz w:val="22"/>
+          <w:szCs w:val="22"/>
+        </w:rPr>
+        <w:t xml:space="preserve"> </w:t>
+      </w:r>
+      <w:r>
+        <w:rPr>
+          <w:i/>
+          <w:iCs/>
+          <w:sz w:val="22"/>
+          <w:szCs w:val="22"/>
+        </w:rPr>
+        <w:t>Banco</w:t>
+      </w:r>
+      <w:r>
+        <w:rPr>
+          <w:i/>
+          <w:iCs/>
+          <w:sz w:val="22"/>
+          <w:szCs w:val="22"/>
+        </w:rPr>
+        <w:t xml:space="preserve"> </w:t>
+      </w:r>
+      <w:r>
+        <w:rPr>
+          <w:i/>
+          <w:iCs/>
+          <w:sz w:val="22"/>
+          <w:szCs w:val="22"/>
+        </w:rPr>
+        <w:t>Antes</w:t>
+      </w:r>
+      <w:r>
+        <w:rPr>
+          <w:i/>
+          <w:iCs/>
+          <w:sz w:val="22"/>
+          <w:szCs w:val="22"/>
+        </w:rPr>
+        <w:t xml:space="preserve"> </w:t>
+      </w:r>
+      <w:r>
+        <w:rPr>
+          <w:i/>
+          <w:iCs/>
+          <w:sz w:val="22"/>
+          <w:szCs w:val="22"/>
+        </w:rPr>
+        <w:t>Correção</w:t>
+      </w:r>
+      <w:r>
+        <w:rPr>
+          <w:i/>
+          <w:iCs/>
+          <w:sz w:val="22"/>
+          <w:szCs w:val="22"/>
+        </w:rPr>
+        <w:t>.</w:t>
+      </w:r>
+    </w:p>
+    <w:p>
+      <w:pPr>
+        <w:pStyle w:val="PargrafodaLista"/>
+        <w:rPr>
+          <w:i/>
+          <w:iCs/>
+          <w:sz w:val="22"/>
+          <w:szCs w:val="22"/>
+        </w:rPr>
+      </w:pPr>
+      <w:r>
+        <w:rPr>
+          <w:i/>
+          <w:iCs/>
+          <w:noProof/>
+          <w:sz w:val="22"/>
+          <w:szCs w:val="22"/>
+        </w:rPr>
+        <w:drawing>
+          <wp:inline distT="0" distB="0" distL="0" distR="0" wp14:anchorId="5052653C" wp14:editId="7E83862B">
+            <wp:extent cx="5402580" cy="1402080"/>
+            <wp:effectExtent l="0" t="0" r="7620" b="7620"/>
+            <wp:docPr id="215159723" name="Imagem 33"/>
+            <wp:cNvGraphicFramePr>
+              <a:graphicFrameLocks xmlns:a="http://schemas.openxmlformats.org/drawingml/2006/main" noChangeAspect="1"/>
+            </wp:cNvGraphicFramePr>
+            <a:graphic xmlns:a="http://schemas.openxmlformats.org/drawingml/2006/main">
+              <a:graphicData uri="http://schemas.openxmlformats.org/drawingml/2006/picture">
+                <pic:pic xmlns:pic="http://schemas.openxmlformats.org/drawingml/2006/picture">
+                  <pic:nvPicPr>
+                    <pic:cNvPr id="0" name="Picture 34"/>
+                    <pic:cNvPicPr>
+                      <a:picLocks noChangeAspect="1" noChangeArrowheads="1"/>
+                    </pic:cNvPicPr>
+                  </pic:nvPicPr>
+                  <pic:blipFill>
+                    <a:blip r:embed="rId25">
+                      <a:extLst>
+                        <a:ext uri="{28A0092B-C50C-407E-A947-70E740481C1C}">
+                          <a14:useLocalDpi xmlns:a14="http://schemas.microsoft.com/office/drawing/2010/main" val="0"/>
+                        </a:ext>
+                      </a:extLst>
+                    </a:blip>
+                    <a:srcRect/>
+                    <a:stretch>
+                      <a:fillRect/>
+                    </a:stretch>
+                  </pic:blipFill>
+                  <pic:spPr bwMode="auto">
+                    <a:xfrm>
+                      <a:off x="0" y="0"/>
+                      <a:ext cx="5402580" cy="1402080"/>
+                    </a:xfrm>
+                    <a:prstGeom prst="rect">
+                      <a:avLst/>
+                    </a:prstGeom>
+                    <a:noFill/>
+                    <a:ln>
+                      <a:noFill/>
+                    </a:ln>
+                  </pic:spPr>
+                </pic:pic>
+              </a:graphicData>
+            </a:graphic>
+          </wp:inline>
+        </w:drawing>
+      </w:r>
+      <w:r>
+        <w:rPr>
+          <w:i/>
+          <w:iCs/>
+          <w:sz w:val="22"/>
+          <w:szCs w:val="22"/>
+        </w:rPr>
+        <w:br/>
+      </w:r>
+      <w:r>
+        <w:rPr>
+          <w:i/>
+          <w:iCs/>
+          <w:sz w:val="22"/>
+          <w:szCs w:val="22"/>
+        </w:rPr>
+        <w:t>CT006</w:t>
+      </w:r>
+      <w:r>
+        <w:rPr>
+          <w:i/>
+          <w:iCs/>
+          <w:sz w:val="22"/>
+          <w:szCs w:val="22"/>
+        </w:rPr>
+        <w:t xml:space="preserve"> - </w:t>
+      </w:r>
+      <w:r>
+        <w:rPr>
+          <w:i/>
+          <w:iCs/>
+          <w:sz w:val="22"/>
+          <w:szCs w:val="22"/>
+        </w:rPr>
+        <w:t>Preço</w:t>
+      </w:r>
+      <w:r>
+        <w:rPr>
+          <w:i/>
+          <w:iCs/>
+          <w:sz w:val="22"/>
+          <w:szCs w:val="22"/>
+        </w:rPr>
+        <w:t xml:space="preserve"> </w:t>
+      </w:r>
+      <w:r>
+        <w:rPr>
+          <w:i/>
+          <w:iCs/>
+          <w:sz w:val="22"/>
+          <w:szCs w:val="22"/>
+        </w:rPr>
+        <w:t>Negativo</w:t>
+      </w:r>
+      <w:r>
+        <w:rPr>
+          <w:i/>
+          <w:iCs/>
+          <w:sz w:val="22"/>
+          <w:szCs w:val="22"/>
+        </w:rPr>
+        <w:t xml:space="preserve"> </w:t>
+      </w:r>
+      <w:r>
+        <w:rPr>
+          <w:i/>
+          <w:iCs/>
+          <w:sz w:val="22"/>
+          <w:szCs w:val="22"/>
+        </w:rPr>
+        <w:t>Após</w:t>
+      </w:r>
+      <w:r>
+        <w:rPr>
+          <w:i/>
+          <w:iCs/>
+          <w:sz w:val="22"/>
+          <w:szCs w:val="22"/>
+        </w:rPr>
+        <w:t xml:space="preserve"> </w:t>
+      </w:r>
+      <w:r>
+        <w:rPr>
+          <w:i/>
+          <w:iCs/>
+          <w:sz w:val="22"/>
+          <w:szCs w:val="22"/>
+        </w:rPr>
+        <w:t>Correção</w:t>
+      </w:r>
+      <w:r>
+        <w:rPr>
+          <w:i/>
+          <w:iCs/>
+          <w:sz w:val="22"/>
+          <w:szCs w:val="22"/>
+        </w:rPr>
+        <w:t>.</w:t>
+      </w:r>
+    </w:p>
+    <w:p>
+      <w:pPr>
+        <w:pStyle w:val="PargrafodaLista"/>
+        <w:rPr>
+          <w:i/>
+          <w:iCs/>
+          <w:sz w:val="22"/>
+          <w:szCs w:val="22"/>
+        </w:rPr>
+      </w:pPr>
+    </w:p>
+    <w:p>
+      <w:pPr>
+        <w:pStyle w:val="PargrafodaLista"/>
+        <w:rPr>
+          <w:i/>
+          <w:iCs/>
+          <w:sz w:val="22"/>
+          <w:szCs w:val="22"/>
+        </w:rPr>
+      </w:pPr>
+      <w:r>
+        <w:rPr>
+          <w:i/>
+          <w:iCs/>
+          <w:noProof/>
+          <w:sz w:val="22"/>
+          <w:szCs w:val="22"/>
+        </w:rPr>
+        <w:drawing>
+          <wp:inline distT="0" distB="0" distL="0" distR="0" wp14:anchorId="57E754AC" wp14:editId="7CA38F4E">
+            <wp:extent cx="5394960" cy="1546860"/>
+            <wp:effectExtent l="0" t="0" r="0" b="0"/>
+            <wp:docPr id="773625140" name="Imagem 34"/>
+            <wp:cNvGraphicFramePr>
+              <a:graphicFrameLocks xmlns:a="http://schemas.openxmlformats.org/drawingml/2006/main" noChangeAspect="1"/>
+            </wp:cNvGraphicFramePr>
+            <a:graphic xmlns:a="http://schemas.openxmlformats.org/drawingml/2006/main">
+              <a:graphicData uri="http://schemas.openxmlformats.org/drawingml/2006/picture">
+                <pic:pic xmlns:pic="http://schemas.openxmlformats.org/drawingml/2006/picture">
+                  <pic:nvPicPr>
+                    <pic:cNvPr id="0" name="Picture 35"/>
+                    <pic:cNvPicPr>
+                      <a:picLocks noChangeAspect="1" noChangeArrowheads="1"/>
+                    </pic:cNvPicPr>
+                  </pic:nvPicPr>
+                  <pic:blipFill>
+                    <a:blip r:embed="rId26">
+                      <a:extLst>
+                        <a:ext uri="{28A0092B-C50C-407E-A947-70E740481C1C}">
+                          <a14:useLocalDpi xmlns:a14="http://schemas.microsoft.com/office/drawing/2010/main" val="0"/>
+                        </a:ext>
+                      </a:extLst>
+                    </a:blip>
+                    <a:srcRect/>
+                    <a:stretch>
+                      <a:fillRect/>
+                    </a:stretch>
+                  </pic:blipFill>
+                  <pic:spPr bwMode="auto">
+                    <a:xfrm>
+                      <a:off x="0" y="0"/>
+                      <a:ext cx="5394960" cy="1546860"/>
+                    </a:xfrm>
+                    <a:prstGeom prst="rect">
+                      <a:avLst/>
+                    </a:prstGeom>
+                    <a:noFill/>
+                    <a:ln>
+                      <a:noFill/>
+                    </a:ln>
+                  </pic:spPr>
+                </pic:pic>
+              </a:graphicData>
+            </a:graphic>
+          </wp:inline>
+        </w:drawing>
+      </w:r>
+      <w:r>
+        <w:rPr>
+          <w:i/>
+          <w:iCs/>
+          <w:sz w:val="22"/>
+          <w:szCs w:val="22"/>
+        </w:rPr>
+        <w:br/>
+      </w:r>
+      <w:r>
+        <w:rPr>
+          <w:i/>
+          <w:iCs/>
+          <w:sz w:val="22"/>
+          <w:szCs w:val="22"/>
+        </w:rPr>
+        <w:t>CT007</w:t>
+      </w:r>
+      <w:r>
+        <w:rPr>
+          <w:i/>
+          <w:iCs/>
+          <w:sz w:val="22"/>
+          <w:szCs w:val="22"/>
+        </w:rPr>
+        <w:t xml:space="preserve">- Produto </w:t>
+      </w:r>
+      <w:r>
+        <w:rPr>
+          <w:i/>
+          <w:iCs/>
+          <w:sz w:val="22"/>
+          <w:szCs w:val="22"/>
+        </w:rPr>
+        <w:t>Inexistente</w:t>
+      </w:r>
+      <w:r>
+        <w:rPr>
+          <w:i/>
+          <w:iCs/>
+          <w:sz w:val="22"/>
+          <w:szCs w:val="22"/>
+        </w:rPr>
+        <w:t>.</w:t>
+      </w:r>
+    </w:p>
+    <w:p>
+      <w:pPr>
+        <w:pStyle w:val="PargrafodaLista"/>
+        <w:rPr>
+          <w:i/>
+          <w:iCs/>
+          <w:sz w:val="22"/>
+          <w:szCs w:val="22"/>
+        </w:rPr>
+      </w:pPr>
+      <w:r>
+        <w:rPr>
+          <w:i/>
+          <w:iCs/>
+          <w:noProof/>
+          <w:sz w:val="22"/>
+          <w:szCs w:val="22"/>
+        </w:rPr>
+        <w:lastRenderedPageBreak/>
+        <w:drawing>
+          <wp:inline distT="0" distB="0" distL="0" distR="0" wp14:anchorId="28C91B92" wp14:editId="2D931F9C">
+            <wp:extent cx="5394960" cy="1463040"/>
+            <wp:effectExtent l="0" t="0" r="0" b="3810"/>
+            <wp:docPr id="1963397911" name="Imagem 35"/>
+            <wp:cNvGraphicFramePr>
+              <a:graphicFrameLocks xmlns:a="http://schemas.openxmlformats.org/drawingml/2006/main" noChangeAspect="1"/>
+            </wp:cNvGraphicFramePr>
+            <a:graphic xmlns:a="http://schemas.openxmlformats.org/drawingml/2006/main">
+              <a:graphicData uri="http://schemas.openxmlformats.org/drawingml/2006/picture">
+                <pic:pic xmlns:pic="http://schemas.openxmlformats.org/drawingml/2006/picture">
+                  <pic:nvPicPr>
+                    <pic:cNvPr id="0" name="Picture 36"/>
+                    <pic:cNvPicPr>
+                      <a:picLocks noChangeAspect="1" noChangeArrowheads="1"/>
+                    </pic:cNvPicPr>
+                  </pic:nvPicPr>
+                  <pic:blipFill>
+                    <a:blip r:embed="rId27">
+                      <a:extLst>
+                        <a:ext uri="{28A0092B-C50C-407E-A947-70E740481C1C}">
+                          <a14:useLocalDpi xmlns:a14="http://schemas.microsoft.com/office/drawing/2010/main" val="0"/>
+                        </a:ext>
+                      </a:extLst>
+                    </a:blip>
+                    <a:srcRect/>
+                    <a:stretch>
+                      <a:fillRect/>
+                    </a:stretch>
+                  </pic:blipFill>
+                  <pic:spPr bwMode="auto">
+                    <a:xfrm>
+                      <a:off x="0" y="0"/>
+                      <a:ext cx="5394960" cy="1463040"/>
+                    </a:xfrm>
+                    <a:prstGeom prst="rect">
+                      <a:avLst/>
+                    </a:prstGeom>
+                    <a:noFill/>
+                    <a:ln>
+                      <a:noFill/>
+                    </a:ln>
+                  </pic:spPr>
+                </pic:pic>
+              </a:graphicData>
+            </a:graphic>
+          </wp:inline>
+        </w:drawing>
+      </w:r>
+      <w:r>
+        <w:rPr>
+          <w:i/>
+          <w:iCs/>
+          <w:sz w:val="22"/>
+          <w:szCs w:val="22"/>
+        </w:rPr>
+        <w:br/>
+      </w:r>
+      <w:r>
+        <w:rPr>
+          <w:i/>
+          <w:iCs/>
+          <w:sz w:val="22"/>
+          <w:szCs w:val="22"/>
+        </w:rPr>
+        <w:t>CT007</w:t>
+      </w:r>
+      <w:r>
+        <w:rPr>
+          <w:i/>
+          <w:iCs/>
+          <w:sz w:val="22"/>
+          <w:szCs w:val="22"/>
+        </w:rPr>
+        <w:t xml:space="preserve"> - </w:t>
+      </w:r>
+      <w:r>
+        <w:rPr>
+          <w:i/>
+          <w:iCs/>
+          <w:sz w:val="22"/>
+          <w:szCs w:val="22"/>
+        </w:rPr>
+        <w:t>Pedido</w:t>
+      </w:r>
+      <w:r>
+        <w:rPr>
+          <w:i/>
+          <w:iCs/>
+          <w:sz w:val="22"/>
+          <w:szCs w:val="22"/>
+        </w:rPr>
+        <w:t xml:space="preserve"> </w:t>
+      </w:r>
+      <w:r>
+        <w:rPr>
+          <w:i/>
+          <w:iCs/>
+          <w:sz w:val="22"/>
+          <w:szCs w:val="22"/>
+        </w:rPr>
+        <w:t>Inexistente</w:t>
+      </w:r>
+      <w:r>
+        <w:rPr>
+          <w:i/>
+          <w:iCs/>
+          <w:sz w:val="22"/>
+          <w:szCs w:val="22"/>
+        </w:rPr>
+        <w:t>.</w:t>
+      </w:r>
+      <w:r>
+        <w:rPr>
+          <w:i/>
+          <w:iCs/>
+          <w:sz w:val="22"/>
+          <w:szCs w:val="22"/>
+        </w:rPr>
+        <w:br/>
+      </w:r>
+      <w:r>
+        <w:rPr>
+          <w:i/>
+          <w:iCs/>
+          <w:noProof/>
+          <w:sz w:val="22"/>
+          <w:szCs w:val="22"/>
+        </w:rPr>
+        <w:drawing>
+          <wp:inline distT="0" distB="0" distL="0" distR="0" wp14:anchorId="299C2D1D" wp14:editId="31BB4948">
+            <wp:extent cx="5394960" cy="1424940"/>
+            <wp:effectExtent l="0" t="0" r="0" b="3810"/>
+            <wp:docPr id="2031822796" name="Imagem 36"/>
+            <wp:cNvGraphicFramePr>
+              <a:graphicFrameLocks xmlns:a="http://schemas.openxmlformats.org/drawingml/2006/main" noChangeAspect="1"/>
+            </wp:cNvGraphicFramePr>
+            <a:graphic xmlns:a="http://schemas.openxmlformats.org/drawingml/2006/main">
+              <a:graphicData uri="http://schemas.openxmlformats.org/drawingml/2006/picture">
+                <pic:pic xmlns:pic="http://schemas.openxmlformats.org/drawingml/2006/picture">
+                  <pic:nvPicPr>
+                    <pic:cNvPr id="0" name="Picture 37"/>
+                    <pic:cNvPicPr>
+                      <a:picLocks noChangeAspect="1" noChangeArrowheads="1"/>
+                    </pic:cNvPicPr>
+                  </pic:nvPicPr>
+                  <pic:blipFill>
+                    <a:blip r:embed="rId28">
+                      <a:extLst>
+                        <a:ext uri="{28A0092B-C50C-407E-A947-70E740481C1C}">
+                          <a14:useLocalDpi xmlns:a14="http://schemas.microsoft.com/office/drawing/2010/main" val="0"/>
+                        </a:ext>
+                      </a:extLst>
+                    </a:blip>
+                    <a:srcRect/>
+                    <a:stretch>
+                      <a:fillRect/>
+                    </a:stretch>
+                  </pic:blipFill>
+                  <pic:spPr bwMode="auto">
+                    <a:xfrm>
+                      <a:off x="0" y="0"/>
+                      <a:ext cx="5394960" cy="1424940"/>
+                    </a:xfrm>
+                    <a:prstGeom prst="rect">
+                      <a:avLst/>
+                    </a:prstGeom>
+                    <a:noFill/>
+                    <a:ln>
+                      <a:noFill/>
+                    </a:ln>
+                  </pic:spPr>
+                </pic:pic>
+              </a:graphicData>
+            </a:graphic>
+          </wp:inline>
+        </w:drawing>
+      </w:r>
+    </w:p>
+    <w:p>
+      <w:pPr>
+        <w:pStyle w:val="PargrafodaLista"/>
+        <w:rPr>
+          <w:i/>
+          <w:iCs/>
+          <w:sz w:val="22"/>
+          <w:szCs w:val="22"/>
+        </w:rPr>
+      </w:pPr>
+      <w:r>
+        <w:rPr>
+          <w:i/>
+          <w:iCs/>
+          <w:sz w:val="22"/>
+          <w:szCs w:val="22"/>
+        </w:rPr>
+        <w:t>CT007</w:t>
+      </w:r>
+      <w:r>
+        <w:rPr>
+          <w:i/>
+          <w:iCs/>
+          <w:sz w:val="22"/>
+          <w:szCs w:val="22"/>
+        </w:rPr>
+        <w:t xml:space="preserve"> - </w:t>
+      </w:r>
+      <w:r>
+        <w:rPr>
+          <w:i/>
+          <w:iCs/>
+          <w:sz w:val="22"/>
+          <w:szCs w:val="22"/>
+        </w:rPr>
+        <w:t>Usuário</w:t>
+      </w:r>
+      <w:r>
+        <w:rPr>
+          <w:i/>
+          <w:iCs/>
+          <w:sz w:val="22"/>
+          <w:szCs w:val="22"/>
+        </w:rPr>
+        <w:t xml:space="preserve"> </w:t>
+      </w:r>
+      <w:r>
+        <w:rPr>
+          <w:i/>
+          <w:iCs/>
+          <w:sz w:val="22"/>
+          <w:szCs w:val="22"/>
+        </w:rPr>
+        <w:t>Inexistente</w:t>
+      </w:r>
+      <w:r>
+        <w:rPr>
+          <w:i/>
+          <w:iCs/>
+          <w:sz w:val="22"/>
+          <w:szCs w:val="22"/>
+        </w:rPr>
+        <w:br/>
+      </w:r>
+    </w:p>
+    <w:p>
+      <w:pPr>
+        <w:outlineLvl w:val="1"/>
+        <w:rPr>
+          <w:b/>
+          <w:bCs/>
+        </w:rPr>
+      </w:pPr>
+      <w:bookmarkStart w:id="22" w:name="_Toc20260023"/>
+      <w:r>
+        <w:rPr>
+          <w:b/>
+          <w:bCs/>
+        </w:rPr>
+        <w:t>6.4 Testes de integração com o banco de dados</w:t>
+      </w:r>
+      <w:bookmarkEnd w:id="22"/>
+    </w:p>
+    <w:p>
+      <w:pPr>
+        <w:pStyle w:val="PargrafodaLista"/>
+        <w:numPr>
+          <w:ilvl w:val="0"/>
+          <w:numId w:val="20"/>
+        </w:numPr>
+      </w:pPr>
+      <w:r>
+        <w:t>Foi realizado um teste de integração para verificar o registro de um pedido e de seus respectivos itens no banco de dados SQL Server.</w:t>
+      </w:r>
+    </w:p>
+    <w:p>
+      <w:pPr>
+        <w:pStyle w:val="PargrafodaLista"/>
+        <w:numPr>
+          <w:ilvl w:val="0"/>
+          <w:numId w:val="20"/>
+        </w:numPr>
+      </w:pPr>
+      <w:r>
+        <w:t>No cenário positivo, foi registrado um pedido contendo dois itens de quantidade unitária do produto Cuscuz Completo, totalizando duas unidades, com preço unitário de R$ 24,90 e valor total de R$ 49,80. A consulta ao banco de dados confirmou o registro do pedido e de seu item correspondente.</w:t>
+      </w:r>
+    </w:p>
+    <w:p>
+      <w:pPr>
+        <w:pStyle w:val="PargrafodaLista"/>
+        <w:numPr>
+          <w:ilvl w:val="0"/>
+          <w:numId w:val="20"/>
+        </w:numPr>
+      </w:pPr>
+      <w:r>
+        <w:t>Também foi realizado um cenário negativo de finalização de pedido vazio. A aplicação apresentou uma mensagem solicitando a inclusão de pelo menos um produto, e a consulta ao banco de dados confirmou que um novo pedido não foi registrado nesse cenário.</w:t>
+      </w:r>
+    </w:p>
+    <w:p>
+      <w:pPr>
+        <w:pStyle w:val="PargrafodaLista"/>
+      </w:pPr>
+    </w:p>
+    <w:p>
+      <w:pPr>
+        <w:pStyle w:val="PargrafodaLista"/>
+      </w:pPr>
+      <w:r>
+        <w:rPr>
+          <w:noProof/>
+        </w:rPr>
+        <w:lastRenderedPageBreak/>
+        <w:drawing>
+          <wp:inline distT="0" distB="0" distL="0" distR="0" wp14:anchorId="1597E762" wp14:editId="3445AD2A">
+            <wp:extent cx="4152900" cy="2613660"/>
+            <wp:effectExtent l="0" t="0" r="0" b="0"/>
+            <wp:docPr id="1693441331" name="Imagem 9"/>
+            <wp:cNvGraphicFramePr>
+              <a:graphicFrameLocks xmlns:a="http://schemas.openxmlformats.org/drawingml/2006/main" noChangeAspect="1"/>
+            </wp:cNvGraphicFramePr>
+            <a:graphic xmlns:a="http://schemas.openxmlformats.org/drawingml/2006/main">
+              <a:graphicData uri="http://schemas.openxmlformats.org/drawingml/2006/picture">
+                <pic:pic xmlns:pic="http://schemas.openxmlformats.org/drawingml/2006/picture">
+                  <pic:nvPicPr>
+                    <pic:cNvPr id="0" name="Picture 10"/>
+                    <pic:cNvPicPr>
+                      <a:picLocks noChangeAspect="1" noChangeArrowheads="1"/>
+                    </pic:cNvPicPr>
+                  </pic:nvPicPr>
+                  <pic:blipFill>
+                    <a:blip r:embed="rId29">
+                      <a:extLst>
+                        <a:ext uri="{28A0092B-C50C-407E-A947-70E740481C1C}">
+                          <a14:useLocalDpi xmlns:a14="http://schemas.microsoft.com/office/drawing/2010/main" val="0"/>
+                        </a:ext>
+                      </a:extLst>
+                    </a:blip>
+                    <a:srcRect/>
+                    <a:stretch>
+                      <a:fillRect/>
+                    </a:stretch>
+                  </pic:blipFill>
+                  <pic:spPr bwMode="auto">
+                    <a:xfrm>
+                      <a:off x="0" y="0"/>
+                      <a:ext cx="4152900" cy="2613660"/>
+                    </a:xfrm>
+                    <a:prstGeom prst="rect">
+                      <a:avLst/>
+                    </a:prstGeom>
+                    <a:noFill/>
+                    <a:ln>
+                      <a:noFill/>
+                    </a:ln>
+                  </pic:spPr>
+                </pic:pic>
+              </a:graphicData>
+            </a:graphic>
+          </wp:inline>
+        </w:drawing>
+      </w:r>
+      <w:r>
+        <w:br/>
+      </w:r>
+      <w:r>
+        <w:rPr>
+          <w:noProof/>
+        </w:rPr>
+        <w:drawing>
+          <wp:inline distT="0" distB="0" distL="0" distR="0" wp14:anchorId="362FEC82" wp14:editId="18E00173">
+            <wp:extent cx="4937760" cy="2987040"/>
+            <wp:effectExtent l="0" t="0" r="0" b="3810"/>
+            <wp:docPr id="1200638035" name="Imagem 10"/>
+            <wp:cNvGraphicFramePr>
+              <a:graphicFrameLocks xmlns:a="http://schemas.openxmlformats.org/drawingml/2006/main" noChangeAspect="1"/>
+            </wp:cNvGraphicFramePr>
+            <a:graphic xmlns:a="http://schemas.openxmlformats.org/drawingml/2006/main">
+              <a:graphicData uri="http://schemas.openxmlformats.org/drawingml/2006/picture">
+                <pic:pic xmlns:pic="http://schemas.openxmlformats.org/drawingml/2006/picture">
+                  <pic:nvPicPr>
+                    <pic:cNvPr id="0" name="Picture 11"/>
+                    <pic:cNvPicPr>
+                      <a:picLocks noChangeAspect="1" noChangeArrowheads="1"/>
+                    </pic:cNvPicPr>
+                  </pic:nvPicPr>
+                  <pic:blipFill>
+                    <a:blip r:embed="rId30">
+                      <a:extLst>
+                        <a:ext uri="{28A0092B-C50C-407E-A947-70E740481C1C}">
+                          <a14:useLocalDpi xmlns:a14="http://schemas.microsoft.com/office/drawing/2010/main" val="0"/>
+                        </a:ext>
+                      </a:extLst>
+                    </a:blip>
+                    <a:srcRect/>
+                    <a:stretch>
+                      <a:fillRect/>
+                    </a:stretch>
+                  </pic:blipFill>
+                  <pic:spPr bwMode="auto">
+                    <a:xfrm>
+                      <a:off x="0" y="0"/>
+                      <a:ext cx="4937760" cy="2987040"/>
+                    </a:xfrm>
+                    <a:prstGeom prst="rect">
+                      <a:avLst/>
+                    </a:prstGeom>
+                    <a:noFill/>
+                    <a:ln>
+                      <a:noFill/>
+                    </a:ln>
+                  </pic:spPr>
+                </pic:pic>
+              </a:graphicData>
+            </a:graphic>
+          </wp:inline>
+        </w:drawing>
+      </w:r>
+      <w:r>
+        <w:br/>
+      </w:r>
+      <w:r>
+        <w:rPr>
+          <w:noProof/>
+        </w:rPr>
+        <w:drawing>
+          <wp:inline distT="0" distB="0" distL="0" distR="0" wp14:anchorId="54FFFB6E" wp14:editId="1D685E68">
+            <wp:extent cx="5394960" cy="1844040"/>
+            <wp:effectExtent l="0" t="0" r="0" b="3810"/>
+            <wp:docPr id="1492892451" name="Imagem 11"/>
+            <wp:cNvGraphicFramePr>
+              <a:graphicFrameLocks xmlns:a="http://schemas.openxmlformats.org/drawingml/2006/main" noChangeAspect="1"/>
+            </wp:cNvGraphicFramePr>
+            <a:graphic xmlns:a="http://schemas.openxmlformats.org/drawingml/2006/main">
+              <a:graphicData uri="http://schemas.openxmlformats.org/drawingml/2006/picture">
+                <pic:pic xmlns:pic="http://schemas.openxmlformats.org/drawingml/2006/picture">
+                  <pic:nvPicPr>
+                    <pic:cNvPr id="0" name="Picture 12"/>
+                    <pic:cNvPicPr>
+                      <a:picLocks noChangeAspect="1" noChangeArrowheads="1"/>
+                    </pic:cNvPicPr>
+                  </pic:nvPicPr>
+                  <pic:blipFill>
+                    <a:blip r:embed="rId31" cstate="print">
+                      <a:extLst>
+                        <a:ext uri="{28A0092B-C50C-407E-A947-70E740481C1C}">
+                          <a14:useLocalDpi xmlns:a14="http://schemas.microsoft.com/office/drawing/2010/main" val="0"/>
+                        </a:ext>
+                      </a:extLst>
+                    </a:blip>
+                    <a:srcRect/>
+                    <a:stretch>
+                      <a:fillRect/>
+                    </a:stretch>
+                  </pic:blipFill>
+                  <pic:spPr bwMode="auto">
+                    <a:xfrm>
+                      <a:off x="0" y="0"/>
+                      <a:ext cx="5394960" cy="1844040"/>
+                    </a:xfrm>
+                    <a:prstGeom prst="rect">
+                      <a:avLst/>
+                    </a:prstGeom>
+                    <a:noFill/>
+                    <a:ln>
+                      <a:noFill/>
+                    </a:ln>
+                  </pic:spPr>
+                </pic:pic>
+              </a:graphicData>
+            </a:graphic>
+          </wp:inline>
+        </w:drawing>
+      </w:r>
+      <w:r>
+        <w:br/>
+      </w:r>
+      <w:r>
+        <w:rPr>
+          <w:noProof/>
+        </w:rPr>
+        <w:lastRenderedPageBreak/>
+        <w:drawing>
+          <wp:inline distT="0" distB="0" distL="0" distR="0" wp14:anchorId="7643039E" wp14:editId="0B81BAB2">
+            <wp:extent cx="4937760" cy="2987040"/>
+            <wp:effectExtent l="0" t="0" r="0" b="3810"/>
+            <wp:docPr id="642656638" name="Imagem 12"/>
+            <wp:cNvGraphicFramePr>
+              <a:graphicFrameLocks xmlns:a="http://schemas.openxmlformats.org/drawingml/2006/main" noChangeAspect="1"/>
+            </wp:cNvGraphicFramePr>
+            <a:graphic xmlns:a="http://schemas.openxmlformats.org/drawingml/2006/main">
+              <a:graphicData uri="http://schemas.openxmlformats.org/drawingml/2006/picture">
+                <pic:pic xmlns:pic="http://schemas.openxmlformats.org/drawingml/2006/picture">
+                  <pic:nvPicPr>
+                    <pic:cNvPr id="0" name="Picture 13"/>
+                    <pic:cNvPicPr>
+                      <a:picLocks noChangeAspect="1" noChangeArrowheads="1"/>
+                    </pic:cNvPicPr>
+                  </pic:nvPicPr>
+                  <pic:blipFill>
+                    <a:blip r:embed="rId30">
+                      <a:extLst>
+                        <a:ext uri="{28A0092B-C50C-407E-A947-70E740481C1C}">
+                          <a14:useLocalDpi xmlns:a14="http://schemas.microsoft.com/office/drawing/2010/main" val="0"/>
+                        </a:ext>
+                      </a:extLst>
+                    </a:blip>
+                    <a:srcRect/>
+                    <a:stretch>
+                      <a:fillRect/>
+                    </a:stretch>
+                  </pic:blipFill>
+                  <pic:spPr bwMode="auto">
+                    <a:xfrm>
+                      <a:off x="0" y="0"/>
+                      <a:ext cx="4937760" cy="2987040"/>
+                    </a:xfrm>
+                    <a:prstGeom prst="rect">
+                      <a:avLst/>
+                    </a:prstGeom>
+                    <a:noFill/>
+                    <a:ln>
+                      <a:noFill/>
+                    </a:ln>
+                  </pic:spPr>
+                </pic:pic>
+              </a:graphicData>
+            </a:graphic>
+          </wp:inline>
+        </w:drawing>
+      </w:r>
+      <w:r>
+        <w:br/>
+      </w:r>
+    </w:p>
+    <w:p>
+      <w:pPr>
+        <w:outlineLvl w:val="1"/>
+        <w:rPr>
+          <w:b/>
+          <w:bCs/>
+        </w:rPr>
+      </w:pPr>
+      <w:bookmarkStart w:id="23" w:name="_Toc20260024"/>
+      <w:r>
+        <w:rPr>
+          <w:b/>
+          <w:bCs/>
+        </w:rPr>
+        <w:t>6.5 Registro das evidências</w:t>
+      </w:r>
+      <w:bookmarkEnd w:id="23"/>
+    </w:p>
+    <w:p>
+      <w:pPr>
+        <w:pStyle w:val="NormalWeb"/>
+        <w:numPr>
+          <w:ilvl w:val="0"/>
+          <w:numId w:val="21"/>
+        </w:numPr>
+        <w:rPr>
+          <w:rFonts w:asciiTheme="minorHAnsi" w:hAnsiTheme="minorHAnsi"/>
+        </w:rPr>
+      </w:pPr>
+      <w:r>
+        <w:rPr>
+          <w:rFonts w:asciiTheme="minorHAnsi" w:hAnsiTheme="minorHAnsi"/>
+        </w:rPr>
+        <w:t>As evidências dos testes foram registradas por meio de capturas de tela da aplicação e de consultas ao banco de dados. Os registros foram organizados conforme os cenários avaliados, permitindo demonstrar os resultados observados, as falhas identificadas e as correções aplicadas durante a validação das funcionalidades implementadas.</w:t>
+      </w:r>
+    </w:p>
+    <w:p>
+      <w:pPr>
+        <w:pStyle w:val="NormalWeb"/>
+        <w:numPr>
+          <w:ilvl w:val="0"/>
+          <w:numId w:val="21"/>
+        </w:numPr>
+        <w:rPr>
+          <w:rFonts w:asciiTheme="minorHAnsi" w:eastAsiaTheme="minorHAnsi" w:hAnsiTheme="minorHAnsi" w:cstheme="minorBidi"/>
+          <w:kern w:val="2"/>
+          <w:lang w:eastAsia="en-US"/>
+          <w14:ligatures w14:val="standardContextual"/>
+        </w:rPr>
+      </w:pPr>
+      <w:r>
+        <w:rPr>
+          <w:rFonts w:asciiTheme="minorHAnsi" w:eastAsiaTheme="minorHAnsi" w:hAnsiTheme="minorHAnsi" w:cstheme="minorBidi"/>
+          <w:kern w:val="2"/>
+          <w:lang w:eastAsia="en-US"/>
+          <w14:ligatures w14:val="standardContextual"/>
+        </w:rPr>
+        <w:t>As evidências dos testes foram organizadas de acordo com os cenários avaliados e incluídas na documentação, permitindo demonstrar os resultados obtidos durante a validação das funcionalidades implementadas.</w:t>
+      </w:r>
+    </w:p>
+    <w:p>
+      <w:pPr>
+        <w:outlineLvl w:val="1"/>
+        <w:rPr>
+          <w:b/>
+          <w:bCs/>
+        </w:rPr>
+      </w:pPr>
+      <w:bookmarkStart w:id="24" w:name="_Toc20260025"/>
+      <w:r>
+        <w:rPr>
+          <w:b/>
+          <w:bCs/>
+        </w:rPr>
+        <w:t>6.6 Limitações dos testes</w:t>
+      </w:r>
+      <w:bookmarkEnd w:id="24"/>
+    </w:p>
+    <w:p>
+      <w:pPr>
+        <w:pStyle w:val="PargrafodaLista"/>
+        <w:numPr>
+          <w:ilvl w:val="0"/>
+          <w:numId w:val="22"/>
+        </w:numPr>
+      </w:pPr>
+      <w:r>
+        <w:t>Os testes realizados concentraram-se nas funcionalidades implementadas e nos cenários validados durante o desenvolvimento local. Testes abrangentes de desempenho, disponibilidade, segurança e comportamento sob grande volume de acessos não foram considerados concluídos apenas com essas verificações.</w:t>
+      </w:r>
+    </w:p>
+    <w:p>
+      <w:pPr>
+        <w:pStyle w:val="PargrafodaLista"/>
+        <w:numPr>
+          <w:ilvl w:val="0"/>
+          <w:numId w:val="22"/>
+        </w:numPr>
+      </w:pPr>
+      <w:r>
+        <w:t>Esses aspectos permanecem como pontos importantes para uma futura validação em ambiente de produção.</w:t>
+      </w:r>
+    </w:p>
+    <w:p>
+      <w:pPr>
+        <w:pStyle w:val="PargrafodaLista"/>
+      </w:pPr>
+    </w:p>
+    <w:p>
+      <w:pPr>
+        <w:numPr>
+          <w:ilvl w:val="0"/>
+          <w:numId w:val="24"/>
+        </w:numPr>
+        <w:outlineLvl w:val="0"/>
+        <w:rPr>
+          <w:b/>
+          <w:bCs/>
+        </w:rPr>
+      </w:pPr>
+      <w:bookmarkStart w:id="25" w:name="_Toc20260026"/>
+      <w:r>
+        <w:rPr>
+          <w:b/>
+          <w:bCs/>
+        </w:rPr>
+        <w:t>IMPLANTAÇÃO E ACESSO À APLICAÇÃO</w:t>
+      </w:r>
+      <w:bookmarkEnd w:id="25"/>
+    </w:p>
+    <w:p>
+      <w:pPr>
+        <w:ind w:left="708"/>
+      </w:pPr>
+      <w:r>
+        <w:t>A aplicação Raízes do Nordeste foi desenvolvida utilizando uma arquitetura composta por Front-</w:t>
+      </w:r>
+      <w:proofErr w:type="spellStart"/>
+      <w:r>
+        <w:t>end</w:t>
+      </w:r>
+      <w:proofErr w:type="spellEnd"/>
+      <w:r>
+        <w:t>, API e banco de dados, permitindo a separação das responsabilidades entre as diferentes camadas do sistema.</w:t>
+      </w:r>
+    </w:p>
+    <w:p>
+      <w:pPr>
+        <w:ind w:left="708"/>
+      </w:pPr>
+      <w:r>
+        <w:rPr>
+          <w:b/>
+          <w:bCs/>
+        </w:rPr>
+        <w:lastRenderedPageBreak/>
+        <w:t>Acesso ao front-</w:t>
+      </w:r>
+      <w:proofErr w:type="spellStart"/>
+      <w:r>
+        <w:rPr>
+          <w:b/>
+          <w:bCs/>
+        </w:rPr>
+        <w:t>end</w:t>
+      </w:r>
+      <w:proofErr w:type="spellEnd"/>
+      <w:r>
+        <w:rPr>
+          <w:b/>
+          <w:bCs/>
+        </w:rPr>
+        <w:t>:</w:t>
+      </w:r>
+      <w:r>
+        <w:br/>
+      </w:r>
+      <w:hyperlink r:id="rId32" w:history="1">
+        <w:r>
+          <w:rPr>
+            <w:rStyle w:val="Hyperlink"/>
+          </w:rPr>
+          <w:t>https://gabi-ti.github.io/raizes_do_nordeste/08%20-%20Front-end/index.html</w:t>
+        </w:r>
+      </w:hyperlink>
+    </w:p>
+    <w:p>
+      <w:pPr>
+        <w:ind w:left="708"/>
+      </w:pPr>
+      <w:r>
+        <w:rPr>
+          <w:b/>
+          <w:bCs/>
+        </w:rPr>
+        <w:t>Repositório do projeto:</w:t>
+      </w:r>
+      <w:r>
+        <w:br/>
+      </w:r>
+      <w:hyperlink r:id="rId33" w:history="1">
+        <w:r>
+          <w:rPr>
+            <w:rStyle w:val="Hyperlink"/>
+          </w:rPr>
+          <w:t>https://github.com/gabi-ti/raizes_do_nordeste</w:t>
+        </w:r>
+      </w:hyperlink>
+    </w:p>
+    <w:p>
+      <w:pPr>
+        <w:ind w:left="708"/>
+      </w:pPr>
+      <w:r>
+        <w:rPr>
+          <w:b/>
+          <w:bCs/>
+        </w:rPr>
+        <w:t xml:space="preserve">Protótipo da interface no </w:t>
+      </w:r>
+      <w:proofErr w:type="spellStart"/>
+      <w:r>
+        <w:rPr>
+          <w:b/>
+          <w:bCs/>
+        </w:rPr>
+        <w:t>Figma</w:t>
+      </w:r>
+      <w:proofErr w:type="spellEnd"/>
+      <w:r>
+        <w:rPr>
+          <w:b/>
+          <w:bCs/>
+        </w:rPr>
+        <w:t>:</w:t>
+      </w:r>
+      <w:r>
+        <w:br/>
+      </w:r>
+      <w:hyperlink r:id="rId34" w:history="1">
+        <w:r>
+          <w:rPr>
+            <w:rStyle w:val="Hyperlink"/>
+          </w:rPr>
+          <w:t>https://www.figma.com/design/IYvtIDxdkUGh2Z8MHHiNyK/Raizes-App?node-id=0-1&amp;t=lOXEI8KXYVUQJKHe-1</w:t>
+        </w:r>
+      </w:hyperlink>
+    </w:p>
+    <w:p>
+      <w:pPr>
+        <w:ind w:left="708"/>
+        <w:rPr>
+          <w:u w:val="single"/>
+        </w:rPr>
+      </w:pPr>
+      <w:r>
+        <w:t xml:space="preserve">O protótipo foi elaborado no </w:t>
+      </w:r>
+      <w:proofErr w:type="spellStart"/>
+      <w:r>
+        <w:t>Figma</w:t>
+      </w:r>
+      <w:proofErr w:type="spellEnd"/>
+      <w:r>
+        <w:t xml:space="preserve"> para apoiar o planejamento visual da aplicação e a organização das telas e dos fluxos de navegação do Raízes App. Ele permite consultar a proposta visual desenvolvida durante a etapa de prototipação.</w:t>
+      </w:r>
+    </w:p>
+    <w:p>
+      <w:pPr>
+        <w:ind w:left="708"/>
+      </w:pPr>
+      <w:r>
+        <w:t>O Front-</w:t>
+      </w:r>
+      <w:proofErr w:type="spellStart"/>
+      <w:r>
+        <w:t>end</w:t>
+      </w:r>
+      <w:proofErr w:type="spellEnd"/>
+      <w:r>
+        <w:t xml:space="preserve"> foi desenvolvido utilizando HTML, CSS e </w:t>
+      </w:r>
+      <w:proofErr w:type="spellStart"/>
+      <w:r>
+        <w:t>JavaScript</w:t>
+      </w:r>
+      <w:proofErr w:type="spellEnd"/>
+      <w:r>
+        <w:t xml:space="preserve">, sendo disponibilizado por meio do GitHub Pages. O código-fonte completo do projeto também foi disponibilizado em um repositório público no GitHub, contendo os arquivos relacionados à </w:t>
+      </w:r>
+      <w:r>
+        <w:rPr>
+          <w:u w:val="single"/>
+        </w:rPr>
+        <w:t>documentação</w:t>
+      </w:r>
+      <w:r>
+        <w:t>, requisitos, protótipos, banco de dados, API, Front-</w:t>
+      </w:r>
+      <w:proofErr w:type="spellStart"/>
+      <w:r>
+        <w:t>end</w:t>
+      </w:r>
+      <w:proofErr w:type="spellEnd"/>
+      <w:r>
+        <w:t>, testes e evidências.</w:t>
+      </w:r>
+    </w:p>
+    <w:p>
+      <w:pPr>
+        <w:ind w:left="708"/>
+      </w:pPr>
+      <w:r>
+        <w:t xml:space="preserve">A API foi desenvolvida utilizando Python e </w:t>
+      </w:r>
+      <w:proofErr w:type="spellStart"/>
+      <w:r>
+        <w:t>Flask</w:t>
+      </w:r>
+      <w:proofErr w:type="spellEnd"/>
+      <w:r>
+        <w:t>, sendo responsável pela comunicação entre a aplicação e o banco de dados. Para o desenvolvimento e validação do sistema, a API foi executada em ambiente local.</w:t>
+      </w:r>
+    </w:p>
+    <w:p>
+      <w:pPr>
+        <w:ind w:left="708"/>
+      </w:pPr>
+      <w:r>
+        <w:t>O banco de dados foi desenvolvido em Microsoft SQL Server, contendo as estruturas necessárias para o funcionamento da aplicação, incluindo usuários, unidades, produtos, pedidos e itens dos pedidos.</w:t>
+      </w:r>
+    </w:p>
+    <w:p>
+      <w:pPr>
+        <w:ind w:left="708"/>
+      </w:pPr>
+      <w:r>
+        <w:t>Durante o desenvolvimento, a aplicação foi testada em ambiente local, permitindo validar a comunicação entre o Front-</w:t>
+      </w:r>
+      <w:proofErr w:type="spellStart"/>
+      <w:r>
+        <w:t>end</w:t>
+      </w:r>
+      <w:proofErr w:type="spellEnd"/>
+      <w:r>
+        <w:t>, a API e o banco de dados, bem como executar os testes funcionais e registrar as respectivas evidências.</w:t>
+      </w:r>
+    </w:p>
+    <w:p>
+      <w:pPr>
+        <w:ind w:left="708"/>
+      </w:pPr>
+      <w:r>
+        <w:t xml:space="preserve">Para a disponibilização completa da aplicação em um ambiente externo, permitindo que usuários e avaliadores acessem todas as funcionalidades por meio da internet, é necessária a configuração de um ambiente de hospedagem para a API e para o banco de dados. Essa etapa envolve a disponibilização da API </w:t>
+      </w:r>
+      <w:proofErr w:type="spellStart"/>
+      <w:r>
+        <w:t>Flask</w:t>
+      </w:r>
+      <w:proofErr w:type="spellEnd"/>
+      <w:r>
+        <w:t xml:space="preserve"> em um servidor acessível externamente e a configuração do banco de dados em uma infraestrutura compatível.</w:t>
+      </w:r>
+    </w:p>
+    <w:p>
+      <w:pPr>
+        <w:ind w:left="708"/>
+      </w:pPr>
+      <w:r>
+        <w:t xml:space="preserve">Dessa forma, o projeto apresenta a implementação das principais funcionalidades do sistema, além da documentação da arquitetura, dos </w:t>
+      </w:r>
+      <w:r>
+        <w:lastRenderedPageBreak/>
+        <w:t>requisitos, dos testes realizados e das condições necessárias para sua implantação em ambiente de produção.</w:t>
+      </w:r>
+    </w:p>
+    <w:p>
+      <w:pPr>
+        <w:ind w:left="708"/>
+      </w:pPr>
+      <w:r>
+        <w:t>O código-fonte e os demais materiais do projeto encontram-se organizados no repositório GitHub, permitindo a consulta e avaliação dos artefatos desenvolvidos.</w:t>
+      </w:r>
+    </w:p>
+    <w:p>
+      <w:pPr>
+        <w:ind w:left="708"/>
+      </w:pPr>
+    </w:p>
+    <w:p>
+      <w:pPr>
+        <w:numPr>
+          <w:ilvl w:val="0"/>
+          <w:numId w:val="23"/>
+        </w:numPr>
+        <w:outlineLvl w:val="0"/>
+        <w:rPr>
+          <w:b/>
+          <w:bCs/>
+        </w:rPr>
+      </w:pPr>
+      <w:bookmarkStart w:id="26" w:name="_Toc20260027"/>
+      <w:r>
+        <w:rPr>
+          <w:b/>
+          <w:bCs/>
+        </w:rPr>
+        <w:t>CONCLUSÃO</w:t>
+      </w:r>
+      <w:bookmarkEnd w:id="26"/>
+    </w:p>
+    <w:p>
+      <w:pPr>
+        <w:ind w:left="708"/>
+      </w:pPr>
+      <w:r>
+        <w:t>O desenvolvimento do Raízes App permitiu aplicar conhecimentos relacionados à análise de requisitos, ao desenvolvimento de aplicações web, à integração com banco de dados e à Qualidade de Software.</w:t>
+      </w:r>
+    </w:p>
+    <w:p>
+      <w:pPr>
+        <w:ind w:left="708"/>
+      </w:pPr>
+      <w:r>
+        <w:t>Durante o projeto, foram implementadas as principais funcionalidades do fluxo de pedidos, incluindo a consulta de unidades e produtos, o registro de pedidos e a inclusão de seus respectivos itens. Os testes realizados permitiram verificar cenários válidos e inválidos, identificar falhas e validar as correções aplicadas.</w:t>
+      </w:r>
+    </w:p>
+    <w:p>
+      <w:pPr>
+        <w:ind w:left="708"/>
+      </w:pPr>
+      <w:r>
+        <w:t>A integração entre o Front-</w:t>
+      </w:r>
+      <w:proofErr w:type="spellStart"/>
+      <w:r>
+        <w:t>end</w:t>
+      </w:r>
+      <w:proofErr w:type="spellEnd"/>
+      <w:r>
+        <w:t xml:space="preserve">, a API </w:t>
+      </w:r>
+      <w:proofErr w:type="spellStart"/>
+      <w:r>
+        <w:t>Flask</w:t>
+      </w:r>
+      <w:proofErr w:type="spellEnd"/>
+      <w:r>
+        <w:t xml:space="preserve"> e o banco de dados SQL Server </w:t>
+      </w:r>
+      <w:proofErr w:type="gramStart"/>
+      <w:r>
+        <w:t>foi</w:t>
+      </w:r>
+      <w:proofErr w:type="gramEnd"/>
+      <w:r>
+        <w:t xml:space="preserve"> validada em ambiente local. Entretanto, a aplicação ainda apresenta limitações, como a ausência de autenticação completa e a necessidade de disponibilizar a API e o banco de dados em um ambiente externo para permitir o funcionamento integrado pela internet.</w:t>
+      </w:r>
+    </w:p>
+    <w:p>
+      <w:pPr>
+        <w:ind w:left="708"/>
+      </w:pPr>
+      <w:r>
+        <w:t>Conclui-se que o projeto atingiu seu objetivo de desenvolver uma versão inicial do Raízes App e aplicar práticas de Qualidade de Software na validação das funcionalidades implementadas. Como possibilidades de evolução, destacam-se a ampliação dos testes, a melhoria dos mecanismos de segurança, a implantação em ambiente de produção e a implementação de funcionalidades adicionais.</w:t>
+      </w:r>
+    </w:p>
+    <w:p>
+      <w:pPr>
+        <w:ind w:left="708"/>
+      </w:pPr>
+    </w:p>
+    <w:p>
+      <w:pPr>
+        <w:numPr>
+          <w:ilvl w:val="0"/>
+          <w:numId w:val="25"/>
+        </w:numPr>
+        <w:outlineLvl w:val="0"/>
+        <w:rPr>
+          <w:b/>
+          <w:bCs/>
+        </w:rPr>
+      </w:pPr>
+      <w:bookmarkStart w:id="27" w:name="_Toc20260028"/>
+      <w:r>
+        <w:rPr>
+          <w:b/>
+          <w:bCs/>
+        </w:rPr>
+        <w:t>REFERÊNCIAS</w:t>
+      </w:r>
+      <w:bookmarkEnd w:id="27"/>
+    </w:p>
+    <w:p>
+      <w:pPr>
+        <w:ind w:left="708"/>
+      </w:pPr>
+      <w:r>
+        <w:t xml:space="preserve">FLASK. </w:t>
+      </w:r>
+      <w:proofErr w:type="spellStart"/>
+      <w:r>
+        <w:t>Flask</w:t>
+      </w:r>
+      <w:proofErr w:type="spellEnd"/>
+      <w:r>
+        <w:t xml:space="preserve"> </w:t>
+      </w:r>
+      <w:proofErr w:type="spellStart"/>
+      <w:r>
+        <w:t>Documentation</w:t>
+      </w:r>
+      <w:proofErr w:type="spellEnd"/>
+      <w:r>
+        <w:t xml:space="preserve">. Disponível em: </w:t>
+      </w:r>
+      <w:hyperlink r:id="rId35" w:history="1">
+        <w:r>
+          <w:rPr>
+            <w:rStyle w:val="Hyperlink"/>
+          </w:rPr>
+          <w:t>https://flask.palletsprojects.com/</w:t>
+        </w:r>
+      </w:hyperlink>
+      <w:r>
+        <w:t xml:space="preserve">. Acesso em: </w:t>
+      </w:r>
+      <w:r>
+        <w:t>06 set</w:t>
+      </w:r>
+      <w:r>
+        <w:t>. 2026.</w:t>
+      </w:r>
+    </w:p>
+    <w:p>
+      <w:pPr>
+        <w:ind w:left="708"/>
+      </w:pPr>
+      <w:r>
+        <w:t xml:space="preserve">FIGMA. </w:t>
+      </w:r>
+      <w:proofErr w:type="spellStart"/>
+      <w:r>
+        <w:t>Figma</w:t>
+      </w:r>
+      <w:proofErr w:type="spellEnd"/>
+      <w:r>
+        <w:t xml:space="preserve"> Help Center. Disponível em: </w:t>
+      </w:r>
+      <w:hyperlink r:id="rId36" w:history="1">
+        <w:r>
+          <w:rPr>
+            <w:rStyle w:val="Hyperlink"/>
+          </w:rPr>
+          <w:t>https://help.figma.com/</w:t>
+        </w:r>
+      </w:hyperlink>
+      <w:r>
+        <w:t xml:space="preserve">. Acesso em: </w:t>
+      </w:r>
+      <w:r>
+        <w:t>25 ago</w:t>
+      </w:r>
+      <w:r>
+        <w:t>. 2026.</w:t>
+      </w:r>
+    </w:p>
+    <w:p>
+      <w:pPr>
+        <w:ind w:left="708"/>
+      </w:pPr>
+      <w:r>
+        <w:t xml:space="preserve">GITHUB. GitHub Docs. Disponível em: </w:t>
+      </w:r>
+      <w:hyperlink r:id="rId37" w:history="1">
+        <w:r>
+          <w:rPr>
+            <w:rStyle w:val="Hyperlink"/>
+          </w:rPr>
+          <w:t>https://docs.github.com/</w:t>
+        </w:r>
+      </w:hyperlink>
+      <w:r>
+        <w:t>. Acesso em: 12 out. 2026.</w:t>
+      </w:r>
+    </w:p>
+    <w:p>
+      <w:pPr>
+        <w:ind w:left="708"/>
+      </w:pPr>
+      <w:r>
+        <w:lastRenderedPageBreak/>
+        <w:t xml:space="preserve">MICROSOFT. SQL Server </w:t>
+      </w:r>
+      <w:proofErr w:type="spellStart"/>
+      <w:r>
+        <w:t>Documentation</w:t>
+      </w:r>
+      <w:proofErr w:type="spellEnd"/>
+      <w:r>
+        <w:t xml:space="preserve">. Disponível em: </w:t>
+      </w:r>
+      <w:hyperlink r:id="rId38" w:history="1">
+        <w:r>
+          <w:rPr>
+            <w:rStyle w:val="Hyperlink"/>
+          </w:rPr>
+          <w:t>https://learn.microsoft.com/sql/sql-server/</w:t>
+        </w:r>
+      </w:hyperlink>
+      <w:r>
+        <w:t>. Acesso em:</w:t>
+      </w:r>
+      <w:r>
+        <w:t xml:space="preserve"> 07 set</w:t>
+      </w:r>
+      <w:r>
+        <w:t>. 2026.</w:t>
+      </w:r>
+    </w:p>
+    <w:p>
+      <w:pPr>
+        <w:ind w:left="708"/>
+      </w:pPr>
+      <w:r>
+        <w:rPr>
+          <w:lang w:val="en-US"/>
+        </w:rPr>
+        <w:t xml:space="preserve">PYTHON SOFTWARE FOUNDATION. Python Documentation. </w:t>
+      </w:r>
+      <w:r>
+        <w:t xml:space="preserve">Disponível em: </w:t>
+      </w:r>
+      <w:hyperlink r:id="rId39" w:history="1">
+        <w:r>
+          <w:rPr>
+            <w:rStyle w:val="Hyperlink"/>
+          </w:rPr>
+          <w:t>https://docs.python.org/3/</w:t>
+        </w:r>
+      </w:hyperlink>
+      <w:r>
+        <w:t xml:space="preserve">. Acesso em: </w:t>
+      </w:r>
+      <w:r>
+        <w:t>06 set</w:t>
+      </w:r>
+      <w:r>
+        <w:t>. 2026.</w:t>
+      </w:r>
+      <w:r>
+        <w:t xml:space="preserve"> </w:t>
+      </w:r>
+    </w:p>
+    <w:p>
+      <w:r>
+        <w:rPr>
+          <w:b/>
+          <w:bCs/>
+        </w:rPr>
+        <w:t>10.</w:t>
+      </w:r>
+      <w:r>
+        <w:t xml:space="preserve"> </w:t>
+      </w:r>
+      <w:r>
+        <w:rPr>
+          <w:b/>
+          <w:bCs/>
+        </w:rPr>
+        <w:t>DECLARAÇÃO DE USO DE INTELIGÊNCIA ARTIFICIAL</w:t>
+      </w:r>
+    </w:p>
+    <w:p>
+      <w:pPr>
+        <w:ind w:left="708"/>
+      </w:pPr>
+      <w:r>
+        <w:t>Durante o desenvolvimento deste trabalho, foi utilizada a ferramenta ChatGPT, da OpenAI, como apoio ao processo de elaboração e revisão da documentação.</w:t>
+      </w:r>
+    </w:p>
+    <w:p>
+      <w:pPr>
+        <w:ind w:left="708"/>
+      </w:pPr>
+      <w:r>
+        <w:t>A ferramenta foi consultada para auxiliar na organização e revisão de textos, esclarecer dúvidas conceituais e apoiar a análise da estrutura do trabalho, dos requisitos e da documentação relacionada ao projeto Raízes App.</w:t>
+      </w:r>
+    </w:p>
+    <w:p>
+      <w:pPr>
+        <w:ind w:left="708"/>
+      </w:pPr>
+      <w:r>
+        <w:rPr>
+          <w:b/>
+          <w:bCs/>
+        </w:rPr>
+        <w:t>Exemplos de prompts utilizados:</w:t>
+      </w:r>
+    </w:p>
+    <w:p>
+      <w:pPr>
+        <w:numPr>
+          <w:ilvl w:val="0"/>
+          <w:numId w:val="26"/>
+        </w:numPr>
+        <w:tabs>
+          <w:tab w:val="clear" w:pos="1080"/>
+          <w:tab w:val="num" w:pos="1068"/>
+        </w:tabs>
+        <w:ind w:left="1428"/>
+      </w:pPr>
+      <w:r>
+        <w:t>“Ajude-me a revisar e organizar a documentação do projeto.”</w:t>
+      </w:r>
+    </w:p>
+    <w:p>
+      <w:pPr>
+        <w:numPr>
+          <w:ilvl w:val="0"/>
+          <w:numId w:val="26"/>
+        </w:numPr>
+        <w:tabs>
+          <w:tab w:val="clear" w:pos="1080"/>
+          <w:tab w:val="num" w:pos="1068"/>
+        </w:tabs>
+        <w:ind w:left="1428"/>
+      </w:pPr>
+      <w:r>
+        <w:t>“Ajude-me a melhorar a clareza e a organização dos textos.”</w:t>
+      </w:r>
+    </w:p>
+    <w:p>
+      <w:pPr>
+        <w:ind w:left="708"/>
+      </w:pPr>
+      <w:r>
+        <w:t>Os trechos aproveitados foram revisados e ajustados durante o desenvolvimento do trabalho. A implementação da aplicação, os testes realizados, as evidências obtidas e as decisões sobre o projeto devem ser descritos de acordo com o processo efetivamente executado pela estudante.</w:t>
+      </w:r>
+    </w:p>
+    <w:p>
+      <w:pPr>
+        <w:ind w:left="708"/>
+      </w:pPr>
+      <w:r>
+        <w:t>A utilização da ferramenta é declarada em conformidade com as orientações da atividade, cabendo à estudante a responsabilidade pela veracidade das informações apresentadas e pela versão final entregue.</w:t>
+      </w:r>
+    </w:p>
+    <w:p>
+      <w:pPr>
+        <w:ind w:left="708"/>
+      </w:pPr>
     </w:p>
     <w:p/>
     <w:sectPr>
+      <w:headerReference w:type="even" r:id="rId40"/>
+      <w:headerReference w:type="default" r:id="rId41"/>
+      <w:footerReference w:type="even" r:id="rId42"/>
+      <w:footerReference w:type="default" r:id="rId43"/>
+      <w:headerReference w:type="first" r:id="rId44"/>
+      <w:footerReference w:type="first" r:id="rId45"/>
       <w:pgSz w:w="11906" w:h="16838"/>
       <w:pgMar w:top="1417" w:right="1701" w:bottom="1417" w:left="1701" w:header="708" w:footer="708" w:gutter="0"/>
       <w:cols w:space="708"/>
@@ -235,9 +6407,1862 @@
 </w:document>
 </file>
 
+<file path=word/endnotes.xml><?xml version="1.0" encoding="utf-8"?>
+<w:endnotes xmlns:wpc="http://schemas.microsoft.com/office/word/2010/wordprocessingCanvas" xmlns:cx="http://schemas.microsoft.com/office/drawing/2014/chartex" xmlns:cx1="http://schemas.microsoft.com/office/drawing/2015/9/8/chartex" xmlns:cx2="http://schemas.microsoft.com/office/drawing/2015/10/21/chartex" xmlns:cx3="http://schemas.microsoft.com/office/drawing/2016/5/9/chartex" xmlns:cx4="http://schemas.microsoft.com/office/drawing/2016/5/10/chartex" xmlns:cx5="http://schemas.microsoft.com/office/drawing/2016/5/11/chartex" xmlns:cx6="http://schemas.microsoft.com/office/drawing/2016/5/12/chartex" xmlns:cx7="http://schemas.microsoft.com/office/drawing/2016/5/13/chartex" xmlns:cx8="http://schemas.microsoft.com/office/drawing/2016/5/14/chartex" xmlns:mc="http://schemas.openxmlformats.org/markup-compatibility/2006" xmlns:aink="http://schemas.microsoft.com/office/drawing/2016/ink" xmlns:am3d="http://schemas.microsoft.com/office/drawing/2017/model3d" xmlns:o="urn:schemas-microsoft-com:office:office" xmlns:oel="http://schemas.microsoft.com/office/2019/extlst" xmlns:r="http://schemas.openxmlformats.org/officeDocument/2006/relationships" xmlns:m="http://schemas.openxmlformats.org/officeDocument/2006/math" xmlns:v="urn:schemas-microsoft-com:vml" xmlns:wp14="http://schemas.microsoft.com/office/word/2010/wordprocessingDrawing" xmlns:wp="http://schemas.openxmlformats.org/drawingml/2006/wordprocessingDrawing" xmlns:w10="urn:schemas-microsoft-com:office:word" xmlns:w="http://schemas.openxmlformats.org/wordprocessingml/2006/main" xmlns:w14="http://schemas.microsoft.com/office/word/2010/wordml" xmlns:w15="http://schemas.microsoft.com/office/word/2012/wordml" xmlns:w16cex="http://schemas.microsoft.com/office/word/2018/wordml/cex" xmlns:w16cid="http://schemas.microsoft.com/office/word/2016/wordml/cid" xmlns:w16="http://schemas.microsoft.com/office/word/2018/wordml" xmlns:w16du="http://schemas.microsoft.com/office/word/2023/wordml/word16du" xmlns:w16sdtdh="http://schemas.microsoft.com/office/word/2020/wordml/sdtdatahash" xmlns:w16sdtfl="http://schemas.microsoft.com/office/word/2024/wordml/sdtformatlock" xmlns:w16se="http://schemas.microsoft.com/office/word/2015/wordml/symex" xmlns:wpg="http://schemas.microsoft.com/office/word/2010/wordprocessingGroup" xmlns:wpi="http://schemas.microsoft.com/office/word/2010/wordprocessingInk" xmlns:wne="http://schemas.microsoft.com/office/word/2006/wordml" xmlns:wps="http://schemas.microsoft.com/office/word/2010/wordprocessingShape" mc:Ignorable="w14 w15 w16se w16cid w16 w16cex w16sdtdh w16sdtfl w16du wp14">
+  <w:endnote w:type="separator" w:id="-1">
+    <w:p>
+      <w:pPr>
+        <w:spacing w:after="0" w:line="240" w:lineRule="auto"/>
+      </w:pPr>
+      <w:r>
+        <w:separator/>
+      </w:r>
+    </w:p>
+  </w:endnote>
+  <w:endnote w:type="continuationSeparator" w:id="0">
+    <w:p>
+      <w:pPr>
+        <w:spacing w:after="0" w:line="240" w:lineRule="auto"/>
+      </w:pPr>
+      <w:r>
+        <w:continuationSeparator/>
+      </w:r>
+    </w:p>
+  </w:endnote>
+</w:endnotes>
+</file>
+
+<file path=word/footer1.xml><?xml version="1.0" encoding="utf-8"?>
+<w:ftr xmlns:wpc="http://schemas.microsoft.com/office/word/2010/wordprocessingCanvas" xmlns:cx="http://schemas.microsoft.com/office/drawing/2014/chartex" xmlns:cx1="http://schemas.microsoft.com/office/drawing/2015/9/8/chartex" xmlns:cx2="http://schemas.microsoft.com/office/drawing/2015/10/21/chartex" xmlns:cx3="http://schemas.microsoft.com/office/drawing/2016/5/9/chartex" xmlns:cx4="http://schemas.microsoft.com/office/drawing/2016/5/10/chartex" xmlns:cx5="http://schemas.microsoft.com/office/drawing/2016/5/11/chartex" xmlns:cx6="http://schemas.microsoft.com/office/drawing/2016/5/12/chartex" xmlns:cx7="http://schemas.microsoft.com/office/drawing/2016/5/13/chartex" xmlns:cx8="http://schemas.microsoft.com/office/drawing/2016/5/14/chartex" xmlns:mc="http://schemas.openxmlformats.org/markup-compatibility/2006" xmlns:aink="http://schemas.microsoft.com/office/drawing/2016/ink" xmlns:am3d="http://schemas.microsoft.com/office/drawing/2017/model3d" xmlns:o="urn:schemas-microsoft-com:office:office" xmlns:oel="http://schemas.microsoft.com/office/2019/extlst" xmlns:r="http://schemas.openxmlformats.org/officeDocument/2006/relationships" xmlns:m="http://schemas.openxmlformats.org/officeDocument/2006/math" xmlns:v="urn:schemas-microsoft-com:vml" xmlns:wp14="http://schemas.microsoft.com/office/word/2010/wordprocessingDrawing" xmlns:wp="http://schemas.openxmlformats.org/drawingml/2006/wordprocessingDrawing" xmlns:w10="urn:schemas-microsoft-com:office:word" xmlns:w="http://schemas.openxmlformats.org/wordprocessingml/2006/main" xmlns:w14="http://schemas.microsoft.com/office/word/2010/wordml" xmlns:w15="http://schemas.microsoft.com/office/word/2012/wordml" xmlns:w16cex="http://schemas.microsoft.com/office/word/2018/wordml/cex" xmlns:w16cid="http://schemas.microsoft.com/office/word/2016/wordml/cid" xmlns:w16="http://schemas.microsoft.com/office/word/2018/wordml" xmlns:w16du="http://schemas.microsoft.com/office/word/2023/wordml/word16du" xmlns:w16sdtdh="http://schemas.microsoft.com/office/word/2020/wordml/sdtdatahash" xmlns:w16sdtfl="http://schemas.microsoft.com/office/word/2024/wordml/sdtformatlock" xmlns:w16se="http://schemas.microsoft.com/office/word/2015/wordml/symex" xmlns:wpg="http://schemas.microsoft.com/office/word/2010/wordprocessingGroup" xmlns:wpi="http://schemas.microsoft.com/office/word/2010/wordprocessingInk" xmlns:wne="http://schemas.microsoft.com/office/word/2006/wordml" xmlns:wps="http://schemas.microsoft.com/office/word/2010/wordprocessingShape" mc:Ignorable="w14 w15 w16se w16cid w16 w16cex w16sdtdh w16sdtfl w16du wp14">
+  <w:p>
+    <w:pPr>
+      <w:pStyle w:val="Rodap"/>
+    </w:pPr>
+  </w:p>
+</w:ftr>
+</file>
+
+<file path=word/footer2.xml><?xml version="1.0" encoding="utf-8"?>
+<w:ftr xmlns:wpc="http://schemas.microsoft.com/office/word/2010/wordprocessingCanvas" xmlns:cx="http://schemas.microsoft.com/office/drawing/2014/chartex" xmlns:cx1="http://schemas.microsoft.com/office/drawing/2015/9/8/chartex" xmlns:cx2="http://schemas.microsoft.com/office/drawing/2015/10/21/chartex" xmlns:cx3="http://schemas.microsoft.com/office/drawing/2016/5/9/chartex" xmlns:cx4="http://schemas.microsoft.com/office/drawing/2016/5/10/chartex" xmlns:cx5="http://schemas.microsoft.com/office/drawing/2016/5/11/chartex" xmlns:cx6="http://schemas.microsoft.com/office/drawing/2016/5/12/chartex" xmlns:cx7="http://schemas.microsoft.com/office/drawing/2016/5/13/chartex" xmlns:cx8="http://schemas.microsoft.com/office/drawing/2016/5/14/chartex" xmlns:mc="http://schemas.openxmlformats.org/markup-compatibility/2006" xmlns:aink="http://schemas.microsoft.com/office/drawing/2016/ink" xmlns:am3d="http://schemas.microsoft.com/office/drawing/2017/model3d" xmlns:o="urn:schemas-microsoft-com:office:office" xmlns:oel="http://schemas.microsoft.com/office/2019/extlst" xmlns:r="http://schemas.openxmlformats.org/officeDocument/2006/relationships" xmlns:m="http://schemas.openxmlformats.org/officeDocument/2006/math" xmlns:v="urn:schemas-microsoft-com:vml" xmlns:wp14="http://schemas.microsoft.com/office/word/2010/wordprocessingDrawing" xmlns:wp="http://schemas.openxmlformats.org/drawingml/2006/wordprocessingDrawing" xmlns:w10="urn:schemas-microsoft-com:office:word" xmlns:w="http://schemas.openxmlformats.org/wordprocessingml/2006/main" xmlns:w14="http://schemas.microsoft.com/office/word/2010/wordml" xmlns:w15="http://schemas.microsoft.com/office/word/2012/wordml" xmlns:w16cex="http://schemas.microsoft.com/office/word/2018/wordml/cex" xmlns:w16cid="http://schemas.microsoft.com/office/word/2016/wordml/cid" xmlns:w16="http://schemas.microsoft.com/office/word/2018/wordml" xmlns:w16du="http://schemas.microsoft.com/office/word/2023/wordml/word16du" xmlns:w16sdtdh="http://schemas.microsoft.com/office/word/2020/wordml/sdtdatahash" xmlns:w16sdtfl="http://schemas.microsoft.com/office/word/2024/wordml/sdtformatlock" xmlns:w16se="http://schemas.microsoft.com/office/word/2015/wordml/symex" xmlns:wpg="http://schemas.microsoft.com/office/word/2010/wordprocessingGroup" xmlns:wpi="http://schemas.microsoft.com/office/word/2010/wordprocessingInk" xmlns:wne="http://schemas.microsoft.com/office/word/2006/wordml" xmlns:wps="http://schemas.microsoft.com/office/word/2010/wordprocessingShape" mc:Ignorable="w14 w15 w16se w16cid w16 w16cex w16sdtdh w16sdtfl w16du wp14">
+  <w:sdt>
+    <w:sdtPr>
+      <w:id w:val="-1180048420"/>
+      <w:docPartObj>
+        <w:docPartGallery w:val="Page Numbers (Bottom of Page)"/>
+        <w:docPartUnique/>
+      </w:docPartObj>
+    </w:sdtPr>
+    <w:sdtContent>
+      <w:p>
+        <w:pPr>
+          <w:pStyle w:val="Rodap"/>
+          <w:jc w:val="center"/>
+        </w:pPr>
+        <w:r>
+          <w:fldChar w:fldCharType="begin"/>
+        </w:r>
+        <w:r>
+          <w:instrText>PAGE   \* MERGEFORMAT</w:instrText>
+        </w:r>
+        <w:r>
+          <w:fldChar w:fldCharType="separate"/>
+        </w:r>
+        <w:r>
+          <w:t>2</w:t>
+        </w:r>
+        <w:r>
+          <w:fldChar w:fldCharType="end"/>
+        </w:r>
+      </w:p>
+    </w:sdtContent>
+  </w:sdt>
+  <w:p>
+    <w:pPr>
+      <w:pStyle w:val="Rodap"/>
+    </w:pPr>
+  </w:p>
+</w:ftr>
+</file>
+
+<file path=word/footer3.xml><?xml version="1.0" encoding="utf-8"?>
+<w:ftr xmlns:wpc="http://schemas.microsoft.com/office/word/2010/wordprocessingCanvas" xmlns:cx="http://schemas.microsoft.com/office/drawing/2014/chartex" xmlns:cx1="http://schemas.microsoft.com/office/drawing/2015/9/8/chartex" xmlns:cx2="http://schemas.microsoft.com/office/drawing/2015/10/21/chartex" xmlns:cx3="http://schemas.microsoft.com/office/drawing/2016/5/9/chartex" xmlns:cx4="http://schemas.microsoft.com/office/drawing/2016/5/10/chartex" xmlns:cx5="http://schemas.microsoft.com/office/drawing/2016/5/11/chartex" xmlns:cx6="http://schemas.microsoft.com/office/drawing/2016/5/12/chartex" xmlns:cx7="http://schemas.microsoft.com/office/drawing/2016/5/13/chartex" xmlns:cx8="http://schemas.microsoft.com/office/drawing/2016/5/14/chartex" xmlns:mc="http://schemas.openxmlformats.org/markup-compatibility/2006" xmlns:aink="http://schemas.microsoft.com/office/drawing/2016/ink" xmlns:am3d="http://schemas.microsoft.com/office/drawing/2017/model3d" xmlns:o="urn:schemas-microsoft-com:office:office" xmlns:oel="http://schemas.microsoft.com/office/2019/extlst" xmlns:r="http://schemas.openxmlformats.org/officeDocument/2006/relationships" xmlns:m="http://schemas.openxmlformats.org/officeDocument/2006/math" xmlns:v="urn:schemas-microsoft-com:vml" xmlns:wp14="http://schemas.microsoft.com/office/word/2010/wordprocessingDrawing" xmlns:wp="http://schemas.openxmlformats.org/drawingml/2006/wordprocessingDrawing" xmlns:w10="urn:schemas-microsoft-com:office:word" xmlns:w="http://schemas.openxmlformats.org/wordprocessingml/2006/main" xmlns:w14="http://schemas.microsoft.com/office/word/2010/wordml" xmlns:w15="http://schemas.microsoft.com/office/word/2012/wordml" xmlns:w16cex="http://schemas.microsoft.com/office/word/2018/wordml/cex" xmlns:w16cid="http://schemas.microsoft.com/office/word/2016/wordml/cid" xmlns:w16="http://schemas.microsoft.com/office/word/2018/wordml" xmlns:w16du="http://schemas.microsoft.com/office/word/2023/wordml/word16du" xmlns:w16sdtdh="http://schemas.microsoft.com/office/word/2020/wordml/sdtdatahash" xmlns:w16sdtfl="http://schemas.microsoft.com/office/word/2024/wordml/sdtformatlock" xmlns:w16se="http://schemas.microsoft.com/office/word/2015/wordml/symex" xmlns:wpg="http://schemas.microsoft.com/office/word/2010/wordprocessingGroup" xmlns:wpi="http://schemas.microsoft.com/office/word/2010/wordprocessingInk" xmlns:wne="http://schemas.microsoft.com/office/word/2006/wordml" xmlns:wps="http://schemas.microsoft.com/office/word/2010/wordprocessingShape" mc:Ignorable="w14 w15 w16se w16cid w16 w16cex w16sdtdh w16sdtfl w16du wp14">
+  <w:p>
+    <w:pPr>
+      <w:pStyle w:val="Rodap"/>
+    </w:pPr>
+  </w:p>
+</w:ftr>
+</file>
+
+<file path=word/footnotes.xml><?xml version="1.0" encoding="utf-8"?>
+<w:footnotes xmlns:wpc="http://schemas.microsoft.com/office/word/2010/wordprocessingCanvas" xmlns:cx="http://schemas.microsoft.com/office/drawing/2014/chartex" xmlns:cx1="http://schemas.microsoft.com/office/drawing/2015/9/8/chartex" xmlns:cx2="http://schemas.microsoft.com/office/drawing/2015/10/21/chartex" xmlns:cx3="http://schemas.microsoft.com/office/drawing/2016/5/9/chartex" xmlns:cx4="http://schemas.microsoft.com/office/drawing/2016/5/10/chartex" xmlns:cx5="http://schemas.microsoft.com/office/drawing/2016/5/11/chartex" xmlns:cx6="http://schemas.microsoft.com/office/drawing/2016/5/12/chartex" xmlns:cx7="http://schemas.microsoft.com/office/drawing/2016/5/13/chartex" xmlns:cx8="http://schemas.microsoft.com/office/drawing/2016/5/14/chartex" xmlns:mc="http://schemas.openxmlformats.org/markup-compatibility/2006" xmlns:aink="http://schemas.microsoft.com/office/drawing/2016/ink" xmlns:am3d="http://schemas.microsoft.com/office/drawing/2017/model3d" xmlns:o="urn:schemas-microsoft-com:office:office" xmlns:oel="http://schemas.microsoft.com/office/2019/extlst" xmlns:r="http://schemas.openxmlformats.org/officeDocument/2006/relationships" xmlns:m="http://schemas.openxmlformats.org/officeDocument/2006/math" xmlns:v="urn:schemas-microsoft-com:vml" xmlns:wp14="http://schemas.microsoft.com/office/word/2010/wordprocessingDrawing" xmlns:wp="http://schemas.openxmlformats.org/drawingml/2006/wordprocessingDrawing" xmlns:w10="urn:schemas-microsoft-com:office:word" xmlns:w="http://schemas.openxmlformats.org/wordprocessingml/2006/main" xmlns:w14="http://schemas.microsoft.com/office/word/2010/wordml" xmlns:w15="http://schemas.microsoft.com/office/word/2012/wordml" xmlns:w16cex="http://schemas.microsoft.com/office/word/2018/wordml/cex" xmlns:w16cid="http://schemas.microsoft.com/office/word/2016/wordml/cid" xmlns:w16="http://schemas.microsoft.com/office/word/2018/wordml" xmlns:w16du="http://schemas.microsoft.com/office/word/2023/wordml/word16du" xmlns:w16sdtdh="http://schemas.microsoft.com/office/word/2020/wordml/sdtdatahash" xmlns:w16sdtfl="http://schemas.microsoft.com/office/word/2024/wordml/sdtformatlock" xmlns:w16se="http://schemas.microsoft.com/office/word/2015/wordml/symex" xmlns:wpg="http://schemas.microsoft.com/office/word/2010/wordprocessingGroup" xmlns:wpi="http://schemas.microsoft.com/office/word/2010/wordprocessingInk" xmlns:wne="http://schemas.microsoft.com/office/word/2006/wordml" xmlns:wps="http://schemas.microsoft.com/office/word/2010/wordprocessingShape" mc:Ignorable="w14 w15 w16se w16cid w16 w16cex w16sdtdh w16sdtfl w16du wp14">
+  <w:footnote w:type="separator" w:id="-1">
+    <w:p>
+      <w:pPr>
+        <w:spacing w:after="0" w:line="240" w:lineRule="auto"/>
+      </w:pPr>
+      <w:r>
+        <w:separator/>
+      </w:r>
+    </w:p>
+  </w:footnote>
+  <w:footnote w:type="continuationSeparator" w:id="0">
+    <w:p>
+      <w:pPr>
+        <w:spacing w:after="0" w:line="240" w:lineRule="auto"/>
+      </w:pPr>
+      <w:r>
+        <w:continuationSeparator/>
+      </w:r>
+    </w:p>
+  </w:footnote>
+</w:footnotes>
+</file>
+
+<file path=word/header1.xml><?xml version="1.0" encoding="utf-8"?>
+<w:hdr xmlns:wpc="http://schemas.microsoft.com/office/word/2010/wordprocessingCanvas" xmlns:cx="http://schemas.microsoft.com/office/drawing/2014/chartex" xmlns:cx1="http://schemas.microsoft.com/office/drawing/2015/9/8/chartex" xmlns:cx2="http://schemas.microsoft.com/office/drawing/2015/10/21/chartex" xmlns:cx3="http://schemas.microsoft.com/office/drawing/2016/5/9/chartex" xmlns:cx4="http://schemas.microsoft.com/office/drawing/2016/5/10/chartex" xmlns:cx5="http://schemas.microsoft.com/office/drawing/2016/5/11/chartex" xmlns:cx6="http://schemas.microsoft.com/office/drawing/2016/5/12/chartex" xmlns:cx7="http://schemas.microsoft.com/office/drawing/2016/5/13/chartex" xmlns:cx8="http://schemas.microsoft.com/office/drawing/2016/5/14/chartex" xmlns:mc="http://schemas.openxmlformats.org/markup-compatibility/2006" xmlns:aink="http://schemas.microsoft.com/office/drawing/2016/ink" xmlns:am3d="http://schemas.microsoft.com/office/drawing/2017/model3d" xmlns:o="urn:schemas-microsoft-com:office:office" xmlns:oel="http://schemas.microsoft.com/office/2019/extlst" xmlns:r="http://schemas.openxmlformats.org/officeDocument/2006/relationships" xmlns:m="http://schemas.openxmlformats.org/officeDocument/2006/math" xmlns:v="urn:schemas-microsoft-com:vml" xmlns:wp14="http://schemas.microsoft.com/office/word/2010/wordprocessingDrawing" xmlns:wp="http://schemas.openxmlformats.org/drawingml/2006/wordprocessingDrawing" xmlns:w10="urn:schemas-microsoft-com:office:word" xmlns:w="http://schemas.openxmlformats.org/wordprocessingml/2006/main" xmlns:w14="http://schemas.microsoft.com/office/word/2010/wordml" xmlns:w15="http://schemas.microsoft.com/office/word/2012/wordml" xmlns:w16cex="http://schemas.microsoft.com/office/word/2018/wordml/cex" xmlns:w16cid="http://schemas.microsoft.com/office/word/2016/wordml/cid" xmlns:w16="http://schemas.microsoft.com/office/word/2018/wordml" xmlns:w16du="http://schemas.microsoft.com/office/word/2023/wordml/word16du" xmlns:w16sdtdh="http://schemas.microsoft.com/office/word/2020/wordml/sdtdatahash" xmlns:w16sdtfl="http://schemas.microsoft.com/office/word/2024/wordml/sdtformatlock" xmlns:w16se="http://schemas.microsoft.com/office/word/2015/wordml/symex" xmlns:wpg="http://schemas.microsoft.com/office/word/2010/wordprocessingGroup" xmlns:wpi="http://schemas.microsoft.com/office/word/2010/wordprocessingInk" xmlns:wne="http://schemas.microsoft.com/office/word/2006/wordml" xmlns:wps="http://schemas.microsoft.com/office/word/2010/wordprocessingShape" mc:Ignorable="w14 w15 w16se w16cid w16 w16cex w16sdtdh w16sdtfl w16du wp14">
+  <w:p>
+    <w:pPr>
+      <w:pStyle w:val="Cabealho"/>
+    </w:pPr>
+  </w:p>
+</w:hdr>
+</file>
+
+<file path=word/header2.xml><?xml version="1.0" encoding="utf-8"?>
+<w:hdr xmlns:wpc="http://schemas.microsoft.com/office/word/2010/wordprocessingCanvas" xmlns:cx="http://schemas.microsoft.com/office/drawing/2014/chartex" xmlns:cx1="http://schemas.microsoft.com/office/drawing/2015/9/8/chartex" xmlns:cx2="http://schemas.microsoft.com/office/drawing/2015/10/21/chartex" xmlns:cx3="http://schemas.microsoft.com/office/drawing/2016/5/9/chartex" xmlns:cx4="http://schemas.microsoft.com/office/drawing/2016/5/10/chartex" xmlns:cx5="http://schemas.microsoft.com/office/drawing/2016/5/11/chartex" xmlns:cx6="http://schemas.microsoft.com/office/drawing/2016/5/12/chartex" xmlns:cx7="http://schemas.microsoft.com/office/drawing/2016/5/13/chartex" xmlns:cx8="http://schemas.microsoft.com/office/drawing/2016/5/14/chartex" xmlns:mc="http://schemas.openxmlformats.org/markup-compatibility/2006" xmlns:aink="http://schemas.microsoft.com/office/drawing/2016/ink" xmlns:am3d="http://schemas.microsoft.com/office/drawing/2017/model3d" xmlns:o="urn:schemas-microsoft-com:office:office" xmlns:oel="http://schemas.microsoft.com/office/2019/extlst" xmlns:r="http://schemas.openxmlformats.org/officeDocument/2006/relationships" xmlns:m="http://schemas.openxmlformats.org/officeDocument/2006/math" xmlns:v="urn:schemas-microsoft-com:vml" xmlns:wp14="http://schemas.microsoft.com/office/word/2010/wordprocessingDrawing" xmlns:wp="http://schemas.openxmlformats.org/drawingml/2006/wordprocessingDrawing" xmlns:w10="urn:schemas-microsoft-com:office:word" xmlns:w="http://schemas.openxmlformats.org/wordprocessingml/2006/main" xmlns:w14="http://schemas.microsoft.com/office/word/2010/wordml" xmlns:w15="http://schemas.microsoft.com/office/word/2012/wordml" xmlns:w16cex="http://schemas.microsoft.com/office/word/2018/wordml/cex" xmlns:w16cid="http://schemas.microsoft.com/office/word/2016/wordml/cid" xmlns:w16="http://schemas.microsoft.com/office/word/2018/wordml" xmlns:w16du="http://schemas.microsoft.com/office/word/2023/wordml/word16du" xmlns:w16sdtdh="http://schemas.microsoft.com/office/word/2020/wordml/sdtdatahash" xmlns:w16sdtfl="http://schemas.microsoft.com/office/word/2024/wordml/sdtformatlock" xmlns:w16se="http://schemas.microsoft.com/office/word/2015/wordml/symex" xmlns:wpg="http://schemas.microsoft.com/office/word/2010/wordprocessingGroup" xmlns:wpi="http://schemas.microsoft.com/office/word/2010/wordprocessingInk" xmlns:wne="http://schemas.microsoft.com/office/word/2006/wordml" xmlns:wps="http://schemas.microsoft.com/office/word/2010/wordprocessingShape" mc:Ignorable="w14 w15 w16se w16cid w16 w16cex w16sdtdh w16sdtfl w16du wp14">
+  <w:p>
+    <w:pPr>
+      <w:pStyle w:val="Cabealho"/>
+    </w:pPr>
+  </w:p>
+</w:hdr>
+</file>
+
+<file path=word/header3.xml><?xml version="1.0" encoding="utf-8"?>
+<w:hdr xmlns:wpc="http://schemas.microsoft.com/office/word/2010/wordprocessingCanvas" xmlns:cx="http://schemas.microsoft.com/office/drawing/2014/chartex" xmlns:cx1="http://schemas.microsoft.com/office/drawing/2015/9/8/chartex" xmlns:cx2="http://schemas.microsoft.com/office/drawing/2015/10/21/chartex" xmlns:cx3="http://schemas.microsoft.com/office/drawing/2016/5/9/chartex" xmlns:cx4="http://schemas.microsoft.com/office/drawing/2016/5/10/chartex" xmlns:cx5="http://schemas.microsoft.com/office/drawing/2016/5/11/chartex" xmlns:cx6="http://schemas.microsoft.com/office/drawing/2016/5/12/chartex" xmlns:cx7="http://schemas.microsoft.com/office/drawing/2016/5/13/chartex" xmlns:cx8="http://schemas.microsoft.com/office/drawing/2016/5/14/chartex" xmlns:mc="http://schemas.openxmlformats.org/markup-compatibility/2006" xmlns:aink="http://schemas.microsoft.com/office/drawing/2016/ink" xmlns:am3d="http://schemas.microsoft.com/office/drawing/2017/model3d" xmlns:o="urn:schemas-microsoft-com:office:office" xmlns:oel="http://schemas.microsoft.com/office/2019/extlst" xmlns:r="http://schemas.openxmlformats.org/officeDocument/2006/relationships" xmlns:m="http://schemas.openxmlformats.org/officeDocument/2006/math" xmlns:v="urn:schemas-microsoft-com:vml" xmlns:wp14="http://schemas.microsoft.com/office/word/2010/wordprocessingDrawing" xmlns:wp="http://schemas.openxmlformats.org/drawingml/2006/wordprocessingDrawing" xmlns:w10="urn:schemas-microsoft-com:office:word" xmlns:w="http://schemas.openxmlformats.org/wordprocessingml/2006/main" xmlns:w14="http://schemas.microsoft.com/office/word/2010/wordml" xmlns:w15="http://schemas.microsoft.com/office/word/2012/wordml" xmlns:w16cex="http://schemas.microsoft.com/office/word/2018/wordml/cex" xmlns:w16cid="http://schemas.microsoft.com/office/word/2016/wordml/cid" xmlns:w16="http://schemas.microsoft.com/office/word/2018/wordml" xmlns:w16du="http://schemas.microsoft.com/office/word/2023/wordml/word16du" xmlns:w16sdtdh="http://schemas.microsoft.com/office/word/2020/wordml/sdtdatahash" xmlns:w16sdtfl="http://schemas.microsoft.com/office/word/2024/wordml/sdtformatlock" xmlns:w16se="http://schemas.microsoft.com/office/word/2015/wordml/symex" xmlns:wpg="http://schemas.microsoft.com/office/word/2010/wordprocessingGroup" xmlns:wpi="http://schemas.microsoft.com/office/word/2010/wordprocessingInk" xmlns:wne="http://schemas.microsoft.com/office/word/2006/wordml" xmlns:wps="http://schemas.microsoft.com/office/word/2010/wordprocessingShape" mc:Ignorable="w14 w15 w16se w16cid w16 w16cex w16sdtdh w16sdtfl w16du wp14">
+  <w:p>
+    <w:pPr>
+      <w:pStyle w:val="Cabealho"/>
+    </w:pPr>
+  </w:p>
+</w:hdr>
+</file>
+
 <file path=word/numbering.xml><?xml version="1.0" encoding="utf-8"?>
 <w:numbering xmlns:wpc="http://schemas.microsoft.com/office/word/2010/wordprocessingCanvas" xmlns:cx="http://schemas.microsoft.com/office/drawing/2014/chartex" xmlns:cx1="http://schemas.microsoft.com/office/drawing/2015/9/8/chartex" xmlns:cx2="http://schemas.microsoft.com/office/drawing/2015/10/21/chartex" xmlns:cx3="http://schemas.microsoft.com/office/drawing/2016/5/9/chartex" xmlns:cx4="http://schemas.microsoft.com/office/drawing/2016/5/10/chartex" xmlns:cx5="http://schemas.microsoft.com/office/drawing/2016/5/11/chartex" xmlns:cx6="http://schemas.microsoft.com/office/drawing/2016/5/12/chartex" xmlns:cx7="http://schemas.microsoft.com/office/drawing/2016/5/13/chartex" xmlns:cx8="http://schemas.microsoft.com/office/drawing/2016/5/14/chartex" xmlns:mc="http://schemas.openxmlformats.org/markup-compatibility/2006" xmlns:aink="http://schemas.microsoft.com/office/drawing/2016/ink" xmlns:am3d="http://schemas.microsoft.com/office/drawing/2017/model3d" xmlns:o="urn:schemas-microsoft-com:office:office" xmlns:oel="http://schemas.microsoft.com/office/2019/extlst" xmlns:r="http://schemas.openxmlformats.org/officeDocument/2006/relationships" xmlns:m="http://schemas.openxmlformats.org/officeDocument/2006/math" xmlns:v="urn:schemas-microsoft-com:vml" xmlns:wp14="http://schemas.microsoft.com/office/word/2010/wordprocessingDrawing" xmlns:wp="http://schemas.openxmlformats.org/drawingml/2006/wordprocessingDrawing" xmlns:w10="urn:schemas-microsoft-com:office:word" xmlns:w="http://schemas.openxmlformats.org/wordprocessingml/2006/main" xmlns:w14="http://schemas.microsoft.com/office/word/2010/wordml" xmlns:w15="http://schemas.microsoft.com/office/word/2012/wordml" xmlns:w16cex="http://schemas.microsoft.com/office/word/2018/wordml/cex" xmlns:w16cid="http://schemas.microsoft.com/office/word/2016/wordml/cid" xmlns:w16="http://schemas.microsoft.com/office/word/2018/wordml" xmlns:w16du="http://schemas.microsoft.com/office/word/2023/wordml/word16du" xmlns:w16sdtdh="http://schemas.microsoft.com/office/word/2020/wordml/sdtdatahash" xmlns:w16sdtfl="http://schemas.microsoft.com/office/word/2024/wordml/sdtformatlock" xmlns:w16se="http://schemas.microsoft.com/office/word/2015/wordml/symex" xmlns:wpg="http://schemas.microsoft.com/office/word/2010/wordprocessingGroup" xmlns:wpi="http://schemas.microsoft.com/office/word/2010/wordprocessingInk" xmlns:wne="http://schemas.microsoft.com/office/word/2006/wordml" xmlns:wps="http://schemas.microsoft.com/office/word/2010/wordprocessingShape" mc:Ignorable="w14 w15 w16se w16cid w16 w16cex w16sdtdh w16sdtfl w16du wp14">
   <w:abstractNum w:abstractNumId="0" w15:restartNumberingAfterBreak="0">
+    <w:nsid w:val="049F7A68"/>
+    <w:multiLevelType w:val="hybridMultilevel"/>
+    <w:tmpl w:val="23AE382C"/>
+    <w:lvl w:ilvl="0" w:tplc="0416000F">
+      <w:start w:val="5"/>
+      <w:numFmt w:val="decimal"/>
+      <w:lvlText w:val="%1."/>
+      <w:lvlJc w:val="left"/>
+      <w:pPr>
+        <w:ind w:left="720" w:hanging="360"/>
+      </w:pPr>
+      <w:rPr>
+        <w:rFonts w:hint="default"/>
+      </w:rPr>
+    </w:lvl>
+    <w:lvl w:ilvl="1" w:tplc="04160019" w:tentative="1">
+      <w:start w:val="1"/>
+      <w:numFmt w:val="lowerLetter"/>
+      <w:lvlText w:val="%2."/>
+      <w:lvlJc w:val="left"/>
+      <w:pPr>
+        <w:ind w:left="1440" w:hanging="360"/>
+      </w:pPr>
+    </w:lvl>
+    <w:lvl w:ilvl="2" w:tplc="0416001B" w:tentative="1">
+      <w:start w:val="1"/>
+      <w:numFmt w:val="lowerRoman"/>
+      <w:lvlText w:val="%3."/>
+      <w:lvlJc w:val="right"/>
+      <w:pPr>
+        <w:ind w:left="2160" w:hanging="180"/>
+      </w:pPr>
+    </w:lvl>
+    <w:lvl w:ilvl="3" w:tplc="0416000F" w:tentative="1">
+      <w:start w:val="1"/>
+      <w:numFmt w:val="decimal"/>
+      <w:lvlText w:val="%4."/>
+      <w:lvlJc w:val="left"/>
+      <w:pPr>
+        <w:ind w:left="2880" w:hanging="360"/>
+      </w:pPr>
+    </w:lvl>
+    <w:lvl w:ilvl="4" w:tplc="04160019" w:tentative="1">
+      <w:start w:val="1"/>
+      <w:numFmt w:val="lowerLetter"/>
+      <w:lvlText w:val="%5."/>
+      <w:lvlJc w:val="left"/>
+      <w:pPr>
+        <w:ind w:left="3600" w:hanging="360"/>
+      </w:pPr>
+    </w:lvl>
+    <w:lvl w:ilvl="5" w:tplc="0416001B" w:tentative="1">
+      <w:start w:val="1"/>
+      <w:numFmt w:val="lowerRoman"/>
+      <w:lvlText w:val="%6."/>
+      <w:lvlJc w:val="right"/>
+      <w:pPr>
+        <w:ind w:left="4320" w:hanging="180"/>
+      </w:pPr>
+    </w:lvl>
+    <w:lvl w:ilvl="6" w:tplc="0416000F" w:tentative="1">
+      <w:start w:val="1"/>
+      <w:numFmt w:val="decimal"/>
+      <w:lvlText w:val="%7."/>
+      <w:lvlJc w:val="left"/>
+      <w:pPr>
+        <w:ind w:left="5040" w:hanging="360"/>
+      </w:pPr>
+    </w:lvl>
+    <w:lvl w:ilvl="7" w:tplc="04160019" w:tentative="1">
+      <w:start w:val="1"/>
+      <w:numFmt w:val="lowerLetter"/>
+      <w:lvlText w:val="%8."/>
+      <w:lvlJc w:val="left"/>
+      <w:pPr>
+        <w:ind w:left="5760" w:hanging="360"/>
+      </w:pPr>
+    </w:lvl>
+    <w:lvl w:ilvl="8" w:tplc="0416001B" w:tentative="1">
+      <w:start w:val="1"/>
+      <w:numFmt w:val="lowerRoman"/>
+      <w:lvlText w:val="%9."/>
+      <w:lvlJc w:val="right"/>
+      <w:pPr>
+        <w:ind w:left="6480" w:hanging="180"/>
+      </w:pPr>
+    </w:lvl>
+  </w:abstractNum>
+  <w:abstractNum w:abstractNumId="1" w15:restartNumberingAfterBreak="0">
+    <w:nsid w:val="105D008B"/>
+    <w:multiLevelType w:val="hybridMultilevel"/>
+    <w:tmpl w:val="1FD80766"/>
+    <w:lvl w:ilvl="0" w:tplc="04160001">
+      <w:start w:val="1"/>
+      <w:numFmt w:val="bullet"/>
+      <w:lvlText w:val=""/>
+      <w:lvlJc w:val="left"/>
+      <w:pPr>
+        <w:ind w:left="720" w:hanging="360"/>
+      </w:pPr>
+      <w:rPr>
+        <w:rFonts w:ascii="Symbol" w:hAnsi="Symbol" w:hint="default"/>
+      </w:rPr>
+    </w:lvl>
+    <w:lvl w:ilvl="1" w:tplc="04160003" w:tentative="1">
+      <w:start w:val="1"/>
+      <w:numFmt w:val="bullet"/>
+      <w:lvlText w:val="o"/>
+      <w:lvlJc w:val="left"/>
+      <w:pPr>
+        <w:ind w:left="1440" w:hanging="360"/>
+      </w:pPr>
+      <w:rPr>
+        <w:rFonts w:ascii="Courier New" w:hAnsi="Courier New" w:cs="Courier New" w:hint="default"/>
+      </w:rPr>
+    </w:lvl>
+    <w:lvl w:ilvl="2" w:tplc="04160005" w:tentative="1">
+      <w:start w:val="1"/>
+      <w:numFmt w:val="bullet"/>
+      <w:lvlText w:val=""/>
+      <w:lvlJc w:val="left"/>
+      <w:pPr>
+        <w:ind w:left="2160" w:hanging="360"/>
+      </w:pPr>
+      <w:rPr>
+        <w:rFonts w:ascii="Wingdings" w:hAnsi="Wingdings" w:hint="default"/>
+      </w:rPr>
+    </w:lvl>
+    <w:lvl w:ilvl="3" w:tplc="04160001" w:tentative="1">
+      <w:start w:val="1"/>
+      <w:numFmt w:val="bullet"/>
+      <w:lvlText w:val=""/>
+      <w:lvlJc w:val="left"/>
+      <w:pPr>
+        <w:ind w:left="2880" w:hanging="360"/>
+      </w:pPr>
+      <w:rPr>
+        <w:rFonts w:ascii="Symbol" w:hAnsi="Symbol" w:hint="default"/>
+      </w:rPr>
+    </w:lvl>
+    <w:lvl w:ilvl="4" w:tplc="04160003" w:tentative="1">
+      <w:start w:val="1"/>
+      <w:numFmt w:val="bullet"/>
+      <w:lvlText w:val="o"/>
+      <w:lvlJc w:val="left"/>
+      <w:pPr>
+        <w:ind w:left="3600" w:hanging="360"/>
+      </w:pPr>
+      <w:rPr>
+        <w:rFonts w:ascii="Courier New" w:hAnsi="Courier New" w:cs="Courier New" w:hint="default"/>
+      </w:rPr>
+    </w:lvl>
+    <w:lvl w:ilvl="5" w:tplc="04160005" w:tentative="1">
+      <w:start w:val="1"/>
+      <w:numFmt w:val="bullet"/>
+      <w:lvlText w:val=""/>
+      <w:lvlJc w:val="left"/>
+      <w:pPr>
+        <w:ind w:left="4320" w:hanging="360"/>
+      </w:pPr>
+      <w:rPr>
+        <w:rFonts w:ascii="Wingdings" w:hAnsi="Wingdings" w:hint="default"/>
+      </w:rPr>
+    </w:lvl>
+    <w:lvl w:ilvl="6" w:tplc="04160001" w:tentative="1">
+      <w:start w:val="1"/>
+      <w:numFmt w:val="bullet"/>
+      <w:lvlText w:val=""/>
+      <w:lvlJc w:val="left"/>
+      <w:pPr>
+        <w:ind w:left="5040" w:hanging="360"/>
+      </w:pPr>
+      <w:rPr>
+        <w:rFonts w:ascii="Symbol" w:hAnsi="Symbol" w:hint="default"/>
+      </w:rPr>
+    </w:lvl>
+    <w:lvl w:ilvl="7" w:tplc="04160003" w:tentative="1">
+      <w:start w:val="1"/>
+      <w:numFmt w:val="bullet"/>
+      <w:lvlText w:val="o"/>
+      <w:lvlJc w:val="left"/>
+      <w:pPr>
+        <w:ind w:left="5760" w:hanging="360"/>
+      </w:pPr>
+      <w:rPr>
+        <w:rFonts w:ascii="Courier New" w:hAnsi="Courier New" w:cs="Courier New" w:hint="default"/>
+      </w:rPr>
+    </w:lvl>
+    <w:lvl w:ilvl="8" w:tplc="04160005" w:tentative="1">
+      <w:start w:val="1"/>
+      <w:numFmt w:val="bullet"/>
+      <w:lvlText w:val=""/>
+      <w:lvlJc w:val="left"/>
+      <w:pPr>
+        <w:ind w:left="6480" w:hanging="360"/>
+      </w:pPr>
+      <w:rPr>
+        <w:rFonts w:ascii="Wingdings" w:hAnsi="Wingdings" w:hint="default"/>
+      </w:rPr>
+    </w:lvl>
+  </w:abstractNum>
+  <w:abstractNum w:abstractNumId="2" w15:restartNumberingAfterBreak="0">
+    <w:nsid w:val="120036EE"/>
+    <w:multiLevelType w:val="hybridMultilevel"/>
+    <w:tmpl w:val="F22645E8"/>
+    <w:lvl w:ilvl="0" w:tplc="04160001">
+      <w:start w:val="1"/>
+      <w:numFmt w:val="bullet"/>
+      <w:lvlText w:val=""/>
+      <w:lvlJc w:val="left"/>
+      <w:pPr>
+        <w:ind w:left="720" w:hanging="360"/>
+      </w:pPr>
+      <w:rPr>
+        <w:rFonts w:ascii="Symbol" w:hAnsi="Symbol" w:hint="default"/>
+      </w:rPr>
+    </w:lvl>
+    <w:lvl w:ilvl="1" w:tplc="04160003" w:tentative="1">
+      <w:start w:val="1"/>
+      <w:numFmt w:val="bullet"/>
+      <w:lvlText w:val="o"/>
+      <w:lvlJc w:val="left"/>
+      <w:pPr>
+        <w:ind w:left="1440" w:hanging="360"/>
+      </w:pPr>
+      <w:rPr>
+        <w:rFonts w:ascii="Courier New" w:hAnsi="Courier New" w:cs="Courier New" w:hint="default"/>
+      </w:rPr>
+    </w:lvl>
+    <w:lvl w:ilvl="2" w:tplc="04160005" w:tentative="1">
+      <w:start w:val="1"/>
+      <w:numFmt w:val="bullet"/>
+      <w:lvlText w:val=""/>
+      <w:lvlJc w:val="left"/>
+      <w:pPr>
+        <w:ind w:left="2160" w:hanging="360"/>
+      </w:pPr>
+      <w:rPr>
+        <w:rFonts w:ascii="Wingdings" w:hAnsi="Wingdings" w:hint="default"/>
+      </w:rPr>
+    </w:lvl>
+    <w:lvl w:ilvl="3" w:tplc="04160001" w:tentative="1">
+      <w:start w:val="1"/>
+      <w:numFmt w:val="bullet"/>
+      <w:lvlText w:val=""/>
+      <w:lvlJc w:val="left"/>
+      <w:pPr>
+        <w:ind w:left="2880" w:hanging="360"/>
+      </w:pPr>
+      <w:rPr>
+        <w:rFonts w:ascii="Symbol" w:hAnsi="Symbol" w:hint="default"/>
+      </w:rPr>
+    </w:lvl>
+    <w:lvl w:ilvl="4" w:tplc="04160003" w:tentative="1">
+      <w:start w:val="1"/>
+      <w:numFmt w:val="bullet"/>
+      <w:lvlText w:val="o"/>
+      <w:lvlJc w:val="left"/>
+      <w:pPr>
+        <w:ind w:left="3600" w:hanging="360"/>
+      </w:pPr>
+      <w:rPr>
+        <w:rFonts w:ascii="Courier New" w:hAnsi="Courier New" w:cs="Courier New" w:hint="default"/>
+      </w:rPr>
+    </w:lvl>
+    <w:lvl w:ilvl="5" w:tplc="04160005" w:tentative="1">
+      <w:start w:val="1"/>
+      <w:numFmt w:val="bullet"/>
+      <w:lvlText w:val=""/>
+      <w:lvlJc w:val="left"/>
+      <w:pPr>
+        <w:ind w:left="4320" w:hanging="360"/>
+      </w:pPr>
+      <w:rPr>
+        <w:rFonts w:ascii="Wingdings" w:hAnsi="Wingdings" w:hint="default"/>
+      </w:rPr>
+    </w:lvl>
+    <w:lvl w:ilvl="6" w:tplc="04160001" w:tentative="1">
+      <w:start w:val="1"/>
+      <w:numFmt w:val="bullet"/>
+      <w:lvlText w:val=""/>
+      <w:lvlJc w:val="left"/>
+      <w:pPr>
+        <w:ind w:left="5040" w:hanging="360"/>
+      </w:pPr>
+      <w:rPr>
+        <w:rFonts w:ascii="Symbol" w:hAnsi="Symbol" w:hint="default"/>
+      </w:rPr>
+    </w:lvl>
+    <w:lvl w:ilvl="7" w:tplc="04160003" w:tentative="1">
+      <w:start w:val="1"/>
+      <w:numFmt w:val="bullet"/>
+      <w:lvlText w:val="o"/>
+      <w:lvlJc w:val="left"/>
+      <w:pPr>
+        <w:ind w:left="5760" w:hanging="360"/>
+      </w:pPr>
+      <w:rPr>
+        <w:rFonts w:ascii="Courier New" w:hAnsi="Courier New" w:cs="Courier New" w:hint="default"/>
+      </w:rPr>
+    </w:lvl>
+    <w:lvl w:ilvl="8" w:tplc="04160005" w:tentative="1">
+      <w:start w:val="1"/>
+      <w:numFmt w:val="bullet"/>
+      <w:lvlText w:val=""/>
+      <w:lvlJc w:val="left"/>
+      <w:pPr>
+        <w:ind w:left="6480" w:hanging="360"/>
+      </w:pPr>
+      <w:rPr>
+        <w:rFonts w:ascii="Wingdings" w:hAnsi="Wingdings" w:hint="default"/>
+      </w:rPr>
+    </w:lvl>
+  </w:abstractNum>
+  <w:abstractNum w:abstractNumId="3" w15:restartNumberingAfterBreak="0">
+    <w:nsid w:val="20080665"/>
+    <w:multiLevelType w:val="hybridMultilevel"/>
+    <w:tmpl w:val="F86AA728"/>
+    <w:lvl w:ilvl="0" w:tplc="04160001">
+      <w:start w:val="1"/>
+      <w:numFmt w:val="bullet"/>
+      <w:lvlText w:val=""/>
+      <w:lvlJc w:val="left"/>
+      <w:pPr>
+        <w:ind w:left="720" w:hanging="360"/>
+      </w:pPr>
+      <w:rPr>
+        <w:rFonts w:ascii="Symbol" w:hAnsi="Symbol" w:hint="default"/>
+      </w:rPr>
+    </w:lvl>
+    <w:lvl w:ilvl="1" w:tplc="04160003" w:tentative="1">
+      <w:start w:val="1"/>
+      <w:numFmt w:val="bullet"/>
+      <w:lvlText w:val="o"/>
+      <w:lvlJc w:val="left"/>
+      <w:pPr>
+        <w:ind w:left="1440" w:hanging="360"/>
+      </w:pPr>
+      <w:rPr>
+        <w:rFonts w:ascii="Courier New" w:hAnsi="Courier New" w:cs="Courier New" w:hint="default"/>
+      </w:rPr>
+    </w:lvl>
+    <w:lvl w:ilvl="2" w:tplc="04160005" w:tentative="1">
+      <w:start w:val="1"/>
+      <w:numFmt w:val="bullet"/>
+      <w:lvlText w:val=""/>
+      <w:lvlJc w:val="left"/>
+      <w:pPr>
+        <w:ind w:left="2160" w:hanging="360"/>
+      </w:pPr>
+      <w:rPr>
+        <w:rFonts w:ascii="Wingdings" w:hAnsi="Wingdings" w:hint="default"/>
+      </w:rPr>
+    </w:lvl>
+    <w:lvl w:ilvl="3" w:tplc="04160001" w:tentative="1">
+      <w:start w:val="1"/>
+      <w:numFmt w:val="bullet"/>
+      <w:lvlText w:val=""/>
+      <w:lvlJc w:val="left"/>
+      <w:pPr>
+        <w:ind w:left="2880" w:hanging="360"/>
+      </w:pPr>
+      <w:rPr>
+        <w:rFonts w:ascii="Symbol" w:hAnsi="Symbol" w:hint="default"/>
+      </w:rPr>
+    </w:lvl>
+    <w:lvl w:ilvl="4" w:tplc="04160003" w:tentative="1">
+      <w:start w:val="1"/>
+      <w:numFmt w:val="bullet"/>
+      <w:lvlText w:val="o"/>
+      <w:lvlJc w:val="left"/>
+      <w:pPr>
+        <w:ind w:left="3600" w:hanging="360"/>
+      </w:pPr>
+      <w:rPr>
+        <w:rFonts w:ascii="Courier New" w:hAnsi="Courier New" w:cs="Courier New" w:hint="default"/>
+      </w:rPr>
+    </w:lvl>
+    <w:lvl w:ilvl="5" w:tplc="04160005" w:tentative="1">
+      <w:start w:val="1"/>
+      <w:numFmt w:val="bullet"/>
+      <w:lvlText w:val=""/>
+      <w:lvlJc w:val="left"/>
+      <w:pPr>
+        <w:ind w:left="4320" w:hanging="360"/>
+      </w:pPr>
+      <w:rPr>
+        <w:rFonts w:ascii="Wingdings" w:hAnsi="Wingdings" w:hint="default"/>
+      </w:rPr>
+    </w:lvl>
+    <w:lvl w:ilvl="6" w:tplc="04160001" w:tentative="1">
+      <w:start w:val="1"/>
+      <w:numFmt w:val="bullet"/>
+      <w:lvlText w:val=""/>
+      <w:lvlJc w:val="left"/>
+      <w:pPr>
+        <w:ind w:left="5040" w:hanging="360"/>
+      </w:pPr>
+      <w:rPr>
+        <w:rFonts w:ascii="Symbol" w:hAnsi="Symbol" w:hint="default"/>
+      </w:rPr>
+    </w:lvl>
+    <w:lvl w:ilvl="7" w:tplc="04160003" w:tentative="1">
+      <w:start w:val="1"/>
+      <w:numFmt w:val="bullet"/>
+      <w:lvlText w:val="o"/>
+      <w:lvlJc w:val="left"/>
+      <w:pPr>
+        <w:ind w:left="5760" w:hanging="360"/>
+      </w:pPr>
+      <w:rPr>
+        <w:rFonts w:ascii="Courier New" w:hAnsi="Courier New" w:cs="Courier New" w:hint="default"/>
+      </w:rPr>
+    </w:lvl>
+    <w:lvl w:ilvl="8" w:tplc="04160005" w:tentative="1">
+      <w:start w:val="1"/>
+      <w:numFmt w:val="bullet"/>
+      <w:lvlText w:val=""/>
+      <w:lvlJc w:val="left"/>
+      <w:pPr>
+        <w:ind w:left="6480" w:hanging="360"/>
+      </w:pPr>
+      <w:rPr>
+        <w:rFonts w:ascii="Wingdings" w:hAnsi="Wingdings" w:hint="default"/>
+      </w:rPr>
+    </w:lvl>
+  </w:abstractNum>
+  <w:abstractNum w:abstractNumId="4" w15:restartNumberingAfterBreak="0">
+    <w:nsid w:val="23314EFD"/>
+    <w:multiLevelType w:val="hybridMultilevel"/>
+    <w:tmpl w:val="F8F8F9FE"/>
+    <w:lvl w:ilvl="0" w:tplc="04160001">
+      <w:start w:val="1"/>
+      <w:numFmt w:val="bullet"/>
+      <w:lvlText w:val=""/>
+      <w:lvlJc w:val="left"/>
+      <w:pPr>
+        <w:ind w:left="720" w:hanging="360"/>
+      </w:pPr>
+      <w:rPr>
+        <w:rFonts w:ascii="Symbol" w:hAnsi="Symbol" w:hint="default"/>
+      </w:rPr>
+    </w:lvl>
+    <w:lvl w:ilvl="1" w:tplc="04160003" w:tentative="1">
+      <w:start w:val="1"/>
+      <w:numFmt w:val="bullet"/>
+      <w:lvlText w:val="o"/>
+      <w:lvlJc w:val="left"/>
+      <w:pPr>
+        <w:ind w:left="1440" w:hanging="360"/>
+      </w:pPr>
+      <w:rPr>
+        <w:rFonts w:ascii="Courier New" w:hAnsi="Courier New" w:cs="Courier New" w:hint="default"/>
+      </w:rPr>
+    </w:lvl>
+    <w:lvl w:ilvl="2" w:tplc="04160005" w:tentative="1">
+      <w:start w:val="1"/>
+      <w:numFmt w:val="bullet"/>
+      <w:lvlText w:val=""/>
+      <w:lvlJc w:val="left"/>
+      <w:pPr>
+        <w:ind w:left="2160" w:hanging="360"/>
+      </w:pPr>
+      <w:rPr>
+        <w:rFonts w:ascii="Wingdings" w:hAnsi="Wingdings" w:hint="default"/>
+      </w:rPr>
+    </w:lvl>
+    <w:lvl w:ilvl="3" w:tplc="04160001" w:tentative="1">
+      <w:start w:val="1"/>
+      <w:numFmt w:val="bullet"/>
+      <w:lvlText w:val=""/>
+      <w:lvlJc w:val="left"/>
+      <w:pPr>
+        <w:ind w:left="2880" w:hanging="360"/>
+      </w:pPr>
+      <w:rPr>
+        <w:rFonts w:ascii="Symbol" w:hAnsi="Symbol" w:hint="default"/>
+      </w:rPr>
+    </w:lvl>
+    <w:lvl w:ilvl="4" w:tplc="04160003" w:tentative="1">
+      <w:start w:val="1"/>
+      <w:numFmt w:val="bullet"/>
+      <w:lvlText w:val="o"/>
+      <w:lvlJc w:val="left"/>
+      <w:pPr>
+        <w:ind w:left="3600" w:hanging="360"/>
+      </w:pPr>
+      <w:rPr>
+        <w:rFonts w:ascii="Courier New" w:hAnsi="Courier New" w:cs="Courier New" w:hint="default"/>
+      </w:rPr>
+    </w:lvl>
+    <w:lvl w:ilvl="5" w:tplc="04160005" w:tentative="1">
+      <w:start w:val="1"/>
+      <w:numFmt w:val="bullet"/>
+      <w:lvlText w:val=""/>
+      <w:lvlJc w:val="left"/>
+      <w:pPr>
+        <w:ind w:left="4320" w:hanging="360"/>
+      </w:pPr>
+      <w:rPr>
+        <w:rFonts w:ascii="Wingdings" w:hAnsi="Wingdings" w:hint="default"/>
+      </w:rPr>
+    </w:lvl>
+    <w:lvl w:ilvl="6" w:tplc="04160001" w:tentative="1">
+      <w:start w:val="1"/>
+      <w:numFmt w:val="bullet"/>
+      <w:lvlText w:val=""/>
+      <w:lvlJc w:val="left"/>
+      <w:pPr>
+        <w:ind w:left="5040" w:hanging="360"/>
+      </w:pPr>
+      <w:rPr>
+        <w:rFonts w:ascii="Symbol" w:hAnsi="Symbol" w:hint="default"/>
+      </w:rPr>
+    </w:lvl>
+    <w:lvl w:ilvl="7" w:tplc="04160003" w:tentative="1">
+      <w:start w:val="1"/>
+      <w:numFmt w:val="bullet"/>
+      <w:lvlText w:val="o"/>
+      <w:lvlJc w:val="left"/>
+      <w:pPr>
+        <w:ind w:left="5760" w:hanging="360"/>
+      </w:pPr>
+      <w:rPr>
+        <w:rFonts w:ascii="Courier New" w:hAnsi="Courier New" w:cs="Courier New" w:hint="default"/>
+      </w:rPr>
+    </w:lvl>
+    <w:lvl w:ilvl="8" w:tplc="04160005" w:tentative="1">
+      <w:start w:val="1"/>
+      <w:numFmt w:val="bullet"/>
+      <w:lvlText w:val=""/>
+      <w:lvlJc w:val="left"/>
+      <w:pPr>
+        <w:ind w:left="6480" w:hanging="360"/>
+      </w:pPr>
+      <w:rPr>
+        <w:rFonts w:ascii="Wingdings" w:hAnsi="Wingdings" w:hint="default"/>
+      </w:rPr>
+    </w:lvl>
+  </w:abstractNum>
+  <w:abstractNum w:abstractNumId="5" w15:restartNumberingAfterBreak="0">
+    <w:nsid w:val="23326E8D"/>
+    <w:multiLevelType w:val="hybridMultilevel"/>
+    <w:tmpl w:val="EF6A7E14"/>
+    <w:lvl w:ilvl="0" w:tplc="04160001">
+      <w:start w:val="1"/>
+      <w:numFmt w:val="bullet"/>
+      <w:lvlText w:val=""/>
+      <w:lvlJc w:val="left"/>
+      <w:pPr>
+        <w:ind w:left="720" w:hanging="360"/>
+      </w:pPr>
+      <w:rPr>
+        <w:rFonts w:ascii="Symbol" w:hAnsi="Symbol" w:hint="default"/>
+      </w:rPr>
+    </w:lvl>
+    <w:lvl w:ilvl="1" w:tplc="04160003" w:tentative="1">
+      <w:start w:val="1"/>
+      <w:numFmt w:val="bullet"/>
+      <w:lvlText w:val="o"/>
+      <w:lvlJc w:val="left"/>
+      <w:pPr>
+        <w:ind w:left="1440" w:hanging="360"/>
+      </w:pPr>
+      <w:rPr>
+        <w:rFonts w:ascii="Courier New" w:hAnsi="Courier New" w:cs="Courier New" w:hint="default"/>
+      </w:rPr>
+    </w:lvl>
+    <w:lvl w:ilvl="2" w:tplc="04160005" w:tentative="1">
+      <w:start w:val="1"/>
+      <w:numFmt w:val="bullet"/>
+      <w:lvlText w:val=""/>
+      <w:lvlJc w:val="left"/>
+      <w:pPr>
+        <w:ind w:left="2160" w:hanging="360"/>
+      </w:pPr>
+      <w:rPr>
+        <w:rFonts w:ascii="Wingdings" w:hAnsi="Wingdings" w:hint="default"/>
+      </w:rPr>
+    </w:lvl>
+    <w:lvl w:ilvl="3" w:tplc="04160001" w:tentative="1">
+      <w:start w:val="1"/>
+      <w:numFmt w:val="bullet"/>
+      <w:lvlText w:val=""/>
+      <w:lvlJc w:val="left"/>
+      <w:pPr>
+        <w:ind w:left="2880" w:hanging="360"/>
+      </w:pPr>
+      <w:rPr>
+        <w:rFonts w:ascii="Symbol" w:hAnsi="Symbol" w:hint="default"/>
+      </w:rPr>
+    </w:lvl>
+    <w:lvl w:ilvl="4" w:tplc="04160003" w:tentative="1">
+      <w:start w:val="1"/>
+      <w:numFmt w:val="bullet"/>
+      <w:lvlText w:val="o"/>
+      <w:lvlJc w:val="left"/>
+      <w:pPr>
+        <w:ind w:left="3600" w:hanging="360"/>
+      </w:pPr>
+      <w:rPr>
+        <w:rFonts w:ascii="Courier New" w:hAnsi="Courier New" w:cs="Courier New" w:hint="default"/>
+      </w:rPr>
+    </w:lvl>
+    <w:lvl w:ilvl="5" w:tplc="04160005" w:tentative="1">
+      <w:start w:val="1"/>
+      <w:numFmt w:val="bullet"/>
+      <w:lvlText w:val=""/>
+      <w:lvlJc w:val="left"/>
+      <w:pPr>
+        <w:ind w:left="4320" w:hanging="360"/>
+      </w:pPr>
+      <w:rPr>
+        <w:rFonts w:ascii="Wingdings" w:hAnsi="Wingdings" w:hint="default"/>
+      </w:rPr>
+    </w:lvl>
+    <w:lvl w:ilvl="6" w:tplc="04160001" w:tentative="1">
+      <w:start w:val="1"/>
+      <w:numFmt w:val="bullet"/>
+      <w:lvlText w:val=""/>
+      <w:lvlJc w:val="left"/>
+      <w:pPr>
+        <w:ind w:left="5040" w:hanging="360"/>
+      </w:pPr>
+      <w:rPr>
+        <w:rFonts w:ascii="Symbol" w:hAnsi="Symbol" w:hint="default"/>
+      </w:rPr>
+    </w:lvl>
+    <w:lvl w:ilvl="7" w:tplc="04160003" w:tentative="1">
+      <w:start w:val="1"/>
+      <w:numFmt w:val="bullet"/>
+      <w:lvlText w:val="o"/>
+      <w:lvlJc w:val="left"/>
+      <w:pPr>
+        <w:ind w:left="5760" w:hanging="360"/>
+      </w:pPr>
+      <w:rPr>
+        <w:rFonts w:ascii="Courier New" w:hAnsi="Courier New" w:cs="Courier New" w:hint="default"/>
+      </w:rPr>
+    </w:lvl>
+    <w:lvl w:ilvl="8" w:tplc="04160005" w:tentative="1">
+      <w:start w:val="1"/>
+      <w:numFmt w:val="bullet"/>
+      <w:lvlText w:val=""/>
+      <w:lvlJc w:val="left"/>
+      <w:pPr>
+        <w:ind w:left="6480" w:hanging="360"/>
+      </w:pPr>
+      <w:rPr>
+        <w:rFonts w:ascii="Wingdings" w:hAnsi="Wingdings" w:hint="default"/>
+      </w:rPr>
+    </w:lvl>
+  </w:abstractNum>
+  <w:abstractNum w:abstractNumId="6" w15:restartNumberingAfterBreak="0">
+    <w:nsid w:val="24C842A4"/>
+    <w:multiLevelType w:val="multilevel"/>
+    <w:tmpl w:val="DB5C1498"/>
+    <w:lvl w:ilvl="0">
+      <w:start w:val="8"/>
+      <w:numFmt w:val="decimal"/>
+      <w:lvlText w:val="%1."/>
+      <w:lvlJc w:val="left"/>
+      <w:pPr>
+        <w:tabs>
+          <w:tab w:val="num" w:pos="720"/>
+        </w:tabs>
+        <w:ind w:left="720" w:hanging="360"/>
+      </w:pPr>
+      <w:rPr>
+        <w:b/>
+        <w:bCs/>
+      </w:rPr>
+    </w:lvl>
+    <w:lvl w:ilvl="1" w:tentative="1">
+      <w:start w:val="1"/>
+      <w:numFmt w:val="decimal"/>
+      <w:lvlText w:val="%2."/>
+      <w:lvlJc w:val="left"/>
+      <w:pPr>
+        <w:tabs>
+          <w:tab w:val="num" w:pos="1440"/>
+        </w:tabs>
+        <w:ind w:left="1440" w:hanging="360"/>
+      </w:pPr>
+    </w:lvl>
+    <w:lvl w:ilvl="2" w:tentative="1">
+      <w:start w:val="1"/>
+      <w:numFmt w:val="decimal"/>
+      <w:lvlText w:val="%3."/>
+      <w:lvlJc w:val="left"/>
+      <w:pPr>
+        <w:tabs>
+          <w:tab w:val="num" w:pos="2160"/>
+        </w:tabs>
+        <w:ind w:left="2160" w:hanging="360"/>
+      </w:pPr>
+    </w:lvl>
+    <w:lvl w:ilvl="3" w:tentative="1">
+      <w:start w:val="1"/>
+      <w:numFmt w:val="decimal"/>
+      <w:lvlText w:val="%4."/>
+      <w:lvlJc w:val="left"/>
+      <w:pPr>
+        <w:tabs>
+          <w:tab w:val="num" w:pos="2880"/>
+        </w:tabs>
+        <w:ind w:left="2880" w:hanging="360"/>
+      </w:pPr>
+    </w:lvl>
+    <w:lvl w:ilvl="4" w:tentative="1">
+      <w:start w:val="1"/>
+      <w:numFmt w:val="decimal"/>
+      <w:lvlText w:val="%5."/>
+      <w:lvlJc w:val="left"/>
+      <w:pPr>
+        <w:tabs>
+          <w:tab w:val="num" w:pos="3600"/>
+        </w:tabs>
+        <w:ind w:left="3600" w:hanging="360"/>
+      </w:pPr>
+    </w:lvl>
+    <w:lvl w:ilvl="5" w:tentative="1">
+      <w:start w:val="1"/>
+      <w:numFmt w:val="decimal"/>
+      <w:lvlText w:val="%6."/>
+      <w:lvlJc w:val="left"/>
+      <w:pPr>
+        <w:tabs>
+          <w:tab w:val="num" w:pos="4320"/>
+        </w:tabs>
+        <w:ind w:left="4320" w:hanging="360"/>
+      </w:pPr>
+    </w:lvl>
+    <w:lvl w:ilvl="6" w:tentative="1">
+      <w:start w:val="1"/>
+      <w:numFmt w:val="decimal"/>
+      <w:lvlText w:val="%7."/>
+      <w:lvlJc w:val="left"/>
+      <w:pPr>
+        <w:tabs>
+          <w:tab w:val="num" w:pos="5040"/>
+        </w:tabs>
+        <w:ind w:left="5040" w:hanging="360"/>
+      </w:pPr>
+    </w:lvl>
+    <w:lvl w:ilvl="7" w:tentative="1">
+      <w:start w:val="1"/>
+      <w:numFmt w:val="decimal"/>
+      <w:lvlText w:val="%8."/>
+      <w:lvlJc w:val="left"/>
+      <w:pPr>
+        <w:tabs>
+          <w:tab w:val="num" w:pos="5760"/>
+        </w:tabs>
+        <w:ind w:left="5760" w:hanging="360"/>
+      </w:pPr>
+    </w:lvl>
+    <w:lvl w:ilvl="8" w:tentative="1">
+      <w:start w:val="1"/>
+      <w:numFmt w:val="decimal"/>
+      <w:lvlText w:val="%9."/>
+      <w:lvlJc w:val="left"/>
+      <w:pPr>
+        <w:tabs>
+          <w:tab w:val="num" w:pos="6480"/>
+        </w:tabs>
+        <w:ind w:left="6480" w:hanging="360"/>
+      </w:pPr>
+    </w:lvl>
+  </w:abstractNum>
+  <w:abstractNum w:abstractNumId="7" w15:restartNumberingAfterBreak="0">
+    <w:nsid w:val="24D112ED"/>
+    <w:multiLevelType w:val="hybridMultilevel"/>
+    <w:tmpl w:val="93D25D88"/>
+    <w:lvl w:ilvl="0" w:tplc="04160001">
+      <w:start w:val="1"/>
+      <w:numFmt w:val="bullet"/>
+      <w:lvlText w:val=""/>
+      <w:lvlJc w:val="left"/>
+      <w:pPr>
+        <w:ind w:left="720" w:hanging="360"/>
+      </w:pPr>
+      <w:rPr>
+        <w:rFonts w:ascii="Symbol" w:hAnsi="Symbol" w:hint="default"/>
+      </w:rPr>
+    </w:lvl>
+    <w:lvl w:ilvl="1" w:tplc="04160003" w:tentative="1">
+      <w:start w:val="1"/>
+      <w:numFmt w:val="bullet"/>
+      <w:lvlText w:val="o"/>
+      <w:lvlJc w:val="left"/>
+      <w:pPr>
+        <w:ind w:left="1440" w:hanging="360"/>
+      </w:pPr>
+      <w:rPr>
+        <w:rFonts w:ascii="Courier New" w:hAnsi="Courier New" w:cs="Courier New" w:hint="default"/>
+      </w:rPr>
+    </w:lvl>
+    <w:lvl w:ilvl="2" w:tplc="04160005" w:tentative="1">
+      <w:start w:val="1"/>
+      <w:numFmt w:val="bullet"/>
+      <w:lvlText w:val=""/>
+      <w:lvlJc w:val="left"/>
+      <w:pPr>
+        <w:ind w:left="2160" w:hanging="360"/>
+      </w:pPr>
+      <w:rPr>
+        <w:rFonts w:ascii="Wingdings" w:hAnsi="Wingdings" w:hint="default"/>
+      </w:rPr>
+    </w:lvl>
+    <w:lvl w:ilvl="3" w:tplc="04160001" w:tentative="1">
+      <w:start w:val="1"/>
+      <w:numFmt w:val="bullet"/>
+      <w:lvlText w:val=""/>
+      <w:lvlJc w:val="left"/>
+      <w:pPr>
+        <w:ind w:left="2880" w:hanging="360"/>
+      </w:pPr>
+      <w:rPr>
+        <w:rFonts w:ascii="Symbol" w:hAnsi="Symbol" w:hint="default"/>
+      </w:rPr>
+    </w:lvl>
+    <w:lvl w:ilvl="4" w:tplc="04160003" w:tentative="1">
+      <w:start w:val="1"/>
+      <w:numFmt w:val="bullet"/>
+      <w:lvlText w:val="o"/>
+      <w:lvlJc w:val="left"/>
+      <w:pPr>
+        <w:ind w:left="3600" w:hanging="360"/>
+      </w:pPr>
+      <w:rPr>
+        <w:rFonts w:ascii="Courier New" w:hAnsi="Courier New" w:cs="Courier New" w:hint="default"/>
+      </w:rPr>
+    </w:lvl>
+    <w:lvl w:ilvl="5" w:tplc="04160005" w:tentative="1">
+      <w:start w:val="1"/>
+      <w:numFmt w:val="bullet"/>
+      <w:lvlText w:val=""/>
+      <w:lvlJc w:val="left"/>
+      <w:pPr>
+        <w:ind w:left="4320" w:hanging="360"/>
+      </w:pPr>
+      <w:rPr>
+        <w:rFonts w:ascii="Wingdings" w:hAnsi="Wingdings" w:hint="default"/>
+      </w:rPr>
+    </w:lvl>
+    <w:lvl w:ilvl="6" w:tplc="04160001" w:tentative="1">
+      <w:start w:val="1"/>
+      <w:numFmt w:val="bullet"/>
+      <w:lvlText w:val=""/>
+      <w:lvlJc w:val="left"/>
+      <w:pPr>
+        <w:ind w:left="5040" w:hanging="360"/>
+      </w:pPr>
+      <w:rPr>
+        <w:rFonts w:ascii="Symbol" w:hAnsi="Symbol" w:hint="default"/>
+      </w:rPr>
+    </w:lvl>
+    <w:lvl w:ilvl="7" w:tplc="04160003" w:tentative="1">
+      <w:start w:val="1"/>
+      <w:numFmt w:val="bullet"/>
+      <w:lvlText w:val="o"/>
+      <w:lvlJc w:val="left"/>
+      <w:pPr>
+        <w:ind w:left="5760" w:hanging="360"/>
+      </w:pPr>
+      <w:rPr>
+        <w:rFonts w:ascii="Courier New" w:hAnsi="Courier New" w:cs="Courier New" w:hint="default"/>
+      </w:rPr>
+    </w:lvl>
+    <w:lvl w:ilvl="8" w:tplc="04160005" w:tentative="1">
+      <w:start w:val="1"/>
+      <w:numFmt w:val="bullet"/>
+      <w:lvlText w:val=""/>
+      <w:lvlJc w:val="left"/>
+      <w:pPr>
+        <w:ind w:left="6480" w:hanging="360"/>
+      </w:pPr>
+      <w:rPr>
+        <w:rFonts w:ascii="Wingdings" w:hAnsi="Wingdings" w:hint="default"/>
+      </w:rPr>
+    </w:lvl>
+  </w:abstractNum>
+  <w:abstractNum w:abstractNumId="8" w15:restartNumberingAfterBreak="0">
+    <w:nsid w:val="25F034DC"/>
+    <w:multiLevelType w:val="hybridMultilevel"/>
+    <w:tmpl w:val="17CAFB26"/>
+    <w:lvl w:ilvl="0" w:tplc="04160001">
+      <w:start w:val="1"/>
+      <w:numFmt w:val="bullet"/>
+      <w:lvlText w:val=""/>
+      <w:lvlJc w:val="left"/>
+      <w:pPr>
+        <w:ind w:left="720" w:hanging="360"/>
+      </w:pPr>
+      <w:rPr>
+        <w:rFonts w:ascii="Symbol" w:hAnsi="Symbol" w:hint="default"/>
+      </w:rPr>
+    </w:lvl>
+    <w:lvl w:ilvl="1" w:tplc="04160003" w:tentative="1">
+      <w:start w:val="1"/>
+      <w:numFmt w:val="bullet"/>
+      <w:lvlText w:val="o"/>
+      <w:lvlJc w:val="left"/>
+      <w:pPr>
+        <w:ind w:left="1440" w:hanging="360"/>
+      </w:pPr>
+      <w:rPr>
+        <w:rFonts w:ascii="Courier New" w:hAnsi="Courier New" w:cs="Courier New" w:hint="default"/>
+      </w:rPr>
+    </w:lvl>
+    <w:lvl w:ilvl="2" w:tplc="04160005" w:tentative="1">
+      <w:start w:val="1"/>
+      <w:numFmt w:val="bullet"/>
+      <w:lvlText w:val=""/>
+      <w:lvlJc w:val="left"/>
+      <w:pPr>
+        <w:ind w:left="2160" w:hanging="360"/>
+      </w:pPr>
+      <w:rPr>
+        <w:rFonts w:ascii="Wingdings" w:hAnsi="Wingdings" w:hint="default"/>
+      </w:rPr>
+    </w:lvl>
+    <w:lvl w:ilvl="3" w:tplc="04160001" w:tentative="1">
+      <w:start w:val="1"/>
+      <w:numFmt w:val="bullet"/>
+      <w:lvlText w:val=""/>
+      <w:lvlJc w:val="left"/>
+      <w:pPr>
+        <w:ind w:left="2880" w:hanging="360"/>
+      </w:pPr>
+      <w:rPr>
+        <w:rFonts w:ascii="Symbol" w:hAnsi="Symbol" w:hint="default"/>
+      </w:rPr>
+    </w:lvl>
+    <w:lvl w:ilvl="4" w:tplc="04160003" w:tentative="1">
+      <w:start w:val="1"/>
+      <w:numFmt w:val="bullet"/>
+      <w:lvlText w:val="o"/>
+      <w:lvlJc w:val="left"/>
+      <w:pPr>
+        <w:ind w:left="3600" w:hanging="360"/>
+      </w:pPr>
+      <w:rPr>
+        <w:rFonts w:ascii="Courier New" w:hAnsi="Courier New" w:cs="Courier New" w:hint="default"/>
+      </w:rPr>
+    </w:lvl>
+    <w:lvl w:ilvl="5" w:tplc="04160005" w:tentative="1">
+      <w:start w:val="1"/>
+      <w:numFmt w:val="bullet"/>
+      <w:lvlText w:val=""/>
+      <w:lvlJc w:val="left"/>
+      <w:pPr>
+        <w:ind w:left="4320" w:hanging="360"/>
+      </w:pPr>
+      <w:rPr>
+        <w:rFonts w:ascii="Wingdings" w:hAnsi="Wingdings" w:hint="default"/>
+      </w:rPr>
+    </w:lvl>
+    <w:lvl w:ilvl="6" w:tplc="04160001" w:tentative="1">
+      <w:start w:val="1"/>
+      <w:numFmt w:val="bullet"/>
+      <w:lvlText w:val=""/>
+      <w:lvlJc w:val="left"/>
+      <w:pPr>
+        <w:ind w:left="5040" w:hanging="360"/>
+      </w:pPr>
+      <w:rPr>
+        <w:rFonts w:ascii="Symbol" w:hAnsi="Symbol" w:hint="default"/>
+      </w:rPr>
+    </w:lvl>
+    <w:lvl w:ilvl="7" w:tplc="04160003" w:tentative="1">
+      <w:start w:val="1"/>
+      <w:numFmt w:val="bullet"/>
+      <w:lvlText w:val="o"/>
+      <w:lvlJc w:val="left"/>
+      <w:pPr>
+        <w:ind w:left="5760" w:hanging="360"/>
+      </w:pPr>
+      <w:rPr>
+        <w:rFonts w:ascii="Courier New" w:hAnsi="Courier New" w:cs="Courier New" w:hint="default"/>
+      </w:rPr>
+    </w:lvl>
+    <w:lvl w:ilvl="8" w:tplc="04160005" w:tentative="1">
+      <w:start w:val="1"/>
+      <w:numFmt w:val="bullet"/>
+      <w:lvlText w:val=""/>
+      <w:lvlJc w:val="left"/>
+      <w:pPr>
+        <w:ind w:left="6480" w:hanging="360"/>
+      </w:pPr>
+      <w:rPr>
+        <w:rFonts w:ascii="Wingdings" w:hAnsi="Wingdings" w:hint="default"/>
+      </w:rPr>
+    </w:lvl>
+  </w:abstractNum>
+  <w:abstractNum w:abstractNumId="9" w15:restartNumberingAfterBreak="0">
+    <w:nsid w:val="3199790F"/>
+    <w:multiLevelType w:val="multilevel"/>
+    <w:tmpl w:val="10A26086"/>
+    <w:lvl w:ilvl="0">
+      <w:start w:val="6"/>
+      <w:numFmt w:val="decimal"/>
+      <w:lvlText w:val="%1."/>
+      <w:lvlJc w:val="left"/>
+      <w:pPr>
+        <w:tabs>
+          <w:tab w:val="num" w:pos="720"/>
+        </w:tabs>
+        <w:ind w:left="720" w:hanging="360"/>
+      </w:pPr>
+    </w:lvl>
+    <w:lvl w:ilvl="1" w:tentative="1">
+      <w:start w:val="1"/>
+      <w:numFmt w:val="decimal"/>
+      <w:lvlText w:val="%2."/>
+      <w:lvlJc w:val="left"/>
+      <w:pPr>
+        <w:tabs>
+          <w:tab w:val="num" w:pos="1440"/>
+        </w:tabs>
+        <w:ind w:left="1440" w:hanging="360"/>
+      </w:pPr>
+    </w:lvl>
+    <w:lvl w:ilvl="2" w:tentative="1">
+      <w:start w:val="1"/>
+      <w:numFmt w:val="decimal"/>
+      <w:lvlText w:val="%3."/>
+      <w:lvlJc w:val="left"/>
+      <w:pPr>
+        <w:tabs>
+          <w:tab w:val="num" w:pos="2160"/>
+        </w:tabs>
+        <w:ind w:left="2160" w:hanging="360"/>
+      </w:pPr>
+    </w:lvl>
+    <w:lvl w:ilvl="3" w:tentative="1">
+      <w:start w:val="1"/>
+      <w:numFmt w:val="decimal"/>
+      <w:lvlText w:val="%4."/>
+      <w:lvlJc w:val="left"/>
+      <w:pPr>
+        <w:tabs>
+          <w:tab w:val="num" w:pos="2880"/>
+        </w:tabs>
+        <w:ind w:left="2880" w:hanging="360"/>
+      </w:pPr>
+    </w:lvl>
+    <w:lvl w:ilvl="4" w:tentative="1">
+      <w:start w:val="1"/>
+      <w:numFmt w:val="decimal"/>
+      <w:lvlText w:val="%5."/>
+      <w:lvlJc w:val="left"/>
+      <w:pPr>
+        <w:tabs>
+          <w:tab w:val="num" w:pos="3600"/>
+        </w:tabs>
+        <w:ind w:left="3600" w:hanging="360"/>
+      </w:pPr>
+    </w:lvl>
+    <w:lvl w:ilvl="5" w:tentative="1">
+      <w:start w:val="1"/>
+      <w:numFmt w:val="decimal"/>
+      <w:lvlText w:val="%6."/>
+      <w:lvlJc w:val="left"/>
+      <w:pPr>
+        <w:tabs>
+          <w:tab w:val="num" w:pos="4320"/>
+        </w:tabs>
+        <w:ind w:left="4320" w:hanging="360"/>
+      </w:pPr>
+    </w:lvl>
+    <w:lvl w:ilvl="6" w:tentative="1">
+      <w:start w:val="1"/>
+      <w:numFmt w:val="decimal"/>
+      <w:lvlText w:val="%7."/>
+      <w:lvlJc w:val="left"/>
+      <w:pPr>
+        <w:tabs>
+          <w:tab w:val="num" w:pos="5040"/>
+        </w:tabs>
+        <w:ind w:left="5040" w:hanging="360"/>
+      </w:pPr>
+    </w:lvl>
+    <w:lvl w:ilvl="7" w:tentative="1">
+      <w:start w:val="1"/>
+      <w:numFmt w:val="decimal"/>
+      <w:lvlText w:val="%8."/>
+      <w:lvlJc w:val="left"/>
+      <w:pPr>
+        <w:tabs>
+          <w:tab w:val="num" w:pos="5760"/>
+        </w:tabs>
+        <w:ind w:left="5760" w:hanging="360"/>
+      </w:pPr>
+    </w:lvl>
+    <w:lvl w:ilvl="8" w:tentative="1">
+      <w:start w:val="1"/>
+      <w:numFmt w:val="decimal"/>
+      <w:lvlText w:val="%9."/>
+      <w:lvlJc w:val="left"/>
+      <w:pPr>
+        <w:tabs>
+          <w:tab w:val="num" w:pos="6480"/>
+        </w:tabs>
+        <w:ind w:left="6480" w:hanging="360"/>
+      </w:pPr>
+    </w:lvl>
+  </w:abstractNum>
+  <w:abstractNum w:abstractNumId="10" w15:restartNumberingAfterBreak="0">
+    <w:nsid w:val="3EA56EB3"/>
+    <w:multiLevelType w:val="hybridMultilevel"/>
+    <w:tmpl w:val="207449E6"/>
+    <w:lvl w:ilvl="0" w:tplc="04160001">
+      <w:start w:val="1"/>
+      <w:numFmt w:val="bullet"/>
+      <w:lvlText w:val=""/>
+      <w:lvlJc w:val="left"/>
+      <w:pPr>
+        <w:ind w:left="720" w:hanging="360"/>
+      </w:pPr>
+      <w:rPr>
+        <w:rFonts w:ascii="Symbol" w:hAnsi="Symbol" w:hint="default"/>
+      </w:rPr>
+    </w:lvl>
+    <w:lvl w:ilvl="1" w:tplc="04160003" w:tentative="1">
+      <w:start w:val="1"/>
+      <w:numFmt w:val="bullet"/>
+      <w:lvlText w:val="o"/>
+      <w:lvlJc w:val="left"/>
+      <w:pPr>
+        <w:ind w:left="1440" w:hanging="360"/>
+      </w:pPr>
+      <w:rPr>
+        <w:rFonts w:ascii="Courier New" w:hAnsi="Courier New" w:cs="Courier New" w:hint="default"/>
+      </w:rPr>
+    </w:lvl>
+    <w:lvl w:ilvl="2" w:tplc="04160005" w:tentative="1">
+      <w:start w:val="1"/>
+      <w:numFmt w:val="bullet"/>
+      <w:lvlText w:val=""/>
+      <w:lvlJc w:val="left"/>
+      <w:pPr>
+        <w:ind w:left="2160" w:hanging="360"/>
+      </w:pPr>
+      <w:rPr>
+        <w:rFonts w:ascii="Wingdings" w:hAnsi="Wingdings" w:hint="default"/>
+      </w:rPr>
+    </w:lvl>
+    <w:lvl w:ilvl="3" w:tplc="04160001" w:tentative="1">
+      <w:start w:val="1"/>
+      <w:numFmt w:val="bullet"/>
+      <w:lvlText w:val=""/>
+      <w:lvlJc w:val="left"/>
+      <w:pPr>
+        <w:ind w:left="2880" w:hanging="360"/>
+      </w:pPr>
+      <w:rPr>
+        <w:rFonts w:ascii="Symbol" w:hAnsi="Symbol" w:hint="default"/>
+      </w:rPr>
+    </w:lvl>
+    <w:lvl w:ilvl="4" w:tplc="04160003" w:tentative="1">
+      <w:start w:val="1"/>
+      <w:numFmt w:val="bullet"/>
+      <w:lvlText w:val="o"/>
+      <w:lvlJc w:val="left"/>
+      <w:pPr>
+        <w:ind w:left="3600" w:hanging="360"/>
+      </w:pPr>
+      <w:rPr>
+        <w:rFonts w:ascii="Courier New" w:hAnsi="Courier New" w:cs="Courier New" w:hint="default"/>
+      </w:rPr>
+    </w:lvl>
+    <w:lvl w:ilvl="5" w:tplc="04160005" w:tentative="1">
+      <w:start w:val="1"/>
+      <w:numFmt w:val="bullet"/>
+      <w:lvlText w:val=""/>
+      <w:lvlJc w:val="left"/>
+      <w:pPr>
+        <w:ind w:left="4320" w:hanging="360"/>
+      </w:pPr>
+      <w:rPr>
+        <w:rFonts w:ascii="Wingdings" w:hAnsi="Wingdings" w:hint="default"/>
+      </w:rPr>
+    </w:lvl>
+    <w:lvl w:ilvl="6" w:tplc="04160001" w:tentative="1">
+      <w:start w:val="1"/>
+      <w:numFmt w:val="bullet"/>
+      <w:lvlText w:val=""/>
+      <w:lvlJc w:val="left"/>
+      <w:pPr>
+        <w:ind w:left="5040" w:hanging="360"/>
+      </w:pPr>
+      <w:rPr>
+        <w:rFonts w:ascii="Symbol" w:hAnsi="Symbol" w:hint="default"/>
+      </w:rPr>
+    </w:lvl>
+    <w:lvl w:ilvl="7" w:tplc="04160003" w:tentative="1">
+      <w:start w:val="1"/>
+      <w:numFmt w:val="bullet"/>
+      <w:lvlText w:val="o"/>
+      <w:lvlJc w:val="left"/>
+      <w:pPr>
+        <w:ind w:left="5760" w:hanging="360"/>
+      </w:pPr>
+      <w:rPr>
+        <w:rFonts w:ascii="Courier New" w:hAnsi="Courier New" w:cs="Courier New" w:hint="default"/>
+      </w:rPr>
+    </w:lvl>
+    <w:lvl w:ilvl="8" w:tplc="04160005" w:tentative="1">
+      <w:start w:val="1"/>
+      <w:numFmt w:val="bullet"/>
+      <w:lvlText w:val=""/>
+      <w:lvlJc w:val="left"/>
+      <w:pPr>
+        <w:ind w:left="6480" w:hanging="360"/>
+      </w:pPr>
+      <w:rPr>
+        <w:rFonts w:ascii="Wingdings" w:hAnsi="Wingdings" w:hint="default"/>
+      </w:rPr>
+    </w:lvl>
+  </w:abstractNum>
+  <w:abstractNum w:abstractNumId="11" w15:restartNumberingAfterBreak="0">
+    <w:nsid w:val="4C290C8D"/>
+    <w:multiLevelType w:val="multilevel"/>
+    <w:tmpl w:val="72547F5E"/>
+    <w:lvl w:ilvl="0">
+      <w:start w:val="7"/>
+      <w:numFmt w:val="decimal"/>
+      <w:lvlText w:val="%1."/>
+      <w:lvlJc w:val="left"/>
+      <w:pPr>
+        <w:tabs>
+          <w:tab w:val="num" w:pos="720"/>
+        </w:tabs>
+        <w:ind w:left="720" w:hanging="360"/>
+      </w:pPr>
+    </w:lvl>
+    <w:lvl w:ilvl="1" w:tentative="1">
+      <w:start w:val="1"/>
+      <w:numFmt w:val="decimal"/>
+      <w:lvlText w:val="%2."/>
+      <w:lvlJc w:val="left"/>
+      <w:pPr>
+        <w:tabs>
+          <w:tab w:val="num" w:pos="1440"/>
+        </w:tabs>
+        <w:ind w:left="1440" w:hanging="360"/>
+      </w:pPr>
+    </w:lvl>
+    <w:lvl w:ilvl="2" w:tentative="1">
+      <w:start w:val="1"/>
+      <w:numFmt w:val="decimal"/>
+      <w:lvlText w:val="%3."/>
+      <w:lvlJc w:val="left"/>
+      <w:pPr>
+        <w:tabs>
+          <w:tab w:val="num" w:pos="2160"/>
+        </w:tabs>
+        <w:ind w:left="2160" w:hanging="360"/>
+      </w:pPr>
+    </w:lvl>
+    <w:lvl w:ilvl="3" w:tentative="1">
+      <w:start w:val="1"/>
+      <w:numFmt w:val="decimal"/>
+      <w:lvlText w:val="%4."/>
+      <w:lvlJc w:val="left"/>
+      <w:pPr>
+        <w:tabs>
+          <w:tab w:val="num" w:pos="2880"/>
+        </w:tabs>
+        <w:ind w:left="2880" w:hanging="360"/>
+      </w:pPr>
+    </w:lvl>
+    <w:lvl w:ilvl="4" w:tentative="1">
+      <w:start w:val="1"/>
+      <w:numFmt w:val="decimal"/>
+      <w:lvlText w:val="%5."/>
+      <w:lvlJc w:val="left"/>
+      <w:pPr>
+        <w:tabs>
+          <w:tab w:val="num" w:pos="3600"/>
+        </w:tabs>
+        <w:ind w:left="3600" w:hanging="360"/>
+      </w:pPr>
+    </w:lvl>
+    <w:lvl w:ilvl="5" w:tentative="1">
+      <w:start w:val="1"/>
+      <w:numFmt w:val="decimal"/>
+      <w:lvlText w:val="%6."/>
+      <w:lvlJc w:val="left"/>
+      <w:pPr>
+        <w:tabs>
+          <w:tab w:val="num" w:pos="4320"/>
+        </w:tabs>
+        <w:ind w:left="4320" w:hanging="360"/>
+      </w:pPr>
+    </w:lvl>
+    <w:lvl w:ilvl="6" w:tentative="1">
+      <w:start w:val="1"/>
+      <w:numFmt w:val="decimal"/>
+      <w:lvlText w:val="%7."/>
+      <w:lvlJc w:val="left"/>
+      <w:pPr>
+        <w:tabs>
+          <w:tab w:val="num" w:pos="5040"/>
+        </w:tabs>
+        <w:ind w:left="5040" w:hanging="360"/>
+      </w:pPr>
+    </w:lvl>
+    <w:lvl w:ilvl="7" w:tentative="1">
+      <w:start w:val="1"/>
+      <w:numFmt w:val="decimal"/>
+      <w:lvlText w:val="%8."/>
+      <w:lvlJc w:val="left"/>
+      <w:pPr>
+        <w:tabs>
+          <w:tab w:val="num" w:pos="5760"/>
+        </w:tabs>
+        <w:ind w:left="5760" w:hanging="360"/>
+      </w:pPr>
+    </w:lvl>
+    <w:lvl w:ilvl="8" w:tentative="1">
+      <w:start w:val="1"/>
+      <w:numFmt w:val="decimal"/>
+      <w:lvlText w:val="%9."/>
+      <w:lvlJc w:val="left"/>
+      <w:pPr>
+        <w:tabs>
+          <w:tab w:val="num" w:pos="6480"/>
+        </w:tabs>
+        <w:ind w:left="6480" w:hanging="360"/>
+      </w:pPr>
+    </w:lvl>
+  </w:abstractNum>
+  <w:abstractNum w:abstractNumId="12" w15:restartNumberingAfterBreak="0">
+    <w:nsid w:val="4FF366A4"/>
+    <w:multiLevelType w:val="hybridMultilevel"/>
+    <w:tmpl w:val="D59C7530"/>
+    <w:lvl w:ilvl="0" w:tplc="04160001">
+      <w:start w:val="1"/>
+      <w:numFmt w:val="bullet"/>
+      <w:lvlText w:val=""/>
+      <w:lvlJc w:val="left"/>
+      <w:pPr>
+        <w:ind w:left="720" w:hanging="360"/>
+      </w:pPr>
+      <w:rPr>
+        <w:rFonts w:ascii="Symbol" w:hAnsi="Symbol" w:hint="default"/>
+      </w:rPr>
+    </w:lvl>
+    <w:lvl w:ilvl="1" w:tplc="04160003" w:tentative="1">
+      <w:start w:val="1"/>
+      <w:numFmt w:val="bullet"/>
+      <w:lvlText w:val="o"/>
+      <w:lvlJc w:val="left"/>
+      <w:pPr>
+        <w:ind w:left="1440" w:hanging="360"/>
+      </w:pPr>
+      <w:rPr>
+        <w:rFonts w:ascii="Courier New" w:hAnsi="Courier New" w:cs="Courier New" w:hint="default"/>
+      </w:rPr>
+    </w:lvl>
+    <w:lvl w:ilvl="2" w:tplc="04160005" w:tentative="1">
+      <w:start w:val="1"/>
+      <w:numFmt w:val="bullet"/>
+      <w:lvlText w:val=""/>
+      <w:lvlJc w:val="left"/>
+      <w:pPr>
+        <w:ind w:left="2160" w:hanging="360"/>
+      </w:pPr>
+      <w:rPr>
+        <w:rFonts w:ascii="Wingdings" w:hAnsi="Wingdings" w:hint="default"/>
+      </w:rPr>
+    </w:lvl>
+    <w:lvl w:ilvl="3" w:tplc="04160001" w:tentative="1">
+      <w:start w:val="1"/>
+      <w:numFmt w:val="bullet"/>
+      <w:lvlText w:val=""/>
+      <w:lvlJc w:val="left"/>
+      <w:pPr>
+        <w:ind w:left="2880" w:hanging="360"/>
+      </w:pPr>
+      <w:rPr>
+        <w:rFonts w:ascii="Symbol" w:hAnsi="Symbol" w:hint="default"/>
+      </w:rPr>
+    </w:lvl>
+    <w:lvl w:ilvl="4" w:tplc="04160003" w:tentative="1">
+      <w:start w:val="1"/>
+      <w:numFmt w:val="bullet"/>
+      <w:lvlText w:val="o"/>
+      <w:lvlJc w:val="left"/>
+      <w:pPr>
+        <w:ind w:left="3600" w:hanging="360"/>
+      </w:pPr>
+      <w:rPr>
+        <w:rFonts w:ascii="Courier New" w:hAnsi="Courier New" w:cs="Courier New" w:hint="default"/>
+      </w:rPr>
+    </w:lvl>
+    <w:lvl w:ilvl="5" w:tplc="04160005" w:tentative="1">
+      <w:start w:val="1"/>
+      <w:numFmt w:val="bullet"/>
+      <w:lvlText w:val=""/>
+      <w:lvlJc w:val="left"/>
+      <w:pPr>
+        <w:ind w:left="4320" w:hanging="360"/>
+      </w:pPr>
+      <w:rPr>
+        <w:rFonts w:ascii="Wingdings" w:hAnsi="Wingdings" w:hint="default"/>
+      </w:rPr>
+    </w:lvl>
+    <w:lvl w:ilvl="6" w:tplc="04160001" w:tentative="1">
+      <w:start w:val="1"/>
+      <w:numFmt w:val="bullet"/>
+      <w:lvlText w:val=""/>
+      <w:lvlJc w:val="left"/>
+      <w:pPr>
+        <w:ind w:left="5040" w:hanging="360"/>
+      </w:pPr>
+      <w:rPr>
+        <w:rFonts w:ascii="Symbol" w:hAnsi="Symbol" w:hint="default"/>
+      </w:rPr>
+    </w:lvl>
+    <w:lvl w:ilvl="7" w:tplc="04160003" w:tentative="1">
+      <w:start w:val="1"/>
+      <w:numFmt w:val="bullet"/>
+      <w:lvlText w:val="o"/>
+      <w:lvlJc w:val="left"/>
+      <w:pPr>
+        <w:ind w:left="5760" w:hanging="360"/>
+      </w:pPr>
+      <w:rPr>
+        <w:rFonts w:ascii="Courier New" w:hAnsi="Courier New" w:cs="Courier New" w:hint="default"/>
+      </w:rPr>
+    </w:lvl>
+    <w:lvl w:ilvl="8" w:tplc="04160005" w:tentative="1">
+      <w:start w:val="1"/>
+      <w:numFmt w:val="bullet"/>
+      <w:lvlText w:val=""/>
+      <w:lvlJc w:val="left"/>
+      <w:pPr>
+        <w:ind w:left="6480" w:hanging="360"/>
+      </w:pPr>
+      <w:rPr>
+        <w:rFonts w:ascii="Wingdings" w:hAnsi="Wingdings" w:hint="default"/>
+      </w:rPr>
+    </w:lvl>
+  </w:abstractNum>
+  <w:abstractNum w:abstractNumId="13" w15:restartNumberingAfterBreak="0">
+    <w:nsid w:val="57191266"/>
+    <w:multiLevelType w:val="hybridMultilevel"/>
+    <w:tmpl w:val="1DFA80D4"/>
+    <w:lvl w:ilvl="0" w:tplc="04160001">
+      <w:start w:val="1"/>
+      <w:numFmt w:val="bullet"/>
+      <w:lvlText w:val=""/>
+      <w:lvlJc w:val="left"/>
+      <w:pPr>
+        <w:ind w:left="720" w:hanging="360"/>
+      </w:pPr>
+      <w:rPr>
+        <w:rFonts w:ascii="Symbol" w:hAnsi="Symbol" w:hint="default"/>
+      </w:rPr>
+    </w:lvl>
+    <w:lvl w:ilvl="1" w:tplc="04160003" w:tentative="1">
+      <w:start w:val="1"/>
+      <w:numFmt w:val="bullet"/>
+      <w:lvlText w:val="o"/>
+      <w:lvlJc w:val="left"/>
+      <w:pPr>
+        <w:ind w:left="1440" w:hanging="360"/>
+      </w:pPr>
+      <w:rPr>
+        <w:rFonts w:ascii="Courier New" w:hAnsi="Courier New" w:cs="Courier New" w:hint="default"/>
+      </w:rPr>
+    </w:lvl>
+    <w:lvl w:ilvl="2" w:tplc="04160005" w:tentative="1">
+      <w:start w:val="1"/>
+      <w:numFmt w:val="bullet"/>
+      <w:lvlText w:val=""/>
+      <w:lvlJc w:val="left"/>
+      <w:pPr>
+        <w:ind w:left="2160" w:hanging="360"/>
+      </w:pPr>
+      <w:rPr>
+        <w:rFonts w:ascii="Wingdings" w:hAnsi="Wingdings" w:hint="default"/>
+      </w:rPr>
+    </w:lvl>
+    <w:lvl w:ilvl="3" w:tplc="04160001" w:tentative="1">
+      <w:start w:val="1"/>
+      <w:numFmt w:val="bullet"/>
+      <w:lvlText w:val=""/>
+      <w:lvlJc w:val="left"/>
+      <w:pPr>
+        <w:ind w:left="2880" w:hanging="360"/>
+      </w:pPr>
+      <w:rPr>
+        <w:rFonts w:ascii="Symbol" w:hAnsi="Symbol" w:hint="default"/>
+      </w:rPr>
+    </w:lvl>
+    <w:lvl w:ilvl="4" w:tplc="04160003" w:tentative="1">
+      <w:start w:val="1"/>
+      <w:numFmt w:val="bullet"/>
+      <w:lvlText w:val="o"/>
+      <w:lvlJc w:val="left"/>
+      <w:pPr>
+        <w:ind w:left="3600" w:hanging="360"/>
+      </w:pPr>
+      <w:rPr>
+        <w:rFonts w:ascii="Courier New" w:hAnsi="Courier New" w:cs="Courier New" w:hint="default"/>
+      </w:rPr>
+    </w:lvl>
+    <w:lvl w:ilvl="5" w:tplc="04160005" w:tentative="1">
+      <w:start w:val="1"/>
+      <w:numFmt w:val="bullet"/>
+      <w:lvlText w:val=""/>
+      <w:lvlJc w:val="left"/>
+      <w:pPr>
+        <w:ind w:left="4320" w:hanging="360"/>
+      </w:pPr>
+      <w:rPr>
+        <w:rFonts w:ascii="Wingdings" w:hAnsi="Wingdings" w:hint="default"/>
+      </w:rPr>
+    </w:lvl>
+    <w:lvl w:ilvl="6" w:tplc="04160001" w:tentative="1">
+      <w:start w:val="1"/>
+      <w:numFmt w:val="bullet"/>
+      <w:lvlText w:val=""/>
+      <w:lvlJc w:val="left"/>
+      <w:pPr>
+        <w:ind w:left="5040" w:hanging="360"/>
+      </w:pPr>
+      <w:rPr>
+        <w:rFonts w:ascii="Symbol" w:hAnsi="Symbol" w:hint="default"/>
+      </w:rPr>
+    </w:lvl>
+    <w:lvl w:ilvl="7" w:tplc="04160003" w:tentative="1">
+      <w:start w:val="1"/>
+      <w:numFmt w:val="bullet"/>
+      <w:lvlText w:val="o"/>
+      <w:lvlJc w:val="left"/>
+      <w:pPr>
+        <w:ind w:left="5760" w:hanging="360"/>
+      </w:pPr>
+      <w:rPr>
+        <w:rFonts w:ascii="Courier New" w:hAnsi="Courier New" w:cs="Courier New" w:hint="default"/>
+      </w:rPr>
+    </w:lvl>
+    <w:lvl w:ilvl="8" w:tplc="04160005" w:tentative="1">
+      <w:start w:val="1"/>
+      <w:numFmt w:val="bullet"/>
+      <w:lvlText w:val=""/>
+      <w:lvlJc w:val="left"/>
+      <w:pPr>
+        <w:ind w:left="6480" w:hanging="360"/>
+      </w:pPr>
+      <w:rPr>
+        <w:rFonts w:ascii="Wingdings" w:hAnsi="Wingdings" w:hint="default"/>
+      </w:rPr>
+    </w:lvl>
+  </w:abstractNum>
+  <w:abstractNum w:abstractNumId="14" w15:restartNumberingAfterBreak="0">
+    <w:nsid w:val="5AE95B1B"/>
+    <w:multiLevelType w:val="multilevel"/>
+    <w:tmpl w:val="4D7297DE"/>
+    <w:lvl w:ilvl="0">
+      <w:start w:val="1"/>
+      <w:numFmt w:val="bullet"/>
+      <w:lvlText w:val=""/>
+      <w:lvlJc w:val="left"/>
+      <w:pPr>
+        <w:tabs>
+          <w:tab w:val="num" w:pos="1080"/>
+        </w:tabs>
+        <w:ind w:left="1080" w:hanging="360"/>
+      </w:pPr>
+      <w:rPr>
+        <w:rFonts w:ascii="Symbol" w:hAnsi="Symbol" w:hint="default"/>
+        <w:sz w:val="20"/>
+      </w:rPr>
+    </w:lvl>
+    <w:lvl w:ilvl="1" w:tentative="1">
+      <w:start w:val="1"/>
+      <w:numFmt w:val="bullet"/>
+      <w:lvlText w:val="o"/>
+      <w:lvlJc w:val="left"/>
+      <w:pPr>
+        <w:tabs>
+          <w:tab w:val="num" w:pos="1800"/>
+        </w:tabs>
+        <w:ind w:left="1800" w:hanging="360"/>
+      </w:pPr>
+      <w:rPr>
+        <w:rFonts w:ascii="Courier New" w:hAnsi="Courier New" w:hint="default"/>
+        <w:sz w:val="20"/>
+      </w:rPr>
+    </w:lvl>
+    <w:lvl w:ilvl="2" w:tentative="1">
+      <w:start w:val="1"/>
+      <w:numFmt w:val="bullet"/>
+      <w:lvlText w:val=""/>
+      <w:lvlJc w:val="left"/>
+      <w:pPr>
+        <w:tabs>
+          <w:tab w:val="num" w:pos="2520"/>
+        </w:tabs>
+        <w:ind w:left="2520" w:hanging="360"/>
+      </w:pPr>
+      <w:rPr>
+        <w:rFonts w:ascii="Wingdings" w:hAnsi="Wingdings" w:hint="default"/>
+        <w:sz w:val="20"/>
+      </w:rPr>
+    </w:lvl>
+    <w:lvl w:ilvl="3" w:tentative="1">
+      <w:start w:val="1"/>
+      <w:numFmt w:val="bullet"/>
+      <w:lvlText w:val=""/>
+      <w:lvlJc w:val="left"/>
+      <w:pPr>
+        <w:tabs>
+          <w:tab w:val="num" w:pos="3240"/>
+        </w:tabs>
+        <w:ind w:left="3240" w:hanging="360"/>
+      </w:pPr>
+      <w:rPr>
+        <w:rFonts w:ascii="Wingdings" w:hAnsi="Wingdings" w:hint="default"/>
+        <w:sz w:val="20"/>
+      </w:rPr>
+    </w:lvl>
+    <w:lvl w:ilvl="4" w:tentative="1">
+      <w:start w:val="1"/>
+      <w:numFmt w:val="bullet"/>
+      <w:lvlText w:val=""/>
+      <w:lvlJc w:val="left"/>
+      <w:pPr>
+        <w:tabs>
+          <w:tab w:val="num" w:pos="3960"/>
+        </w:tabs>
+        <w:ind w:left="3960" w:hanging="360"/>
+      </w:pPr>
+      <w:rPr>
+        <w:rFonts w:ascii="Wingdings" w:hAnsi="Wingdings" w:hint="default"/>
+        <w:sz w:val="20"/>
+      </w:rPr>
+    </w:lvl>
+    <w:lvl w:ilvl="5" w:tentative="1">
+      <w:start w:val="1"/>
+      <w:numFmt w:val="bullet"/>
+      <w:lvlText w:val=""/>
+      <w:lvlJc w:val="left"/>
+      <w:pPr>
+        <w:tabs>
+          <w:tab w:val="num" w:pos="4680"/>
+        </w:tabs>
+        <w:ind w:left="4680" w:hanging="360"/>
+      </w:pPr>
+      <w:rPr>
+        <w:rFonts w:ascii="Wingdings" w:hAnsi="Wingdings" w:hint="default"/>
+        <w:sz w:val="20"/>
+      </w:rPr>
+    </w:lvl>
+    <w:lvl w:ilvl="6" w:tentative="1">
+      <w:start w:val="1"/>
+      <w:numFmt w:val="bullet"/>
+      <w:lvlText w:val=""/>
+      <w:lvlJc w:val="left"/>
+      <w:pPr>
+        <w:tabs>
+          <w:tab w:val="num" w:pos="5400"/>
+        </w:tabs>
+        <w:ind w:left="5400" w:hanging="360"/>
+      </w:pPr>
+      <w:rPr>
+        <w:rFonts w:ascii="Wingdings" w:hAnsi="Wingdings" w:hint="default"/>
+        <w:sz w:val="20"/>
+      </w:rPr>
+    </w:lvl>
+    <w:lvl w:ilvl="7" w:tentative="1">
+      <w:start w:val="1"/>
+      <w:numFmt w:val="bullet"/>
+      <w:lvlText w:val=""/>
+      <w:lvlJc w:val="left"/>
+      <w:pPr>
+        <w:tabs>
+          <w:tab w:val="num" w:pos="6120"/>
+        </w:tabs>
+        <w:ind w:left="6120" w:hanging="360"/>
+      </w:pPr>
+      <w:rPr>
+        <w:rFonts w:ascii="Wingdings" w:hAnsi="Wingdings" w:hint="default"/>
+        <w:sz w:val="20"/>
+      </w:rPr>
+    </w:lvl>
+    <w:lvl w:ilvl="8" w:tentative="1">
+      <w:start w:val="1"/>
+      <w:numFmt w:val="bullet"/>
+      <w:lvlText w:val=""/>
+      <w:lvlJc w:val="left"/>
+      <w:pPr>
+        <w:tabs>
+          <w:tab w:val="num" w:pos="6840"/>
+        </w:tabs>
+        <w:ind w:left="6840" w:hanging="360"/>
+      </w:pPr>
+      <w:rPr>
+        <w:rFonts w:ascii="Wingdings" w:hAnsi="Wingdings" w:hint="default"/>
+        <w:sz w:val="20"/>
+      </w:rPr>
+    </w:lvl>
+  </w:abstractNum>
+  <w:abstractNum w:abstractNumId="15" w15:restartNumberingAfterBreak="0">
     <w:nsid w:val="5B4C2B20"/>
     <w:multiLevelType w:val="multilevel"/>
     <w:tmpl w:val="27044BB4"/>
@@ -350,8 +8375,1313 @@
       </w:pPr>
     </w:lvl>
   </w:abstractNum>
+  <w:abstractNum w:abstractNumId="16" w15:restartNumberingAfterBreak="0">
+    <w:nsid w:val="62C60038"/>
+    <w:multiLevelType w:val="multilevel"/>
+    <w:tmpl w:val="462A4390"/>
+    <w:lvl w:ilvl="0">
+      <w:start w:val="9"/>
+      <w:numFmt w:val="decimal"/>
+      <w:lvlText w:val="%1."/>
+      <w:lvlJc w:val="left"/>
+      <w:pPr>
+        <w:tabs>
+          <w:tab w:val="num" w:pos="720"/>
+        </w:tabs>
+        <w:ind w:left="720" w:hanging="360"/>
+      </w:pPr>
+    </w:lvl>
+    <w:lvl w:ilvl="1" w:tentative="1">
+      <w:start w:val="1"/>
+      <w:numFmt w:val="decimal"/>
+      <w:lvlText w:val="%2."/>
+      <w:lvlJc w:val="left"/>
+      <w:pPr>
+        <w:tabs>
+          <w:tab w:val="num" w:pos="1440"/>
+        </w:tabs>
+        <w:ind w:left="1440" w:hanging="360"/>
+      </w:pPr>
+    </w:lvl>
+    <w:lvl w:ilvl="2" w:tentative="1">
+      <w:start w:val="1"/>
+      <w:numFmt w:val="decimal"/>
+      <w:lvlText w:val="%3."/>
+      <w:lvlJc w:val="left"/>
+      <w:pPr>
+        <w:tabs>
+          <w:tab w:val="num" w:pos="2160"/>
+        </w:tabs>
+        <w:ind w:left="2160" w:hanging="360"/>
+      </w:pPr>
+    </w:lvl>
+    <w:lvl w:ilvl="3" w:tentative="1">
+      <w:start w:val="1"/>
+      <w:numFmt w:val="decimal"/>
+      <w:lvlText w:val="%4."/>
+      <w:lvlJc w:val="left"/>
+      <w:pPr>
+        <w:tabs>
+          <w:tab w:val="num" w:pos="2880"/>
+        </w:tabs>
+        <w:ind w:left="2880" w:hanging="360"/>
+      </w:pPr>
+    </w:lvl>
+    <w:lvl w:ilvl="4" w:tentative="1">
+      <w:start w:val="1"/>
+      <w:numFmt w:val="decimal"/>
+      <w:lvlText w:val="%5."/>
+      <w:lvlJc w:val="left"/>
+      <w:pPr>
+        <w:tabs>
+          <w:tab w:val="num" w:pos="3600"/>
+        </w:tabs>
+        <w:ind w:left="3600" w:hanging="360"/>
+      </w:pPr>
+    </w:lvl>
+    <w:lvl w:ilvl="5" w:tentative="1">
+      <w:start w:val="1"/>
+      <w:numFmt w:val="decimal"/>
+      <w:lvlText w:val="%6."/>
+      <w:lvlJc w:val="left"/>
+      <w:pPr>
+        <w:tabs>
+          <w:tab w:val="num" w:pos="4320"/>
+        </w:tabs>
+        <w:ind w:left="4320" w:hanging="360"/>
+      </w:pPr>
+    </w:lvl>
+    <w:lvl w:ilvl="6" w:tentative="1">
+      <w:start w:val="1"/>
+      <w:numFmt w:val="decimal"/>
+      <w:lvlText w:val="%7."/>
+      <w:lvlJc w:val="left"/>
+      <w:pPr>
+        <w:tabs>
+          <w:tab w:val="num" w:pos="5040"/>
+        </w:tabs>
+        <w:ind w:left="5040" w:hanging="360"/>
+      </w:pPr>
+    </w:lvl>
+    <w:lvl w:ilvl="7" w:tentative="1">
+      <w:start w:val="1"/>
+      <w:numFmt w:val="decimal"/>
+      <w:lvlText w:val="%8."/>
+      <w:lvlJc w:val="left"/>
+      <w:pPr>
+        <w:tabs>
+          <w:tab w:val="num" w:pos="5760"/>
+        </w:tabs>
+        <w:ind w:left="5760" w:hanging="360"/>
+      </w:pPr>
+    </w:lvl>
+    <w:lvl w:ilvl="8" w:tentative="1">
+      <w:start w:val="1"/>
+      <w:numFmt w:val="decimal"/>
+      <w:lvlText w:val="%9."/>
+      <w:lvlJc w:val="left"/>
+      <w:pPr>
+        <w:tabs>
+          <w:tab w:val="num" w:pos="6480"/>
+        </w:tabs>
+        <w:ind w:left="6480" w:hanging="360"/>
+      </w:pPr>
+    </w:lvl>
+  </w:abstractNum>
+  <w:abstractNum w:abstractNumId="17" w15:restartNumberingAfterBreak="0">
+    <w:nsid w:val="66187E9B"/>
+    <w:multiLevelType w:val="multilevel"/>
+    <w:tmpl w:val="BB2E6852"/>
+    <w:lvl w:ilvl="0">
+      <w:start w:val="5"/>
+      <w:numFmt w:val="decimal"/>
+      <w:lvlText w:val="%1."/>
+      <w:lvlJc w:val="left"/>
+      <w:pPr>
+        <w:tabs>
+          <w:tab w:val="num" w:pos="720"/>
+        </w:tabs>
+        <w:ind w:left="720" w:hanging="360"/>
+      </w:pPr>
+    </w:lvl>
+    <w:lvl w:ilvl="1" w:tentative="1">
+      <w:start w:val="1"/>
+      <w:numFmt w:val="decimal"/>
+      <w:lvlText w:val="%2."/>
+      <w:lvlJc w:val="left"/>
+      <w:pPr>
+        <w:tabs>
+          <w:tab w:val="num" w:pos="1440"/>
+        </w:tabs>
+        <w:ind w:left="1440" w:hanging="360"/>
+      </w:pPr>
+    </w:lvl>
+    <w:lvl w:ilvl="2" w:tentative="1">
+      <w:start w:val="1"/>
+      <w:numFmt w:val="decimal"/>
+      <w:lvlText w:val="%3."/>
+      <w:lvlJc w:val="left"/>
+      <w:pPr>
+        <w:tabs>
+          <w:tab w:val="num" w:pos="2160"/>
+        </w:tabs>
+        <w:ind w:left="2160" w:hanging="360"/>
+      </w:pPr>
+    </w:lvl>
+    <w:lvl w:ilvl="3" w:tentative="1">
+      <w:start w:val="1"/>
+      <w:numFmt w:val="decimal"/>
+      <w:lvlText w:val="%4."/>
+      <w:lvlJc w:val="left"/>
+      <w:pPr>
+        <w:tabs>
+          <w:tab w:val="num" w:pos="2880"/>
+        </w:tabs>
+        <w:ind w:left="2880" w:hanging="360"/>
+      </w:pPr>
+    </w:lvl>
+    <w:lvl w:ilvl="4" w:tentative="1">
+      <w:start w:val="1"/>
+      <w:numFmt w:val="decimal"/>
+      <w:lvlText w:val="%5."/>
+      <w:lvlJc w:val="left"/>
+      <w:pPr>
+        <w:tabs>
+          <w:tab w:val="num" w:pos="3600"/>
+        </w:tabs>
+        <w:ind w:left="3600" w:hanging="360"/>
+      </w:pPr>
+    </w:lvl>
+    <w:lvl w:ilvl="5" w:tentative="1">
+      <w:start w:val="1"/>
+      <w:numFmt w:val="decimal"/>
+      <w:lvlText w:val="%6."/>
+      <w:lvlJc w:val="left"/>
+      <w:pPr>
+        <w:tabs>
+          <w:tab w:val="num" w:pos="4320"/>
+        </w:tabs>
+        <w:ind w:left="4320" w:hanging="360"/>
+      </w:pPr>
+    </w:lvl>
+    <w:lvl w:ilvl="6" w:tentative="1">
+      <w:start w:val="1"/>
+      <w:numFmt w:val="decimal"/>
+      <w:lvlText w:val="%7."/>
+      <w:lvlJc w:val="left"/>
+      <w:pPr>
+        <w:tabs>
+          <w:tab w:val="num" w:pos="5040"/>
+        </w:tabs>
+        <w:ind w:left="5040" w:hanging="360"/>
+      </w:pPr>
+    </w:lvl>
+    <w:lvl w:ilvl="7" w:tentative="1">
+      <w:start w:val="1"/>
+      <w:numFmt w:val="decimal"/>
+      <w:lvlText w:val="%8."/>
+      <w:lvlJc w:val="left"/>
+      <w:pPr>
+        <w:tabs>
+          <w:tab w:val="num" w:pos="5760"/>
+        </w:tabs>
+        <w:ind w:left="5760" w:hanging="360"/>
+      </w:pPr>
+    </w:lvl>
+    <w:lvl w:ilvl="8" w:tentative="1">
+      <w:start w:val="1"/>
+      <w:numFmt w:val="decimal"/>
+      <w:lvlText w:val="%9."/>
+      <w:lvlJc w:val="left"/>
+      <w:pPr>
+        <w:tabs>
+          <w:tab w:val="num" w:pos="6480"/>
+        </w:tabs>
+        <w:ind w:left="6480" w:hanging="360"/>
+      </w:pPr>
+    </w:lvl>
+  </w:abstractNum>
+  <w:abstractNum w:abstractNumId="18" w15:restartNumberingAfterBreak="0">
+    <w:nsid w:val="6F347FF7"/>
+    <w:multiLevelType w:val="hybridMultilevel"/>
+    <w:tmpl w:val="BCC44E4C"/>
+    <w:lvl w:ilvl="0" w:tplc="04160001">
+      <w:start w:val="1"/>
+      <w:numFmt w:val="bullet"/>
+      <w:lvlText w:val=""/>
+      <w:lvlJc w:val="left"/>
+      <w:pPr>
+        <w:ind w:left="720" w:hanging="360"/>
+      </w:pPr>
+      <w:rPr>
+        <w:rFonts w:ascii="Symbol" w:hAnsi="Symbol" w:hint="default"/>
+      </w:rPr>
+    </w:lvl>
+    <w:lvl w:ilvl="1" w:tplc="04160003" w:tentative="1">
+      <w:start w:val="1"/>
+      <w:numFmt w:val="bullet"/>
+      <w:lvlText w:val="o"/>
+      <w:lvlJc w:val="left"/>
+      <w:pPr>
+        <w:ind w:left="1440" w:hanging="360"/>
+      </w:pPr>
+      <w:rPr>
+        <w:rFonts w:ascii="Courier New" w:hAnsi="Courier New" w:cs="Courier New" w:hint="default"/>
+      </w:rPr>
+    </w:lvl>
+    <w:lvl w:ilvl="2" w:tplc="04160005" w:tentative="1">
+      <w:start w:val="1"/>
+      <w:numFmt w:val="bullet"/>
+      <w:lvlText w:val=""/>
+      <w:lvlJc w:val="left"/>
+      <w:pPr>
+        <w:ind w:left="2160" w:hanging="360"/>
+      </w:pPr>
+      <w:rPr>
+        <w:rFonts w:ascii="Wingdings" w:hAnsi="Wingdings" w:hint="default"/>
+      </w:rPr>
+    </w:lvl>
+    <w:lvl w:ilvl="3" w:tplc="04160001" w:tentative="1">
+      <w:start w:val="1"/>
+      <w:numFmt w:val="bullet"/>
+      <w:lvlText w:val=""/>
+      <w:lvlJc w:val="left"/>
+      <w:pPr>
+        <w:ind w:left="2880" w:hanging="360"/>
+      </w:pPr>
+      <w:rPr>
+        <w:rFonts w:ascii="Symbol" w:hAnsi="Symbol" w:hint="default"/>
+      </w:rPr>
+    </w:lvl>
+    <w:lvl w:ilvl="4" w:tplc="04160003" w:tentative="1">
+      <w:start w:val="1"/>
+      <w:numFmt w:val="bullet"/>
+      <w:lvlText w:val="o"/>
+      <w:lvlJc w:val="left"/>
+      <w:pPr>
+        <w:ind w:left="3600" w:hanging="360"/>
+      </w:pPr>
+      <w:rPr>
+        <w:rFonts w:ascii="Courier New" w:hAnsi="Courier New" w:cs="Courier New" w:hint="default"/>
+      </w:rPr>
+    </w:lvl>
+    <w:lvl w:ilvl="5" w:tplc="04160005" w:tentative="1">
+      <w:start w:val="1"/>
+      <w:numFmt w:val="bullet"/>
+      <w:lvlText w:val=""/>
+      <w:lvlJc w:val="left"/>
+      <w:pPr>
+        <w:ind w:left="4320" w:hanging="360"/>
+      </w:pPr>
+      <w:rPr>
+        <w:rFonts w:ascii="Wingdings" w:hAnsi="Wingdings" w:hint="default"/>
+      </w:rPr>
+    </w:lvl>
+    <w:lvl w:ilvl="6" w:tplc="04160001" w:tentative="1">
+      <w:start w:val="1"/>
+      <w:numFmt w:val="bullet"/>
+      <w:lvlText w:val=""/>
+      <w:lvlJc w:val="left"/>
+      <w:pPr>
+        <w:ind w:left="5040" w:hanging="360"/>
+      </w:pPr>
+      <w:rPr>
+        <w:rFonts w:ascii="Symbol" w:hAnsi="Symbol" w:hint="default"/>
+      </w:rPr>
+    </w:lvl>
+    <w:lvl w:ilvl="7" w:tplc="04160003" w:tentative="1">
+      <w:start w:val="1"/>
+      <w:numFmt w:val="bullet"/>
+      <w:lvlText w:val="o"/>
+      <w:lvlJc w:val="left"/>
+      <w:pPr>
+        <w:ind w:left="5760" w:hanging="360"/>
+      </w:pPr>
+      <w:rPr>
+        <w:rFonts w:ascii="Courier New" w:hAnsi="Courier New" w:cs="Courier New" w:hint="default"/>
+      </w:rPr>
+    </w:lvl>
+    <w:lvl w:ilvl="8" w:tplc="04160005" w:tentative="1">
+      <w:start w:val="1"/>
+      <w:numFmt w:val="bullet"/>
+      <w:lvlText w:val=""/>
+      <w:lvlJc w:val="left"/>
+      <w:pPr>
+        <w:ind w:left="6480" w:hanging="360"/>
+      </w:pPr>
+      <w:rPr>
+        <w:rFonts w:ascii="Wingdings" w:hAnsi="Wingdings" w:hint="default"/>
+      </w:rPr>
+    </w:lvl>
+  </w:abstractNum>
+  <w:abstractNum w:abstractNumId="19" w15:restartNumberingAfterBreak="0">
+    <w:nsid w:val="70D90902"/>
+    <w:multiLevelType w:val="hybridMultilevel"/>
+    <w:tmpl w:val="72BC2E7A"/>
+    <w:lvl w:ilvl="0" w:tplc="04160001">
+      <w:start w:val="1"/>
+      <w:numFmt w:val="bullet"/>
+      <w:lvlText w:val=""/>
+      <w:lvlJc w:val="left"/>
+      <w:pPr>
+        <w:ind w:left="720" w:hanging="360"/>
+      </w:pPr>
+      <w:rPr>
+        <w:rFonts w:ascii="Symbol" w:hAnsi="Symbol" w:hint="default"/>
+      </w:rPr>
+    </w:lvl>
+    <w:lvl w:ilvl="1" w:tplc="04160003" w:tentative="1">
+      <w:start w:val="1"/>
+      <w:numFmt w:val="bullet"/>
+      <w:lvlText w:val="o"/>
+      <w:lvlJc w:val="left"/>
+      <w:pPr>
+        <w:ind w:left="1440" w:hanging="360"/>
+      </w:pPr>
+      <w:rPr>
+        <w:rFonts w:ascii="Courier New" w:hAnsi="Courier New" w:cs="Courier New" w:hint="default"/>
+      </w:rPr>
+    </w:lvl>
+    <w:lvl w:ilvl="2" w:tplc="04160005" w:tentative="1">
+      <w:start w:val="1"/>
+      <w:numFmt w:val="bullet"/>
+      <w:lvlText w:val=""/>
+      <w:lvlJc w:val="left"/>
+      <w:pPr>
+        <w:ind w:left="2160" w:hanging="360"/>
+      </w:pPr>
+      <w:rPr>
+        <w:rFonts w:ascii="Wingdings" w:hAnsi="Wingdings" w:hint="default"/>
+      </w:rPr>
+    </w:lvl>
+    <w:lvl w:ilvl="3" w:tplc="04160001" w:tentative="1">
+      <w:start w:val="1"/>
+      <w:numFmt w:val="bullet"/>
+      <w:lvlText w:val=""/>
+      <w:lvlJc w:val="left"/>
+      <w:pPr>
+        <w:ind w:left="2880" w:hanging="360"/>
+      </w:pPr>
+      <w:rPr>
+        <w:rFonts w:ascii="Symbol" w:hAnsi="Symbol" w:hint="default"/>
+      </w:rPr>
+    </w:lvl>
+    <w:lvl w:ilvl="4" w:tplc="04160003" w:tentative="1">
+      <w:start w:val="1"/>
+      <w:numFmt w:val="bullet"/>
+      <w:lvlText w:val="o"/>
+      <w:lvlJc w:val="left"/>
+      <w:pPr>
+        <w:ind w:left="3600" w:hanging="360"/>
+      </w:pPr>
+      <w:rPr>
+        <w:rFonts w:ascii="Courier New" w:hAnsi="Courier New" w:cs="Courier New" w:hint="default"/>
+      </w:rPr>
+    </w:lvl>
+    <w:lvl w:ilvl="5" w:tplc="04160005" w:tentative="1">
+      <w:start w:val="1"/>
+      <w:numFmt w:val="bullet"/>
+      <w:lvlText w:val=""/>
+      <w:lvlJc w:val="left"/>
+      <w:pPr>
+        <w:ind w:left="4320" w:hanging="360"/>
+      </w:pPr>
+      <w:rPr>
+        <w:rFonts w:ascii="Wingdings" w:hAnsi="Wingdings" w:hint="default"/>
+      </w:rPr>
+    </w:lvl>
+    <w:lvl w:ilvl="6" w:tplc="04160001" w:tentative="1">
+      <w:start w:val="1"/>
+      <w:numFmt w:val="bullet"/>
+      <w:lvlText w:val=""/>
+      <w:lvlJc w:val="left"/>
+      <w:pPr>
+        <w:ind w:left="5040" w:hanging="360"/>
+      </w:pPr>
+      <w:rPr>
+        <w:rFonts w:ascii="Symbol" w:hAnsi="Symbol" w:hint="default"/>
+      </w:rPr>
+    </w:lvl>
+    <w:lvl w:ilvl="7" w:tplc="04160003" w:tentative="1">
+      <w:start w:val="1"/>
+      <w:numFmt w:val="bullet"/>
+      <w:lvlText w:val="o"/>
+      <w:lvlJc w:val="left"/>
+      <w:pPr>
+        <w:ind w:left="5760" w:hanging="360"/>
+      </w:pPr>
+      <w:rPr>
+        <w:rFonts w:ascii="Courier New" w:hAnsi="Courier New" w:cs="Courier New" w:hint="default"/>
+      </w:rPr>
+    </w:lvl>
+    <w:lvl w:ilvl="8" w:tplc="04160005" w:tentative="1">
+      <w:start w:val="1"/>
+      <w:numFmt w:val="bullet"/>
+      <w:lvlText w:val=""/>
+      <w:lvlJc w:val="left"/>
+      <w:pPr>
+        <w:ind w:left="6480" w:hanging="360"/>
+      </w:pPr>
+      <w:rPr>
+        <w:rFonts w:ascii="Wingdings" w:hAnsi="Wingdings" w:hint="default"/>
+      </w:rPr>
+    </w:lvl>
+  </w:abstractNum>
+  <w:abstractNum w:abstractNumId="20" w15:restartNumberingAfterBreak="0">
+    <w:nsid w:val="73C80101"/>
+    <w:multiLevelType w:val="hybridMultilevel"/>
+    <w:tmpl w:val="4A4A90FC"/>
+    <w:lvl w:ilvl="0" w:tplc="04160001">
+      <w:start w:val="1"/>
+      <w:numFmt w:val="bullet"/>
+      <w:lvlText w:val=""/>
+      <w:lvlJc w:val="left"/>
+      <w:pPr>
+        <w:ind w:left="720" w:hanging="360"/>
+      </w:pPr>
+      <w:rPr>
+        <w:rFonts w:ascii="Symbol" w:hAnsi="Symbol" w:hint="default"/>
+      </w:rPr>
+    </w:lvl>
+    <w:lvl w:ilvl="1" w:tplc="04160003" w:tentative="1">
+      <w:start w:val="1"/>
+      <w:numFmt w:val="bullet"/>
+      <w:lvlText w:val="o"/>
+      <w:lvlJc w:val="left"/>
+      <w:pPr>
+        <w:ind w:left="1440" w:hanging="360"/>
+      </w:pPr>
+      <w:rPr>
+        <w:rFonts w:ascii="Courier New" w:hAnsi="Courier New" w:cs="Courier New" w:hint="default"/>
+      </w:rPr>
+    </w:lvl>
+    <w:lvl w:ilvl="2" w:tplc="04160005" w:tentative="1">
+      <w:start w:val="1"/>
+      <w:numFmt w:val="bullet"/>
+      <w:lvlText w:val=""/>
+      <w:lvlJc w:val="left"/>
+      <w:pPr>
+        <w:ind w:left="2160" w:hanging="360"/>
+      </w:pPr>
+      <w:rPr>
+        <w:rFonts w:ascii="Wingdings" w:hAnsi="Wingdings" w:hint="default"/>
+      </w:rPr>
+    </w:lvl>
+    <w:lvl w:ilvl="3" w:tplc="04160001" w:tentative="1">
+      <w:start w:val="1"/>
+      <w:numFmt w:val="bullet"/>
+      <w:lvlText w:val=""/>
+      <w:lvlJc w:val="left"/>
+      <w:pPr>
+        <w:ind w:left="2880" w:hanging="360"/>
+      </w:pPr>
+      <w:rPr>
+        <w:rFonts w:ascii="Symbol" w:hAnsi="Symbol" w:hint="default"/>
+      </w:rPr>
+    </w:lvl>
+    <w:lvl w:ilvl="4" w:tplc="04160003" w:tentative="1">
+      <w:start w:val="1"/>
+      <w:numFmt w:val="bullet"/>
+      <w:lvlText w:val="o"/>
+      <w:lvlJc w:val="left"/>
+      <w:pPr>
+        <w:ind w:left="3600" w:hanging="360"/>
+      </w:pPr>
+      <w:rPr>
+        <w:rFonts w:ascii="Courier New" w:hAnsi="Courier New" w:cs="Courier New" w:hint="default"/>
+      </w:rPr>
+    </w:lvl>
+    <w:lvl w:ilvl="5" w:tplc="04160005" w:tentative="1">
+      <w:start w:val="1"/>
+      <w:numFmt w:val="bullet"/>
+      <w:lvlText w:val=""/>
+      <w:lvlJc w:val="left"/>
+      <w:pPr>
+        <w:ind w:left="4320" w:hanging="360"/>
+      </w:pPr>
+      <w:rPr>
+        <w:rFonts w:ascii="Wingdings" w:hAnsi="Wingdings" w:hint="default"/>
+      </w:rPr>
+    </w:lvl>
+    <w:lvl w:ilvl="6" w:tplc="04160001" w:tentative="1">
+      <w:start w:val="1"/>
+      <w:numFmt w:val="bullet"/>
+      <w:lvlText w:val=""/>
+      <w:lvlJc w:val="left"/>
+      <w:pPr>
+        <w:ind w:left="5040" w:hanging="360"/>
+      </w:pPr>
+      <w:rPr>
+        <w:rFonts w:ascii="Symbol" w:hAnsi="Symbol" w:hint="default"/>
+      </w:rPr>
+    </w:lvl>
+    <w:lvl w:ilvl="7" w:tplc="04160003" w:tentative="1">
+      <w:start w:val="1"/>
+      <w:numFmt w:val="bullet"/>
+      <w:lvlText w:val="o"/>
+      <w:lvlJc w:val="left"/>
+      <w:pPr>
+        <w:ind w:left="5760" w:hanging="360"/>
+      </w:pPr>
+      <w:rPr>
+        <w:rFonts w:ascii="Courier New" w:hAnsi="Courier New" w:cs="Courier New" w:hint="default"/>
+      </w:rPr>
+    </w:lvl>
+    <w:lvl w:ilvl="8" w:tplc="04160005" w:tentative="1">
+      <w:start w:val="1"/>
+      <w:numFmt w:val="bullet"/>
+      <w:lvlText w:val=""/>
+      <w:lvlJc w:val="left"/>
+      <w:pPr>
+        <w:ind w:left="6480" w:hanging="360"/>
+      </w:pPr>
+      <w:rPr>
+        <w:rFonts w:ascii="Wingdings" w:hAnsi="Wingdings" w:hint="default"/>
+      </w:rPr>
+    </w:lvl>
+  </w:abstractNum>
+  <w:abstractNum w:abstractNumId="21" w15:restartNumberingAfterBreak="0">
+    <w:nsid w:val="770F456E"/>
+    <w:multiLevelType w:val="multilevel"/>
+    <w:tmpl w:val="91FAD02E"/>
+    <w:lvl w:ilvl="0">
+      <w:start w:val="3"/>
+      <w:numFmt w:val="decimal"/>
+      <w:lvlText w:val="%1."/>
+      <w:lvlJc w:val="left"/>
+      <w:pPr>
+        <w:tabs>
+          <w:tab w:val="num" w:pos="720"/>
+        </w:tabs>
+        <w:ind w:left="720" w:hanging="360"/>
+      </w:pPr>
+    </w:lvl>
+    <w:lvl w:ilvl="1" w:tentative="1">
+      <w:start w:val="1"/>
+      <w:numFmt w:val="decimal"/>
+      <w:lvlText w:val="%2."/>
+      <w:lvlJc w:val="left"/>
+      <w:pPr>
+        <w:tabs>
+          <w:tab w:val="num" w:pos="1440"/>
+        </w:tabs>
+        <w:ind w:left="1440" w:hanging="360"/>
+      </w:pPr>
+    </w:lvl>
+    <w:lvl w:ilvl="2" w:tentative="1">
+      <w:start w:val="1"/>
+      <w:numFmt w:val="decimal"/>
+      <w:lvlText w:val="%3."/>
+      <w:lvlJc w:val="left"/>
+      <w:pPr>
+        <w:tabs>
+          <w:tab w:val="num" w:pos="2160"/>
+        </w:tabs>
+        <w:ind w:left="2160" w:hanging="360"/>
+      </w:pPr>
+    </w:lvl>
+    <w:lvl w:ilvl="3" w:tentative="1">
+      <w:start w:val="1"/>
+      <w:numFmt w:val="decimal"/>
+      <w:lvlText w:val="%4."/>
+      <w:lvlJc w:val="left"/>
+      <w:pPr>
+        <w:tabs>
+          <w:tab w:val="num" w:pos="2880"/>
+        </w:tabs>
+        <w:ind w:left="2880" w:hanging="360"/>
+      </w:pPr>
+    </w:lvl>
+    <w:lvl w:ilvl="4" w:tentative="1">
+      <w:start w:val="1"/>
+      <w:numFmt w:val="decimal"/>
+      <w:lvlText w:val="%5."/>
+      <w:lvlJc w:val="left"/>
+      <w:pPr>
+        <w:tabs>
+          <w:tab w:val="num" w:pos="3600"/>
+        </w:tabs>
+        <w:ind w:left="3600" w:hanging="360"/>
+      </w:pPr>
+    </w:lvl>
+    <w:lvl w:ilvl="5" w:tentative="1">
+      <w:start w:val="1"/>
+      <w:numFmt w:val="decimal"/>
+      <w:lvlText w:val="%6."/>
+      <w:lvlJc w:val="left"/>
+      <w:pPr>
+        <w:tabs>
+          <w:tab w:val="num" w:pos="4320"/>
+        </w:tabs>
+        <w:ind w:left="4320" w:hanging="360"/>
+      </w:pPr>
+    </w:lvl>
+    <w:lvl w:ilvl="6" w:tentative="1">
+      <w:start w:val="1"/>
+      <w:numFmt w:val="decimal"/>
+      <w:lvlText w:val="%7."/>
+      <w:lvlJc w:val="left"/>
+      <w:pPr>
+        <w:tabs>
+          <w:tab w:val="num" w:pos="5040"/>
+        </w:tabs>
+        <w:ind w:left="5040" w:hanging="360"/>
+      </w:pPr>
+    </w:lvl>
+    <w:lvl w:ilvl="7" w:tentative="1">
+      <w:start w:val="1"/>
+      <w:numFmt w:val="decimal"/>
+      <w:lvlText w:val="%8."/>
+      <w:lvlJc w:val="left"/>
+      <w:pPr>
+        <w:tabs>
+          <w:tab w:val="num" w:pos="5760"/>
+        </w:tabs>
+        <w:ind w:left="5760" w:hanging="360"/>
+      </w:pPr>
+    </w:lvl>
+    <w:lvl w:ilvl="8" w:tentative="1">
+      <w:start w:val="1"/>
+      <w:numFmt w:val="decimal"/>
+      <w:lvlText w:val="%9."/>
+      <w:lvlJc w:val="left"/>
+      <w:pPr>
+        <w:tabs>
+          <w:tab w:val="num" w:pos="6480"/>
+        </w:tabs>
+        <w:ind w:left="6480" w:hanging="360"/>
+      </w:pPr>
+    </w:lvl>
+  </w:abstractNum>
+  <w:abstractNum w:abstractNumId="22" w15:restartNumberingAfterBreak="0">
+    <w:nsid w:val="7D446C06"/>
+    <w:multiLevelType w:val="hybridMultilevel"/>
+    <w:tmpl w:val="D6261E34"/>
+    <w:lvl w:ilvl="0" w:tplc="04160001">
+      <w:start w:val="1"/>
+      <w:numFmt w:val="bullet"/>
+      <w:lvlText w:val=""/>
+      <w:lvlJc w:val="left"/>
+      <w:pPr>
+        <w:ind w:left="720" w:hanging="360"/>
+      </w:pPr>
+      <w:rPr>
+        <w:rFonts w:ascii="Symbol" w:hAnsi="Symbol" w:hint="default"/>
+      </w:rPr>
+    </w:lvl>
+    <w:lvl w:ilvl="1" w:tplc="04160003" w:tentative="1">
+      <w:start w:val="1"/>
+      <w:numFmt w:val="bullet"/>
+      <w:lvlText w:val="o"/>
+      <w:lvlJc w:val="left"/>
+      <w:pPr>
+        <w:ind w:left="1440" w:hanging="360"/>
+      </w:pPr>
+      <w:rPr>
+        <w:rFonts w:ascii="Courier New" w:hAnsi="Courier New" w:cs="Courier New" w:hint="default"/>
+      </w:rPr>
+    </w:lvl>
+    <w:lvl w:ilvl="2" w:tplc="04160005" w:tentative="1">
+      <w:start w:val="1"/>
+      <w:numFmt w:val="bullet"/>
+      <w:lvlText w:val=""/>
+      <w:lvlJc w:val="left"/>
+      <w:pPr>
+        <w:ind w:left="2160" w:hanging="360"/>
+      </w:pPr>
+      <w:rPr>
+        <w:rFonts w:ascii="Wingdings" w:hAnsi="Wingdings" w:hint="default"/>
+      </w:rPr>
+    </w:lvl>
+    <w:lvl w:ilvl="3" w:tplc="04160001" w:tentative="1">
+      <w:start w:val="1"/>
+      <w:numFmt w:val="bullet"/>
+      <w:lvlText w:val=""/>
+      <w:lvlJc w:val="left"/>
+      <w:pPr>
+        <w:ind w:left="2880" w:hanging="360"/>
+      </w:pPr>
+      <w:rPr>
+        <w:rFonts w:ascii="Symbol" w:hAnsi="Symbol" w:hint="default"/>
+      </w:rPr>
+    </w:lvl>
+    <w:lvl w:ilvl="4" w:tplc="04160003" w:tentative="1">
+      <w:start w:val="1"/>
+      <w:numFmt w:val="bullet"/>
+      <w:lvlText w:val="o"/>
+      <w:lvlJc w:val="left"/>
+      <w:pPr>
+        <w:ind w:left="3600" w:hanging="360"/>
+      </w:pPr>
+      <w:rPr>
+        <w:rFonts w:ascii="Courier New" w:hAnsi="Courier New" w:cs="Courier New" w:hint="default"/>
+      </w:rPr>
+    </w:lvl>
+    <w:lvl w:ilvl="5" w:tplc="04160005" w:tentative="1">
+      <w:start w:val="1"/>
+      <w:numFmt w:val="bullet"/>
+      <w:lvlText w:val=""/>
+      <w:lvlJc w:val="left"/>
+      <w:pPr>
+        <w:ind w:left="4320" w:hanging="360"/>
+      </w:pPr>
+      <w:rPr>
+        <w:rFonts w:ascii="Wingdings" w:hAnsi="Wingdings" w:hint="default"/>
+      </w:rPr>
+    </w:lvl>
+    <w:lvl w:ilvl="6" w:tplc="04160001" w:tentative="1">
+      <w:start w:val="1"/>
+      <w:numFmt w:val="bullet"/>
+      <w:lvlText w:val=""/>
+      <w:lvlJc w:val="left"/>
+      <w:pPr>
+        <w:ind w:left="5040" w:hanging="360"/>
+      </w:pPr>
+      <w:rPr>
+        <w:rFonts w:ascii="Symbol" w:hAnsi="Symbol" w:hint="default"/>
+      </w:rPr>
+    </w:lvl>
+    <w:lvl w:ilvl="7" w:tplc="04160003" w:tentative="1">
+      <w:start w:val="1"/>
+      <w:numFmt w:val="bullet"/>
+      <w:lvlText w:val="o"/>
+      <w:lvlJc w:val="left"/>
+      <w:pPr>
+        <w:ind w:left="5760" w:hanging="360"/>
+      </w:pPr>
+      <w:rPr>
+        <w:rFonts w:ascii="Courier New" w:hAnsi="Courier New" w:cs="Courier New" w:hint="default"/>
+      </w:rPr>
+    </w:lvl>
+    <w:lvl w:ilvl="8" w:tplc="04160005" w:tentative="1">
+      <w:start w:val="1"/>
+      <w:numFmt w:val="bullet"/>
+      <w:lvlText w:val=""/>
+      <w:lvlJc w:val="left"/>
+      <w:pPr>
+        <w:ind w:left="6480" w:hanging="360"/>
+      </w:pPr>
+      <w:rPr>
+        <w:rFonts w:ascii="Wingdings" w:hAnsi="Wingdings" w:hint="default"/>
+      </w:rPr>
+    </w:lvl>
+  </w:abstractNum>
+  <w:abstractNum w:abstractNumId="23" w15:restartNumberingAfterBreak="0">
+    <w:nsid w:val="7D5D22BF"/>
+    <w:multiLevelType w:val="multilevel"/>
+    <w:tmpl w:val="4D7297DE"/>
+    <w:lvl w:ilvl="0">
+      <w:start w:val="1"/>
+      <w:numFmt w:val="bullet"/>
+      <w:lvlText w:val=""/>
+      <w:lvlJc w:val="left"/>
+      <w:pPr>
+        <w:tabs>
+          <w:tab w:val="num" w:pos="720"/>
+        </w:tabs>
+        <w:ind w:left="720" w:hanging="360"/>
+      </w:pPr>
+      <w:rPr>
+        <w:rFonts w:ascii="Symbol" w:hAnsi="Symbol" w:hint="default"/>
+        <w:sz w:val="20"/>
+      </w:rPr>
+    </w:lvl>
+    <w:lvl w:ilvl="1" w:tentative="1">
+      <w:start w:val="1"/>
+      <w:numFmt w:val="bullet"/>
+      <w:lvlText w:val="o"/>
+      <w:lvlJc w:val="left"/>
+      <w:pPr>
+        <w:tabs>
+          <w:tab w:val="num" w:pos="1440"/>
+        </w:tabs>
+        <w:ind w:left="1440" w:hanging="360"/>
+      </w:pPr>
+      <w:rPr>
+        <w:rFonts w:ascii="Courier New" w:hAnsi="Courier New" w:hint="default"/>
+        <w:sz w:val="20"/>
+      </w:rPr>
+    </w:lvl>
+    <w:lvl w:ilvl="2" w:tentative="1">
+      <w:start w:val="1"/>
+      <w:numFmt w:val="bullet"/>
+      <w:lvlText w:val=""/>
+      <w:lvlJc w:val="left"/>
+      <w:pPr>
+        <w:tabs>
+          <w:tab w:val="num" w:pos="2160"/>
+        </w:tabs>
+        <w:ind w:left="2160" w:hanging="360"/>
+      </w:pPr>
+      <w:rPr>
+        <w:rFonts w:ascii="Wingdings" w:hAnsi="Wingdings" w:hint="default"/>
+        <w:sz w:val="20"/>
+      </w:rPr>
+    </w:lvl>
+    <w:lvl w:ilvl="3" w:tentative="1">
+      <w:start w:val="1"/>
+      <w:numFmt w:val="bullet"/>
+      <w:lvlText w:val=""/>
+      <w:lvlJc w:val="left"/>
+      <w:pPr>
+        <w:tabs>
+          <w:tab w:val="num" w:pos="2880"/>
+        </w:tabs>
+        <w:ind w:left="2880" w:hanging="360"/>
+      </w:pPr>
+      <w:rPr>
+        <w:rFonts w:ascii="Wingdings" w:hAnsi="Wingdings" w:hint="default"/>
+        <w:sz w:val="20"/>
+      </w:rPr>
+    </w:lvl>
+    <w:lvl w:ilvl="4" w:tentative="1">
+      <w:start w:val="1"/>
+      <w:numFmt w:val="bullet"/>
+      <w:lvlText w:val=""/>
+      <w:lvlJc w:val="left"/>
+      <w:pPr>
+        <w:tabs>
+          <w:tab w:val="num" w:pos="3600"/>
+        </w:tabs>
+        <w:ind w:left="3600" w:hanging="360"/>
+      </w:pPr>
+      <w:rPr>
+        <w:rFonts w:ascii="Wingdings" w:hAnsi="Wingdings" w:hint="default"/>
+        <w:sz w:val="20"/>
+      </w:rPr>
+    </w:lvl>
+    <w:lvl w:ilvl="5" w:tentative="1">
+      <w:start w:val="1"/>
+      <w:numFmt w:val="bullet"/>
+      <w:lvlText w:val=""/>
+      <w:lvlJc w:val="left"/>
+      <w:pPr>
+        <w:tabs>
+          <w:tab w:val="num" w:pos="4320"/>
+        </w:tabs>
+        <w:ind w:left="4320" w:hanging="360"/>
+      </w:pPr>
+      <w:rPr>
+        <w:rFonts w:ascii="Wingdings" w:hAnsi="Wingdings" w:hint="default"/>
+        <w:sz w:val="20"/>
+      </w:rPr>
+    </w:lvl>
+    <w:lvl w:ilvl="6" w:tentative="1">
+      <w:start w:val="1"/>
+      <w:numFmt w:val="bullet"/>
+      <w:lvlText w:val=""/>
+      <w:lvlJc w:val="left"/>
+      <w:pPr>
+        <w:tabs>
+          <w:tab w:val="num" w:pos="5040"/>
+        </w:tabs>
+        <w:ind w:left="5040" w:hanging="360"/>
+      </w:pPr>
+      <w:rPr>
+        <w:rFonts w:ascii="Wingdings" w:hAnsi="Wingdings" w:hint="default"/>
+        <w:sz w:val="20"/>
+      </w:rPr>
+    </w:lvl>
+    <w:lvl w:ilvl="7" w:tentative="1">
+      <w:start w:val="1"/>
+      <w:numFmt w:val="bullet"/>
+      <w:lvlText w:val=""/>
+      <w:lvlJc w:val="left"/>
+      <w:pPr>
+        <w:tabs>
+          <w:tab w:val="num" w:pos="5760"/>
+        </w:tabs>
+        <w:ind w:left="5760" w:hanging="360"/>
+      </w:pPr>
+      <w:rPr>
+        <w:rFonts w:ascii="Wingdings" w:hAnsi="Wingdings" w:hint="default"/>
+        <w:sz w:val="20"/>
+      </w:rPr>
+    </w:lvl>
+    <w:lvl w:ilvl="8" w:tentative="1">
+      <w:start w:val="1"/>
+      <w:numFmt w:val="bullet"/>
+      <w:lvlText w:val=""/>
+      <w:lvlJc w:val="left"/>
+      <w:pPr>
+        <w:tabs>
+          <w:tab w:val="num" w:pos="6480"/>
+        </w:tabs>
+        <w:ind w:left="6480" w:hanging="360"/>
+      </w:pPr>
+      <w:rPr>
+        <w:rFonts w:ascii="Wingdings" w:hAnsi="Wingdings" w:hint="default"/>
+        <w:sz w:val="20"/>
+      </w:rPr>
+    </w:lvl>
+  </w:abstractNum>
+  <w:abstractNum w:abstractNumId="24" w15:restartNumberingAfterBreak="0">
+    <w:nsid w:val="7F4F5AD0"/>
+    <w:multiLevelType w:val="multilevel"/>
+    <w:tmpl w:val="0AAE0BFA"/>
+    <w:lvl w:ilvl="0">
+      <w:start w:val="1"/>
+      <w:numFmt w:val="bullet"/>
+      <w:lvlText w:val=""/>
+      <w:lvlJc w:val="left"/>
+      <w:pPr>
+        <w:tabs>
+          <w:tab w:val="num" w:pos="720"/>
+        </w:tabs>
+        <w:ind w:left="720" w:hanging="360"/>
+      </w:pPr>
+      <w:rPr>
+        <w:rFonts w:ascii="Symbol" w:hAnsi="Symbol" w:hint="default"/>
+        <w:sz w:val="20"/>
+      </w:rPr>
+    </w:lvl>
+    <w:lvl w:ilvl="1">
+      <w:start w:val="3"/>
+      <w:numFmt w:val="decimal"/>
+      <w:lvlText w:val="%2"/>
+      <w:lvlJc w:val="left"/>
+      <w:pPr>
+        <w:ind w:left="1440" w:hanging="360"/>
+      </w:pPr>
+      <w:rPr>
+        <w:rFonts w:hint="default"/>
+      </w:rPr>
+    </w:lvl>
+    <w:lvl w:ilvl="2">
+      <w:start w:val="3"/>
+      <w:numFmt w:val="decimal"/>
+      <w:lvlText w:val="%3."/>
+      <w:lvlJc w:val="left"/>
+      <w:pPr>
+        <w:ind w:left="2160" w:hanging="360"/>
+      </w:pPr>
+      <w:rPr>
+        <w:rFonts w:hint="default"/>
+      </w:rPr>
+    </w:lvl>
+    <w:lvl w:ilvl="3" w:tentative="1">
+      <w:start w:val="1"/>
+      <w:numFmt w:val="bullet"/>
+      <w:lvlText w:val=""/>
+      <w:lvlJc w:val="left"/>
+      <w:pPr>
+        <w:tabs>
+          <w:tab w:val="num" w:pos="2880"/>
+        </w:tabs>
+        <w:ind w:left="2880" w:hanging="360"/>
+      </w:pPr>
+      <w:rPr>
+        <w:rFonts w:ascii="Wingdings" w:hAnsi="Wingdings" w:hint="default"/>
+        <w:sz w:val="20"/>
+      </w:rPr>
+    </w:lvl>
+    <w:lvl w:ilvl="4" w:tentative="1">
+      <w:start w:val="1"/>
+      <w:numFmt w:val="bullet"/>
+      <w:lvlText w:val=""/>
+      <w:lvlJc w:val="left"/>
+      <w:pPr>
+        <w:tabs>
+          <w:tab w:val="num" w:pos="3600"/>
+        </w:tabs>
+        <w:ind w:left="3600" w:hanging="360"/>
+      </w:pPr>
+      <w:rPr>
+        <w:rFonts w:ascii="Wingdings" w:hAnsi="Wingdings" w:hint="default"/>
+        <w:sz w:val="20"/>
+      </w:rPr>
+    </w:lvl>
+    <w:lvl w:ilvl="5" w:tentative="1">
+      <w:start w:val="1"/>
+      <w:numFmt w:val="bullet"/>
+      <w:lvlText w:val=""/>
+      <w:lvlJc w:val="left"/>
+      <w:pPr>
+        <w:tabs>
+          <w:tab w:val="num" w:pos="4320"/>
+        </w:tabs>
+        <w:ind w:left="4320" w:hanging="360"/>
+      </w:pPr>
+      <w:rPr>
+        <w:rFonts w:ascii="Wingdings" w:hAnsi="Wingdings" w:hint="default"/>
+        <w:sz w:val="20"/>
+      </w:rPr>
+    </w:lvl>
+    <w:lvl w:ilvl="6" w:tentative="1">
+      <w:start w:val="1"/>
+      <w:numFmt w:val="bullet"/>
+      <w:lvlText w:val=""/>
+      <w:lvlJc w:val="left"/>
+      <w:pPr>
+        <w:tabs>
+          <w:tab w:val="num" w:pos="5040"/>
+        </w:tabs>
+        <w:ind w:left="5040" w:hanging="360"/>
+      </w:pPr>
+      <w:rPr>
+        <w:rFonts w:ascii="Wingdings" w:hAnsi="Wingdings" w:hint="default"/>
+        <w:sz w:val="20"/>
+      </w:rPr>
+    </w:lvl>
+    <w:lvl w:ilvl="7" w:tentative="1">
+      <w:start w:val="1"/>
+      <w:numFmt w:val="bullet"/>
+      <w:lvlText w:val=""/>
+      <w:lvlJc w:val="left"/>
+      <w:pPr>
+        <w:tabs>
+          <w:tab w:val="num" w:pos="5760"/>
+        </w:tabs>
+        <w:ind w:left="5760" w:hanging="360"/>
+      </w:pPr>
+      <w:rPr>
+        <w:rFonts w:ascii="Wingdings" w:hAnsi="Wingdings" w:hint="default"/>
+        <w:sz w:val="20"/>
+      </w:rPr>
+    </w:lvl>
+    <w:lvl w:ilvl="8" w:tentative="1">
+      <w:start w:val="1"/>
+      <w:numFmt w:val="bullet"/>
+      <w:lvlText w:val=""/>
+      <w:lvlJc w:val="left"/>
+      <w:pPr>
+        <w:tabs>
+          <w:tab w:val="num" w:pos="6480"/>
+        </w:tabs>
+        <w:ind w:left="6480" w:hanging="360"/>
+      </w:pPr>
+      <w:rPr>
+        <w:rFonts w:ascii="Wingdings" w:hAnsi="Wingdings" w:hint="default"/>
+        <w:sz w:val="20"/>
+      </w:rPr>
+    </w:lvl>
+  </w:abstractNum>
+  <w:abstractNum w:abstractNumId="25" w15:restartNumberingAfterBreak="0">
+    <w:nsid w:val="7FC924A5"/>
+    <w:multiLevelType w:val="multilevel"/>
+    <w:tmpl w:val="4D7297DE"/>
+    <w:lvl w:ilvl="0">
+      <w:start w:val="1"/>
+      <w:numFmt w:val="bullet"/>
+      <w:lvlText w:val=""/>
+      <w:lvlJc w:val="left"/>
+      <w:pPr>
+        <w:tabs>
+          <w:tab w:val="num" w:pos="720"/>
+        </w:tabs>
+        <w:ind w:left="720" w:hanging="360"/>
+      </w:pPr>
+      <w:rPr>
+        <w:rFonts w:ascii="Symbol" w:hAnsi="Symbol" w:hint="default"/>
+        <w:sz w:val="20"/>
+      </w:rPr>
+    </w:lvl>
+    <w:lvl w:ilvl="1" w:tentative="1">
+      <w:start w:val="1"/>
+      <w:numFmt w:val="bullet"/>
+      <w:lvlText w:val="o"/>
+      <w:lvlJc w:val="left"/>
+      <w:pPr>
+        <w:tabs>
+          <w:tab w:val="num" w:pos="1440"/>
+        </w:tabs>
+        <w:ind w:left="1440" w:hanging="360"/>
+      </w:pPr>
+      <w:rPr>
+        <w:rFonts w:ascii="Courier New" w:hAnsi="Courier New" w:hint="default"/>
+        <w:sz w:val="20"/>
+      </w:rPr>
+    </w:lvl>
+    <w:lvl w:ilvl="2" w:tentative="1">
+      <w:start w:val="1"/>
+      <w:numFmt w:val="bullet"/>
+      <w:lvlText w:val=""/>
+      <w:lvlJc w:val="left"/>
+      <w:pPr>
+        <w:tabs>
+          <w:tab w:val="num" w:pos="2160"/>
+        </w:tabs>
+        <w:ind w:left="2160" w:hanging="360"/>
+      </w:pPr>
+      <w:rPr>
+        <w:rFonts w:ascii="Wingdings" w:hAnsi="Wingdings" w:hint="default"/>
+        <w:sz w:val="20"/>
+      </w:rPr>
+    </w:lvl>
+    <w:lvl w:ilvl="3" w:tentative="1">
+      <w:start w:val="1"/>
+      <w:numFmt w:val="bullet"/>
+      <w:lvlText w:val=""/>
+      <w:lvlJc w:val="left"/>
+      <w:pPr>
+        <w:tabs>
+          <w:tab w:val="num" w:pos="2880"/>
+        </w:tabs>
+        <w:ind w:left="2880" w:hanging="360"/>
+      </w:pPr>
+      <w:rPr>
+        <w:rFonts w:ascii="Wingdings" w:hAnsi="Wingdings" w:hint="default"/>
+        <w:sz w:val="20"/>
+      </w:rPr>
+    </w:lvl>
+    <w:lvl w:ilvl="4" w:tentative="1">
+      <w:start w:val="1"/>
+      <w:numFmt w:val="bullet"/>
+      <w:lvlText w:val=""/>
+      <w:lvlJc w:val="left"/>
+      <w:pPr>
+        <w:tabs>
+          <w:tab w:val="num" w:pos="3600"/>
+        </w:tabs>
+        <w:ind w:left="3600" w:hanging="360"/>
+      </w:pPr>
+      <w:rPr>
+        <w:rFonts w:ascii="Wingdings" w:hAnsi="Wingdings" w:hint="default"/>
+        <w:sz w:val="20"/>
+      </w:rPr>
+    </w:lvl>
+    <w:lvl w:ilvl="5" w:tentative="1">
+      <w:start w:val="1"/>
+      <w:numFmt w:val="bullet"/>
+      <w:lvlText w:val=""/>
+      <w:lvlJc w:val="left"/>
+      <w:pPr>
+        <w:tabs>
+          <w:tab w:val="num" w:pos="4320"/>
+        </w:tabs>
+        <w:ind w:left="4320" w:hanging="360"/>
+      </w:pPr>
+      <w:rPr>
+        <w:rFonts w:ascii="Wingdings" w:hAnsi="Wingdings" w:hint="default"/>
+        <w:sz w:val="20"/>
+      </w:rPr>
+    </w:lvl>
+    <w:lvl w:ilvl="6" w:tentative="1">
+      <w:start w:val="1"/>
+      <w:numFmt w:val="bullet"/>
+      <w:lvlText w:val=""/>
+      <w:lvlJc w:val="left"/>
+      <w:pPr>
+        <w:tabs>
+          <w:tab w:val="num" w:pos="5040"/>
+        </w:tabs>
+        <w:ind w:left="5040" w:hanging="360"/>
+      </w:pPr>
+      <w:rPr>
+        <w:rFonts w:ascii="Wingdings" w:hAnsi="Wingdings" w:hint="default"/>
+        <w:sz w:val="20"/>
+      </w:rPr>
+    </w:lvl>
+    <w:lvl w:ilvl="7" w:tentative="1">
+      <w:start w:val="1"/>
+      <w:numFmt w:val="bullet"/>
+      <w:lvlText w:val=""/>
+      <w:lvlJc w:val="left"/>
+      <w:pPr>
+        <w:tabs>
+          <w:tab w:val="num" w:pos="5760"/>
+        </w:tabs>
+        <w:ind w:left="5760" w:hanging="360"/>
+      </w:pPr>
+      <w:rPr>
+        <w:rFonts w:ascii="Wingdings" w:hAnsi="Wingdings" w:hint="default"/>
+        <w:sz w:val="20"/>
+      </w:rPr>
+    </w:lvl>
+    <w:lvl w:ilvl="8" w:tentative="1">
+      <w:start w:val="1"/>
+      <w:numFmt w:val="bullet"/>
+      <w:lvlText w:val=""/>
+      <w:lvlJc w:val="left"/>
+      <w:pPr>
+        <w:tabs>
+          <w:tab w:val="num" w:pos="6480"/>
+        </w:tabs>
+        <w:ind w:left="6480" w:hanging="360"/>
+      </w:pPr>
+      <w:rPr>
+        <w:rFonts w:ascii="Wingdings" w:hAnsi="Wingdings" w:hint="default"/>
+        <w:sz w:val="20"/>
+      </w:rPr>
+    </w:lvl>
+  </w:abstractNum>
   <w:num w:numId="1" w16cid:durableId="1514340994">
+    <w:abstractNumId w:val="15"/>
+  </w:num>
+  <w:num w:numId="2" w16cid:durableId="1741904012">
+    <w:abstractNumId w:val="24"/>
+  </w:num>
+  <w:num w:numId="3" w16cid:durableId="315450621">
+    <w:abstractNumId w:val="25"/>
+  </w:num>
+  <w:num w:numId="4" w16cid:durableId="794569034">
+    <w:abstractNumId w:val="23"/>
+  </w:num>
+  <w:num w:numId="5" w16cid:durableId="315110441">
+    <w:abstractNumId w:val="21"/>
+  </w:num>
+  <w:num w:numId="6" w16cid:durableId="1955818886">
+    <w:abstractNumId w:val="18"/>
+  </w:num>
+  <w:num w:numId="7" w16cid:durableId="1062488563">
+    <w:abstractNumId w:val="8"/>
+  </w:num>
+  <w:num w:numId="8" w16cid:durableId="1318996700">
+    <w:abstractNumId w:val="2"/>
+  </w:num>
+  <w:num w:numId="9" w16cid:durableId="1318149820">
+    <w:abstractNumId w:val="17"/>
+  </w:num>
+  <w:num w:numId="10" w16cid:durableId="2101438884">
     <w:abstractNumId w:val="0"/>
+  </w:num>
+  <w:num w:numId="11" w16cid:durableId="645672218">
+    <w:abstractNumId w:val="9"/>
+  </w:num>
+  <w:num w:numId="12" w16cid:durableId="24062984">
+    <w:abstractNumId w:val="19"/>
+  </w:num>
+  <w:num w:numId="13" w16cid:durableId="515732211">
+    <w:abstractNumId w:val="3"/>
+  </w:num>
+  <w:num w:numId="14" w16cid:durableId="805046457">
+    <w:abstractNumId w:val="13"/>
+  </w:num>
+  <w:num w:numId="15" w16cid:durableId="1424496809">
+    <w:abstractNumId w:val="12"/>
+  </w:num>
+  <w:num w:numId="16" w16cid:durableId="1969629030">
+    <w:abstractNumId w:val="4"/>
+  </w:num>
+  <w:num w:numId="17" w16cid:durableId="1566377598">
+    <w:abstractNumId w:val="10"/>
+  </w:num>
+  <w:num w:numId="18" w16cid:durableId="20014539">
+    <w:abstractNumId w:val="20"/>
+  </w:num>
+  <w:num w:numId="19" w16cid:durableId="1830052940">
+    <w:abstractNumId w:val="22"/>
+  </w:num>
+  <w:num w:numId="20" w16cid:durableId="1420641958">
+    <w:abstractNumId w:val="5"/>
+  </w:num>
+  <w:num w:numId="21" w16cid:durableId="910849432">
+    <w:abstractNumId w:val="7"/>
+  </w:num>
+  <w:num w:numId="22" w16cid:durableId="315378756">
+    <w:abstractNumId w:val="1"/>
+  </w:num>
+  <w:num w:numId="23" w16cid:durableId="362053517">
+    <w:abstractNumId w:val="6"/>
+  </w:num>
+  <w:num w:numId="24" w16cid:durableId="1316569760">
+    <w:abstractNumId w:val="11"/>
+  </w:num>
+  <w:num w:numId="25" w16cid:durableId="940183381">
+    <w:abstractNumId w:val="16"/>
+  </w:num>
+  <w:num w:numId="26" w16cid:durableId="1802769153">
+    <w:abstractNumId w:val="14"/>
   </w:num>
 </w:numbering>
 </file>
@@ -784,7 +10114,6 @@
     <w:next w:val="Normal"/>
     <w:link w:val="Ttulo2Char"/>
     <w:uiPriority w:val="9"/>
-    <w:semiHidden/>
     <w:unhideWhenUsed/>
     <w:qFormat/>
     <w:rsid w:val="00E80FC6"/>
@@ -807,7 +10136,6 @@
     <w:next w:val="Normal"/>
     <w:link w:val="Ttulo3Char"/>
     <w:uiPriority w:val="9"/>
-    <w:semiHidden/>
     <w:unhideWhenUsed/>
     <w:qFormat/>
     <w:rsid w:val="00E80FC6"/>
@@ -1000,7 +10328,6 @@
     <w:basedOn w:val="Fontepargpadro"/>
     <w:link w:val="Ttulo2"/>
     <w:uiPriority w:val="9"/>
-    <w:semiHidden/>
     <w:rsid w:val="00E80FC6"/>
     <w:rPr>
       <w:rFonts w:asciiTheme="majorHAnsi" w:eastAsiaTheme="majorEastAsia" w:hAnsiTheme="majorHAnsi" w:cstheme="majorBidi"/>
@@ -1014,7 +10341,6 @@
     <w:basedOn w:val="Fontepargpadro"/>
     <w:link w:val="Ttulo3"/>
     <w:uiPriority w:val="9"/>
-    <w:semiHidden/>
     <w:rsid w:val="00E80FC6"/>
     <w:rPr>
       <w:rFonts w:eastAsiaTheme="majorEastAsia" w:cstheme="majorBidi"/>
@@ -1271,6 +10597,146 @@
       <w:color w:val="0F4761" w:themeColor="accent1" w:themeShade="BF"/>
       <w:spacing w:val="5"/>
     </w:rPr>
+  </w:style>
+  <w:style w:type="paragraph" w:styleId="NormalWeb">
+    <w:name w:val="Normal (Web)"/>
+    <w:basedOn w:val="Normal"/>
+    <w:uiPriority w:val="99"/>
+    <w:semiHidden/>
+    <w:unhideWhenUsed/>
+    <w:rsid w:val="005229F3"/>
+    <w:pPr>
+      <w:spacing w:before="100" w:beforeAutospacing="1" w:after="100" w:afterAutospacing="1" w:line="240" w:lineRule="auto"/>
+    </w:pPr>
+    <w:rPr>
+      <w:rFonts w:ascii="Times New Roman" w:eastAsia="Times New Roman" w:hAnsi="Times New Roman" w:cs="Times New Roman"/>
+      <w:kern w:val="0"/>
+      <w:lang w:eastAsia="pt-BR"/>
+      <w14:ligatures w14:val="none"/>
+    </w:rPr>
+  </w:style>
+  <w:style w:type="character" w:styleId="Forte">
+    <w:name w:val="Strong"/>
+    <w:basedOn w:val="Fontepargpadro"/>
+    <w:uiPriority w:val="22"/>
+    <w:qFormat/>
+    <w:rsid w:val="005229F3"/>
+    <w:rPr>
+      <w:b/>
+      <w:bCs/>
+    </w:rPr>
+  </w:style>
+  <w:style w:type="character" w:styleId="Hyperlink">
+    <w:name w:val="Hyperlink"/>
+    <w:basedOn w:val="Fontepargpadro"/>
+    <w:uiPriority w:val="99"/>
+    <w:unhideWhenUsed/>
+    <w:rsid w:val="001B170C"/>
+    <w:rPr>
+      <w:color w:val="467886" w:themeColor="hyperlink"/>
+      <w:u w:val="single"/>
+    </w:rPr>
+  </w:style>
+  <w:style w:type="character" w:styleId="MenoPendente">
+    <w:name w:val="Unresolved Mention"/>
+    <w:basedOn w:val="Fontepargpadro"/>
+    <w:uiPriority w:val="99"/>
+    <w:semiHidden/>
+    <w:unhideWhenUsed/>
+    <w:rsid w:val="001B170C"/>
+    <w:rPr>
+      <w:color w:val="605E5C"/>
+      <w:shd w:val="clear" w:color="auto" w:fill="E1DFDD"/>
+    </w:rPr>
+  </w:style>
+  <w:style w:type="paragraph" w:styleId="Cabealho">
+    <w:name w:val="header"/>
+    <w:basedOn w:val="Normal"/>
+    <w:link w:val="CabealhoChar"/>
+    <w:uiPriority w:val="99"/>
+    <w:unhideWhenUsed/>
+    <w:rsid w:val="00F00D3D"/>
+    <w:pPr>
+      <w:tabs>
+        <w:tab w:val="center" w:pos="4252"/>
+        <w:tab w:val="right" w:pos="8504"/>
+      </w:tabs>
+      <w:spacing w:after="0" w:line="240" w:lineRule="auto"/>
+    </w:pPr>
+  </w:style>
+  <w:style w:type="character" w:customStyle="1" w:styleId="CabealhoChar">
+    <w:name w:val="Cabeçalho Char"/>
+    <w:basedOn w:val="Fontepargpadro"/>
+    <w:link w:val="Cabealho"/>
+    <w:uiPriority w:val="99"/>
+    <w:rsid w:val="00F00D3D"/>
+  </w:style>
+  <w:style w:type="paragraph" w:styleId="Rodap">
+    <w:name w:val="footer"/>
+    <w:basedOn w:val="Normal"/>
+    <w:link w:val="RodapChar"/>
+    <w:uiPriority w:val="99"/>
+    <w:unhideWhenUsed/>
+    <w:rsid w:val="00F00D3D"/>
+    <w:pPr>
+      <w:tabs>
+        <w:tab w:val="center" w:pos="4252"/>
+        <w:tab w:val="right" w:pos="8504"/>
+      </w:tabs>
+      <w:spacing w:after="0" w:line="240" w:lineRule="auto"/>
+    </w:pPr>
+  </w:style>
+  <w:style w:type="character" w:customStyle="1" w:styleId="RodapChar">
+    <w:name w:val="Rodapé Char"/>
+    <w:basedOn w:val="Fontepargpadro"/>
+    <w:link w:val="Rodap"/>
+    <w:uiPriority w:val="99"/>
+    <w:rsid w:val="00F00D3D"/>
+  </w:style>
+  <w:style w:type="character" w:styleId="HiperlinkVisitado">
+    <w:name w:val="FollowedHyperlink"/>
+    <w:basedOn w:val="Fontepargpadro"/>
+    <w:uiPriority w:val="99"/>
+    <w:semiHidden/>
+    <w:unhideWhenUsed/>
+    <w:rsid w:val="00A65DD2"/>
+    <w:rPr>
+      <w:color w:val="96607D" w:themeColor="followedHyperlink"/>
+      <w:u w:val="single"/>
+    </w:rPr>
+  </w:style>
+  <w:style w:type="paragraph" w:styleId="Sumrio1">
+    <w:name w:val="toc 1"/>
+    <w:basedOn w:val="Normal"/>
+    <w:next w:val="Normal"/>
+    <w:autoRedefine/>
+    <w:uiPriority w:val="39"/>
+    <w:unhideWhenUsed/>
+    <w:pPr>
+      <w:tabs>
+        <w:tab w:val="right" w:leader="dot" w:pos="8504"/>
+      </w:tabs>
+      <w:spacing w:before="80" w:after="40" w:line="240" w:lineRule="auto"/>
+    </w:pPr>
+    <w:rPr>
+      <w:b/>
+      <w:bCs/>
+    </w:rPr>
+  </w:style>
+  <w:style w:type="paragraph" w:styleId="Sumrio2">
+    <w:name w:val="toc 2"/>
+    <w:basedOn w:val="Normal"/>
+    <w:next w:val="Normal"/>
+    <w:autoRedefine/>
+    <w:uiPriority w:val="39"/>
+    <w:unhideWhenUsed/>
+    <w:pPr>
+      <w:tabs>
+        <w:tab w:val="right" w:leader="dot" w:pos="8504"/>
+      </w:tabs>
+      <w:spacing w:after="20" w:line="240" w:lineRule="auto"/>
+      <w:ind w:left="284"/>
+    </w:pPr>
   </w:style>
 </w:styles>
 </file>

--- a/02 - Documentação/Documento Principal.docx
+++ b/02 - Documentação/Documento Principal.docx
@@ -1609,13 +1609,85 @@
         <w:ind w:left="720"/>
         <w:rPr>
           <w:rFonts w:asciiTheme="minorHAnsi" w:hAnsiTheme="minorHAnsi"/>
-        </w:rPr>
-      </w:pPr>
-      <w:r>
-        <w:rPr>
+          <w:i/>
+          <w:iCs/>
+        </w:rPr>
+      </w:pPr>
+      <w:r>
+        <w:rPr>
+          <w:rFonts w:asciiTheme="minorHAnsi" w:hAnsiTheme="minorHAnsi"/>
           <w:noProof/>
         </w:rPr>
         <w:lastRenderedPageBreak/>
+        <w:drawing>
+          <wp:anchor distT="0" distB="0" distL="114300" distR="114300" simplePos="0" relativeHeight="251658240" behindDoc="1" locked="0" layoutInCell="1" allowOverlap="1" wp14:anchorId="2B44D042" wp14:editId="059C7317">
+            <wp:simplePos x="0" y="0"/>
+            <wp:positionH relativeFrom="margin">
+              <wp:align>right</wp:align>
+            </wp:positionH>
+            <wp:positionV relativeFrom="paragraph">
+              <wp:posOffset>4807585</wp:posOffset>
+            </wp:positionV>
+            <wp:extent cx="5387340" cy="2491740"/>
+            <wp:effectExtent l="0" t="0" r="3810" b="3810"/>
+            <wp:wrapTight wrapText="bothSides">
+              <wp:wrapPolygon edited="0">
+                <wp:start x="0" y="0"/>
+                <wp:lineTo x="0" y="21468"/>
+                <wp:lineTo x="21539" y="21468"/>
+                <wp:lineTo x="21539" y="0"/>
+                <wp:lineTo x="0" y="0"/>
+              </wp:wrapPolygon>
+            </wp:wrapTight>
+            <wp:docPr id="800620852" name="Imagem 2"/>
+            <wp:cNvGraphicFramePr>
+              <a:graphicFrameLocks xmlns:a="http://schemas.openxmlformats.org/drawingml/2006/main" noChangeAspect="1"/>
+            </wp:cNvGraphicFramePr>
+            <a:graphic xmlns:a="http://schemas.openxmlformats.org/drawingml/2006/main">
+              <a:graphicData uri="http://schemas.openxmlformats.org/drawingml/2006/picture">
+                <pic:pic xmlns:pic="http://schemas.openxmlformats.org/drawingml/2006/picture">
+                  <pic:nvPicPr>
+                    <pic:cNvPr id="0" name="Picture 3"/>
+                    <pic:cNvPicPr>
+                      <a:picLocks noChangeAspect="1" noChangeArrowheads="1"/>
+                    </pic:cNvPicPr>
+                  </pic:nvPicPr>
+                  <pic:blipFill>
+                    <a:blip r:embed="rId9" cstate="print">
+                      <a:extLst>
+                        <a:ext uri="{28A0092B-C50C-407E-A947-70E740481C1C}">
+                          <a14:useLocalDpi xmlns:a14="http://schemas.microsoft.com/office/drawing/2010/main" val="0"/>
+                        </a:ext>
+                      </a:extLst>
+                    </a:blip>
+                    <a:srcRect/>
+                    <a:stretch>
+                      <a:fillRect/>
+                    </a:stretch>
+                  </pic:blipFill>
+                  <pic:spPr bwMode="auto">
+                    <a:xfrm>
+                      <a:off x="0" y="0"/>
+                      <a:ext cx="5387340" cy="2491740"/>
+                    </a:xfrm>
+                    <a:prstGeom prst="rect">
+                      <a:avLst/>
+                    </a:prstGeom>
+                    <a:noFill/>
+                    <a:ln>
+                      <a:noFill/>
+                    </a:ln>
+                  </pic:spPr>
+                </pic:pic>
+              </a:graphicData>
+            </a:graphic>
+          </wp:anchor>
+        </w:drawing>
+      </w:r>
+      <w:r>
+        <w:rPr>
+          <w:noProof/>
+        </w:rPr>
         <w:drawing>
           <wp:inline distT="0" distB="0" distL="0" distR="0" wp14:anchorId="26A8BD44" wp14:editId="679C366C">
             <wp:extent cx="3604260" cy="4587240"/>
@@ -1634,7 +1706,7 @@
                     </pic:cNvPicPr>
                   </pic:nvPicPr>
                   <pic:blipFill>
-                    <a:blip r:embed="rId9">
+                    <a:blip r:embed="rId10">
                       <a:extLst>
                         <a:ext uri="{28A0092B-C50C-407E-A947-70E740481C1C}">
                           <a14:useLocalDpi xmlns:a14="http://schemas.microsoft.com/office/drawing/2010/main" val="0"/>
@@ -1671,6 +1743,32 @@
         </w:rPr>
         <w:br/>
       </w:r>
+      <w:r>
+        <w:rPr>
+          <w:rFonts w:asciiTheme="minorHAnsi" w:hAnsiTheme="minorHAnsi"/>
+          <w:i/>
+          <w:iCs/>
+        </w:rPr>
+        <w:t>RF001 - Acesso à aplicação. Home em resolução mobile</w:t>
+      </w:r>
+    </w:p>
+    <w:p>
+      <w:pPr>
+        <w:pStyle w:val="NormalWeb"/>
+        <w:rPr>
+          <w:rFonts w:asciiTheme="minorHAnsi" w:hAnsiTheme="minorHAnsi"/>
+          <w:i/>
+          <w:iCs/>
+        </w:rPr>
+      </w:pPr>
+      <w:r>
+        <w:rPr>
+          <w:rFonts w:asciiTheme="minorHAnsi" w:hAnsiTheme="minorHAnsi"/>
+          <w:i/>
+          <w:iCs/>
+        </w:rPr>
+        <w:t>RF001 - Acesso à aplicação. Home em tela Desktop.</w:t>
+      </w:r>
     </w:p>
     <w:p>
       <w:pPr>
@@ -1701,27 +1799,23 @@
     <w:p>
       <w:pPr>
         <w:pStyle w:val="NormalWeb"/>
-        <w:ind w:left="720"/>
         <w:rPr>
           <w:rFonts w:asciiTheme="minorHAnsi" w:hAnsiTheme="minorHAnsi"/>
-        </w:rPr>
-      </w:pPr>
-      <w:r>
-        <w:rPr>
-          <w:rFonts w:asciiTheme="minorHAnsi" w:hAnsiTheme="minorHAnsi"/>
-        </w:rPr>
-        <w:br/>
-      </w:r>
+          <w:i/>
+          <w:iCs/>
+        </w:rPr>
+      </w:pPr>
       <w:r>
         <w:rPr>
           <w:rFonts w:asciiTheme="minorHAnsi" w:hAnsiTheme="minorHAnsi"/>
           <w:noProof/>
         </w:rPr>
+        <w:lastRenderedPageBreak/>
         <w:drawing>
-          <wp:inline distT="0" distB="0" distL="0" distR="0" wp14:anchorId="2B44D042" wp14:editId="09F63731">
-            <wp:extent cx="5387340" cy="2491740"/>
-            <wp:effectExtent l="0" t="0" r="3810" b="3810"/>
-            <wp:docPr id="800620852" name="Imagem 2"/>
+          <wp:inline distT="0" distB="0" distL="0" distR="0" wp14:anchorId="14B233BD" wp14:editId="2C14D9D2">
+            <wp:extent cx="5394960" cy="2400300"/>
+            <wp:effectExtent l="0" t="0" r="0" b="0"/>
+            <wp:docPr id="1215415507" name="Imagem 1"/>
             <wp:cNvGraphicFramePr>
               <a:graphicFrameLocks xmlns:a="http://schemas.openxmlformats.org/drawingml/2006/main" noChangeAspect="1"/>
             </wp:cNvGraphicFramePr>
@@ -1729,13 +1823,13 @@
               <a:graphicData uri="http://schemas.openxmlformats.org/drawingml/2006/picture">
                 <pic:pic xmlns:pic="http://schemas.openxmlformats.org/drawingml/2006/picture">
                   <pic:nvPicPr>
-                    <pic:cNvPr id="0" name="Picture 3"/>
+                    <pic:cNvPr id="0" name="Picture 1"/>
                     <pic:cNvPicPr>
                       <a:picLocks noChangeAspect="1" noChangeArrowheads="1"/>
                     </pic:cNvPicPr>
                   </pic:nvPicPr>
                   <pic:blipFill>
-                    <a:blip r:embed="rId10" cstate="print">
+                    <a:blip r:embed="rId11" cstate="print">
                       <a:extLst>
                         <a:ext uri="{28A0092B-C50C-407E-A947-70E740481C1C}">
                           <a14:useLocalDpi xmlns:a14="http://schemas.microsoft.com/office/drawing/2010/main" val="0"/>
@@ -1750,7 +1844,7 @@
                   <pic:spPr bwMode="auto">
                     <a:xfrm>
                       <a:off x="0" y="0"/>
-                      <a:ext cx="5387340" cy="2491740"/>
+                      <a:ext cx="5394960" cy="2400300"/>
                     </a:xfrm>
                     <a:prstGeom prst="rect">
                       <a:avLst/>
@@ -1766,14 +1860,44 @@
           </wp:inline>
         </w:drawing>
       </w:r>
+      <w:r>
+        <w:rPr>
+          <w:rFonts w:asciiTheme="minorHAnsi" w:hAnsiTheme="minorHAnsi"/>
+          <w:i/>
+          <w:iCs/>
+        </w:rPr>
+        <w:br/>
+      </w:r>
+      <w:r>
+        <w:rPr>
+          <w:rFonts w:asciiTheme="minorHAnsi" w:hAnsiTheme="minorHAnsi"/>
+          <w:i/>
+          <w:iCs/>
+        </w:rPr>
+        <w:t xml:space="preserve">RF002 - Realizar </w:t>
+      </w:r>
+      <w:proofErr w:type="spellStart"/>
+      <w:r>
+        <w:rPr>
+          <w:rFonts w:asciiTheme="minorHAnsi" w:hAnsiTheme="minorHAnsi"/>
+          <w:i/>
+          <w:iCs/>
+        </w:rPr>
+        <w:t>pedido_Botão_FinalizarPedido</w:t>
+      </w:r>
+      <w:proofErr w:type="spellEnd"/>
+      <w:r>
+        <w:rPr>
+          <w:rFonts w:asciiTheme="minorHAnsi" w:hAnsiTheme="minorHAnsi"/>
+          <w:i/>
+          <w:iCs/>
+        </w:rPr>
+        <w:t>.</w:t>
+      </w:r>
     </w:p>
     <w:p>
       <w:pPr>
         <w:pStyle w:val="NormalWeb"/>
-        <w:numPr>
-          <w:ilvl w:val="0"/>
-          <w:numId w:val="7"/>
-        </w:numPr>
         <w:rPr>
           <w:rFonts w:asciiTheme="minorHAnsi" w:hAnsiTheme="minorHAnsi"/>
         </w:rPr>
@@ -1783,36 +1907,28 @@
           <w:rFonts w:asciiTheme="minorHAnsi" w:hAnsiTheme="minorHAnsi"/>
           <w:b/>
           <w:bCs/>
-        </w:rPr>
-        <w:t>RF003</w:t>
-      </w:r>
-      <w:r>
-        <w:rPr>
-          <w:rFonts w:asciiTheme="minorHAnsi" w:hAnsiTheme="minorHAnsi"/>
-        </w:rPr>
-        <w:t xml:space="preserve"> — Selecionar unidade: O sistema deve permitir que o cliente escolha a unidade da Raízes do Nordeste onde deseja realizar o pedido.</w:t>
-      </w:r>
-    </w:p>
-    <w:p>
-      <w:pPr>
-        <w:pStyle w:val="NormalWeb"/>
-        <w:ind w:left="720"/>
-        <w:rPr>
-          <w:rFonts w:asciiTheme="minorHAnsi" w:hAnsiTheme="minorHAnsi"/>
-        </w:rPr>
-      </w:pPr>
-      <w:r>
-        <w:rPr>
-          <w:rFonts w:asciiTheme="minorHAnsi" w:hAnsiTheme="minorHAnsi"/>
-          <w:b/>
-          <w:bCs/>
           <w:noProof/>
         </w:rPr>
-        <w:lastRenderedPageBreak/>
         <w:drawing>
-          <wp:inline distT="0" distB="0" distL="0" distR="0" wp14:anchorId="2FD084F6" wp14:editId="47FA6CB6">
+          <wp:anchor distT="0" distB="0" distL="114300" distR="114300" simplePos="0" relativeHeight="251659264" behindDoc="1" locked="0" layoutInCell="1" allowOverlap="1" wp14:anchorId="2FD084F6" wp14:editId="04C59C96">
+            <wp:simplePos x="0" y="0"/>
+            <wp:positionH relativeFrom="margin">
+              <wp:posOffset>-124460</wp:posOffset>
+            </wp:positionH>
+            <wp:positionV relativeFrom="paragraph">
+              <wp:posOffset>410845</wp:posOffset>
+            </wp:positionV>
             <wp:extent cx="5402580" cy="1790700"/>
             <wp:effectExtent l="0" t="0" r="7620" b="0"/>
+            <wp:wrapTight wrapText="bothSides">
+              <wp:wrapPolygon edited="0">
+                <wp:start x="0" y="0"/>
+                <wp:lineTo x="0" y="21370"/>
+                <wp:lineTo x="21554" y="21370"/>
+                <wp:lineTo x="21554" y="0"/>
+                <wp:lineTo x="0" y="0"/>
+              </wp:wrapPolygon>
+            </wp:wrapTight>
             <wp:docPr id="449902285" name="Imagem 5"/>
             <wp:cNvGraphicFramePr>
               <a:graphicFrameLocks xmlns:a="http://schemas.openxmlformats.org/drawingml/2006/main" noChangeAspect="1"/>
@@ -1827,7 +1943,7 @@
                     </pic:cNvPicPr>
                   </pic:nvPicPr>
                   <pic:blipFill>
-                    <a:blip r:embed="rId11" cstate="print">
+                    <a:blip r:embed="rId12" cstate="print">
                       <a:extLst>
                         <a:ext uri="{28A0092B-C50C-407E-A947-70E740481C1C}">
                           <a14:useLocalDpi xmlns:a14="http://schemas.microsoft.com/office/drawing/2010/main" val="0"/>
@@ -1855,9 +1971,46 @@
                 </pic:pic>
               </a:graphicData>
             </a:graphic>
-          </wp:inline>
+          </wp:anchor>
         </w:drawing>
       </w:r>
+      <w:r>
+        <w:rPr>
+          <w:rFonts w:asciiTheme="minorHAnsi" w:hAnsiTheme="minorHAnsi"/>
+          <w:b/>
+          <w:bCs/>
+        </w:rPr>
+        <w:t>RF003</w:t>
+      </w:r>
+      <w:r>
+        <w:rPr>
+          <w:rFonts w:asciiTheme="minorHAnsi" w:hAnsiTheme="minorHAnsi"/>
+        </w:rPr>
+        <w:t xml:space="preserve"> — Selecionar unidade: O sistema deve permitir que o cliente escolha a unidade da Raízes do Nordeste onde deseja realizar o pedido.</w:t>
+      </w:r>
+      <w:r>
+        <w:rPr>
+          <w:rFonts w:asciiTheme="minorHAnsi" w:hAnsiTheme="minorHAnsi"/>
+        </w:rPr>
+        <w:br/>
+      </w:r>
+      <w:r>
+        <w:rPr>
+          <w:rFonts w:asciiTheme="minorHAnsi" w:hAnsiTheme="minorHAnsi"/>
+          <w:i/>
+          <w:iCs/>
+        </w:rPr>
+        <w:t>RF003 - Selecionar unidade.</w:t>
+      </w:r>
+    </w:p>
+    <w:p>
+      <w:pPr>
+        <w:pStyle w:val="NormalWeb"/>
+        <w:ind w:left="360"/>
+        <w:rPr>
+          <w:rFonts w:asciiTheme="minorHAnsi" w:hAnsiTheme="minorHAnsi"/>
+        </w:rPr>
+      </w:pPr>
     </w:p>
     <w:p>
       <w:pPr>
@@ -1900,6 +2053,7 @@
           <w:bCs/>
           <w:noProof/>
         </w:rPr>
+        <w:lastRenderedPageBreak/>
         <w:drawing>
           <wp:inline distT="0" distB="0" distL="0" distR="0" wp14:anchorId="20470B11" wp14:editId="64923D10">
             <wp:extent cx="4701540" cy="4815840"/>
@@ -1918,7 +2072,7 @@
                     </pic:cNvPicPr>
                   </pic:nvPicPr>
                   <pic:blipFill>
-                    <a:blip r:embed="rId12">
+                    <a:blip r:embed="rId13">
                       <a:extLst>
                         <a:ext uri="{28A0092B-C50C-407E-A947-70E740481C1C}">
                           <a14:useLocalDpi xmlns:a14="http://schemas.microsoft.com/office/drawing/2010/main" val="0"/>
@@ -1949,6 +2103,28 @@
           </wp:inline>
         </w:drawing>
       </w:r>
+      <w:r>
+        <w:rPr>
+          <w:rFonts w:asciiTheme="minorHAnsi" w:hAnsiTheme="minorHAnsi"/>
+        </w:rPr>
+        <w:br/>
+      </w:r>
+      <w:r>
+        <w:rPr>
+          <w:rFonts w:asciiTheme="minorHAnsi" w:hAnsiTheme="minorHAnsi"/>
+          <w:i/>
+          <w:iCs/>
+        </w:rPr>
+        <w:t>RF004 - Visualizar cardápio</w:t>
+      </w:r>
+      <w:r>
+        <w:rPr>
+          <w:rFonts w:asciiTheme="minorHAnsi" w:hAnsiTheme="minorHAnsi"/>
+          <w:i/>
+          <w:iCs/>
+        </w:rPr>
+        <w:t>.</w:t>
+      </w:r>
     </w:p>
     <w:p>
       <w:pPr>
@@ -1993,7 +2169,7 @@
         </w:rPr>
         <w:lastRenderedPageBreak/>
         <w:drawing>
-          <wp:inline distT="0" distB="0" distL="0" distR="0" wp14:anchorId="1A5C6666" wp14:editId="733482FB">
+          <wp:inline distT="0" distB="0" distL="0" distR="0" wp14:anchorId="1A5C6666" wp14:editId="5E1CD648">
             <wp:extent cx="4655820" cy="7330440"/>
             <wp:effectExtent l="0" t="0" r="0" b="3810"/>
             <wp:docPr id="1089207303" name="Imagem 7"/>
@@ -2010,7 +2186,7 @@
                     </pic:cNvPicPr>
                   </pic:nvPicPr>
                   <pic:blipFill>
-                    <a:blip r:embed="rId13">
+                    <a:blip r:embed="rId14">
                       <a:extLst>
                         <a:ext uri="{28A0092B-C50C-407E-A947-70E740481C1C}">
                           <a14:useLocalDpi xmlns:a14="http://schemas.microsoft.com/office/drawing/2010/main" val="0"/>
@@ -2041,6 +2217,28 @@
           </wp:inline>
         </w:drawing>
       </w:r>
+      <w:r>
+        <w:rPr>
+          <w:rFonts w:asciiTheme="minorHAnsi" w:hAnsiTheme="minorHAnsi"/>
+        </w:rPr>
+        <w:br/>
+      </w:r>
+      <w:r>
+        <w:rPr>
+          <w:rFonts w:asciiTheme="minorHAnsi" w:hAnsiTheme="minorHAnsi"/>
+          <w:i/>
+          <w:iCs/>
+        </w:rPr>
+        <w:t>RF005 - Visualizar produtos</w:t>
+      </w:r>
+      <w:r>
+        <w:rPr>
+          <w:rFonts w:asciiTheme="minorHAnsi" w:hAnsiTheme="minorHAnsi"/>
+          <w:i/>
+          <w:iCs/>
+        </w:rPr>
+        <w:t>.</w:t>
+      </w:r>
     </w:p>
     <w:p>
       <w:pPr>
@@ -2085,7 +2283,7 @@
         </w:rPr>
         <w:lastRenderedPageBreak/>
         <w:drawing>
-          <wp:inline distT="0" distB="0" distL="0" distR="0" wp14:anchorId="61BD2789" wp14:editId="6FABD0FC">
+          <wp:inline distT="0" distB="0" distL="0" distR="0" wp14:anchorId="61BD2789" wp14:editId="30E8A823">
             <wp:extent cx="2263140" cy="3566160"/>
             <wp:effectExtent l="0" t="0" r="3810" b="0"/>
             <wp:docPr id="1683669270" name="Imagem 8"/>
@@ -2102,7 +2300,7 @@
                     </pic:cNvPicPr>
                   </pic:nvPicPr>
                   <pic:blipFill>
-                    <a:blip r:embed="rId14">
+                    <a:blip r:embed="rId15">
                       <a:extLst>
                         <a:ext uri="{28A0092B-C50C-407E-A947-70E740481C1C}">
                           <a14:useLocalDpi xmlns:a14="http://schemas.microsoft.com/office/drawing/2010/main" val="0"/>
@@ -2133,6 +2331,28 @@
           </wp:inline>
         </w:drawing>
       </w:r>
+      <w:r>
+        <w:rPr>
+          <w:rFonts w:asciiTheme="minorHAnsi" w:hAnsiTheme="minorHAnsi"/>
+        </w:rPr>
+        <w:br/>
+      </w:r>
+      <w:r>
+        <w:rPr>
+          <w:rFonts w:asciiTheme="minorHAnsi" w:hAnsiTheme="minorHAnsi"/>
+          <w:i/>
+          <w:iCs/>
+        </w:rPr>
+        <w:t>RF006 - Adicionar produto ao pedido</w:t>
+      </w:r>
+      <w:r>
+        <w:rPr>
+          <w:rFonts w:asciiTheme="minorHAnsi" w:hAnsiTheme="minorHAnsi"/>
+          <w:i/>
+          <w:iCs/>
+        </w:rPr>
+        <w:t>.</w:t>
+      </w:r>
     </w:p>
     <w:p>
       <w:pPr>
@@ -2357,6 +2577,7 @@
         </w:numPr>
       </w:pPr>
       <w:r>
+        <w:lastRenderedPageBreak/>
         <w:t>O Raízes App utiliza uma arquitetura dividida em três componentes principais: Front-</w:t>
       </w:r>
       <w:proofErr w:type="spellStart"/>
@@ -2365,11 +2586,7 @@
       </w:r>
       <w:proofErr w:type="spellEnd"/>
       <w:r>
-        <w:t xml:space="preserve">, API e banco de dados. Essa organização permite </w:t>
-      </w:r>
-      <w:r>
-        <w:lastRenderedPageBreak/>
-        <w:t>separar a interface apresentada ao usuário das regras de processamento e do armazenamento das informações.</w:t>
+        <w:t>, API e banco de dados. Essa organização permite separar a interface apresentada ao usuário das regras de processamento e do armazenamento das informações.</w:t>
       </w:r>
     </w:p>
     <w:p>
@@ -2842,6 +3059,7 @@
     </w:p>
     <w:p>
       <w:r>
+        <w:lastRenderedPageBreak/>
         <w:t>A estrutura foi organizada para relacionar os pedidos aos usuários e às unidades, bem como os itens aos respectivos pedidos e produtos.</w:t>
       </w:r>
     </w:p>
@@ -2859,7 +3077,6 @@
           <w:b/>
           <w:bCs/>
         </w:rPr>
-        <w:lastRenderedPageBreak/>
         <w:t>4.4 Comunicação entre os componentes</w:t>
       </w:r>
       <w:bookmarkEnd w:id="12"/>
@@ -3123,6 +3340,7 @@
         </w:numPr>
       </w:pPr>
       <w:r>
+        <w:lastRenderedPageBreak/>
         <w:t>Durante os testes locais, foi possível validar a comunicação entre os componentes e confirmar o registro das informações no banco de dados.</w:t>
       </w:r>
     </w:p>
@@ -3153,7 +3371,6 @@
         </w:numPr>
       </w:pPr>
       <w:r>
-        <w:lastRenderedPageBreak/>
         <w:t>A versão desenvolvida contempla as funcionalidades principais do fluxo de realização de pedidos. Entretanto, a aplicação ainda possui limitações, como a ausência de uma estrutura de autenticação completa e a necessidade de disponibilizar a API e o banco de dados em um ambiente acessível externamente para permitir o funcionamento integrado pela internet.</w:t>
       </w:r>
     </w:p>
@@ -3313,6 +3530,7 @@
           <w:b/>
           <w:bCs/>
         </w:rPr>
+        <w:lastRenderedPageBreak/>
         <w:t>6.3 Testes de validação da API</w:t>
       </w:r>
       <w:bookmarkEnd w:id="21"/>
@@ -3326,7 +3544,6 @@
         </w:numPr>
       </w:pPr>
       <w:r>
-        <w:lastRenderedPageBreak/>
         <w:t>Durante os testes da API, foram verificadas situações como ausência de campos obrigatórios, utilização de usuário, pedido ou produto inexistente, quantidade igual a zero e preço negativo.</w:t>
       </w:r>
     </w:p>
@@ -3373,7 +3590,7 @@
                     </pic:cNvPicPr>
                   </pic:nvPicPr>
                   <pic:blipFill>
-                    <a:blip r:embed="rId15">
+                    <a:blip r:embed="rId16">
                       <a:extLst>
                         <a:ext uri="{28A0092B-C50C-407E-A947-70E740481C1C}">
                           <a14:useLocalDpi xmlns:a14="http://schemas.microsoft.com/office/drawing/2010/main" val="0"/>
@@ -3446,7 +3663,7 @@
                     </pic:cNvPicPr>
                   </pic:nvPicPr>
                   <pic:blipFill>
-                    <a:blip r:embed="rId16">
+                    <a:blip r:embed="rId17">
                       <a:extLst>
                         <a:ext uri="{28A0092B-C50C-407E-A947-70E740481C1C}">
                           <a14:useLocalDpi xmlns:a14="http://schemas.microsoft.com/office/drawing/2010/main" val="0"/>
@@ -3574,7 +3791,7 @@
                     </pic:cNvPicPr>
                   </pic:nvPicPr>
                   <pic:blipFill>
-                    <a:blip r:embed="rId17">
+                    <a:blip r:embed="rId18">
                       <a:extLst>
                         <a:ext uri="{28A0092B-C50C-407E-A947-70E740481C1C}">
                           <a14:useLocalDpi xmlns:a14="http://schemas.microsoft.com/office/drawing/2010/main" val="0"/>
@@ -3671,7 +3888,7 @@
                     </pic:cNvPicPr>
                   </pic:nvPicPr>
                   <pic:blipFill>
-                    <a:blip r:embed="rId18">
+                    <a:blip r:embed="rId19">
                       <a:extLst>
                         <a:ext uri="{28A0092B-C50C-407E-A947-70E740481C1C}">
                           <a14:useLocalDpi xmlns:a14="http://schemas.microsoft.com/office/drawing/2010/main" val="0"/>
@@ -3798,7 +4015,7 @@
                     </pic:cNvPicPr>
                   </pic:nvPicPr>
                   <pic:blipFill>
-                    <a:blip r:embed="rId19">
+                    <a:blip r:embed="rId20">
                       <a:extLst>
                         <a:ext uri="{28A0092B-C50C-407E-A947-70E740481C1C}">
                           <a14:useLocalDpi xmlns:a14="http://schemas.microsoft.com/office/drawing/2010/main" val="0"/>
@@ -3904,7 +4121,7 @@
                     </pic:cNvPicPr>
                   </pic:nvPicPr>
                   <pic:blipFill>
-                    <a:blip r:embed="rId20">
+                    <a:blip r:embed="rId21">
                       <a:extLst>
                         <a:ext uri="{28A0092B-C50C-407E-A947-70E740481C1C}">
                           <a14:useLocalDpi xmlns:a14="http://schemas.microsoft.com/office/drawing/2010/main" val="0"/>
@@ -4074,7 +4291,7 @@
                     </pic:cNvPicPr>
                   </pic:nvPicPr>
                   <pic:blipFill>
-                    <a:blip r:embed="rId21">
+                    <a:blip r:embed="rId22">
                       <a:extLst>
                         <a:ext uri="{28A0092B-C50C-407E-A947-70E740481C1C}">
                           <a14:useLocalDpi xmlns:a14="http://schemas.microsoft.com/office/drawing/2010/main" val="0"/>
@@ -4261,7 +4478,7 @@
                     </pic:cNvPicPr>
                   </pic:nvPicPr>
                   <pic:blipFill>
-                    <a:blip r:embed="rId22">
+                    <a:blip r:embed="rId23">
                       <a:extLst>
                         <a:ext uri="{28A0092B-C50C-407E-A947-70E740481C1C}">
                           <a14:useLocalDpi xmlns:a14="http://schemas.microsoft.com/office/drawing/2010/main" val="0"/>
@@ -4440,7 +4657,7 @@
                     </pic:cNvPicPr>
                   </pic:nvPicPr>
                   <pic:blipFill>
-                    <a:blip r:embed="rId23">
+                    <a:blip r:embed="rId24">
                       <a:extLst>
                         <a:ext uri="{28A0092B-C50C-407E-A947-70E740481C1C}">
                           <a14:useLocalDpi xmlns:a14="http://schemas.microsoft.com/office/drawing/2010/main" val="0"/>
@@ -4625,7 +4842,7 @@
                     </pic:cNvPicPr>
                   </pic:nvPicPr>
                   <pic:blipFill>
-                    <a:blip r:embed="rId24">
+                    <a:blip r:embed="rId25">
                       <a:extLst>
                         <a:ext uri="{28A0092B-C50C-407E-A947-70E740481C1C}">
                           <a14:useLocalDpi xmlns:a14="http://schemas.microsoft.com/office/drawing/2010/main" val="0"/>
@@ -4828,7 +5045,7 @@
                     </pic:cNvPicPr>
                   </pic:nvPicPr>
                   <pic:blipFill>
-                    <a:blip r:embed="rId25">
+                    <a:blip r:embed="rId26">
                       <a:extLst>
                         <a:ext uri="{28A0092B-C50C-407E-A947-70E740481C1C}">
                           <a14:useLocalDpi xmlns:a14="http://schemas.microsoft.com/office/drawing/2010/main" val="0"/>
@@ -5006,7 +5223,7 @@
                     </pic:cNvPicPr>
                   </pic:nvPicPr>
                   <pic:blipFill>
-                    <a:blip r:embed="rId26">
+                    <a:blip r:embed="rId27">
                       <a:extLst>
                         <a:ext uri="{28A0092B-C50C-407E-A947-70E740481C1C}">
                           <a14:useLocalDpi xmlns:a14="http://schemas.microsoft.com/office/drawing/2010/main" val="0"/>
@@ -5120,7 +5337,7 @@
                     </pic:cNvPicPr>
                   </pic:nvPicPr>
                   <pic:blipFill>
-                    <a:blip r:embed="rId27">
+                    <a:blip r:embed="rId28">
                       <a:extLst>
                         <a:ext uri="{28A0092B-C50C-407E-A947-70E740481C1C}">
                           <a14:useLocalDpi xmlns:a14="http://schemas.microsoft.com/office/drawing/2010/main" val="0"/>
@@ -5249,7 +5466,7 @@
                     </pic:cNvPicPr>
                   </pic:nvPicPr>
                   <pic:blipFill>
-                    <a:blip r:embed="rId28">
+                    <a:blip r:embed="rId29">
                       <a:extLst>
                         <a:ext uri="{28A0092B-C50C-407E-A947-70E740481C1C}">
                           <a14:useLocalDpi xmlns:a14="http://schemas.microsoft.com/office/drawing/2010/main" val="0"/>
@@ -5432,7 +5649,7 @@
                     </pic:cNvPicPr>
                   </pic:nvPicPr>
                   <pic:blipFill>
-                    <a:blip r:embed="rId29">
+                    <a:blip r:embed="rId30">
                       <a:extLst>
                         <a:ext uri="{28A0092B-C50C-407E-A947-70E740481C1C}">
                           <a14:useLocalDpi xmlns:a14="http://schemas.microsoft.com/office/drawing/2010/main" val="0"/>
@@ -5488,7 +5705,7 @@
                     </pic:cNvPicPr>
                   </pic:nvPicPr>
                   <pic:blipFill>
-                    <a:blip r:embed="rId30">
+                    <a:blip r:embed="rId31">
                       <a:extLst>
                         <a:ext uri="{28A0092B-C50C-407E-A947-70E740481C1C}">
                           <a14:useLocalDpi xmlns:a14="http://schemas.microsoft.com/office/drawing/2010/main" val="0"/>
@@ -5527,7 +5744,7 @@
           <w:noProof/>
         </w:rPr>
         <w:drawing>
-          <wp:inline distT="0" distB="0" distL="0" distR="0" wp14:anchorId="54FFFB6E" wp14:editId="1D685E68">
+          <wp:inline distT="0" distB="0" distL="0" distR="0" wp14:anchorId="54FFFB6E" wp14:editId="237619B9">
             <wp:extent cx="5394960" cy="1844040"/>
             <wp:effectExtent l="0" t="0" r="0" b="3810"/>
             <wp:docPr id="1492892451" name="Imagem 11"/>
@@ -5544,7 +5761,7 @@
                     </pic:cNvPicPr>
                   </pic:nvPicPr>
                   <pic:blipFill>
-                    <a:blip r:embed="rId31" cstate="print">
+                    <a:blip r:embed="rId32" cstate="print">
                       <a:extLst>
                         <a:ext uri="{28A0092B-C50C-407E-A947-70E740481C1C}">
                           <a14:useLocalDpi xmlns:a14="http://schemas.microsoft.com/office/drawing/2010/main" val="0"/>
@@ -5601,7 +5818,7 @@
                     </pic:cNvPicPr>
                   </pic:nvPicPr>
                   <pic:blipFill>
-                    <a:blip r:embed="rId30">
+                    <a:blip r:embed="rId31">
                       <a:extLst>
                         <a:ext uri="{28A0092B-C50C-407E-A947-70E740481C1C}">
                           <a14:useLocalDpi xmlns:a14="http://schemas.microsoft.com/office/drawing/2010/main" val="0"/>
@@ -5812,7 +6029,7 @@
       <w:r>
         <w:br/>
       </w:r>
-      <w:hyperlink r:id="rId32" w:history="1">
+      <w:hyperlink r:id="rId33" w:history="1">
         <w:r>
           <w:rPr>
             <w:rStyle w:val="Hyperlink"/>
@@ -5835,7 +6052,7 @@
       <w:r>
         <w:br/>
       </w:r>
-      <w:hyperlink r:id="rId33" w:history="1">
+      <w:hyperlink r:id="rId34" w:history="1">
         <w:r>
           <w:rPr>
             <w:rStyle w:val="Hyperlink"/>
@@ -5874,7 +6091,7 @@
       <w:r>
         <w:br/>
       </w:r>
-      <w:hyperlink r:id="rId34" w:history="1">
+      <w:hyperlink r:id="rId35" w:history="1">
         <w:r>
           <w:rPr>
             <w:rStyle w:val="Hyperlink"/>
@@ -6152,7 +6369,7 @@
       <w:r>
         <w:t xml:space="preserve">. Disponível em: </w:t>
       </w:r>
-      <w:hyperlink r:id="rId35" w:history="1">
+      <w:hyperlink r:id="rId36" w:history="1">
         <w:r>
           <w:rPr>
             <w:rStyle w:val="Hyperlink"/>
@@ -6185,7 +6402,7 @@
       <w:r>
         <w:t xml:space="preserve"> Help Center. Disponível em: </w:t>
       </w:r>
-      <w:hyperlink r:id="rId36" w:history="1">
+      <w:hyperlink r:id="rId37" w:history="1">
         <w:r>
           <w:rPr>
             <w:rStyle w:val="Hyperlink"/>
@@ -6210,7 +6427,7 @@
       <w:r>
         <w:t xml:space="preserve">GITHUB. GitHub Docs. Disponível em: </w:t>
       </w:r>
-      <w:hyperlink r:id="rId37" w:history="1">
+      <w:hyperlink r:id="rId38" w:history="1">
         <w:r>
           <w:rPr>
             <w:rStyle w:val="Hyperlink"/>
@@ -6238,7 +6455,7 @@
       <w:r>
         <w:t xml:space="preserve">. Disponível em: </w:t>
       </w:r>
-      <w:hyperlink r:id="rId38" w:history="1">
+      <w:hyperlink r:id="rId39" w:history="1">
         <w:r>
           <w:rPr>
             <w:rStyle w:val="Hyperlink"/>
@@ -6261,15 +6478,20 @@
         <w:ind w:left="708"/>
       </w:pPr>
       <w:r>
-        <w:rPr>
-          <w:lang w:val="en-US"/>
-        </w:rPr>
-        <w:t xml:space="preserve">PYTHON SOFTWARE FOUNDATION. Python Documentation. </w:t>
+        <w:t xml:space="preserve">PYTHON SOFTWARE FOUNDATION. Python </w:t>
+      </w:r>
+      <w:proofErr w:type="spellStart"/>
+      <w:r>
+        <w:t>Documentation</w:t>
+      </w:r>
+      <w:proofErr w:type="spellEnd"/>
+      <w:r>
+        <w:t xml:space="preserve">. </w:t>
       </w:r>
       <w:r>
         <w:t xml:space="preserve">Disponível em: </w:t>
       </w:r>
-      <w:hyperlink r:id="rId39" w:history="1">
+      <w:hyperlink r:id="rId40" w:history="1">
         <w:r>
           <w:rPr>
             <w:rStyle w:val="Hyperlink"/>
@@ -6392,12 +6614,12 @@
     </w:p>
     <w:p/>
     <w:sectPr>
-      <w:headerReference w:type="even" r:id="rId40"/>
-      <w:headerReference w:type="default" r:id="rId41"/>
-      <w:footerReference w:type="even" r:id="rId42"/>
-      <w:footerReference w:type="default" r:id="rId43"/>
-      <w:headerReference w:type="first" r:id="rId44"/>
-      <w:footerReference w:type="first" r:id="rId45"/>
+      <w:headerReference w:type="even" r:id="rId41"/>
+      <w:headerReference w:type="default" r:id="rId42"/>
+      <w:footerReference w:type="even" r:id="rId43"/>
+      <w:footerReference w:type="default" r:id="rId44"/>
+      <w:headerReference w:type="first" r:id="rId45"/>
+      <w:footerReference w:type="first" r:id="rId46"/>
       <w:pgSz w:w="11906" w:h="16838"/>
       <w:pgMar w:top="1417" w:right="1701" w:bottom="1417" w:left="1701" w:header="708" w:footer="708" w:gutter="0"/>
       <w:cols w:space="708"/>
@@ -10287,6 +10509,7 @@
   <w:style w:type="character" w:default="1" w:styleId="Fontepargpadro">
     <w:name w:val="Default Paragraph Font"/>
     <w:uiPriority w:val="1"/>
+    <w:semiHidden/>
     <w:unhideWhenUsed/>
   </w:style>
   <w:style w:type="table" w:default="1" w:styleId="Tabelanormal">

--- a/02 - Documentação/Documento Principal.docx
+++ b/02 - Documentação/Documento Principal.docx
@@ -292,27 +292,7 @@
           <w:sz w:val="22"/>
           <w:szCs w:val="22"/>
         </w:rPr>
-        <w:t xml:space="preserve">Prof. Giuliano </w:t>
-      </w:r>
-      <w:proofErr w:type="spellStart"/>
-      <w:r>
-        <w:rPr>
-          <w:rFonts w:ascii="Arial" w:eastAsia="Arial" w:hAnsi="Arial" w:cs="Arial"/>
-          <w:color w:val="FFFFFF"/>
-          <w:sz w:val="22"/>
-          <w:szCs w:val="22"/>
-        </w:rPr>
-        <w:t>Lanes</w:t>
-      </w:r>
-      <w:proofErr w:type="spellEnd"/>
-      <w:r>
-        <w:rPr>
-          <w:rFonts w:ascii="Arial" w:eastAsia="Arial" w:hAnsi="Arial" w:cs="Arial"/>
-          <w:color w:val="FFFFFF"/>
-          <w:sz w:val="22"/>
-          <w:szCs w:val="22"/>
-        </w:rPr>
-        <w:t xml:space="preserve"> de Almeida, Esp.</w:t>
+        <w:t>Prof. Giuliano Lanes de Almeida, Esp.</w:t>
       </w:r>
     </w:p>
     <w:p>
@@ -329,47 +309,7 @@
           <w:sz w:val="22"/>
           <w:szCs w:val="22"/>
         </w:rPr>
-        <w:t xml:space="preserve">Profa. Luciane </w:t>
-      </w:r>
-      <w:proofErr w:type="spellStart"/>
-      <w:r>
-        <w:rPr>
-          <w:rFonts w:ascii="Arial" w:eastAsia="Arial" w:hAnsi="Arial" w:cs="Arial"/>
-          <w:color w:val="FFFFFF"/>
-          <w:sz w:val="22"/>
-          <w:szCs w:val="22"/>
-        </w:rPr>
-        <w:t>Yanase</w:t>
-      </w:r>
-      <w:proofErr w:type="spellEnd"/>
-      <w:r>
-        <w:rPr>
-          <w:rFonts w:ascii="Arial" w:eastAsia="Arial" w:hAnsi="Arial" w:cs="Arial"/>
-          <w:color w:val="FFFFFF"/>
-          <w:sz w:val="22"/>
-          <w:szCs w:val="22"/>
-        </w:rPr>
-        <w:t xml:space="preserve"> </w:t>
-      </w:r>
-      <w:proofErr w:type="spellStart"/>
-      <w:r>
-        <w:rPr>
-          <w:rFonts w:ascii="Arial" w:eastAsia="Arial" w:hAnsi="Arial" w:cs="Arial"/>
-          <w:color w:val="FFFFFF"/>
-          <w:sz w:val="22"/>
-          <w:szCs w:val="22"/>
-        </w:rPr>
-        <w:t>Hibara</w:t>
-      </w:r>
-      <w:proofErr w:type="spellEnd"/>
-      <w:r>
-        <w:rPr>
-          <w:rFonts w:ascii="Arial" w:eastAsia="Arial" w:hAnsi="Arial" w:cs="Arial"/>
-          <w:color w:val="FFFFFF"/>
-          <w:sz w:val="22"/>
-          <w:szCs w:val="22"/>
-        </w:rPr>
-        <w:t xml:space="preserve"> Kanashiro, Me.</w:t>
+        <w:t>Profa. Luciane Yanase Hibara Kanashiro, Me.</w:t>
       </w:r>
     </w:p>
     <w:p>
@@ -1611,6 +1551,7 @@
           <w:rFonts w:asciiTheme="minorHAnsi" w:hAnsiTheme="minorHAnsi"/>
           <w:i/>
           <w:iCs/>
+          <w:u w:val="single"/>
         </w:rPr>
       </w:pPr>
       <w:r>
@@ -1751,6 +1692,14 @@
         </w:rPr>
         <w:t>RF001 - Acesso à aplicação. Home em resolução mobile</w:t>
       </w:r>
+      <w:r>
+        <w:rPr>
+          <w:rFonts w:asciiTheme="minorHAnsi" w:hAnsiTheme="minorHAnsi"/>
+          <w:i/>
+          <w:iCs/>
+        </w:rPr>
+        <w:t>.</w:t>
+      </w:r>
     </w:p>
     <w:p>
       <w:pPr>
@@ -1874,18 +1823,8 @@
           <w:i/>
           <w:iCs/>
         </w:rPr>
-        <w:t xml:space="preserve">RF002 - Realizar </w:t>
-      </w:r>
-      <w:proofErr w:type="spellStart"/>
-      <w:r>
-        <w:rPr>
-          <w:rFonts w:asciiTheme="minorHAnsi" w:hAnsiTheme="minorHAnsi"/>
-          <w:i/>
-          <w:iCs/>
-        </w:rPr>
-        <w:t>pedido_Botão_FinalizarPedido</w:t>
-      </w:r>
-      <w:proofErr w:type="spellEnd"/>
+        <w:t>RF002 - Realizar pedido_Botão_FinalizarPedido</w:t>
+      </w:r>
       <w:r>
         <w:rPr>
           <w:rFonts w:asciiTheme="minorHAnsi" w:hAnsiTheme="minorHAnsi"/>
@@ -2578,15 +2517,7 @@
       </w:pPr>
       <w:r>
         <w:lastRenderedPageBreak/>
-        <w:t>O Raízes App utiliza uma arquitetura dividida em três componentes principais: Front-</w:t>
-      </w:r>
-      <w:proofErr w:type="spellStart"/>
-      <w:r>
-        <w:t>end</w:t>
-      </w:r>
-      <w:proofErr w:type="spellEnd"/>
-      <w:r>
-        <w:t>, API e banco de dados. Essa organização permite separar a interface apresentada ao usuário das regras de processamento e do armazenamento das informações.</w:t>
+        <w:t>O Raízes App utiliza uma arquitetura dividida em três componentes principais: Front-end, API e banco de dados. Essa organização permite separar a interface apresentada ao usuário das regras de processamento e do armazenamento das informações.</w:t>
       </w:r>
     </w:p>
     <w:p>
@@ -2605,27 +2536,10 @@
           <w:b/>
           <w:bCs/>
         </w:rPr>
-        <w:t>Front-</w:t>
-      </w:r>
-      <w:proofErr w:type="spellStart"/>
-      <w:r>
-        <w:rPr>
-          <w:b/>
-          <w:bCs/>
-        </w:rPr>
-        <w:t>end</w:t>
-      </w:r>
-      <w:proofErr w:type="spellEnd"/>
-      <w:r>
-        <w:t xml:space="preserve"> foi desenvolvido com HTML, CSS e </w:t>
-      </w:r>
-      <w:proofErr w:type="spellStart"/>
-      <w:r>
-        <w:t>JavaScript</w:t>
-      </w:r>
-      <w:proofErr w:type="spellEnd"/>
-      <w:r>
-        <w:t>, sendo responsável pela apresentação das telas e pela interação com o cliente durante o processo de realização do pedido.</w:t>
+        <w:t>Front-end</w:t>
+      </w:r>
+      <w:r>
+        <w:t xml:space="preserve"> foi desenvolvido com HTML, CSS e JavaScript, sendo responsável pela apresentação das telas e pela interação com o cliente durante o processo de realização do pedido.</w:t>
       </w:r>
     </w:p>
     <w:p>
@@ -2647,15 +2561,7 @@
         <w:t>API</w:t>
       </w:r>
       <w:r>
-        <w:t xml:space="preserve"> foi desenvolvida em Python, utilizando o framework </w:t>
-      </w:r>
-      <w:proofErr w:type="spellStart"/>
-      <w:r>
-        <w:t>Flask</w:t>
-      </w:r>
-      <w:proofErr w:type="spellEnd"/>
-      <w:r>
-        <w:t>. Sua função é receber as requisições realizadas pela aplicação web, validar os dados e realizar as operações necessárias no banco de dados.</w:t>
+        <w:t xml:space="preserve"> foi desenvolvida em Python, utilizando o framework Flask. Sua função é receber as requisições realizadas pela aplicação web, validar os dados e realizar as operações necessárias no banco de dados.</w:t>
       </w:r>
     </w:p>
     <w:p>
@@ -2741,21 +2647,12 @@
           <w:numId w:val="3"/>
         </w:numPr>
       </w:pPr>
-      <w:proofErr w:type="spellStart"/>
-      <w:r>
-        <w:rPr>
-          <w:b/>
-          <w:bCs/>
-        </w:rPr>
-        <w:t>JavaScript</w:t>
-      </w:r>
-      <w:proofErr w:type="spellEnd"/>
-      <w:r>
-        <w:rPr>
-          <w:b/>
-          <w:bCs/>
-        </w:rPr>
-        <w:t>:</w:t>
+      <w:r>
+        <w:rPr>
+          <w:b/>
+          <w:bCs/>
+        </w:rPr>
+        <w:t>JavaScript:</w:t>
       </w:r>
       <w:r>
         <w:t xml:space="preserve"> implementação das interações e comunicação com a API.</w:t>
@@ -2773,23 +2670,7 @@
           <w:b/>
           <w:bCs/>
         </w:rPr>
-        <w:t xml:space="preserve">Python e </w:t>
-      </w:r>
-      <w:proofErr w:type="spellStart"/>
-      <w:r>
-        <w:rPr>
-          <w:b/>
-          <w:bCs/>
-        </w:rPr>
-        <w:t>Flask</w:t>
-      </w:r>
-      <w:proofErr w:type="spellEnd"/>
-      <w:r>
-        <w:rPr>
-          <w:b/>
-          <w:bCs/>
-        </w:rPr>
-        <w:t>:</w:t>
+        <w:t>Python e Flask:</w:t>
       </w:r>
       <w:r>
         <w:t xml:space="preserve"> desenvolvimento da API.</w:t>
@@ -2802,21 +2683,12 @@
           <w:numId w:val="3"/>
         </w:numPr>
       </w:pPr>
-      <w:proofErr w:type="spellStart"/>
-      <w:r>
-        <w:rPr>
-          <w:b/>
-          <w:bCs/>
-        </w:rPr>
-        <w:t>Flask</w:t>
-      </w:r>
-      <w:proofErr w:type="spellEnd"/>
-      <w:r>
-        <w:rPr>
-          <w:b/>
-          <w:bCs/>
-        </w:rPr>
-        <w:t>-CORS:</w:t>
+      <w:r>
+        <w:rPr>
+          <w:b/>
+          <w:bCs/>
+        </w:rPr>
+        <w:t>Flask-CORS:</w:t>
       </w:r>
       <w:r>
         <w:t xml:space="preserve"> configuração do acesso entre a aplicação web e a API.</w:t>
@@ -2829,21 +2701,12 @@
           <w:numId w:val="3"/>
         </w:numPr>
       </w:pPr>
-      <w:proofErr w:type="spellStart"/>
-      <w:r>
-        <w:rPr>
-          <w:b/>
-          <w:bCs/>
-        </w:rPr>
-        <w:t>PyODBC</w:t>
-      </w:r>
-      <w:proofErr w:type="spellEnd"/>
-      <w:r>
-        <w:rPr>
-          <w:b/>
-          <w:bCs/>
-        </w:rPr>
-        <w:t>:</w:t>
+      <w:r>
+        <w:rPr>
+          <w:b/>
+          <w:bCs/>
+        </w:rPr>
+        <w:t>PyODBC:</w:t>
       </w:r>
       <w:r>
         <w:t xml:space="preserve"> comunicação entre a API e o banco de dados.</w:t>
@@ -2874,21 +2737,12 @@
           <w:numId w:val="3"/>
         </w:numPr>
       </w:pPr>
-      <w:proofErr w:type="spellStart"/>
-      <w:r>
-        <w:rPr>
-          <w:b/>
-          <w:bCs/>
-        </w:rPr>
-        <w:t>Git</w:t>
-      </w:r>
-      <w:proofErr w:type="spellEnd"/>
-      <w:r>
-        <w:rPr>
-          <w:b/>
-          <w:bCs/>
-        </w:rPr>
-        <w:t xml:space="preserve"> e GitHub:</w:t>
+      <w:r>
+        <w:rPr>
+          <w:b/>
+          <w:bCs/>
+        </w:rPr>
+        <w:t>Git e GitHub:</w:t>
       </w:r>
       <w:r>
         <w:t xml:space="preserve"> versionamento e disponibilização do código-fonte.</w:t>
@@ -2942,7 +2796,6 @@
           <w:numId w:val="4"/>
         </w:numPr>
       </w:pPr>
-      <w:proofErr w:type="spellStart"/>
       <w:r>
         <w:rPr>
           <w:b/>
@@ -2964,7 +2817,6 @@
         </w:rPr>
         <w:t>rio</w:t>
       </w:r>
-      <w:proofErr w:type="spellEnd"/>
       <w:r>
         <w:rPr>
           <w:b/>
@@ -3037,21 +2889,12 @@
           <w:numId w:val="4"/>
         </w:numPr>
       </w:pPr>
-      <w:proofErr w:type="spellStart"/>
-      <w:r>
-        <w:rPr>
-          <w:b/>
-          <w:bCs/>
-        </w:rPr>
-        <w:t>ItemPedido</w:t>
-      </w:r>
-      <w:proofErr w:type="spellEnd"/>
-      <w:r>
-        <w:rPr>
-          <w:b/>
-          <w:bCs/>
-        </w:rPr>
-        <w:t>:</w:t>
+      <w:r>
+        <w:rPr>
+          <w:b/>
+          <w:bCs/>
+        </w:rPr>
+        <w:t>ItemPedido:</w:t>
       </w:r>
       <w:r>
         <w:t xml:space="preserve"> registra os produtos que compõem cada pedido, suas quantidades e preços unitários.</w:t>
@@ -3090,23 +2933,7 @@
         </w:numPr>
       </w:pPr>
       <w:r>
-        <w:t>Durante a execução local, o Front-</w:t>
-      </w:r>
-      <w:proofErr w:type="spellStart"/>
-      <w:r>
-        <w:t>end</w:t>
-      </w:r>
-      <w:proofErr w:type="spellEnd"/>
-      <w:r>
-        <w:t xml:space="preserve"> envia requisições à API </w:t>
-      </w:r>
-      <w:proofErr w:type="spellStart"/>
-      <w:r>
-        <w:t>Flask</w:t>
-      </w:r>
-      <w:proofErr w:type="spellEnd"/>
-      <w:r>
-        <w:t>. A API processa as solicitações, realiza as validações necessárias e acessa o banco de dados SQL Server para consultar ou registrar informações.</w:t>
+        <w:t>Durante a execução local, o Front-end envia requisições à API Flask. A API processa as solicitações, realiza as validações necessárias e acessa o banco de dados SQL Server para consultar ou registrar informações.</w:t>
       </w:r>
     </w:p>
     <w:p>
@@ -3130,15 +2957,7 @@
         </w:numPr>
       </w:pPr>
       <w:r>
-        <w:t>A publicação do Front-</w:t>
-      </w:r>
-      <w:proofErr w:type="spellStart"/>
-      <w:r>
-        <w:t>end</w:t>
-      </w:r>
-      <w:proofErr w:type="spellEnd"/>
-      <w:r>
-        <w:t xml:space="preserve"> no GitHub Pages permite visualizar a interface pela internet. Entretanto, a API e o banco de dados permanecem configurados para execução local, de modo que a operação completa do sistema depende da execução desses componentes no ambiente de desenvolvimento.</w:t>
+        <w:t>A publicação do Front-end no GitHub Pages permite visualizar a interface pela internet. Entretanto, a API e o banco de dados permanecem configurados para execução local, de modo que a operação completa do sistema depende da execução desses componentes no ambiente de desenvolvimento.</w:t>
       </w:r>
       <w:r>
         <w:t xml:space="preserve"> </w:t>
@@ -3190,18 +3009,9 @@
           <w:b/>
           <w:bCs/>
         </w:rPr>
-        <w:t>5.1 Desenvolvimento do Front-</w:t>
-      </w:r>
-      <w:proofErr w:type="spellStart"/>
-      <w:r>
-        <w:rPr>
-          <w:b/>
-          <w:bCs/>
-        </w:rPr>
-        <w:t>end</w:t>
+        <w:t>5.1 Desenvolvimento do Front-end</w:t>
       </w:r>
       <w:bookmarkEnd w:id="14"/>
-      <w:proofErr w:type="spellEnd"/>
     </w:p>
     <w:p>
       <w:pPr>
@@ -3212,23 +3022,7 @@
         </w:numPr>
       </w:pPr>
       <w:r>
-        <w:t>O Front-</w:t>
-      </w:r>
-      <w:proofErr w:type="spellStart"/>
-      <w:r>
-        <w:t>end</w:t>
-      </w:r>
-      <w:proofErr w:type="spellEnd"/>
-      <w:r>
-        <w:t xml:space="preserve"> do Raízes App foi desenvolvido utilizando HTML, CSS e </w:t>
-      </w:r>
-      <w:proofErr w:type="spellStart"/>
-      <w:r>
-        <w:t>JavaScript</w:t>
-      </w:r>
-      <w:proofErr w:type="spellEnd"/>
-      <w:r>
-        <w:t>. A interface permite que o cliente acesse a página inicial, selecione uma unidade, consulte o cardápio, visualize os produtos e organize seu pedido.</w:t>
+        <w:t>O Front-end do Raízes App foi desenvolvido utilizando HTML, CSS e JavaScript. A interface permite que o cliente acesse a página inicial, selecione uma unidade, consulte o cardápio, visualize os produtos e organize seu pedido.</w:t>
       </w:r>
     </w:p>
     <w:p>
@@ -3270,23 +3064,7 @@
         </w:numPr>
       </w:pPr>
       <w:r>
-        <w:t xml:space="preserve">A API foi desenvolvida em Python, utilizando o framework </w:t>
-      </w:r>
-      <w:proofErr w:type="spellStart"/>
-      <w:r>
-        <w:t>Flask</w:t>
-      </w:r>
-      <w:proofErr w:type="spellEnd"/>
-      <w:r>
-        <w:t>, e é responsável por intermediar a comunicação entre o Front-</w:t>
-      </w:r>
-      <w:proofErr w:type="spellStart"/>
-      <w:r>
-        <w:t>end</w:t>
-      </w:r>
-      <w:proofErr w:type="spellEnd"/>
-      <w:r>
-        <w:t xml:space="preserve"> e o banco de dados.</w:t>
+        <w:t>A API foi desenvolvida em Python, utilizando o framework Flask, e é responsável por intermediar a comunicação entre o Front-end e o banco de dados.</w:t>
       </w:r>
     </w:p>
     <w:p>
@@ -3712,38 +3490,7 @@
           <w:sz w:val="22"/>
           <w:szCs w:val="22"/>
         </w:rPr>
-        <w:t xml:space="preserve">CT002 </w:t>
-      </w:r>
-      <w:proofErr w:type="gramStart"/>
-      <w:r>
-        <w:rPr>
-          <w:i/>
-          <w:iCs/>
-          <w:sz w:val="22"/>
-          <w:szCs w:val="22"/>
-        </w:rPr>
-        <w:t xml:space="preserve">–  </w:t>
-      </w:r>
-      <w:proofErr w:type="spellStart"/>
-      <w:r>
-        <w:rPr>
-          <w:i/>
-          <w:iCs/>
-          <w:sz w:val="22"/>
-          <w:szCs w:val="22"/>
-        </w:rPr>
-        <w:t>IdUnidade</w:t>
-      </w:r>
-      <w:proofErr w:type="spellEnd"/>
-      <w:proofErr w:type="gramEnd"/>
-      <w:r>
-        <w:rPr>
-          <w:i/>
-          <w:iCs/>
-          <w:sz w:val="22"/>
-          <w:szCs w:val="22"/>
-        </w:rPr>
-        <w:t xml:space="preserve"> Obrigatório</w:t>
+        <w:t>CT002 –  IdUnidade Obrigatório</w:t>
       </w:r>
       <w:r>
         <w:rPr>
@@ -5560,6 +5307,15 @@
           <w:sz w:val="22"/>
           <w:szCs w:val="22"/>
         </w:rPr>
+        <w:t>.</w:t>
+      </w:r>
+      <w:r>
+        <w:rPr>
+          <w:i/>
+          <w:iCs/>
+          <w:sz w:val="22"/>
+          <w:szCs w:val="22"/>
+        </w:rPr>
         <w:br/>
       </w:r>
     </w:p>
@@ -5632,63 +5388,7 @@
         </w:rPr>
         <w:lastRenderedPageBreak/>
         <w:drawing>
-          <wp:inline distT="0" distB="0" distL="0" distR="0" wp14:anchorId="1597E762" wp14:editId="3445AD2A">
-            <wp:extent cx="4152900" cy="2613660"/>
-            <wp:effectExtent l="0" t="0" r="0" b="0"/>
-            <wp:docPr id="1693441331" name="Imagem 9"/>
-            <wp:cNvGraphicFramePr>
-              <a:graphicFrameLocks xmlns:a="http://schemas.openxmlformats.org/drawingml/2006/main" noChangeAspect="1"/>
-            </wp:cNvGraphicFramePr>
-            <a:graphic xmlns:a="http://schemas.openxmlformats.org/drawingml/2006/main">
-              <a:graphicData uri="http://schemas.openxmlformats.org/drawingml/2006/picture">
-                <pic:pic xmlns:pic="http://schemas.openxmlformats.org/drawingml/2006/picture">
-                  <pic:nvPicPr>
-                    <pic:cNvPr id="0" name="Picture 10"/>
-                    <pic:cNvPicPr>
-                      <a:picLocks noChangeAspect="1" noChangeArrowheads="1"/>
-                    </pic:cNvPicPr>
-                  </pic:nvPicPr>
-                  <pic:blipFill>
-                    <a:blip r:embed="rId30">
-                      <a:extLst>
-                        <a:ext uri="{28A0092B-C50C-407E-A947-70E740481C1C}">
-                          <a14:useLocalDpi xmlns:a14="http://schemas.microsoft.com/office/drawing/2010/main" val="0"/>
-                        </a:ext>
-                      </a:extLst>
-                    </a:blip>
-                    <a:srcRect/>
-                    <a:stretch>
-                      <a:fillRect/>
-                    </a:stretch>
-                  </pic:blipFill>
-                  <pic:spPr bwMode="auto">
-                    <a:xfrm>
-                      <a:off x="0" y="0"/>
-                      <a:ext cx="4152900" cy="2613660"/>
-                    </a:xfrm>
-                    <a:prstGeom prst="rect">
-                      <a:avLst/>
-                    </a:prstGeom>
-                    <a:noFill/>
-                    <a:ln>
-                      <a:noFill/>
-                    </a:ln>
-                  </pic:spPr>
-                </pic:pic>
-              </a:graphicData>
-            </a:graphic>
-          </wp:inline>
-        </w:drawing>
-      </w:r>
-      <w:r>
-        <w:br/>
-      </w:r>
-      <w:r>
-        <w:rPr>
-          <w:noProof/>
-        </w:rPr>
-        <w:drawing>
-          <wp:inline distT="0" distB="0" distL="0" distR="0" wp14:anchorId="362FEC82" wp14:editId="18E00173">
+          <wp:inline distT="0" distB="0" distL="0" distR="0" wp14:anchorId="033802D0" wp14:editId="16D0851C">
             <wp:extent cx="4937760" cy="2987040"/>
             <wp:effectExtent l="0" t="0" r="0" b="3810"/>
             <wp:docPr id="1200638035" name="Imagem 10"/>
@@ -5705,7 +5405,7 @@
                     </pic:cNvPicPr>
                   </pic:nvPicPr>
                   <pic:blipFill>
-                    <a:blip r:embed="rId31">
+                    <a:blip r:embed="rId30">
                       <a:extLst>
                         <a:ext uri="{28A0092B-C50C-407E-A947-70E740481C1C}">
                           <a14:useLocalDpi xmlns:a14="http://schemas.microsoft.com/office/drawing/2010/main" val="0"/>
@@ -5741,8 +5441,114 @@
       </w:r>
       <w:r>
         <w:rPr>
+          <w:i/>
+          <w:iCs/>
+        </w:rPr>
+        <w:t>Fluxo_Pedido_Gravado_Banco</w:t>
+      </w:r>
+      <w:r>
+        <w:t>.</w:t>
+      </w:r>
+      <w:r>
+        <w:br/>
+      </w:r>
+    </w:p>
+    <w:p>
+      <w:pPr>
+        <w:pStyle w:val="PargrafodaLista"/>
+      </w:pPr>
+      <w:r>
+        <w:rPr>
           <w:noProof/>
         </w:rPr>
+        <w:drawing>
+          <wp:inline distT="0" distB="0" distL="0" distR="0" wp14:anchorId="1F976FF9" wp14:editId="2EDB0109">
+            <wp:extent cx="4739640" cy="2994660"/>
+            <wp:effectExtent l="0" t="0" r="3810" b="0"/>
+            <wp:docPr id="653103101" name="Imagem 2"/>
+            <wp:cNvGraphicFramePr>
+              <a:graphicFrameLocks xmlns:a="http://schemas.openxmlformats.org/drawingml/2006/main" noChangeAspect="1"/>
+            </wp:cNvGraphicFramePr>
+            <a:graphic xmlns:a="http://schemas.openxmlformats.org/drawingml/2006/main">
+              <a:graphicData uri="http://schemas.openxmlformats.org/drawingml/2006/picture">
+                <pic:pic xmlns:pic="http://schemas.openxmlformats.org/drawingml/2006/picture">
+                  <pic:nvPicPr>
+                    <pic:cNvPr id="0" name="Picture 2"/>
+                    <pic:cNvPicPr>
+                      <a:picLocks noChangeAspect="1" noChangeArrowheads="1"/>
+                    </pic:cNvPicPr>
+                  </pic:nvPicPr>
+                  <pic:blipFill>
+                    <a:blip r:embed="rId31">
+                      <a:extLst>
+                        <a:ext uri="{28A0092B-C50C-407E-A947-70E740481C1C}">
+                          <a14:useLocalDpi xmlns:a14="http://schemas.microsoft.com/office/drawing/2010/main" val="0"/>
+                        </a:ext>
+                      </a:extLst>
+                    </a:blip>
+                    <a:srcRect/>
+                    <a:stretch>
+                      <a:fillRect/>
+                    </a:stretch>
+                  </pic:blipFill>
+                  <pic:spPr bwMode="auto">
+                    <a:xfrm>
+                      <a:off x="0" y="0"/>
+                      <a:ext cx="4739640" cy="2994660"/>
+                    </a:xfrm>
+                    <a:prstGeom prst="rect">
+                      <a:avLst/>
+                    </a:prstGeom>
+                    <a:noFill/>
+                    <a:ln>
+                      <a:noFill/>
+                    </a:ln>
+                  </pic:spPr>
+                </pic:pic>
+              </a:graphicData>
+            </a:graphic>
+          </wp:inline>
+        </w:drawing>
+      </w:r>
+      <w:r>
+        <w:br/>
+      </w:r>
+      <w:r>
+        <w:rPr>
+          <w:i/>
+          <w:iCs/>
+        </w:rPr>
+        <w:t>Fluxo_ItemPedido_Gravado_Banco</w:t>
+      </w:r>
+      <w:r>
+        <w:rPr>
+          <w:i/>
+          <w:iCs/>
+        </w:rPr>
+        <w:t>.</w:t>
+      </w:r>
+      <w:r>
+        <w:br/>
+      </w:r>
+      <w:r>
+        <w:br/>
+      </w:r>
+    </w:p>
+    <w:p>
+      <w:pPr>
+        <w:pStyle w:val="PargrafodaLista"/>
+      </w:pPr>
+      <w:r>
+        <w:br/>
+      </w:r>
+      <w:r>
+        <w:br/>
+      </w:r>
+      <w:r>
+        <w:rPr>
+          <w:noProof/>
+        </w:rPr>
+        <w:lastRenderedPageBreak/>
         <w:drawing>
           <wp:inline distT="0" distB="0" distL="0" distR="0" wp14:anchorId="54FFFB6E" wp14:editId="237619B9">
             <wp:extent cx="5394960" cy="1844040"/>
@@ -5797,14 +5603,35 @@
       </w:r>
       <w:r>
         <w:rPr>
+          <w:i/>
+          <w:iCs/>
+        </w:rPr>
+        <w:t>Fluxo_Pedido_Vazio_Bloqueado</w:t>
+      </w:r>
+      <w:r>
+        <w:rPr>
+          <w:i/>
+          <w:iCs/>
+        </w:rPr>
+        <w:t>.</w:t>
+      </w:r>
+    </w:p>
+    <w:p>
+      <w:pPr>
+        <w:pStyle w:val="PargrafodaLista"/>
+      </w:pPr>
+      <w:r>
+        <w:br/>
+      </w:r>
+      <w:r>
+        <w:rPr>
           <w:noProof/>
         </w:rPr>
-        <w:lastRenderedPageBreak/>
         <w:drawing>
-          <wp:inline distT="0" distB="0" distL="0" distR="0" wp14:anchorId="7643039E" wp14:editId="0B81BAB2">
-            <wp:extent cx="4937760" cy="2987040"/>
-            <wp:effectExtent l="0" t="0" r="0" b="3810"/>
-            <wp:docPr id="642656638" name="Imagem 12"/>
+          <wp:inline distT="0" distB="0" distL="0" distR="0" wp14:anchorId="0677A656" wp14:editId="20A30F88">
+            <wp:extent cx="5303520" cy="2743200"/>
+            <wp:effectExtent l="0" t="0" r="0" b="0"/>
+            <wp:docPr id="1759160327" name="Imagem 3"/>
             <wp:cNvGraphicFramePr>
               <a:graphicFrameLocks xmlns:a="http://schemas.openxmlformats.org/drawingml/2006/main" noChangeAspect="1"/>
             </wp:cNvGraphicFramePr>
@@ -5812,13 +5639,13 @@
               <a:graphicData uri="http://schemas.openxmlformats.org/drawingml/2006/picture">
                 <pic:pic xmlns:pic="http://schemas.openxmlformats.org/drawingml/2006/picture">
                   <pic:nvPicPr>
-                    <pic:cNvPr id="0" name="Picture 13"/>
+                    <pic:cNvPr id="0" name="Picture 3"/>
                     <pic:cNvPicPr>
                       <a:picLocks noChangeAspect="1" noChangeArrowheads="1"/>
                     </pic:cNvPicPr>
                   </pic:nvPicPr>
                   <pic:blipFill>
-                    <a:blip r:embed="rId31">
+                    <a:blip r:embed="rId33">
                       <a:extLst>
                         <a:ext uri="{28A0092B-C50C-407E-A947-70E740481C1C}">
                           <a14:useLocalDpi xmlns:a14="http://schemas.microsoft.com/office/drawing/2010/main" val="0"/>
@@ -5833,7 +5660,7 @@
                   <pic:spPr bwMode="auto">
                     <a:xfrm>
                       <a:off x="0" y="0"/>
-                      <a:ext cx="4937760" cy="2987040"/>
+                      <a:ext cx="5303520" cy="2743200"/>
                     </a:xfrm>
                     <a:prstGeom prst="rect">
                       <a:avLst/>
@@ -5852,6 +5679,16 @@
       <w:r>
         <w:br/>
       </w:r>
+      <w:r>
+        <w:rPr>
+          <w:i/>
+          <w:iCs/>
+        </w:rPr>
+        <w:t>Fluxo_Pedido_Vazio_Nao_Gravado_Banco.</w:t>
+      </w:r>
+      <w:r>
+        <w:br/>
+      </w:r>
     </w:p>
     <w:p>
       <w:pPr>
@@ -5940,7 +5777,11 @@
         </w:numPr>
       </w:pPr>
       <w:r>
-        <w:t>Os testes realizados concentraram-se nas funcionalidades implementadas e nos cenários validados durante o desenvolvimento local. Testes abrangentes de desempenho, disponibilidade, segurança e comportamento sob grande volume de acessos não foram considerados concluídos apenas com essas verificações.</w:t>
+        <w:t xml:space="preserve">Os testes realizados concentraram-se nas funcionalidades implementadas e nos cenários validados durante o desenvolvimento local. Testes abrangentes de desempenho, disponibilidade, segurança e </w:t>
+      </w:r>
+      <w:r>
+        <w:lastRenderedPageBreak/>
+        <w:t>comportamento sob grande volume de acessos não foram considerados concluídos apenas com essas verificações.</w:t>
       </w:r>
     </w:p>
     <w:p>
@@ -5987,15 +5828,7 @@
         <w:ind w:left="708"/>
       </w:pPr>
       <w:r>
-        <w:t>A aplicação Raízes do Nordeste foi desenvolvida utilizando uma arquitetura composta por Front-</w:t>
-      </w:r>
-      <w:proofErr w:type="spellStart"/>
-      <w:r>
-        <w:t>end</w:t>
-      </w:r>
-      <w:proofErr w:type="spellEnd"/>
-      <w:r>
-        <w:t>, API e banco de dados, permitindo a separação das responsabilidades entre as diferentes camadas do sistema.</w:t>
+        <w:t>A aplicação Raízes do Nordeste foi desenvolvida utilizando uma arquitetura composta por Front-end, API e banco de dados, permitindo a separação das responsabilidades entre as diferentes camadas do sistema.</w:t>
       </w:r>
     </w:p>
     <w:p>
@@ -6007,29 +5840,12 @@
           <w:b/>
           <w:bCs/>
         </w:rPr>
-        <w:lastRenderedPageBreak/>
-        <w:t>Acesso ao front-</w:t>
-      </w:r>
-      <w:proofErr w:type="spellStart"/>
-      <w:r>
-        <w:rPr>
-          <w:b/>
-          <w:bCs/>
-        </w:rPr>
-        <w:t>end</w:t>
-      </w:r>
-      <w:proofErr w:type="spellEnd"/>
-      <w:r>
-        <w:rPr>
-          <w:b/>
-          <w:bCs/>
-        </w:rPr>
-        <w:t>:</w:t>
+        <w:t>Acesso ao front-end:</w:t>
       </w:r>
       <w:r>
         <w:br/>
       </w:r>
-      <w:hyperlink r:id="rId33" w:history="1">
+      <w:hyperlink r:id="rId34" w:history="1">
         <w:r>
           <w:rPr>
             <w:rStyle w:val="Hyperlink"/>
@@ -6052,7 +5868,7 @@
       <w:r>
         <w:br/>
       </w:r>
-      <w:hyperlink r:id="rId34" w:history="1">
+      <w:hyperlink r:id="rId35" w:history="1">
         <w:r>
           <w:rPr>
             <w:rStyle w:val="Hyperlink"/>
@@ -6070,28 +5886,12 @@
           <w:b/>
           <w:bCs/>
         </w:rPr>
-        <w:t xml:space="preserve">Protótipo da interface no </w:t>
-      </w:r>
-      <w:proofErr w:type="spellStart"/>
-      <w:r>
-        <w:rPr>
-          <w:b/>
-          <w:bCs/>
-        </w:rPr>
-        <w:t>Figma</w:t>
-      </w:r>
-      <w:proofErr w:type="spellEnd"/>
-      <w:r>
-        <w:rPr>
-          <w:b/>
-          <w:bCs/>
-        </w:rPr>
-        <w:t>:</w:t>
+        <w:t>Protótipo da interface no Figma:</w:t>
       </w:r>
       <w:r>
         <w:br/>
       </w:r>
-      <w:hyperlink r:id="rId35" w:history="1">
+      <w:hyperlink r:id="rId36" w:history="1">
         <w:r>
           <w:rPr>
             <w:rStyle w:val="Hyperlink"/>
@@ -6108,15 +5908,7 @@
         </w:rPr>
       </w:pPr>
       <w:r>
-        <w:t xml:space="preserve">O protótipo foi elaborado no </w:t>
-      </w:r>
-      <w:proofErr w:type="spellStart"/>
-      <w:r>
-        <w:t>Figma</w:t>
-      </w:r>
-      <w:proofErr w:type="spellEnd"/>
-      <w:r>
-        <w:t xml:space="preserve"> para apoiar o planejamento visual da aplicação e a organização das telas e dos fluxos de navegação do Raízes App. Ele permite consultar a proposta visual desenvolvida durante a etapa de prototipação.</w:t>
+        <w:t>O protótipo foi elaborado no Figma para apoiar o planejamento visual da aplicação e a organização das telas e dos fluxos de navegação do Raízes App. Ele permite consultar a proposta visual desenvolvida durante a etapa de prototipação.</w:t>
       </w:r>
     </w:p>
     <w:p>
@@ -6124,23 +5916,7 @@
         <w:ind w:left="708"/>
       </w:pPr>
       <w:r>
-        <w:t>O Front-</w:t>
-      </w:r>
-      <w:proofErr w:type="spellStart"/>
-      <w:r>
-        <w:t>end</w:t>
-      </w:r>
-      <w:proofErr w:type="spellEnd"/>
-      <w:r>
-        <w:t xml:space="preserve"> foi desenvolvido utilizando HTML, CSS e </w:t>
-      </w:r>
-      <w:proofErr w:type="spellStart"/>
-      <w:r>
-        <w:t>JavaScript</w:t>
-      </w:r>
-      <w:proofErr w:type="spellEnd"/>
-      <w:r>
-        <w:t xml:space="preserve">, sendo disponibilizado por meio do GitHub Pages. O código-fonte completo do projeto também foi disponibilizado em um repositório público no GitHub, contendo os arquivos relacionados à </w:t>
+        <w:t xml:space="preserve">O Front-end foi desenvolvido utilizando HTML, CSS e JavaScript, sendo disponibilizado por meio do GitHub Pages. O código-fonte completo do projeto também foi disponibilizado em um repositório público no GitHub, contendo os arquivos relacionados à </w:t>
       </w:r>
       <w:r>
         <w:rPr>
@@ -6149,15 +5925,7 @@
         <w:t>documentação</w:t>
       </w:r>
       <w:r>
-        <w:t>, requisitos, protótipos, banco de dados, API, Front-</w:t>
-      </w:r>
-      <w:proofErr w:type="spellStart"/>
-      <w:r>
-        <w:t>end</w:t>
-      </w:r>
-      <w:proofErr w:type="spellEnd"/>
-      <w:r>
-        <w:t>, testes e evidências.</w:t>
+        <w:t>, requisitos, protótipos, banco de dados, API, Front-end, testes e evidências.</w:t>
       </w:r>
     </w:p>
     <w:p>
@@ -6165,15 +5933,7 @@
         <w:ind w:left="708"/>
       </w:pPr>
       <w:r>
-        <w:t xml:space="preserve">A API foi desenvolvida utilizando Python e </w:t>
-      </w:r>
-      <w:proofErr w:type="spellStart"/>
-      <w:r>
-        <w:t>Flask</w:t>
-      </w:r>
-      <w:proofErr w:type="spellEnd"/>
-      <w:r>
-        <w:t>, sendo responsável pela comunicação entre a aplicação e o banco de dados. Para o desenvolvimento e validação do sistema, a API foi executada em ambiente local.</w:t>
+        <w:t>A API foi desenvolvida utilizando Python e Flask, sendo responsável pela comunicação entre a aplicação e o banco de dados. Para o desenvolvimento e validação do sistema, a API foi executada em ambiente local.</w:t>
       </w:r>
     </w:p>
     <w:p>
@@ -6189,15 +5949,11 @@
         <w:ind w:left="708"/>
       </w:pPr>
       <w:r>
-        <w:t>Durante o desenvolvimento, a aplicação foi testada em ambiente local, permitindo validar a comunicação entre o Front-</w:t>
-      </w:r>
-      <w:proofErr w:type="spellStart"/>
-      <w:r>
-        <w:t>end</w:t>
-      </w:r>
-      <w:proofErr w:type="spellEnd"/>
-      <w:r>
-        <w:t>, a API e o banco de dados, bem como executar os testes funcionais e registrar as respectivas evidências.</w:t>
+        <w:t xml:space="preserve">Durante o desenvolvimento, a aplicação foi testada em ambiente local, permitindo validar a comunicação entre o Front-end, a API e o banco de </w:t>
+      </w:r>
+      <w:r>
+        <w:lastRenderedPageBreak/>
+        <w:t>dados, bem como executar os testes funcionais e registrar as respectivas evidências.</w:t>
       </w:r>
     </w:p>
     <w:p>
@@ -6205,15 +5961,7 @@
         <w:ind w:left="708"/>
       </w:pPr>
       <w:r>
-        <w:t xml:space="preserve">Para a disponibilização completa da aplicação em um ambiente externo, permitindo que usuários e avaliadores acessem todas as funcionalidades por meio da internet, é necessária a configuração de um ambiente de hospedagem para a API e para o banco de dados. Essa etapa envolve a disponibilização da API </w:t>
-      </w:r>
-      <w:proofErr w:type="spellStart"/>
-      <w:r>
-        <w:t>Flask</w:t>
-      </w:r>
-      <w:proofErr w:type="spellEnd"/>
-      <w:r>
-        <w:t xml:space="preserve"> em um servidor acessível externamente e a configuração do banco de dados em uma infraestrutura compatível.</w:t>
+        <w:t>Para a disponibilização completa da aplicação em um ambiente externo, permitindo que usuários e avaliadores acessem todas as funcionalidades por meio da internet, é necessária a configuração de um ambiente de hospedagem para a API e para o banco de dados. Essa etapa envolve a disponibilização da API Flask em um servidor acessível externamente e a configuração do banco de dados em uma infraestrutura compatível.</w:t>
       </w:r>
     </w:p>
     <w:p>
@@ -6221,11 +5969,7 @@
         <w:ind w:left="708"/>
       </w:pPr>
       <w:r>
-        <w:t xml:space="preserve">Dessa forma, o projeto apresenta a implementação das principais funcionalidades do sistema, além da documentação da arquitetura, dos </w:t>
-      </w:r>
-      <w:r>
-        <w:lastRenderedPageBreak/>
-        <w:t>requisitos, dos testes realizados e das condições necessárias para sua implantação em ambiente de produção.</w:t>
+        <w:t>Dessa forma, o projeto apresenta a implementação das principais funcionalidades do sistema, além da documentação da arquitetura, dos requisitos, dos testes realizados e das condições necessárias para sua implantação em ambiente de produção.</w:t>
       </w:r>
     </w:p>
     <w:p>
@@ -6284,31 +6028,7 @@
         <w:ind w:left="708"/>
       </w:pPr>
       <w:r>
-        <w:t>A integração entre o Front-</w:t>
-      </w:r>
-      <w:proofErr w:type="spellStart"/>
-      <w:r>
-        <w:t>end</w:t>
-      </w:r>
-      <w:proofErr w:type="spellEnd"/>
-      <w:r>
-        <w:t xml:space="preserve">, a API </w:t>
-      </w:r>
-      <w:proofErr w:type="spellStart"/>
-      <w:r>
-        <w:t>Flask</w:t>
-      </w:r>
-      <w:proofErr w:type="spellEnd"/>
-      <w:r>
-        <w:t xml:space="preserve"> e o banco de dados SQL Server </w:t>
-      </w:r>
-      <w:proofErr w:type="gramStart"/>
-      <w:r>
-        <w:t>foi</w:t>
-      </w:r>
-      <w:proofErr w:type="gramEnd"/>
-      <w:r>
-        <w:t xml:space="preserve"> validada em ambiente local. Entretanto, a aplicação ainda apresenta limitações, como a ausência de autenticação completa e a necessidade de disponibilizar a API e o banco de dados em um ambiente externo para permitir o funcionamento integrado pela internet.</w:t>
+        <w:t>A integração entre o Front-end, a API Flask e o banco de dados SQL Server foi validada em ambiente local. Entretanto, a aplicação ainda apresenta limitações, como a ausência de autenticação completa e a necessidade de disponibilizar a API e o banco de dados em um ambiente externo para permitir o funcionamento integrado pela internet.</w:t>
       </w:r>
     </w:p>
     <w:p>
@@ -6351,25 +6071,9 @@
         <w:ind w:left="708"/>
       </w:pPr>
       <w:r>
-        <w:t xml:space="preserve">FLASK. </w:t>
-      </w:r>
-      <w:proofErr w:type="spellStart"/>
-      <w:r>
-        <w:t>Flask</w:t>
-      </w:r>
-      <w:proofErr w:type="spellEnd"/>
-      <w:r>
-        <w:t xml:space="preserve"> </w:t>
-      </w:r>
-      <w:proofErr w:type="spellStart"/>
-      <w:r>
-        <w:t>Documentation</w:t>
-      </w:r>
-      <w:proofErr w:type="spellEnd"/>
-      <w:r>
-        <w:t xml:space="preserve">. Disponível em: </w:t>
-      </w:r>
-      <w:hyperlink r:id="rId36" w:history="1">
+        <w:t xml:space="preserve">FLASK. Flask Documentation. Disponível em: </w:t>
+      </w:r>
+      <w:hyperlink r:id="rId37" w:history="1">
         <w:r>
           <w:rPr>
             <w:rStyle w:val="Hyperlink"/>
@@ -6392,17 +6096,9 @@
         <w:ind w:left="708"/>
       </w:pPr>
       <w:r>
-        <w:t xml:space="preserve">FIGMA. </w:t>
-      </w:r>
-      <w:proofErr w:type="spellStart"/>
-      <w:r>
-        <w:t>Figma</w:t>
-      </w:r>
-      <w:proofErr w:type="spellEnd"/>
-      <w:r>
-        <w:t xml:space="preserve"> Help Center. Disponível em: </w:t>
-      </w:r>
-      <w:hyperlink r:id="rId37" w:history="1">
+        <w:t xml:space="preserve">FIGMA. Figma Help Center. Disponível em: </w:t>
+      </w:r>
+      <w:hyperlink r:id="rId38" w:history="1">
         <w:r>
           <w:rPr>
             <w:rStyle w:val="Hyperlink"/>
@@ -6427,7 +6123,7 @@
       <w:r>
         <w:t xml:space="preserve">GITHUB. GitHub Docs. Disponível em: </w:t>
       </w:r>
-      <w:hyperlink r:id="rId38" w:history="1">
+      <w:hyperlink r:id="rId39" w:history="1">
         <w:r>
           <w:rPr>
             <w:rStyle w:val="Hyperlink"/>
@@ -6444,18 +6140,9 @@
         <w:ind w:left="708"/>
       </w:pPr>
       <w:r>
-        <w:lastRenderedPageBreak/>
-        <w:t xml:space="preserve">MICROSOFT. SQL Server </w:t>
-      </w:r>
-      <w:proofErr w:type="spellStart"/>
-      <w:r>
-        <w:t>Documentation</w:t>
-      </w:r>
-      <w:proofErr w:type="spellEnd"/>
-      <w:r>
-        <w:t xml:space="preserve">. Disponível em: </w:t>
-      </w:r>
-      <w:hyperlink r:id="rId39" w:history="1">
+        <w:t xml:space="preserve">MICROSOFT. SQL Server Documentation. Disponível em: </w:t>
+      </w:r>
+      <w:hyperlink r:id="rId40" w:history="1">
         <w:r>
           <w:rPr>
             <w:rStyle w:val="Hyperlink"/>
@@ -6478,20 +6165,12 @@
         <w:ind w:left="708"/>
       </w:pPr>
       <w:r>
-        <w:t xml:space="preserve">PYTHON SOFTWARE FOUNDATION. Python </w:t>
-      </w:r>
-      <w:proofErr w:type="spellStart"/>
-      <w:r>
-        <w:t>Documentation</w:t>
-      </w:r>
-      <w:proofErr w:type="spellEnd"/>
-      <w:r>
-        <w:t xml:space="preserve">. </w:t>
+        <w:t xml:space="preserve">PYTHON SOFTWARE FOUNDATION. Python Documentation. </w:t>
       </w:r>
       <w:r>
         <w:t xml:space="preserve">Disponível em: </w:t>
       </w:r>
-      <w:hyperlink r:id="rId40" w:history="1">
+      <w:hyperlink r:id="rId41" w:history="1">
         <w:r>
           <w:rPr>
             <w:rStyle w:val="Hyperlink"/>
@@ -6614,12 +6293,12 @@
     </w:p>
     <w:p/>
     <w:sectPr>
-      <w:headerReference w:type="even" r:id="rId41"/>
-      <w:headerReference w:type="default" r:id="rId42"/>
-      <w:footerReference w:type="even" r:id="rId43"/>
-      <w:footerReference w:type="default" r:id="rId44"/>
-      <w:headerReference w:type="first" r:id="rId45"/>
-      <w:footerReference w:type="first" r:id="rId46"/>
+      <w:headerReference w:type="even" r:id="rId42"/>
+      <w:headerReference w:type="default" r:id="rId43"/>
+      <w:footerReference w:type="even" r:id="rId44"/>
+      <w:footerReference w:type="default" r:id="rId45"/>
+      <w:headerReference w:type="first" r:id="rId46"/>
+      <w:footerReference w:type="first" r:id="rId47"/>
       <w:pgSz w:w="11906" w:h="16838"/>
       <w:pgMar w:top="1417" w:right="1701" w:bottom="1417" w:left="1701" w:header="708" w:footer="708" w:gutter="0"/>
       <w:cols w:space="708"/>

--- a/02 - Documentação/Documento Principal.docx
+++ b/02 - Documentação/Documento Principal.docx
@@ -292,7 +292,27 @@
           <w:sz w:val="22"/>
           <w:szCs w:val="22"/>
         </w:rPr>
-        <w:t>Prof. Giuliano Lanes de Almeida, Esp.</w:t>
+        <w:t xml:space="preserve">Prof. Giuliano </w:t>
+      </w:r>
+      <w:proofErr w:type="spellStart"/>
+      <w:r>
+        <w:rPr>
+          <w:rFonts w:ascii="Arial" w:eastAsia="Arial" w:hAnsi="Arial" w:cs="Arial"/>
+          <w:color w:val="FFFFFF"/>
+          <w:sz w:val="22"/>
+          <w:szCs w:val="22"/>
+        </w:rPr>
+        <w:t>Lanes</w:t>
+      </w:r>
+      <w:proofErr w:type="spellEnd"/>
+      <w:r>
+        <w:rPr>
+          <w:rFonts w:ascii="Arial" w:eastAsia="Arial" w:hAnsi="Arial" w:cs="Arial"/>
+          <w:color w:val="FFFFFF"/>
+          <w:sz w:val="22"/>
+          <w:szCs w:val="22"/>
+        </w:rPr>
+        <w:t xml:space="preserve"> de Almeida, Esp.</w:t>
       </w:r>
     </w:p>
     <w:p>
@@ -309,7 +329,47 @@
           <w:sz w:val="22"/>
           <w:szCs w:val="22"/>
         </w:rPr>
-        <w:t>Profa. Luciane Yanase Hibara Kanashiro, Me.</w:t>
+        <w:t xml:space="preserve">Profa. Luciane </w:t>
+      </w:r>
+      <w:proofErr w:type="spellStart"/>
+      <w:r>
+        <w:rPr>
+          <w:rFonts w:ascii="Arial" w:eastAsia="Arial" w:hAnsi="Arial" w:cs="Arial"/>
+          <w:color w:val="FFFFFF"/>
+          <w:sz w:val="22"/>
+          <w:szCs w:val="22"/>
+        </w:rPr>
+        <w:t>Yanase</w:t>
+      </w:r>
+      <w:proofErr w:type="spellEnd"/>
+      <w:r>
+        <w:rPr>
+          <w:rFonts w:ascii="Arial" w:eastAsia="Arial" w:hAnsi="Arial" w:cs="Arial"/>
+          <w:color w:val="FFFFFF"/>
+          <w:sz w:val="22"/>
+          <w:szCs w:val="22"/>
+        </w:rPr>
+        <w:t xml:space="preserve"> </w:t>
+      </w:r>
+      <w:proofErr w:type="spellStart"/>
+      <w:r>
+        <w:rPr>
+          <w:rFonts w:ascii="Arial" w:eastAsia="Arial" w:hAnsi="Arial" w:cs="Arial"/>
+          <w:color w:val="FFFFFF"/>
+          <w:sz w:val="22"/>
+          <w:szCs w:val="22"/>
+        </w:rPr>
+        <w:t>Hibara</w:t>
+      </w:r>
+      <w:proofErr w:type="spellEnd"/>
+      <w:r>
+        <w:rPr>
+          <w:rFonts w:ascii="Arial" w:eastAsia="Arial" w:hAnsi="Arial" w:cs="Arial"/>
+          <w:color w:val="FFFFFF"/>
+          <w:sz w:val="22"/>
+          <w:szCs w:val="22"/>
+        </w:rPr>
+        <w:t xml:space="preserve"> Kanashiro, Me.</w:t>
       </w:r>
     </w:p>
     <w:p>
@@ -1195,7 +1255,14 @@
           <w:b/>
           <w:bCs/>
         </w:rPr>
-        <w:t>............................. 20</w:t>
+        <w:t>............................. 2</w:t>
+      </w:r>
+      <w:r>
+        <w:rPr>
+          <w:b/>
+          <w:bCs/>
+        </w:rPr>
+        <w:t>2</w:t>
       </w:r>
     </w:p>
     <w:p>
@@ -1823,8 +1890,18 @@
           <w:i/>
           <w:iCs/>
         </w:rPr>
-        <w:t>RF002 - Realizar pedido_Botão_FinalizarPedido</w:t>
-      </w:r>
+        <w:t xml:space="preserve">RF002 - Realizar </w:t>
+      </w:r>
+      <w:proofErr w:type="spellStart"/>
+      <w:r>
+        <w:rPr>
+          <w:rFonts w:asciiTheme="minorHAnsi" w:hAnsiTheme="minorHAnsi"/>
+          <w:i/>
+          <w:iCs/>
+        </w:rPr>
+        <w:t>pedido_Botão_FinalizarPedido</w:t>
+      </w:r>
+      <w:proofErr w:type="spellEnd"/>
       <w:r>
         <w:rPr>
           <w:rFonts w:asciiTheme="minorHAnsi" w:hAnsiTheme="minorHAnsi"/>
@@ -2517,7 +2594,15 @@
       </w:pPr>
       <w:r>
         <w:lastRenderedPageBreak/>
-        <w:t>O Raízes App utiliza uma arquitetura dividida em três componentes principais: Front-end, API e banco de dados. Essa organização permite separar a interface apresentada ao usuário das regras de processamento e do armazenamento das informações.</w:t>
+        <w:t>O Raízes App utiliza uma arquitetura dividida em três componentes principais: Front-</w:t>
+      </w:r>
+      <w:proofErr w:type="spellStart"/>
+      <w:r>
+        <w:t>end</w:t>
+      </w:r>
+      <w:proofErr w:type="spellEnd"/>
+      <w:r>
+        <w:t>, API e banco de dados. Essa organização permite separar a interface apresentada ao usuário das regras de processamento e do armazenamento das informações.</w:t>
       </w:r>
     </w:p>
     <w:p>
@@ -2536,10 +2621,27 @@
           <w:b/>
           <w:bCs/>
         </w:rPr>
-        <w:t>Front-end</w:t>
-      </w:r>
-      <w:r>
-        <w:t xml:space="preserve"> foi desenvolvido com HTML, CSS e JavaScript, sendo responsável pela apresentação das telas e pela interação com o cliente durante o processo de realização do pedido.</w:t>
+        <w:t>Front-</w:t>
+      </w:r>
+      <w:proofErr w:type="spellStart"/>
+      <w:r>
+        <w:rPr>
+          <w:b/>
+          <w:bCs/>
+        </w:rPr>
+        <w:t>end</w:t>
+      </w:r>
+      <w:proofErr w:type="spellEnd"/>
+      <w:r>
+        <w:t xml:space="preserve"> foi desenvolvido com HTML, CSS e </w:t>
+      </w:r>
+      <w:proofErr w:type="spellStart"/>
+      <w:r>
+        <w:t>JavaScript</w:t>
+      </w:r>
+      <w:proofErr w:type="spellEnd"/>
+      <w:r>
+        <w:t>, sendo responsável pela apresentação das telas e pela interação com o cliente durante o processo de realização do pedido.</w:t>
       </w:r>
     </w:p>
     <w:p>
@@ -2561,7 +2663,15 @@
         <w:t>API</w:t>
       </w:r>
       <w:r>
-        <w:t xml:space="preserve"> foi desenvolvida em Python, utilizando o framework Flask. Sua função é receber as requisições realizadas pela aplicação web, validar os dados e realizar as operações necessárias no banco de dados.</w:t>
+        <w:t xml:space="preserve"> foi desenvolvida em Python, utilizando o framework </w:t>
+      </w:r>
+      <w:proofErr w:type="spellStart"/>
+      <w:r>
+        <w:t>Flask</w:t>
+      </w:r>
+      <w:proofErr w:type="spellEnd"/>
+      <w:r>
+        <w:t>. Sua função é receber as requisições realizadas pela aplicação web, validar os dados e realizar as operações necessárias no banco de dados.</w:t>
       </w:r>
     </w:p>
     <w:p>
@@ -2647,12 +2757,21 @@
           <w:numId w:val="3"/>
         </w:numPr>
       </w:pPr>
-      <w:r>
-        <w:rPr>
-          <w:b/>
-          <w:bCs/>
-        </w:rPr>
-        <w:t>JavaScript:</w:t>
+      <w:proofErr w:type="spellStart"/>
+      <w:r>
+        <w:rPr>
+          <w:b/>
+          <w:bCs/>
+        </w:rPr>
+        <w:t>JavaScript</w:t>
+      </w:r>
+      <w:proofErr w:type="spellEnd"/>
+      <w:r>
+        <w:rPr>
+          <w:b/>
+          <w:bCs/>
+        </w:rPr>
+        <w:t>:</w:t>
       </w:r>
       <w:r>
         <w:t xml:space="preserve"> implementação das interações e comunicação com a API.</w:t>
@@ -2670,7 +2789,23 @@
           <w:b/>
           <w:bCs/>
         </w:rPr>
-        <w:t>Python e Flask:</w:t>
+        <w:t xml:space="preserve">Python e </w:t>
+      </w:r>
+      <w:proofErr w:type="spellStart"/>
+      <w:r>
+        <w:rPr>
+          <w:b/>
+          <w:bCs/>
+        </w:rPr>
+        <w:t>Flask</w:t>
+      </w:r>
+      <w:proofErr w:type="spellEnd"/>
+      <w:r>
+        <w:rPr>
+          <w:b/>
+          <w:bCs/>
+        </w:rPr>
+        <w:t>:</w:t>
       </w:r>
       <w:r>
         <w:t xml:space="preserve"> desenvolvimento da API.</w:t>
@@ -2683,12 +2818,21 @@
           <w:numId w:val="3"/>
         </w:numPr>
       </w:pPr>
-      <w:r>
-        <w:rPr>
-          <w:b/>
-          <w:bCs/>
-        </w:rPr>
-        <w:t>Flask-CORS:</w:t>
+      <w:proofErr w:type="spellStart"/>
+      <w:r>
+        <w:rPr>
+          <w:b/>
+          <w:bCs/>
+        </w:rPr>
+        <w:t>Flask</w:t>
+      </w:r>
+      <w:proofErr w:type="spellEnd"/>
+      <w:r>
+        <w:rPr>
+          <w:b/>
+          <w:bCs/>
+        </w:rPr>
+        <w:t>-CORS:</w:t>
       </w:r>
       <w:r>
         <w:t xml:space="preserve"> configuração do acesso entre a aplicação web e a API.</w:t>
@@ -2701,12 +2845,21 @@
           <w:numId w:val="3"/>
         </w:numPr>
       </w:pPr>
-      <w:r>
-        <w:rPr>
-          <w:b/>
-          <w:bCs/>
-        </w:rPr>
-        <w:t>PyODBC:</w:t>
+      <w:proofErr w:type="spellStart"/>
+      <w:r>
+        <w:rPr>
+          <w:b/>
+          <w:bCs/>
+        </w:rPr>
+        <w:t>PyODBC</w:t>
+      </w:r>
+      <w:proofErr w:type="spellEnd"/>
+      <w:r>
+        <w:rPr>
+          <w:b/>
+          <w:bCs/>
+        </w:rPr>
+        <w:t>:</w:t>
       </w:r>
       <w:r>
         <w:t xml:space="preserve"> comunicação entre a API e o banco de dados.</w:t>
@@ -2737,12 +2890,21 @@
           <w:numId w:val="3"/>
         </w:numPr>
       </w:pPr>
-      <w:r>
-        <w:rPr>
-          <w:b/>
-          <w:bCs/>
-        </w:rPr>
-        <w:t>Git e GitHub:</w:t>
+      <w:proofErr w:type="spellStart"/>
+      <w:r>
+        <w:rPr>
+          <w:b/>
+          <w:bCs/>
+        </w:rPr>
+        <w:t>Git</w:t>
+      </w:r>
+      <w:proofErr w:type="spellEnd"/>
+      <w:r>
+        <w:rPr>
+          <w:b/>
+          <w:bCs/>
+        </w:rPr>
+        <w:t xml:space="preserve"> e GitHub:</w:t>
       </w:r>
       <w:r>
         <w:t xml:space="preserve"> versionamento e disponibilização do código-fonte.</w:t>
@@ -2796,6 +2958,7 @@
           <w:numId w:val="4"/>
         </w:numPr>
       </w:pPr>
+      <w:proofErr w:type="spellStart"/>
       <w:r>
         <w:rPr>
           <w:b/>
@@ -2817,6 +2980,7 @@
         </w:rPr>
         <w:t>rio</w:t>
       </w:r>
+      <w:proofErr w:type="spellEnd"/>
       <w:r>
         <w:rPr>
           <w:b/>
@@ -2889,12 +3053,21 @@
           <w:numId w:val="4"/>
         </w:numPr>
       </w:pPr>
-      <w:r>
-        <w:rPr>
-          <w:b/>
-          <w:bCs/>
-        </w:rPr>
-        <w:t>ItemPedido:</w:t>
+      <w:proofErr w:type="spellStart"/>
+      <w:r>
+        <w:rPr>
+          <w:b/>
+          <w:bCs/>
+        </w:rPr>
+        <w:t>ItemPedido</w:t>
+      </w:r>
+      <w:proofErr w:type="spellEnd"/>
+      <w:r>
+        <w:rPr>
+          <w:b/>
+          <w:bCs/>
+        </w:rPr>
+        <w:t>:</w:t>
       </w:r>
       <w:r>
         <w:t xml:space="preserve"> registra os produtos que compõem cada pedido, suas quantidades e preços unitários.</w:t>
@@ -2933,7 +3106,23 @@
         </w:numPr>
       </w:pPr>
       <w:r>
-        <w:t>Durante a execução local, o Front-end envia requisições à API Flask. A API processa as solicitações, realiza as validações necessárias e acessa o banco de dados SQL Server para consultar ou registrar informações.</w:t>
+        <w:t>Durante a execução local, o Front-</w:t>
+      </w:r>
+      <w:proofErr w:type="spellStart"/>
+      <w:r>
+        <w:t>end</w:t>
+      </w:r>
+      <w:proofErr w:type="spellEnd"/>
+      <w:r>
+        <w:t xml:space="preserve"> envia requisições à API </w:t>
+      </w:r>
+      <w:proofErr w:type="spellStart"/>
+      <w:r>
+        <w:t>Flask</w:t>
+      </w:r>
+      <w:proofErr w:type="spellEnd"/>
+      <w:r>
+        <w:t>. A API processa as solicitações, realiza as validações necessárias e acessa o banco de dados SQL Server para consultar ou registrar informações.</w:t>
       </w:r>
     </w:p>
     <w:p>
@@ -2957,7 +3146,15 @@
         </w:numPr>
       </w:pPr>
       <w:r>
-        <w:t>A publicação do Front-end no GitHub Pages permite visualizar a interface pela internet. Entretanto, a API e o banco de dados permanecem configurados para execução local, de modo que a operação completa do sistema depende da execução desses componentes no ambiente de desenvolvimento.</w:t>
+        <w:t>A publicação do Front-</w:t>
+      </w:r>
+      <w:proofErr w:type="spellStart"/>
+      <w:r>
+        <w:t>end</w:t>
+      </w:r>
+      <w:proofErr w:type="spellEnd"/>
+      <w:r>
+        <w:t xml:space="preserve"> no GitHub Pages permite visualizar a interface pela internet. Entretanto, a API e o banco de dados permanecem configurados para execução local, de modo que a operação completa do sistema depende da execução desses componentes no ambiente de desenvolvimento.</w:t>
       </w:r>
       <w:r>
         <w:t xml:space="preserve"> </w:t>
@@ -3009,9 +3206,18 @@
           <w:b/>
           <w:bCs/>
         </w:rPr>
-        <w:t>5.1 Desenvolvimento do Front-end</w:t>
+        <w:t>5.1 Desenvolvimento do Front-</w:t>
+      </w:r>
+      <w:proofErr w:type="spellStart"/>
+      <w:r>
+        <w:rPr>
+          <w:b/>
+          <w:bCs/>
+        </w:rPr>
+        <w:t>end</w:t>
       </w:r>
       <w:bookmarkEnd w:id="14"/>
+      <w:proofErr w:type="spellEnd"/>
     </w:p>
     <w:p>
       <w:pPr>
@@ -3022,7 +3228,23 @@
         </w:numPr>
       </w:pPr>
       <w:r>
-        <w:t>O Front-end do Raízes App foi desenvolvido utilizando HTML, CSS e JavaScript. A interface permite que o cliente acesse a página inicial, selecione uma unidade, consulte o cardápio, visualize os produtos e organize seu pedido.</w:t>
+        <w:t>O Front-</w:t>
+      </w:r>
+      <w:proofErr w:type="spellStart"/>
+      <w:r>
+        <w:t>end</w:t>
+      </w:r>
+      <w:proofErr w:type="spellEnd"/>
+      <w:r>
+        <w:t xml:space="preserve"> do Raízes App foi desenvolvido utilizando HTML, CSS e </w:t>
+      </w:r>
+      <w:proofErr w:type="spellStart"/>
+      <w:r>
+        <w:t>JavaScript</w:t>
+      </w:r>
+      <w:proofErr w:type="spellEnd"/>
+      <w:r>
+        <w:t>. A interface permite que o cliente acesse a página inicial, selecione uma unidade, consulte o cardápio, visualize os produtos e organize seu pedido.</w:t>
       </w:r>
     </w:p>
     <w:p>
@@ -3064,7 +3286,23 @@
         </w:numPr>
       </w:pPr>
       <w:r>
-        <w:t>A API foi desenvolvida em Python, utilizando o framework Flask, e é responsável por intermediar a comunicação entre o Front-end e o banco de dados.</w:t>
+        <w:t xml:space="preserve">A API foi desenvolvida em Python, utilizando o framework </w:t>
+      </w:r>
+      <w:proofErr w:type="spellStart"/>
+      <w:r>
+        <w:t>Flask</w:t>
+      </w:r>
+      <w:proofErr w:type="spellEnd"/>
+      <w:r>
+        <w:t>, e é responsável por intermediar a comunicação entre o Front-</w:t>
+      </w:r>
+      <w:proofErr w:type="spellStart"/>
+      <w:r>
+        <w:t>end</w:t>
+      </w:r>
+      <w:proofErr w:type="spellEnd"/>
+      <w:r>
+        <w:t xml:space="preserve"> e o banco de dados.</w:t>
       </w:r>
     </w:p>
     <w:p>
@@ -3490,7 +3728,27 @@
           <w:sz w:val="22"/>
           <w:szCs w:val="22"/>
         </w:rPr>
-        <w:t>CT002 –  IdUnidade Obrigatório</w:t>
+        <w:t xml:space="preserve">CT002 –  </w:t>
+      </w:r>
+      <w:proofErr w:type="spellStart"/>
+      <w:r>
+        <w:rPr>
+          <w:i/>
+          <w:iCs/>
+          <w:sz w:val="22"/>
+          <w:szCs w:val="22"/>
+        </w:rPr>
+        <w:t>IdUnidade</w:t>
+      </w:r>
+      <w:proofErr w:type="spellEnd"/>
+      <w:r>
+        <w:rPr>
+          <w:i/>
+          <w:iCs/>
+          <w:sz w:val="22"/>
+          <w:szCs w:val="22"/>
+        </w:rPr>
+        <w:t xml:space="preserve"> Obrigatório</w:t>
       </w:r>
       <w:r>
         <w:rPr>
@@ -5439,6 +5697,7 @@
       <w:r>
         <w:br/>
       </w:r>
+      <w:proofErr w:type="spellStart"/>
       <w:r>
         <w:rPr>
           <w:i/>
@@ -5446,6 +5705,7 @@
         </w:rPr>
         <w:t>Fluxo_Pedido_Gravado_Banco</w:t>
       </w:r>
+      <w:proofErr w:type="spellEnd"/>
       <w:r>
         <w:t>.</w:t>
       </w:r>
@@ -5513,6 +5773,7 @@
       <w:r>
         <w:br/>
       </w:r>
+      <w:proofErr w:type="spellStart"/>
       <w:r>
         <w:rPr>
           <w:i/>
@@ -5520,6 +5781,7 @@
         </w:rPr>
         <w:t>Fluxo_ItemPedido_Gravado_Banco</w:t>
       </w:r>
+      <w:proofErr w:type="spellEnd"/>
       <w:r>
         <w:rPr>
           <w:i/>
@@ -5601,6 +5863,7 @@
       <w:r>
         <w:br/>
       </w:r>
+      <w:proofErr w:type="spellStart"/>
       <w:r>
         <w:rPr>
           <w:i/>
@@ -5608,6 +5871,7 @@
         </w:rPr>
         <w:t>Fluxo_Pedido_Vazio_Bloqueado</w:t>
       </w:r>
+      <w:proofErr w:type="spellEnd"/>
       <w:r>
         <w:rPr>
           <w:i/>
@@ -5679,12 +5943,21 @@
       <w:r>
         <w:br/>
       </w:r>
-      <w:r>
-        <w:rPr>
-          <w:i/>
-          <w:iCs/>
-        </w:rPr>
-        <w:t>Fluxo_Pedido_Vazio_Nao_Gravado_Banco.</w:t>
+      <w:proofErr w:type="spellStart"/>
+      <w:r>
+        <w:rPr>
+          <w:i/>
+          <w:iCs/>
+        </w:rPr>
+        <w:t>Fluxo_Pedido_Vazio_Nao_Gravado_Banco</w:t>
+      </w:r>
+      <w:proofErr w:type="spellEnd"/>
+      <w:r>
+        <w:rPr>
+          <w:i/>
+          <w:iCs/>
+        </w:rPr>
+        <w:t>.</w:t>
       </w:r>
       <w:r>
         <w:br/>
@@ -5709,45 +5982,8 @@
       <w:bookmarkEnd w:id="23"/>
     </w:p>
     <w:p>
-      <w:pPr>
-        <w:pStyle w:val="NormalWeb"/>
-        <w:numPr>
-          <w:ilvl w:val="0"/>
-          <w:numId w:val="21"/>
-        </w:numPr>
-        <w:rPr>
-          <w:rFonts w:asciiTheme="minorHAnsi" w:hAnsiTheme="minorHAnsi"/>
-        </w:rPr>
-      </w:pPr>
-      <w:r>
-        <w:rPr>
-          <w:rFonts w:asciiTheme="minorHAnsi" w:hAnsiTheme="minorHAnsi"/>
-        </w:rPr>
-        <w:t>As evidências dos testes foram registradas por meio de capturas de tela da aplicação e de consultas ao banco de dados. Os registros foram organizados conforme os cenários avaliados, permitindo demonstrar os resultados observados, as falhas identificadas e as correções aplicadas durante a validação das funcionalidades implementadas.</w:t>
-      </w:r>
-    </w:p>
-    <w:p>
-      <w:pPr>
-        <w:pStyle w:val="NormalWeb"/>
-        <w:numPr>
-          <w:ilvl w:val="0"/>
-          <w:numId w:val="21"/>
-        </w:numPr>
-        <w:rPr>
-          <w:rFonts w:asciiTheme="minorHAnsi" w:eastAsiaTheme="minorHAnsi" w:hAnsiTheme="minorHAnsi" w:cstheme="minorBidi"/>
-          <w:kern w:val="2"/>
-          <w:lang w:eastAsia="en-US"/>
-          <w14:ligatures w14:val="standardContextual"/>
-        </w:rPr>
-      </w:pPr>
-      <w:r>
-        <w:rPr>
-          <w:rFonts w:asciiTheme="minorHAnsi" w:eastAsiaTheme="minorHAnsi" w:hAnsiTheme="minorHAnsi" w:cstheme="minorBidi"/>
-          <w:kern w:val="2"/>
-          <w:lang w:eastAsia="en-US"/>
-          <w14:ligatures w14:val="standardContextual"/>
-        </w:rPr>
-        <w:t>As evidências dos testes foram organizadas de acordo com os cenários avaliados e incluídas na documentação, permitindo demonstrar os resultados obtidos durante a validação das funcionalidades implementadas.</w:t>
+      <w:r>
+        <w:t>As evidências dos testes foram registradas por meio de capturas de tela da aplicação, dos resultados das requisições à API e de consultas ao banco de dados. Os registros demonstram os cenários avaliados, as falhas identificadas e as correções aplicadas durante a validação das funcionalidades implementadas.</w:t>
       </w:r>
     </w:p>
     <w:p>
@@ -5777,11 +6013,7 @@
         </w:numPr>
       </w:pPr>
       <w:r>
-        <w:t xml:space="preserve">Os testes realizados concentraram-se nas funcionalidades implementadas e nos cenários validados durante o desenvolvimento local. Testes abrangentes de desempenho, disponibilidade, segurança e </w:t>
-      </w:r>
-      <w:r>
-        <w:lastRenderedPageBreak/>
-        <w:t>comportamento sob grande volume de acessos não foram considerados concluídos apenas com essas verificações.</w:t>
+        <w:t>Os testes realizados concentraram-se nas funcionalidades implementadas e nos cenários validados durante o desenvolvimento local. Testes abrangentes de desempenho, disponibilidade, segurança e comportamento sob grande volume de acessos não foram considerados concluídos apenas com essas verificações.</w:t>
       </w:r>
     </w:p>
     <w:p>
@@ -5828,7 +6060,15 @@
         <w:ind w:left="708"/>
       </w:pPr>
       <w:r>
-        <w:t>A aplicação Raízes do Nordeste foi desenvolvida utilizando uma arquitetura composta por Front-end, API e banco de dados, permitindo a separação das responsabilidades entre as diferentes camadas do sistema.</w:t>
+        <w:t>A aplicação Raízes do Nordeste foi desenvolvida uma arquitetura composta por Front-</w:t>
+      </w:r>
+      <w:proofErr w:type="spellStart"/>
+      <w:r>
+        <w:t>end</w:t>
+      </w:r>
+      <w:proofErr w:type="spellEnd"/>
+      <w:r>
+        <w:t>, API e banco de dados, permitindo a separação das responsabilidades entre as diferentes camadas do sistema.</w:t>
       </w:r>
     </w:p>
     <w:p>
@@ -5840,7 +6080,23 @@
           <w:b/>
           <w:bCs/>
         </w:rPr>
-        <w:t>Acesso ao front-end:</w:t>
+        <w:t>Acesso ao front-</w:t>
+      </w:r>
+      <w:proofErr w:type="spellStart"/>
+      <w:r>
+        <w:rPr>
+          <w:b/>
+          <w:bCs/>
+        </w:rPr>
+        <w:t>end</w:t>
+      </w:r>
+      <w:proofErr w:type="spellEnd"/>
+      <w:r>
+        <w:rPr>
+          <w:b/>
+          <w:bCs/>
+        </w:rPr>
+        <w:t>:</w:t>
       </w:r>
       <w:r>
         <w:br/>
@@ -5886,7 +6142,23 @@
           <w:b/>
           <w:bCs/>
         </w:rPr>
-        <w:t>Protótipo da interface no Figma:</w:t>
+        <w:t xml:space="preserve">Protótipo da interface no </w:t>
+      </w:r>
+      <w:proofErr w:type="spellStart"/>
+      <w:r>
+        <w:rPr>
+          <w:b/>
+          <w:bCs/>
+        </w:rPr>
+        <w:t>Figma</w:t>
+      </w:r>
+      <w:proofErr w:type="spellEnd"/>
+      <w:r>
+        <w:rPr>
+          <w:b/>
+          <w:bCs/>
+        </w:rPr>
+        <w:t>:</w:t>
       </w:r>
       <w:r>
         <w:br/>
@@ -5903,12 +6175,17 @@
     <w:p>
       <w:pPr>
         <w:ind w:left="708"/>
-        <w:rPr>
-          <w:u w:val="single"/>
-        </w:rPr>
-      </w:pPr>
-      <w:r>
-        <w:t>O protótipo foi elaborado no Figma para apoiar o planejamento visual da aplicação e a organização das telas e dos fluxos de navegação do Raízes App. Ele permite consultar a proposta visual desenvolvida durante a etapa de prototipação.</w:t>
+      </w:pPr>
+      <w:r>
+        <w:t xml:space="preserve">O protótipo foi elaborado no </w:t>
+      </w:r>
+      <w:proofErr w:type="spellStart"/>
+      <w:r>
+        <w:t>Figma</w:t>
+      </w:r>
+      <w:proofErr w:type="spellEnd"/>
+      <w:r>
+        <w:t xml:space="preserve"> para apoiar o planejamento visual da aplicação e a organização das telas e dos fluxos de navegação do Raízes App.</w:t>
       </w:r>
     </w:p>
     <w:p>
@@ -5916,16 +6193,15 @@
         <w:ind w:left="708"/>
       </w:pPr>
       <w:r>
-        <w:t xml:space="preserve">O Front-end foi desenvolvido utilizando HTML, CSS e JavaScript, sendo disponibilizado por meio do GitHub Pages. O código-fonte completo do projeto também foi disponibilizado em um repositório público no GitHub, contendo os arquivos relacionados à </w:t>
-      </w:r>
-      <w:r>
-        <w:rPr>
-          <w:u w:val="single"/>
-        </w:rPr>
-        <w:t>documentação</w:t>
-      </w:r>
-      <w:r>
-        <w:t>, requisitos, protótipos, banco de dados, API, Front-end, testes e evidências.</w:t>
+        <w:t>O Front-</w:t>
+      </w:r>
+      <w:proofErr w:type="spellStart"/>
+      <w:r>
+        <w:t>end</w:t>
+      </w:r>
+      <w:proofErr w:type="spellEnd"/>
+      <w:r>
+        <w:t xml:space="preserve"> foi publicado por meio do GitHub Pages, permitindo o acesso à interface pela internet. O código-fonte do projeto está disponível no repositório público do GitHub, juntamente com os documentos e artefatos desenvolvidos.</w:t>
       </w:r>
     </w:p>
     <w:p>
@@ -5933,7 +6209,15 @@
         <w:ind w:left="708"/>
       </w:pPr>
       <w:r>
-        <w:t>A API foi desenvolvida utilizando Python e Flask, sendo responsável pela comunicação entre a aplicação e o banco de dados. Para o desenvolvimento e validação do sistema, a API foi executada em ambiente local.</w:t>
+        <w:t xml:space="preserve">A API foi implementada em Python, utilizando </w:t>
+      </w:r>
+      <w:proofErr w:type="spellStart"/>
+      <w:r>
+        <w:t>Flask</w:t>
+      </w:r>
+      <w:proofErr w:type="spellEnd"/>
+      <w:r>
+        <w:t>, e o banco de dados foi desenvolvido em Microsoft SQL Server. Durante o desenvolvimento e os testes, esses componentes foram executados localmente no computador utilizado para a implementação do projeto.</w:t>
       </w:r>
     </w:p>
     <w:p>
@@ -5941,7 +6225,30 @@
         <w:ind w:left="708"/>
       </w:pPr>
       <w:r>
-        <w:t>O banco de dados foi desenvolvido em Microsoft SQL Server, contendo as estruturas necessárias para o funcionamento da aplicação, incluindo usuários, unidades, produtos, pedidos e itens dos pedidos.</w:t>
+        <w:rPr>
+          <w:b/>
+          <w:bCs/>
+        </w:rPr>
+        <w:t>É importante destacar que a publicação do Front-</w:t>
+      </w:r>
+      <w:proofErr w:type="spellStart"/>
+      <w:r>
+        <w:rPr>
+          <w:b/>
+          <w:bCs/>
+        </w:rPr>
+        <w:t>end</w:t>
+      </w:r>
+      <w:proofErr w:type="spellEnd"/>
+      <w:r>
+        <w:rPr>
+          <w:b/>
+          <w:bCs/>
+        </w:rPr>
+        <w:t xml:space="preserve"> não disponibiliza automaticamente a API e o banco de dados na internet.</w:t>
+      </w:r>
+      <w:r>
+        <w:t xml:space="preserve"> Dessa forma, quando o site é acessado por outro computador ou dispositivo, a aplicação não consegue se comunicar com a API executada apenas no ambiente local de desenvolvimento. Para que todas as funcionalidades operem de forma integrada pela internet, será necessário hospedar a API em um servidor acessível externamente e disponibilizar o banco de dados em uma infraestrutura compatível.</w:t>
       </w:r>
     </w:p>
     <w:p>
@@ -5949,35 +6256,24 @@
         <w:ind w:left="708"/>
       </w:pPr>
       <w:r>
-        <w:t xml:space="preserve">Durante o desenvolvimento, a aplicação foi testada em ambiente local, permitindo validar a comunicação entre o Front-end, a API e o banco de </w:t>
-      </w:r>
+        <w:t>Apesar dessa limitação, a integração entre o Front-</w:t>
+      </w:r>
+      <w:proofErr w:type="spellStart"/>
+      <w:r>
+        <w:t>end</w:t>
+      </w:r>
+      <w:proofErr w:type="spellEnd"/>
+      <w:r>
+        <w:t>, a API e o banco de dados foi testada localmente. Os resultados e as evidências dos testes realizados estão apresentados nesta documentação.</w:t>
+      </w:r>
+    </w:p>
+    <w:p>
+      <w:pPr>
+        <w:ind w:left="708"/>
+      </w:pPr>
       <w:r>
         <w:lastRenderedPageBreak/>
-        <w:t>dados, bem como executar os testes funcionais e registrar as respectivas evidências.</w:t>
-      </w:r>
-    </w:p>
-    <w:p>
-      <w:pPr>
-        <w:ind w:left="708"/>
-      </w:pPr>
-      <w:r>
-        <w:t>Para a disponibilização completa da aplicação em um ambiente externo, permitindo que usuários e avaliadores acessem todas as funcionalidades por meio da internet, é necessária a configuração de um ambiente de hospedagem para a API e para o banco de dados. Essa etapa envolve a disponibilização da API Flask em um servidor acessível externamente e a configuração do banco de dados em uma infraestrutura compatível.</w:t>
-      </w:r>
-    </w:p>
-    <w:p>
-      <w:pPr>
-        <w:ind w:left="708"/>
-      </w:pPr>
-      <w:r>
-        <w:t>Dessa forma, o projeto apresenta a implementação das principais funcionalidades do sistema, além da documentação da arquitetura, dos requisitos, dos testes realizados e das condições necessárias para sua implantação em ambiente de produção.</w:t>
-      </w:r>
-    </w:p>
-    <w:p>
-      <w:pPr>
-        <w:ind w:left="708"/>
-      </w:pPr>
-      <w:r>
-        <w:t>O código-fonte e os demais materiais do projeto encontram-se organizados no repositório GitHub, permitindo a consulta e avaliação dos artefatos desenvolvidos.</w:t>
+        <w:t>Assim, o projeto apresenta a implementação das principais funcionalidades do Raízes App, seus artefatos técnicos e os resultados obtidos durante a validação, além de documentar as etapas necessárias para sua futura implantação em ambiente de produção.</w:t>
       </w:r>
     </w:p>
     <w:p>
@@ -6028,7 +6324,23 @@
         <w:ind w:left="708"/>
       </w:pPr>
       <w:r>
-        <w:t>A integração entre o Front-end, a API Flask e o banco de dados SQL Server foi validada em ambiente local. Entretanto, a aplicação ainda apresenta limitações, como a ausência de autenticação completa e a necessidade de disponibilizar a API e o banco de dados em um ambiente externo para permitir o funcionamento integrado pela internet.</w:t>
+        <w:t>A integração entre o Front-</w:t>
+      </w:r>
+      <w:proofErr w:type="spellStart"/>
+      <w:r>
+        <w:t>end</w:t>
+      </w:r>
+      <w:proofErr w:type="spellEnd"/>
+      <w:r>
+        <w:t xml:space="preserve">, a API </w:t>
+      </w:r>
+      <w:proofErr w:type="spellStart"/>
+      <w:r>
+        <w:t>Flask</w:t>
+      </w:r>
+      <w:proofErr w:type="spellEnd"/>
+      <w:r>
+        <w:t xml:space="preserve"> e o banco de dados SQL Server foi validada em ambiente local. Entretanto, a aplicação ainda apresenta limitações, como a ausência de autenticação completa e a necessidade de disponibilizar a API e o banco de dados em um ambiente externo para permitir o funcionamento integrado pela internet.</w:t>
       </w:r>
     </w:p>
     <w:p>
@@ -6071,7 +6383,23 @@
         <w:ind w:left="708"/>
       </w:pPr>
       <w:r>
-        <w:t xml:space="preserve">FLASK. Flask Documentation. Disponível em: </w:t>
+        <w:t xml:space="preserve">FLASK. </w:t>
+      </w:r>
+      <w:proofErr w:type="spellStart"/>
+      <w:r>
+        <w:t>Flask</w:t>
+      </w:r>
+      <w:proofErr w:type="spellEnd"/>
+      <w:r>
+        <w:t xml:space="preserve"> </w:t>
+      </w:r>
+      <w:proofErr w:type="spellStart"/>
+      <w:r>
+        <w:t>Documentation</w:t>
+      </w:r>
+      <w:proofErr w:type="spellEnd"/>
+      <w:r>
+        <w:t xml:space="preserve">. Disponível em: </w:t>
       </w:r>
       <w:hyperlink r:id="rId37" w:history="1">
         <w:r>
@@ -6096,7 +6424,15 @@
         <w:ind w:left="708"/>
       </w:pPr>
       <w:r>
-        <w:t xml:space="preserve">FIGMA. Figma Help Center. Disponível em: </w:t>
+        <w:t xml:space="preserve">FIGMA. </w:t>
+      </w:r>
+      <w:proofErr w:type="spellStart"/>
+      <w:r>
+        <w:t>Figma</w:t>
+      </w:r>
+      <w:proofErr w:type="spellEnd"/>
+      <w:r>
+        <w:t xml:space="preserve"> Help Center. Disponível em: </w:t>
       </w:r>
       <w:hyperlink r:id="rId38" w:history="1">
         <w:r>
@@ -6140,7 +6476,15 @@
         <w:ind w:left="708"/>
       </w:pPr>
       <w:r>
-        <w:t xml:space="preserve">MICROSOFT. SQL Server Documentation. Disponível em: </w:t>
+        <w:t xml:space="preserve">MICROSOFT. SQL Server </w:t>
+      </w:r>
+      <w:proofErr w:type="spellStart"/>
+      <w:r>
+        <w:t>Documentation</w:t>
+      </w:r>
+      <w:proofErr w:type="spellEnd"/>
+      <w:r>
+        <w:t xml:space="preserve">. Disponível em: </w:t>
       </w:r>
       <w:hyperlink r:id="rId40" w:history="1">
         <w:r>
@@ -6165,7 +6509,16 @@
         <w:ind w:left="708"/>
       </w:pPr>
       <w:r>
-        <w:t xml:space="preserve">PYTHON SOFTWARE FOUNDATION. Python Documentation. </w:t>
+        <w:lastRenderedPageBreak/>
+        <w:t xml:space="preserve">PYTHON SOFTWARE FOUNDATION. Python </w:t>
+      </w:r>
+      <w:proofErr w:type="spellStart"/>
+      <w:r>
+        <w:t>Documentation</w:t>
+      </w:r>
+      <w:proofErr w:type="spellEnd"/>
+      <w:r>
+        <w:t xml:space="preserve">. </w:t>
       </w:r>
       <w:r>
         <w:t xml:space="preserve">Disponível em: </w:t>
@@ -10188,7 +10541,6 @@
   <w:style w:type="character" w:default="1" w:styleId="Fontepargpadro">
     <w:name w:val="Default Paragraph Font"/>
     <w:uiPriority w:val="1"/>
-    <w:semiHidden/>
     <w:unhideWhenUsed/>
   </w:style>
   <w:style w:type="table" w:default="1" w:styleId="Tabelanormal">

--- a/02 - Documentação/Documento Principal.docx
+++ b/02 - Documentação/Documento Principal.docx
@@ -292,27 +292,7 @@
           <w:sz w:val="22"/>
           <w:szCs w:val="22"/>
         </w:rPr>
-        <w:t xml:space="preserve">Prof. Giuliano </w:t>
-      </w:r>
-      <w:proofErr w:type="spellStart"/>
-      <w:r>
-        <w:rPr>
-          <w:rFonts w:ascii="Arial" w:eastAsia="Arial" w:hAnsi="Arial" w:cs="Arial"/>
-          <w:color w:val="FFFFFF"/>
-          <w:sz w:val="22"/>
-          <w:szCs w:val="22"/>
-        </w:rPr>
-        <w:t>Lanes</w:t>
-      </w:r>
-      <w:proofErr w:type="spellEnd"/>
-      <w:r>
-        <w:rPr>
-          <w:rFonts w:ascii="Arial" w:eastAsia="Arial" w:hAnsi="Arial" w:cs="Arial"/>
-          <w:color w:val="FFFFFF"/>
-          <w:sz w:val="22"/>
-          <w:szCs w:val="22"/>
-        </w:rPr>
-        <w:t xml:space="preserve"> de Almeida, Esp.</w:t>
+        <w:t>Prof. Giuliano Lanes de Almeida, Esp.</w:t>
       </w:r>
     </w:p>
     <w:p>
@@ -329,47 +309,7 @@
           <w:sz w:val="22"/>
           <w:szCs w:val="22"/>
         </w:rPr>
-        <w:t xml:space="preserve">Profa. Luciane </w:t>
-      </w:r>
-      <w:proofErr w:type="spellStart"/>
-      <w:r>
-        <w:rPr>
-          <w:rFonts w:ascii="Arial" w:eastAsia="Arial" w:hAnsi="Arial" w:cs="Arial"/>
-          <w:color w:val="FFFFFF"/>
-          <w:sz w:val="22"/>
-          <w:szCs w:val="22"/>
-        </w:rPr>
-        <w:t>Yanase</w:t>
-      </w:r>
-      <w:proofErr w:type="spellEnd"/>
-      <w:r>
-        <w:rPr>
-          <w:rFonts w:ascii="Arial" w:eastAsia="Arial" w:hAnsi="Arial" w:cs="Arial"/>
-          <w:color w:val="FFFFFF"/>
-          <w:sz w:val="22"/>
-          <w:szCs w:val="22"/>
-        </w:rPr>
-        <w:t xml:space="preserve"> </w:t>
-      </w:r>
-      <w:proofErr w:type="spellStart"/>
-      <w:r>
-        <w:rPr>
-          <w:rFonts w:ascii="Arial" w:eastAsia="Arial" w:hAnsi="Arial" w:cs="Arial"/>
-          <w:color w:val="FFFFFF"/>
-          <w:sz w:val="22"/>
-          <w:szCs w:val="22"/>
-        </w:rPr>
-        <w:t>Hibara</w:t>
-      </w:r>
-      <w:proofErr w:type="spellEnd"/>
-      <w:r>
-        <w:rPr>
-          <w:rFonts w:ascii="Arial" w:eastAsia="Arial" w:hAnsi="Arial" w:cs="Arial"/>
-          <w:color w:val="FFFFFF"/>
-          <w:sz w:val="22"/>
-          <w:szCs w:val="22"/>
-        </w:rPr>
-        <w:t xml:space="preserve"> Kanashiro, Me.</w:t>
+        <w:t>Profa. Luciane Yanase Hibara Kanashiro, Me.</w:t>
       </w:r>
     </w:p>
     <w:p>
@@ -1890,43 +1830,33 @@
           <w:i/>
           <w:iCs/>
         </w:rPr>
-        <w:t xml:space="preserve">RF002 - Realizar </w:t>
-      </w:r>
-      <w:proofErr w:type="spellStart"/>
+        <w:t>RF002 - Realizar pedido_Botão_FinalizarPedido</w:t>
+      </w:r>
       <w:r>
         <w:rPr>
           <w:rFonts w:asciiTheme="minorHAnsi" w:hAnsiTheme="minorHAnsi"/>
           <w:i/>
           <w:iCs/>
         </w:rPr>
-        <w:t>pedido_Botão_FinalizarPedido</w:t>
-      </w:r>
-      <w:proofErr w:type="spellEnd"/>
-      <w:r>
+        <w:t>.</w:t>
+      </w:r>
+    </w:p>
+    <w:p>
+      <w:pPr>
+        <w:pStyle w:val="NormalWeb"/>
         <w:rPr>
           <w:rFonts w:asciiTheme="minorHAnsi" w:hAnsiTheme="minorHAnsi"/>
-          <w:i/>
-          <w:iCs/>
-        </w:rPr>
-        <w:t>.</w:t>
-      </w:r>
-    </w:p>
-    <w:p>
-      <w:pPr>
-        <w:pStyle w:val="NormalWeb"/>
+        </w:rPr>
+      </w:pPr>
+      <w:r>
         <w:rPr>
           <w:rFonts w:asciiTheme="minorHAnsi" w:hAnsiTheme="minorHAnsi"/>
-        </w:rPr>
-      </w:pPr>
-      <w:r>
-        <w:rPr>
-          <w:rFonts w:asciiTheme="minorHAnsi" w:hAnsiTheme="minorHAnsi"/>
           <w:b/>
           <w:bCs/>
           <w:noProof/>
         </w:rPr>
         <w:drawing>
-          <wp:anchor distT="0" distB="0" distL="114300" distR="114300" simplePos="0" relativeHeight="251659264" behindDoc="1" locked="0" layoutInCell="1" allowOverlap="1" wp14:anchorId="2FD084F6" wp14:editId="04C59C96">
+          <wp:anchor distT="0" distB="0" distL="114300" distR="114300" simplePos="0" relativeHeight="251659264" behindDoc="1" locked="0" layoutInCell="1" allowOverlap="1" wp14:anchorId="2FD084F6" wp14:editId="3E42CAEC">
             <wp:simplePos x="0" y="0"/>
             <wp:positionH relativeFrom="margin">
               <wp:posOffset>-124460</wp:posOffset>
@@ -2131,15 +2061,7 @@
           <w:i/>
           <w:iCs/>
         </w:rPr>
-        <w:t>RF004 - Visualizar cardápio</w:t>
-      </w:r>
-      <w:r>
-        <w:rPr>
-          <w:rFonts w:asciiTheme="minorHAnsi" w:hAnsiTheme="minorHAnsi"/>
-          <w:i/>
-          <w:iCs/>
-        </w:rPr>
-        <w:t>.</w:t>
+        <w:t>RF004 - Visualizar cardápio.</w:t>
       </w:r>
     </w:p>
     <w:p>
@@ -2245,15 +2167,7 @@
           <w:i/>
           <w:iCs/>
         </w:rPr>
-        <w:t>RF005 - Visualizar produtos</w:t>
-      </w:r>
-      <w:r>
-        <w:rPr>
-          <w:rFonts w:asciiTheme="minorHAnsi" w:hAnsiTheme="minorHAnsi"/>
-          <w:i/>
-          <w:iCs/>
-        </w:rPr>
-        <w:t>.</w:t>
+        <w:t>RF005 - Visualizar produtos.</w:t>
       </w:r>
     </w:p>
     <w:p>
@@ -2359,15 +2273,7 @@
           <w:i/>
           <w:iCs/>
         </w:rPr>
-        <w:t>RF006 - Adicionar produto ao pedido</w:t>
-      </w:r>
-      <w:r>
-        <w:rPr>
-          <w:rFonts w:asciiTheme="minorHAnsi" w:hAnsiTheme="minorHAnsi"/>
-          <w:i/>
-          <w:iCs/>
-        </w:rPr>
-        <w:t>.</w:t>
+        <w:t>RF006 - Adicionar produto ao pedido.</w:t>
       </w:r>
     </w:p>
     <w:p>
@@ -2594,15 +2500,7 @@
       </w:pPr>
       <w:r>
         <w:lastRenderedPageBreak/>
-        <w:t>O Raízes App utiliza uma arquitetura dividida em três componentes principais: Front-</w:t>
-      </w:r>
-      <w:proofErr w:type="spellStart"/>
-      <w:r>
-        <w:t>end</w:t>
-      </w:r>
-      <w:proofErr w:type="spellEnd"/>
-      <w:r>
-        <w:t>, API e banco de dados. Essa organização permite separar a interface apresentada ao usuário das regras de processamento e do armazenamento das informações.</w:t>
+        <w:t>O Raízes App utiliza uma arquitetura dividida em três componentes principais: Front-end, API e banco de dados. Essa organização permite separar a interface apresentada ao usuário das regras de processamento e do armazenamento das informações.</w:t>
       </w:r>
     </w:p>
     <w:p>
@@ -2621,27 +2519,10 @@
           <w:b/>
           <w:bCs/>
         </w:rPr>
-        <w:t>Front-</w:t>
-      </w:r>
-      <w:proofErr w:type="spellStart"/>
-      <w:r>
-        <w:rPr>
-          <w:b/>
-          <w:bCs/>
-        </w:rPr>
-        <w:t>end</w:t>
-      </w:r>
-      <w:proofErr w:type="spellEnd"/>
-      <w:r>
-        <w:t xml:space="preserve"> foi desenvolvido com HTML, CSS e </w:t>
-      </w:r>
-      <w:proofErr w:type="spellStart"/>
-      <w:r>
-        <w:t>JavaScript</w:t>
-      </w:r>
-      <w:proofErr w:type="spellEnd"/>
-      <w:r>
-        <w:t>, sendo responsável pela apresentação das telas e pela interação com o cliente durante o processo de realização do pedido.</w:t>
+        <w:t>Front-end</w:t>
+      </w:r>
+      <w:r>
+        <w:t xml:space="preserve"> foi desenvolvido com HTML, CSS e JavaScript, sendo responsável pela apresentação das telas e pela interação com o cliente durante o processo de realização do pedido.</w:t>
       </w:r>
     </w:p>
     <w:p>
@@ -2663,15 +2544,7 @@
         <w:t>API</w:t>
       </w:r>
       <w:r>
-        <w:t xml:space="preserve"> foi desenvolvida em Python, utilizando o framework </w:t>
-      </w:r>
-      <w:proofErr w:type="spellStart"/>
-      <w:r>
-        <w:t>Flask</w:t>
-      </w:r>
-      <w:proofErr w:type="spellEnd"/>
-      <w:r>
-        <w:t>. Sua função é receber as requisições realizadas pela aplicação web, validar os dados e realizar as operações necessárias no banco de dados.</w:t>
+        <w:t xml:space="preserve"> foi desenvolvida em Python, utilizando o framework Flask. Sua função é receber as requisições realizadas pela aplicação web, validar os dados e realizar as operações necessárias no banco de dados.</w:t>
       </w:r>
     </w:p>
     <w:p>
@@ -2757,21 +2630,12 @@
           <w:numId w:val="3"/>
         </w:numPr>
       </w:pPr>
-      <w:proofErr w:type="spellStart"/>
-      <w:r>
-        <w:rPr>
-          <w:b/>
-          <w:bCs/>
-        </w:rPr>
-        <w:t>JavaScript</w:t>
-      </w:r>
-      <w:proofErr w:type="spellEnd"/>
-      <w:r>
-        <w:rPr>
-          <w:b/>
-          <w:bCs/>
-        </w:rPr>
-        <w:t>:</w:t>
+      <w:r>
+        <w:rPr>
+          <w:b/>
+          <w:bCs/>
+        </w:rPr>
+        <w:t>JavaScript:</w:t>
       </w:r>
       <w:r>
         <w:t xml:space="preserve"> implementação das interações e comunicação com a API.</w:t>
@@ -2789,23 +2653,7 @@
           <w:b/>
           <w:bCs/>
         </w:rPr>
-        <w:t xml:space="preserve">Python e </w:t>
-      </w:r>
-      <w:proofErr w:type="spellStart"/>
-      <w:r>
-        <w:rPr>
-          <w:b/>
-          <w:bCs/>
-        </w:rPr>
-        <w:t>Flask</w:t>
-      </w:r>
-      <w:proofErr w:type="spellEnd"/>
-      <w:r>
-        <w:rPr>
-          <w:b/>
-          <w:bCs/>
-        </w:rPr>
-        <w:t>:</w:t>
+        <w:t>Python e Flask:</w:t>
       </w:r>
       <w:r>
         <w:t xml:space="preserve"> desenvolvimento da API.</w:t>
@@ -2818,21 +2666,12 @@
           <w:numId w:val="3"/>
         </w:numPr>
       </w:pPr>
-      <w:proofErr w:type="spellStart"/>
-      <w:r>
-        <w:rPr>
-          <w:b/>
-          <w:bCs/>
-        </w:rPr>
-        <w:t>Flask</w:t>
-      </w:r>
-      <w:proofErr w:type="spellEnd"/>
-      <w:r>
-        <w:rPr>
-          <w:b/>
-          <w:bCs/>
-        </w:rPr>
-        <w:t>-CORS:</w:t>
+      <w:r>
+        <w:rPr>
+          <w:b/>
+          <w:bCs/>
+        </w:rPr>
+        <w:t>Flask-CORS:</w:t>
       </w:r>
       <w:r>
         <w:t xml:space="preserve"> configuração do acesso entre a aplicação web e a API.</w:t>
@@ -2845,21 +2684,12 @@
           <w:numId w:val="3"/>
         </w:numPr>
       </w:pPr>
-      <w:proofErr w:type="spellStart"/>
-      <w:r>
-        <w:rPr>
-          <w:b/>
-          <w:bCs/>
-        </w:rPr>
-        <w:t>PyODBC</w:t>
-      </w:r>
-      <w:proofErr w:type="spellEnd"/>
-      <w:r>
-        <w:rPr>
-          <w:b/>
-          <w:bCs/>
-        </w:rPr>
-        <w:t>:</w:t>
+      <w:r>
+        <w:rPr>
+          <w:b/>
+          <w:bCs/>
+        </w:rPr>
+        <w:t>PyODBC:</w:t>
       </w:r>
       <w:r>
         <w:t xml:space="preserve"> comunicação entre a API e o banco de dados.</w:t>
@@ -2890,21 +2720,12 @@
           <w:numId w:val="3"/>
         </w:numPr>
       </w:pPr>
-      <w:proofErr w:type="spellStart"/>
-      <w:r>
-        <w:rPr>
-          <w:b/>
-          <w:bCs/>
-        </w:rPr>
-        <w:t>Git</w:t>
-      </w:r>
-      <w:proofErr w:type="spellEnd"/>
-      <w:r>
-        <w:rPr>
-          <w:b/>
-          <w:bCs/>
-        </w:rPr>
-        <w:t xml:space="preserve"> e GitHub:</w:t>
+      <w:r>
+        <w:rPr>
+          <w:b/>
+          <w:bCs/>
+        </w:rPr>
+        <w:t>Git e GitHub:</w:t>
       </w:r>
       <w:r>
         <w:t xml:space="preserve"> versionamento e disponibilização do código-fonte.</w:t>
@@ -2958,7 +2779,6 @@
           <w:numId w:val="4"/>
         </w:numPr>
       </w:pPr>
-      <w:proofErr w:type="spellStart"/>
       <w:r>
         <w:rPr>
           <w:b/>
@@ -2980,7 +2800,6 @@
         </w:rPr>
         <w:t>rio</w:t>
       </w:r>
-      <w:proofErr w:type="spellEnd"/>
       <w:r>
         <w:rPr>
           <w:b/>
@@ -3053,21 +2872,12 @@
           <w:numId w:val="4"/>
         </w:numPr>
       </w:pPr>
-      <w:proofErr w:type="spellStart"/>
-      <w:r>
-        <w:rPr>
-          <w:b/>
-          <w:bCs/>
-        </w:rPr>
-        <w:t>ItemPedido</w:t>
-      </w:r>
-      <w:proofErr w:type="spellEnd"/>
-      <w:r>
-        <w:rPr>
-          <w:b/>
-          <w:bCs/>
-        </w:rPr>
-        <w:t>:</w:t>
+      <w:r>
+        <w:rPr>
+          <w:b/>
+          <w:bCs/>
+        </w:rPr>
+        <w:t>ItemPedido:</w:t>
       </w:r>
       <w:r>
         <w:t xml:space="preserve"> registra os produtos que compõem cada pedido, suas quantidades e preços unitários.</w:t>
@@ -3106,23 +2916,7 @@
         </w:numPr>
       </w:pPr>
       <w:r>
-        <w:t>Durante a execução local, o Front-</w:t>
-      </w:r>
-      <w:proofErr w:type="spellStart"/>
-      <w:r>
-        <w:t>end</w:t>
-      </w:r>
-      <w:proofErr w:type="spellEnd"/>
-      <w:r>
-        <w:t xml:space="preserve"> envia requisições à API </w:t>
-      </w:r>
-      <w:proofErr w:type="spellStart"/>
-      <w:r>
-        <w:t>Flask</w:t>
-      </w:r>
-      <w:proofErr w:type="spellEnd"/>
-      <w:r>
-        <w:t>. A API processa as solicitações, realiza as validações necessárias e acessa o banco de dados SQL Server para consultar ou registrar informações.</w:t>
+        <w:t>Durante a execução local, o Front-end envia requisições à API Flask. A API processa as solicitações, realiza as validações necessárias e acessa o banco de dados SQL Server para consultar ou registrar informações.</w:t>
       </w:r>
     </w:p>
     <w:p>
@@ -3146,15 +2940,7 @@
         </w:numPr>
       </w:pPr>
       <w:r>
-        <w:t>A publicação do Front-</w:t>
-      </w:r>
-      <w:proofErr w:type="spellStart"/>
-      <w:r>
-        <w:t>end</w:t>
-      </w:r>
-      <w:proofErr w:type="spellEnd"/>
-      <w:r>
-        <w:t xml:space="preserve"> no GitHub Pages permite visualizar a interface pela internet. Entretanto, a API e o banco de dados permanecem configurados para execução local, de modo que a operação completa do sistema depende da execução desses componentes no ambiente de desenvolvimento.</w:t>
+        <w:t>A publicação do Front-end no GitHub Pages permite visualizar a interface pela internet. Entretanto, a API e o banco de dados permanecem configurados para execução local, de modo que a operação completa do sistema depende da execução desses componentes no ambiente de desenvolvimento.</w:t>
       </w:r>
       <w:r>
         <w:t xml:space="preserve"> </w:t>
@@ -3206,18 +2992,9 @@
           <w:b/>
           <w:bCs/>
         </w:rPr>
-        <w:t>5.1 Desenvolvimento do Front-</w:t>
-      </w:r>
-      <w:proofErr w:type="spellStart"/>
-      <w:r>
-        <w:rPr>
-          <w:b/>
-          <w:bCs/>
-        </w:rPr>
-        <w:t>end</w:t>
+        <w:t>5.1 Desenvolvimento do Front-end</w:t>
       </w:r>
       <w:bookmarkEnd w:id="14"/>
-      <w:proofErr w:type="spellEnd"/>
     </w:p>
     <w:p>
       <w:pPr>
@@ -3228,23 +3005,7 @@
         </w:numPr>
       </w:pPr>
       <w:r>
-        <w:t>O Front-</w:t>
-      </w:r>
-      <w:proofErr w:type="spellStart"/>
-      <w:r>
-        <w:t>end</w:t>
-      </w:r>
-      <w:proofErr w:type="spellEnd"/>
-      <w:r>
-        <w:t xml:space="preserve"> do Raízes App foi desenvolvido utilizando HTML, CSS e </w:t>
-      </w:r>
-      <w:proofErr w:type="spellStart"/>
-      <w:r>
-        <w:t>JavaScript</w:t>
-      </w:r>
-      <w:proofErr w:type="spellEnd"/>
-      <w:r>
-        <w:t>. A interface permite que o cliente acesse a página inicial, selecione uma unidade, consulte o cardápio, visualize os produtos e organize seu pedido.</w:t>
+        <w:t>O Front-end do Raízes App foi desenvolvido utilizando HTML, CSS e JavaScript. A interface permite que o cliente acesse a página inicial, selecione uma unidade, consulte o cardápio, visualize os produtos e organize seu pedido.</w:t>
       </w:r>
     </w:p>
     <w:p>
@@ -3286,23 +3047,7 @@
         </w:numPr>
       </w:pPr>
       <w:r>
-        <w:t xml:space="preserve">A API foi desenvolvida em Python, utilizando o framework </w:t>
-      </w:r>
-      <w:proofErr w:type="spellStart"/>
-      <w:r>
-        <w:t>Flask</w:t>
-      </w:r>
-      <w:proofErr w:type="spellEnd"/>
-      <w:r>
-        <w:t>, e é responsável por intermediar a comunicação entre o Front-</w:t>
-      </w:r>
-      <w:proofErr w:type="spellStart"/>
-      <w:r>
-        <w:t>end</w:t>
-      </w:r>
-      <w:proofErr w:type="spellEnd"/>
-      <w:r>
-        <w:t xml:space="preserve"> e o banco de dados.</w:t>
+        <w:t>A API foi desenvolvida em Python, utilizando o framework Flask, e é responsável por intermediar a comunicação entre o Front-end e o banco de dados.</w:t>
       </w:r>
     </w:p>
     <w:p>
@@ -3728,27 +3473,7 @@
           <w:sz w:val="22"/>
           <w:szCs w:val="22"/>
         </w:rPr>
-        <w:t xml:space="preserve">CT002 –  </w:t>
-      </w:r>
-      <w:proofErr w:type="spellStart"/>
-      <w:r>
-        <w:rPr>
-          <w:i/>
-          <w:iCs/>
-          <w:sz w:val="22"/>
-          <w:szCs w:val="22"/>
-        </w:rPr>
-        <w:t>IdUnidade</w:t>
-      </w:r>
-      <w:proofErr w:type="spellEnd"/>
-      <w:r>
-        <w:rPr>
-          <w:i/>
-          <w:iCs/>
-          <w:sz w:val="22"/>
-          <w:szCs w:val="22"/>
-        </w:rPr>
-        <w:t xml:space="preserve"> Obrigatório</w:t>
+        <w:t>CT002 –  IdUnidade Obrigatório</w:t>
       </w:r>
       <w:r>
         <w:rPr>
@@ -5697,7 +5422,6 @@
       <w:r>
         <w:br/>
       </w:r>
-      <w:proofErr w:type="spellStart"/>
       <w:r>
         <w:rPr>
           <w:i/>
@@ -5705,7 +5429,6 @@
         </w:rPr>
         <w:t>Fluxo_Pedido_Gravado_Banco</w:t>
       </w:r>
-      <w:proofErr w:type="spellEnd"/>
       <w:r>
         <w:t>.</w:t>
       </w:r>
@@ -5773,21 +5496,12 @@
       <w:r>
         <w:br/>
       </w:r>
-      <w:proofErr w:type="spellStart"/>
-      <w:r>
-        <w:rPr>
-          <w:i/>
-          <w:iCs/>
-        </w:rPr>
-        <w:t>Fluxo_ItemPedido_Gravado_Banco</w:t>
-      </w:r>
-      <w:proofErr w:type="spellEnd"/>
-      <w:r>
-        <w:rPr>
-          <w:i/>
-          <w:iCs/>
-        </w:rPr>
-        <w:t>.</w:t>
+      <w:r>
+        <w:rPr>
+          <w:i/>
+          <w:iCs/>
+        </w:rPr>
+        <w:t>Fluxo_ItemPedido_Gravado_Banco.</w:t>
       </w:r>
       <w:r>
         <w:br/>
@@ -5812,7 +5526,7 @@
         </w:rPr>
         <w:lastRenderedPageBreak/>
         <w:drawing>
-          <wp:inline distT="0" distB="0" distL="0" distR="0" wp14:anchorId="54FFFB6E" wp14:editId="237619B9">
+          <wp:inline distT="0" distB="0" distL="0" distR="0" wp14:anchorId="54FFFB6E" wp14:editId="088DAD6C">
             <wp:extent cx="5394960" cy="1844040"/>
             <wp:effectExtent l="0" t="0" r="0" b="3810"/>
             <wp:docPr id="1492892451" name="Imagem 11"/>
@@ -5863,21 +5577,12 @@
       <w:r>
         <w:br/>
       </w:r>
-      <w:proofErr w:type="spellStart"/>
-      <w:r>
-        <w:rPr>
-          <w:i/>
-          <w:iCs/>
-        </w:rPr>
-        <w:t>Fluxo_Pedido_Vazio_Bloqueado</w:t>
-      </w:r>
-      <w:proofErr w:type="spellEnd"/>
-      <w:r>
-        <w:rPr>
-          <w:i/>
-          <w:iCs/>
-        </w:rPr>
-        <w:t>.</w:t>
+      <w:r>
+        <w:rPr>
+          <w:i/>
+          <w:iCs/>
+        </w:rPr>
+        <w:t>Fluxo_Pedido_Vazio_Bloqueado.</w:t>
       </w:r>
     </w:p>
     <w:p>
@@ -5943,21 +5648,12 @@
       <w:r>
         <w:br/>
       </w:r>
-      <w:proofErr w:type="spellStart"/>
-      <w:r>
-        <w:rPr>
-          <w:i/>
-          <w:iCs/>
-        </w:rPr>
-        <w:t>Fluxo_Pedido_Vazio_Nao_Gravado_Banco</w:t>
-      </w:r>
-      <w:proofErr w:type="spellEnd"/>
-      <w:r>
-        <w:rPr>
-          <w:i/>
-          <w:iCs/>
-        </w:rPr>
-        <w:t>.</w:t>
+      <w:r>
+        <w:rPr>
+          <w:i/>
+          <w:iCs/>
+        </w:rPr>
+        <w:t>Fluxo_Pedido_Vazio_Nao_Gravado_Banco.</w:t>
       </w:r>
       <w:r>
         <w:br/>
@@ -6060,15 +5756,7 @@
         <w:ind w:left="708"/>
       </w:pPr>
       <w:r>
-        <w:t>A aplicação Raízes do Nordeste foi desenvolvida uma arquitetura composta por Front-</w:t>
-      </w:r>
-      <w:proofErr w:type="spellStart"/>
-      <w:r>
-        <w:t>end</w:t>
-      </w:r>
-      <w:proofErr w:type="spellEnd"/>
-      <w:r>
-        <w:t>, API e banco de dados, permitindo a separação das responsabilidades entre as diferentes camadas do sistema.</w:t>
+        <w:t>A aplicação Raízes do Nordeste foi desenvolvida uma arquitetura composta por Front-end, API e banco de dados, permitindo a separação das responsabilidades entre as diferentes camadas do sistema.</w:t>
       </w:r>
     </w:p>
     <w:p>
@@ -6080,23 +5768,7 @@
           <w:b/>
           <w:bCs/>
         </w:rPr>
-        <w:t>Acesso ao front-</w:t>
-      </w:r>
-      <w:proofErr w:type="spellStart"/>
-      <w:r>
-        <w:rPr>
-          <w:b/>
-          <w:bCs/>
-        </w:rPr>
-        <w:t>end</w:t>
-      </w:r>
-      <w:proofErr w:type="spellEnd"/>
-      <w:r>
-        <w:rPr>
-          <w:b/>
-          <w:bCs/>
-        </w:rPr>
-        <w:t>:</w:t>
+        <w:t>Acesso ao front-end:</w:t>
       </w:r>
       <w:r>
         <w:br/>
@@ -6142,23 +5814,7 @@
           <w:b/>
           <w:bCs/>
         </w:rPr>
-        <w:t xml:space="preserve">Protótipo da interface no </w:t>
-      </w:r>
-      <w:proofErr w:type="spellStart"/>
-      <w:r>
-        <w:rPr>
-          <w:b/>
-          <w:bCs/>
-        </w:rPr>
-        <w:t>Figma</w:t>
-      </w:r>
-      <w:proofErr w:type="spellEnd"/>
-      <w:r>
-        <w:rPr>
-          <w:b/>
-          <w:bCs/>
-        </w:rPr>
-        <w:t>:</w:t>
+        <w:t>Protótipo da interface no Figma:</w:t>
       </w:r>
       <w:r>
         <w:br/>
@@ -6171,21 +5827,39 @@
           <w:t>https://www.figma.com/design/IYvtIDxdkUGh2Z8MHHiNyK/Raizes-App?node-id=0-1&amp;t=lOXEI8KXYVUQJKHe-1</w:t>
         </w:r>
       </w:hyperlink>
+      <w:r>
+        <w:br/>
+      </w:r>
+      <w:r>
+        <w:br/>
+      </w:r>
+      <w:hyperlink r:id="rId37" w:history="1">
+        <w:r>
+          <w:rPr>
+            <w:rStyle w:val="Hyperlink"/>
+          </w:rPr>
+          <w:t>https://www.figma.com/proto/IYvtIDxdkUGh2Z8MHHiNyK/Raizes-App?node-id=1-4&amp;t=wV</w:t>
+        </w:r>
+        <w:r>
+          <w:rPr>
+            <w:rStyle w:val="Hyperlink"/>
+          </w:rPr>
+          <w:t>V</w:t>
+        </w:r>
+        <w:r>
+          <w:rPr>
+            <w:rStyle w:val="Hyperlink"/>
+          </w:rPr>
+          <w:t>uSvS0p9m5PDtj-0&amp;scaling=min-zoom&amp;content-scaling=fixed&amp;page-id=0%3A1&amp;starting-point-node-id=1%3A4</w:t>
+        </w:r>
+      </w:hyperlink>
     </w:p>
     <w:p>
       <w:pPr>
         <w:ind w:left="708"/>
       </w:pPr>
       <w:r>
-        <w:t xml:space="preserve">O protótipo foi elaborado no </w:t>
-      </w:r>
-      <w:proofErr w:type="spellStart"/>
-      <w:r>
-        <w:t>Figma</w:t>
-      </w:r>
-      <w:proofErr w:type="spellEnd"/>
-      <w:r>
-        <w:t xml:space="preserve"> para apoiar o planejamento visual da aplicação e a organização das telas e dos fluxos de navegação do Raízes App.</w:t>
+        <w:t>O protótipo foi elaborado no Figma para apoiar o planejamento visual da aplicação e a organização das telas e dos fluxos de navegação do Raízes App.</w:t>
       </w:r>
     </w:p>
     <w:p>
@@ -6193,15 +5867,7 @@
         <w:ind w:left="708"/>
       </w:pPr>
       <w:r>
-        <w:t>O Front-</w:t>
-      </w:r>
-      <w:proofErr w:type="spellStart"/>
-      <w:r>
-        <w:t>end</w:t>
-      </w:r>
-      <w:proofErr w:type="spellEnd"/>
-      <w:r>
-        <w:t xml:space="preserve"> foi publicado por meio do GitHub Pages, permitindo o acesso à interface pela internet. O código-fonte do projeto está disponível no repositório público do GitHub, juntamente com os documentos e artefatos desenvolvidos.</w:t>
+        <w:t>O Front-end foi publicado por meio do GitHub Pages, permitindo o acesso à interface pela internet. O código-fonte do projeto está disponível no repositório público do GitHub, juntamente com os documentos e artefatos desenvolvidos.</w:t>
       </w:r>
     </w:p>
     <w:p>
@@ -6209,15 +5875,7 @@
         <w:ind w:left="708"/>
       </w:pPr>
       <w:r>
-        <w:t xml:space="preserve">A API foi implementada em Python, utilizando </w:t>
-      </w:r>
-      <w:proofErr w:type="spellStart"/>
-      <w:r>
-        <w:t>Flask</w:t>
-      </w:r>
-      <w:proofErr w:type="spellEnd"/>
-      <w:r>
-        <w:t>, e o banco de dados foi desenvolvido em Microsoft SQL Server. Durante o desenvolvimento e os testes, esses componentes foram executados localmente no computador utilizado para a implementação do projeto.</w:t>
+        <w:t>A API foi implementada em Python, utilizando Flask, e o banco de dados foi desenvolvido em Microsoft SQL Server. Durante o desenvolvimento e os testes, esses componentes foram executados localmente no computador utilizado para a implementação do projeto.</w:t>
       </w:r>
     </w:p>
     <w:p>
@@ -6229,23 +5887,7 @@
           <w:b/>
           <w:bCs/>
         </w:rPr>
-        <w:t>É importante destacar que a publicação do Front-</w:t>
-      </w:r>
-      <w:proofErr w:type="spellStart"/>
-      <w:r>
-        <w:rPr>
-          <w:b/>
-          <w:bCs/>
-        </w:rPr>
-        <w:t>end</w:t>
-      </w:r>
-      <w:proofErr w:type="spellEnd"/>
-      <w:r>
-        <w:rPr>
-          <w:b/>
-          <w:bCs/>
-        </w:rPr>
-        <w:t xml:space="preserve"> não disponibiliza automaticamente a API e o banco de dados na internet.</w:t>
+        <w:t>É importante destacar que a publicação do Front-end não disponibiliza automaticamente a API e o banco de dados na internet.</w:t>
       </w:r>
       <w:r>
         <w:t xml:space="preserve"> Dessa forma, quando o site é acessado por outro computador ou dispositivo, a aplicação não consegue se comunicar com a API executada apenas no ambiente local de desenvolvimento. Para que todas as funcionalidades operem de forma integrada pela internet, será necessário hospedar a API em um servidor acessível externamente e disponibilizar o banco de dados em uma infraestrutura compatível.</w:t>
@@ -6256,15 +5898,8 @@
         <w:ind w:left="708"/>
       </w:pPr>
       <w:r>
-        <w:t>Apesar dessa limitação, a integração entre o Front-</w:t>
-      </w:r>
-      <w:proofErr w:type="spellStart"/>
-      <w:r>
-        <w:t>end</w:t>
-      </w:r>
-      <w:proofErr w:type="spellEnd"/>
-      <w:r>
-        <w:t>, a API e o banco de dados foi testada localmente. Os resultados e as evidências dos testes realizados estão apresentados nesta documentação.</w:t>
+        <w:lastRenderedPageBreak/>
+        <w:t>Apesar dessa limitação, a integração entre o Front-end, a API e o banco de dados foi testada localmente. Os resultados e as evidências dos testes realizados estão apresentados nesta documentação.</w:t>
       </w:r>
     </w:p>
     <w:p>
@@ -6272,7 +5907,6 @@
         <w:ind w:left="708"/>
       </w:pPr>
       <w:r>
-        <w:lastRenderedPageBreak/>
         <w:t>Assim, o projeto apresenta a implementação das principais funcionalidades do Raízes App, seus artefatos técnicos e os resultados obtidos durante a validação, além de documentar as etapas necessárias para sua futura implantação em ambiente de produção.</w:t>
       </w:r>
     </w:p>
@@ -6324,23 +5958,7 @@
         <w:ind w:left="708"/>
       </w:pPr>
       <w:r>
-        <w:t>A integração entre o Front-</w:t>
-      </w:r>
-      <w:proofErr w:type="spellStart"/>
-      <w:r>
-        <w:t>end</w:t>
-      </w:r>
-      <w:proofErr w:type="spellEnd"/>
-      <w:r>
-        <w:t xml:space="preserve">, a API </w:t>
-      </w:r>
-      <w:proofErr w:type="spellStart"/>
-      <w:r>
-        <w:t>Flask</w:t>
-      </w:r>
-      <w:proofErr w:type="spellEnd"/>
-      <w:r>
-        <w:t xml:space="preserve"> e o banco de dados SQL Server foi validada em ambiente local. Entretanto, a aplicação ainda apresenta limitações, como a ausência de autenticação completa e a necessidade de disponibilizar a API e o banco de dados em um ambiente externo para permitir o funcionamento integrado pela internet.</w:t>
+        <w:t>A integração entre o Front-end, a API Flask e o banco de dados SQL Server foi validada em ambiente local. Entretanto, a aplicação ainda apresenta limitações, como a ausência de autenticação completa e a necessidade de disponibilizar a API e o banco de dados em um ambiente externo para permitir o funcionamento integrado pela internet.</w:t>
       </w:r>
     </w:p>
     <w:p>
@@ -6383,25 +6001,9 @@
         <w:ind w:left="708"/>
       </w:pPr>
       <w:r>
-        <w:t xml:space="preserve">FLASK. </w:t>
-      </w:r>
-      <w:proofErr w:type="spellStart"/>
-      <w:r>
-        <w:t>Flask</w:t>
-      </w:r>
-      <w:proofErr w:type="spellEnd"/>
-      <w:r>
-        <w:t xml:space="preserve"> </w:t>
-      </w:r>
-      <w:proofErr w:type="spellStart"/>
-      <w:r>
-        <w:t>Documentation</w:t>
-      </w:r>
-      <w:proofErr w:type="spellEnd"/>
-      <w:r>
-        <w:t xml:space="preserve">. Disponível em: </w:t>
-      </w:r>
-      <w:hyperlink r:id="rId37" w:history="1">
+        <w:t xml:space="preserve">FLASK. Flask Documentation. Disponível em: </w:t>
+      </w:r>
+      <w:hyperlink r:id="rId38" w:history="1">
         <w:r>
           <w:rPr>
             <w:rStyle w:val="Hyperlink"/>
@@ -6424,17 +6026,9 @@
         <w:ind w:left="708"/>
       </w:pPr>
       <w:r>
-        <w:t xml:space="preserve">FIGMA. </w:t>
-      </w:r>
-      <w:proofErr w:type="spellStart"/>
-      <w:r>
-        <w:t>Figma</w:t>
-      </w:r>
-      <w:proofErr w:type="spellEnd"/>
-      <w:r>
-        <w:t xml:space="preserve"> Help Center. Disponível em: </w:t>
-      </w:r>
-      <w:hyperlink r:id="rId38" w:history="1">
+        <w:t xml:space="preserve">FIGMA. Figma Help Center. Disponível em: </w:t>
+      </w:r>
+      <w:hyperlink r:id="rId39" w:history="1">
         <w:r>
           <w:rPr>
             <w:rStyle w:val="Hyperlink"/>
@@ -6457,9 +6051,10 @@
         <w:ind w:left="708"/>
       </w:pPr>
       <w:r>
+        <w:lastRenderedPageBreak/>
         <w:t xml:space="preserve">GITHUB. GitHub Docs. Disponível em: </w:t>
       </w:r>
-      <w:hyperlink r:id="rId39" w:history="1">
+      <w:hyperlink r:id="rId40" w:history="1">
         <w:r>
           <w:rPr>
             <w:rStyle w:val="Hyperlink"/>
@@ -6476,17 +6071,9 @@
         <w:ind w:left="708"/>
       </w:pPr>
       <w:r>
-        <w:t xml:space="preserve">MICROSOFT. SQL Server </w:t>
-      </w:r>
-      <w:proofErr w:type="spellStart"/>
-      <w:r>
-        <w:t>Documentation</w:t>
-      </w:r>
-      <w:proofErr w:type="spellEnd"/>
-      <w:r>
-        <w:t xml:space="preserve">. Disponível em: </w:t>
-      </w:r>
-      <w:hyperlink r:id="rId40" w:history="1">
+        <w:t xml:space="preserve">MICROSOFT. SQL Server Documentation. Disponível em: </w:t>
+      </w:r>
+      <w:hyperlink r:id="rId41" w:history="1">
         <w:r>
           <w:rPr>
             <w:rStyle w:val="Hyperlink"/>
@@ -6509,21 +6096,12 @@
         <w:ind w:left="708"/>
       </w:pPr>
       <w:r>
-        <w:lastRenderedPageBreak/>
-        <w:t xml:space="preserve">PYTHON SOFTWARE FOUNDATION. Python </w:t>
-      </w:r>
-      <w:proofErr w:type="spellStart"/>
-      <w:r>
-        <w:t>Documentation</w:t>
-      </w:r>
-      <w:proofErr w:type="spellEnd"/>
-      <w:r>
-        <w:t xml:space="preserve">. </w:t>
+        <w:t xml:space="preserve">PYTHON SOFTWARE FOUNDATION. Python Documentation. </w:t>
       </w:r>
       <w:r>
         <w:t xml:space="preserve">Disponível em: </w:t>
       </w:r>
-      <w:hyperlink r:id="rId41" w:history="1">
+      <w:hyperlink r:id="rId42" w:history="1">
         <w:r>
           <w:rPr>
             <w:rStyle w:val="Hyperlink"/>
@@ -6646,12 +6224,12 @@
     </w:p>
     <w:p/>
     <w:sectPr>
-      <w:headerReference w:type="even" r:id="rId42"/>
-      <w:headerReference w:type="default" r:id="rId43"/>
-      <w:footerReference w:type="even" r:id="rId44"/>
-      <w:footerReference w:type="default" r:id="rId45"/>
-      <w:headerReference w:type="first" r:id="rId46"/>
-      <w:footerReference w:type="first" r:id="rId47"/>
+      <w:headerReference w:type="even" r:id="rId43"/>
+      <w:headerReference w:type="default" r:id="rId44"/>
+      <w:footerReference w:type="even" r:id="rId45"/>
+      <w:footerReference w:type="default" r:id="rId46"/>
+      <w:headerReference w:type="first" r:id="rId47"/>
+      <w:footerReference w:type="first" r:id="rId48"/>
       <w:pgSz w:w="11906" w:h="16838"/>
       <w:pgMar w:top="1417" w:right="1701" w:bottom="1417" w:left="1701" w:header="708" w:footer="708" w:gutter="0"/>
       <w:cols w:space="708"/>
@@ -10541,6 +10119,7 @@
   <w:style w:type="character" w:default="1" w:styleId="Fontepargpadro">
     <w:name w:val="Default Paragraph Font"/>
     <w:uiPriority w:val="1"/>
+    <w:semiHidden/>
     <w:unhideWhenUsed/>
   </w:style>
   <w:style w:type="table" w:default="1" w:styleId="Tabelanormal">
